--- a/engine/phdc_study/PHDC_Bibliography_10-09-2026.docx
+++ b/engine/phdc_study/PHDC_Bibliography_10-09-2026.docx
@@ -14331,7 +14331,7 @@
                 <w:color w:val="1A1D21"/>
                 <w:sz w:val="17"/>
               </w:rPr>
-              <w:t>Cost of capital rebuilt bottom-up at 26.09% on the rating basis and 25.10% on the swap basis, replacing the 11 June 2026 edition's 18%; unchanged in this edition.</w:t>
+              <w:t>Cost of capital rebuilt bottom-up at 25.83% on the rating basis and 24.96% on the swap basis, replacing the 11 June 2026 edition's 18%; unchanged in this edition.</w:t>
             </w:r>
           </w:p>
         </w:tc>

--- a/engine/phdc_study/PHDC_Bibliography_10-09-2026.docx
+++ b/engine/phdc_study/PHDC_Bibliography_10-09-2026.docx
@@ -27,7 +27,7 @@
           <w:color w:val="5B6570"/>
           <w:sz w:val="21"/>
         </w:rPr>
-        <w:t>Sources, inputs and judgements · edition of 2 September 2026</w:t>
+        <w:t>Sources, inputs and judgements · edition of 10 September 2026</w:t>
       </w:r>
     </w:p>
     <w:p>

--- a/engine/phdc_study/PHDC_Bibliography_10-09-2026.docx
+++ b/engine/phdc_study/PHDC_Bibliography_10-09-2026.docx
@@ -62,10 +62,10 @@
         <w:tblLayout w:type="fixed"/>
       </w:tblPr>
       <w:tblGrid>
-        <w:gridCol w:w="2495"/>
-        <w:gridCol w:w="1814"/>
-        <w:gridCol w:w="2041"/>
-        <w:gridCol w:w="3062"/>
+        <w:gridCol w:w="5086"/>
+        <w:gridCol w:w="1423"/>
+        <w:gridCol w:w="1452"/>
+        <w:gridCol w:w="1452"/>
       </w:tblGrid>
       <w:tr>
         <w:trPr>
@@ -73,7 +73,7 @@
         </w:trPr>
         <w:tc>
           <w:tcPr>
-            <w:tcW w:type="dxa" w:w="2494"/>
+            <w:tcW w:type="dxa" w:w="5085"/>
           </w:tcPr>
           <w:p>
             <w:r/>
@@ -89,7 +89,7 @@
         </w:tc>
         <w:tc>
           <w:tcPr>
-            <w:tcW w:type="dxa" w:w="1814"/>
+            <w:tcW w:type="dxa" w:w="1423"/>
           </w:tcPr>
           <w:p>
             <w:r/>
@@ -105,7 +105,7 @@
         </w:tc>
         <w:tc>
           <w:tcPr>
-            <w:tcW w:type="dxa" w:w="2041"/>
+            <w:tcW w:type="dxa" w:w="1451"/>
           </w:tcPr>
           <w:p>
             <w:r/>
@@ -121,7 +121,7 @@
         </w:tc>
         <w:tc>
           <w:tcPr>
-            <w:tcW w:type="dxa" w:w="3061"/>
+            <w:tcW w:type="dxa" w:w="1451"/>
           </w:tcPr>
           <w:p>
             <w:r/>
@@ -142,7 +142,7 @@
         </w:trPr>
         <w:tc>
           <w:tcPr>
-            <w:tcW w:type="dxa" w:w="2494"/>
+            <w:tcW w:type="dxa" w:w="5085"/>
           </w:tcPr>
           <w:p>
             <w:r/>
@@ -157,7 +157,7 @@
         </w:tc>
         <w:tc>
           <w:tcPr>
-            <w:tcW w:type="dxa" w:w="1814"/>
+            <w:tcW w:type="dxa" w:w="1423"/>
           </w:tcPr>
           <w:p>
             <w:r/>
@@ -172,7 +172,7 @@
         </w:tc>
         <w:tc>
           <w:tcPr>
-            <w:tcW w:type="dxa" w:w="2041"/>
+            <w:tcW w:type="dxa" w:w="1451"/>
           </w:tcPr>
           <w:p>
             <w:r/>
@@ -187,7 +187,7 @@
         </w:tc>
         <w:tc>
           <w:tcPr>
-            <w:tcW w:type="dxa" w:w="3061"/>
+            <w:tcW w:type="dxa" w:w="1451"/>
           </w:tcPr>
           <w:p>
             <w:r/>
@@ -207,7 +207,7 @@
         </w:trPr>
         <w:tc>
           <w:tcPr>
-            <w:tcW w:type="dxa" w:w="2494"/>
+            <w:tcW w:type="dxa" w:w="5085"/>
           </w:tcPr>
           <w:p>
             <w:r/>
@@ -222,7 +222,7 @@
         </w:tc>
         <w:tc>
           <w:tcPr>
-            <w:tcW w:type="dxa" w:w="1814"/>
+            <w:tcW w:type="dxa" w:w="1423"/>
           </w:tcPr>
           <w:p>
             <w:r/>
@@ -237,7 +237,7 @@
         </w:tc>
         <w:tc>
           <w:tcPr>
-            <w:tcW w:type="dxa" w:w="2041"/>
+            <w:tcW w:type="dxa" w:w="1451"/>
           </w:tcPr>
           <w:p>
             <w:r/>
@@ -252,7 +252,7 @@
         </w:tc>
         <w:tc>
           <w:tcPr>
-            <w:tcW w:type="dxa" w:w="3061"/>
+            <w:tcW w:type="dxa" w:w="1451"/>
           </w:tcPr>
           <w:p>
             <w:r/>
@@ -272,7 +272,7 @@
         </w:trPr>
         <w:tc>
           <w:tcPr>
-            <w:tcW w:type="dxa" w:w="2494"/>
+            <w:tcW w:type="dxa" w:w="5085"/>
           </w:tcPr>
           <w:p>
             <w:r/>
@@ -287,7 +287,7 @@
         </w:tc>
         <w:tc>
           <w:tcPr>
-            <w:tcW w:type="dxa" w:w="1814"/>
+            <w:tcW w:type="dxa" w:w="1423"/>
           </w:tcPr>
           <w:p>
             <w:r/>
@@ -302,7 +302,7 @@
         </w:tc>
         <w:tc>
           <w:tcPr>
-            <w:tcW w:type="dxa" w:w="2041"/>
+            <w:tcW w:type="dxa" w:w="1451"/>
           </w:tcPr>
           <w:p>
             <w:r/>
@@ -317,7 +317,7 @@
         </w:tc>
         <w:tc>
           <w:tcPr>
-            <w:tcW w:type="dxa" w:w="3061"/>
+            <w:tcW w:type="dxa" w:w="1451"/>
           </w:tcPr>
           <w:p>
             <w:r/>
@@ -337,7 +337,7 @@
         </w:trPr>
         <w:tc>
           <w:tcPr>
-            <w:tcW w:type="dxa" w:w="2494"/>
+            <w:tcW w:type="dxa" w:w="5085"/>
           </w:tcPr>
           <w:p>
             <w:r/>
@@ -352,7 +352,7 @@
         </w:tc>
         <w:tc>
           <w:tcPr>
-            <w:tcW w:type="dxa" w:w="1814"/>
+            <w:tcW w:type="dxa" w:w="1423"/>
           </w:tcPr>
           <w:p>
             <w:r/>
@@ -367,7 +367,7 @@
         </w:tc>
         <w:tc>
           <w:tcPr>
-            <w:tcW w:type="dxa" w:w="2041"/>
+            <w:tcW w:type="dxa" w:w="1451"/>
           </w:tcPr>
           <w:p>
             <w:r/>
@@ -382,7 +382,7 @@
         </w:tc>
         <w:tc>
           <w:tcPr>
-            <w:tcW w:type="dxa" w:w="3061"/>
+            <w:tcW w:type="dxa" w:w="1451"/>
           </w:tcPr>
           <w:p>
             <w:r/>
@@ -402,7 +402,7 @@
         </w:trPr>
         <w:tc>
           <w:tcPr>
-            <w:tcW w:type="dxa" w:w="2494"/>
+            <w:tcW w:type="dxa" w:w="5085"/>
           </w:tcPr>
           <w:p>
             <w:r/>
@@ -417,7 +417,7 @@
         </w:tc>
         <w:tc>
           <w:tcPr>
-            <w:tcW w:type="dxa" w:w="1814"/>
+            <w:tcW w:type="dxa" w:w="1423"/>
           </w:tcPr>
           <w:p>
             <w:r/>
@@ -432,7 +432,7 @@
         </w:tc>
         <w:tc>
           <w:tcPr>
-            <w:tcW w:type="dxa" w:w="2041"/>
+            <w:tcW w:type="dxa" w:w="1451"/>
           </w:tcPr>
           <w:p>
             <w:r/>
@@ -447,7 +447,7 @@
         </w:tc>
         <w:tc>
           <w:tcPr>
-            <w:tcW w:type="dxa" w:w="3061"/>
+            <w:tcW w:type="dxa" w:w="1451"/>
           </w:tcPr>
           <w:p>
             <w:r/>
@@ -467,7 +467,7 @@
         </w:trPr>
         <w:tc>
           <w:tcPr>
-            <w:tcW w:type="dxa" w:w="2494"/>
+            <w:tcW w:type="dxa" w:w="5085"/>
           </w:tcPr>
           <w:p>
             <w:r/>
@@ -482,7 +482,7 @@
         </w:tc>
         <w:tc>
           <w:tcPr>
-            <w:tcW w:type="dxa" w:w="1814"/>
+            <w:tcW w:type="dxa" w:w="1423"/>
           </w:tcPr>
           <w:p>
             <w:r/>
@@ -497,7 +497,7 @@
         </w:tc>
         <w:tc>
           <w:tcPr>
-            <w:tcW w:type="dxa" w:w="2041"/>
+            <w:tcW w:type="dxa" w:w="1451"/>
           </w:tcPr>
           <w:p>
             <w:r/>
@@ -512,7 +512,7 @@
         </w:tc>
         <w:tc>
           <w:tcPr>
-            <w:tcW w:type="dxa" w:w="3061"/>
+            <w:tcW w:type="dxa" w:w="1451"/>
           </w:tcPr>
           <w:p>
             <w:r/>
@@ -532,7 +532,7 @@
         </w:trPr>
         <w:tc>
           <w:tcPr>
-            <w:tcW w:type="dxa" w:w="2494"/>
+            <w:tcW w:type="dxa" w:w="5085"/>
           </w:tcPr>
           <w:p>
             <w:r/>
@@ -547,7 +547,7 @@
         </w:tc>
         <w:tc>
           <w:tcPr>
-            <w:tcW w:type="dxa" w:w="1814"/>
+            <w:tcW w:type="dxa" w:w="1423"/>
           </w:tcPr>
           <w:p>
             <w:r/>
@@ -562,7 +562,7 @@
         </w:tc>
         <w:tc>
           <w:tcPr>
-            <w:tcW w:type="dxa" w:w="2041"/>
+            <w:tcW w:type="dxa" w:w="1451"/>
           </w:tcPr>
           <w:p>
             <w:r/>
@@ -577,7 +577,7 @@
         </w:tc>
         <w:tc>
           <w:tcPr>
-            <w:tcW w:type="dxa" w:w="3061"/>
+            <w:tcW w:type="dxa" w:w="1451"/>
           </w:tcPr>
           <w:p>
             <w:r/>
@@ -597,7 +597,7 @@
         </w:trPr>
         <w:tc>
           <w:tcPr>
-            <w:tcW w:type="dxa" w:w="2494"/>
+            <w:tcW w:type="dxa" w:w="5085"/>
           </w:tcPr>
           <w:p>
             <w:r/>
@@ -612,7 +612,7 @@
         </w:tc>
         <w:tc>
           <w:tcPr>
-            <w:tcW w:type="dxa" w:w="1814"/>
+            <w:tcW w:type="dxa" w:w="1423"/>
           </w:tcPr>
           <w:p>
             <w:r/>
@@ -627,7 +627,7 @@
         </w:tc>
         <w:tc>
           <w:tcPr>
-            <w:tcW w:type="dxa" w:w="2041"/>
+            <w:tcW w:type="dxa" w:w="1451"/>
           </w:tcPr>
           <w:p>
             <w:r/>
@@ -642,7 +642,7 @@
         </w:tc>
         <w:tc>
           <w:tcPr>
-            <w:tcW w:type="dxa" w:w="3061"/>
+            <w:tcW w:type="dxa" w:w="1451"/>
           </w:tcPr>
           <w:p>
             <w:r/>
@@ -662,7 +662,7 @@
         </w:trPr>
         <w:tc>
           <w:tcPr>
-            <w:tcW w:type="dxa" w:w="2494"/>
+            <w:tcW w:type="dxa" w:w="5085"/>
           </w:tcPr>
           <w:p>
             <w:r/>
@@ -677,7 +677,7 @@
         </w:tc>
         <w:tc>
           <w:tcPr>
-            <w:tcW w:type="dxa" w:w="1814"/>
+            <w:tcW w:type="dxa" w:w="1423"/>
           </w:tcPr>
           <w:p>
             <w:r/>
@@ -692,7 +692,7 @@
         </w:tc>
         <w:tc>
           <w:tcPr>
-            <w:tcW w:type="dxa" w:w="2041"/>
+            <w:tcW w:type="dxa" w:w="1451"/>
           </w:tcPr>
           <w:p>
             <w:r/>
@@ -707,7 +707,7 @@
         </w:tc>
         <w:tc>
           <w:tcPr>
-            <w:tcW w:type="dxa" w:w="3061"/>
+            <w:tcW w:type="dxa" w:w="1451"/>
           </w:tcPr>
           <w:p>
             <w:r/>
@@ -727,7 +727,7 @@
         </w:trPr>
         <w:tc>
           <w:tcPr>
-            <w:tcW w:type="dxa" w:w="2494"/>
+            <w:tcW w:type="dxa" w:w="5085"/>
           </w:tcPr>
           <w:p>
             <w:r/>
@@ -742,7 +742,7 @@
         </w:tc>
         <w:tc>
           <w:tcPr>
-            <w:tcW w:type="dxa" w:w="1814"/>
+            <w:tcW w:type="dxa" w:w="1423"/>
           </w:tcPr>
           <w:p>
             <w:r/>
@@ -757,7 +757,7 @@
         </w:tc>
         <w:tc>
           <w:tcPr>
-            <w:tcW w:type="dxa" w:w="2041"/>
+            <w:tcW w:type="dxa" w:w="1451"/>
           </w:tcPr>
           <w:p>
             <w:r/>
@@ -772,7 +772,7 @@
         </w:tc>
         <w:tc>
           <w:tcPr>
-            <w:tcW w:type="dxa" w:w="3061"/>
+            <w:tcW w:type="dxa" w:w="1451"/>
           </w:tcPr>
           <w:p>
             <w:r/>
@@ -841,12 +841,12 @@
         <w:tblLayout w:type="fixed"/>
       </w:tblPr>
       <w:tblGrid>
-        <w:gridCol w:w="1814"/>
-        <w:gridCol w:w="1191"/>
-        <w:gridCol w:w="907"/>
-        <w:gridCol w:w="1077"/>
-        <w:gridCol w:w="794"/>
-        <w:gridCol w:w="3629"/>
+        <w:gridCol w:w="3822"/>
+        <w:gridCol w:w="1026"/>
+        <w:gridCol w:w="635"/>
+        <w:gridCol w:w="1128"/>
+        <w:gridCol w:w="635"/>
+        <w:gridCol w:w="2166"/>
       </w:tblGrid>
       <w:tr>
         <w:trPr>
@@ -854,7 +854,7 @@
         </w:trPr>
         <w:tc>
           <w:tcPr>
-            <w:tcW w:type="dxa" w:w="1814"/>
+            <w:tcW w:type="dxa" w:w="3821"/>
           </w:tcPr>
           <w:p>
             <w:r/>
@@ -870,7 +870,7 @@
         </w:tc>
         <w:tc>
           <w:tcPr>
-            <w:tcW w:type="dxa" w:w="1191"/>
+            <w:tcW w:type="dxa" w:w="1026"/>
           </w:tcPr>
           <w:p>
             <w:r/>
@@ -886,7 +886,7 @@
         </w:tc>
         <w:tc>
           <w:tcPr>
-            <w:tcW w:type="dxa" w:w="907"/>
+            <w:tcW w:type="dxa" w:w="635"/>
           </w:tcPr>
           <w:p>
             <w:r/>
@@ -902,7 +902,7 @@
         </w:tc>
         <w:tc>
           <w:tcPr>
-            <w:tcW w:type="dxa" w:w="1077"/>
+            <w:tcW w:type="dxa" w:w="1128"/>
           </w:tcPr>
           <w:p>
             <w:r/>
@@ -918,7 +918,7 @@
         </w:tc>
         <w:tc>
           <w:tcPr>
-            <w:tcW w:type="dxa" w:w="794"/>
+            <w:tcW w:type="dxa" w:w="635"/>
           </w:tcPr>
           <w:p>
             <w:r/>
@@ -934,7 +934,7 @@
         </w:tc>
         <w:tc>
           <w:tcPr>
-            <w:tcW w:type="dxa" w:w="3628"/>
+            <w:tcW w:type="dxa" w:w="2166"/>
           </w:tcPr>
           <w:p>
             <w:r/>
@@ -955,7 +955,7 @@
         </w:trPr>
         <w:tc>
           <w:tcPr>
-            <w:tcW w:type="dxa" w:w="1814"/>
+            <w:tcW w:type="dxa" w:w="3821"/>
           </w:tcPr>
           <w:p>
             <w:r/>
@@ -970,7 +970,7 @@
         </w:tc>
         <w:tc>
           <w:tcPr>
-            <w:tcW w:type="dxa" w:w="1191"/>
+            <w:tcW w:type="dxa" w:w="1026"/>
           </w:tcPr>
           <w:p>
             <w:pPr>
@@ -988,7 +988,7 @@
         </w:tc>
         <w:tc>
           <w:tcPr>
-            <w:tcW w:type="dxa" w:w="907"/>
+            <w:tcW w:type="dxa" w:w="635"/>
           </w:tcPr>
           <w:p>
             <w:r/>
@@ -1003,7 +1003,7 @@
         </w:tc>
         <w:tc>
           <w:tcPr>
-            <w:tcW w:type="dxa" w:w="1077"/>
+            <w:tcW w:type="dxa" w:w="1128"/>
           </w:tcPr>
           <w:p>
             <w:pPr>
@@ -1021,7 +1021,7 @@
         </w:tc>
         <w:tc>
           <w:tcPr>
-            <w:tcW w:type="dxa" w:w="794"/>
+            <w:tcW w:type="dxa" w:w="635"/>
           </w:tcPr>
           <w:p>
             <w:r/>
@@ -1036,16 +1036,16 @@
         </w:tc>
         <w:tc>
           <w:tcPr>
-            <w:tcW w:type="dxa" w:w="3628"/>
-          </w:tcPr>
-          <w:p>
-            <w:r/>
-            <w:r>
-              <w:rPr>
-                <w:color w:val="1A1D21"/>
-                <w:sz w:val="15"/>
-              </w:rPr>
-              <w:t>PHD consolidated financial statements FY2025 (31 Dec 2025), via https://ir.palmhillsdevelopments.com/en-us/financial/resultcenter</w:t>
+            <w:tcW w:type="dxa" w:w="2166"/>
+          </w:tcPr>
+          <w:p>
+            <w:r/>
+            <w:r>
+              <w:rPr>
+                <w:color w:val="1A1D21"/>
+                <w:sz w:val="15"/>
+              </w:rPr>
+              <w:t>PHD consolidated financial statements FY2025 (31 Dec 2025), via https:/​/​ir.​palmhillsdevelopments.​com/​en-​us/​financial/​resultcenter</w:t>
             </w:r>
           </w:p>
         </w:tc>
@@ -1056,7 +1056,7 @@
         </w:trPr>
         <w:tc>
           <w:tcPr>
-            <w:tcW w:type="dxa" w:w="1814"/>
+            <w:tcW w:type="dxa" w:w="3821"/>
           </w:tcPr>
           <w:p>
             <w:r/>
@@ -1071,7 +1071,7 @@
         </w:tc>
         <w:tc>
           <w:tcPr>
-            <w:tcW w:type="dxa" w:w="1191"/>
+            <w:tcW w:type="dxa" w:w="1026"/>
           </w:tcPr>
           <w:p>
             <w:pPr>
@@ -1089,7 +1089,7 @@
         </w:tc>
         <w:tc>
           <w:tcPr>
-            <w:tcW w:type="dxa" w:w="907"/>
+            <w:tcW w:type="dxa" w:w="635"/>
           </w:tcPr>
           <w:p>
             <w:r/>
@@ -1104,7 +1104,7 @@
         </w:tc>
         <w:tc>
           <w:tcPr>
-            <w:tcW w:type="dxa" w:w="1077"/>
+            <w:tcW w:type="dxa" w:w="1128"/>
           </w:tcPr>
           <w:p>
             <w:pPr>
@@ -1122,7 +1122,7 @@
         </w:tc>
         <w:tc>
           <w:tcPr>
-            <w:tcW w:type="dxa" w:w="794"/>
+            <w:tcW w:type="dxa" w:w="635"/>
           </w:tcPr>
           <w:p>
             <w:r/>
@@ -1137,16 +1137,16 @@
         </w:tc>
         <w:tc>
           <w:tcPr>
-            <w:tcW w:type="dxa" w:w="3628"/>
-          </w:tcPr>
-          <w:p>
-            <w:r/>
-            <w:r>
-              <w:rPr>
-                <w:color w:val="1A1D21"/>
-                <w:sz w:val="15"/>
-              </w:rPr>
-              <w:t>PHD consolidated financial statements FY2025 (31 Dec 2025), via https://ir.palmhillsdevelopments.com/en-us/financial/resultcenter</w:t>
+            <w:tcW w:type="dxa" w:w="2166"/>
+          </w:tcPr>
+          <w:p>
+            <w:r/>
+            <w:r>
+              <w:rPr>
+                <w:color w:val="1A1D21"/>
+                <w:sz w:val="15"/>
+              </w:rPr>
+              <w:t>PHD consolidated financial statements FY2025 (31 Dec 2025), via https:/​/​ir.​palmhillsdevelopments.​com/​en-​us/​financial/​resultcenter</w:t>
             </w:r>
           </w:p>
         </w:tc>
@@ -1157,7 +1157,7 @@
         </w:trPr>
         <w:tc>
           <w:tcPr>
-            <w:tcW w:type="dxa" w:w="1814"/>
+            <w:tcW w:type="dxa" w:w="3821"/>
           </w:tcPr>
           <w:p>
             <w:r/>
@@ -1172,7 +1172,7 @@
         </w:tc>
         <w:tc>
           <w:tcPr>
-            <w:tcW w:type="dxa" w:w="1191"/>
+            <w:tcW w:type="dxa" w:w="1026"/>
           </w:tcPr>
           <w:p>
             <w:pPr>
@@ -1190,7 +1190,7 @@
         </w:tc>
         <w:tc>
           <w:tcPr>
-            <w:tcW w:type="dxa" w:w="907"/>
+            <w:tcW w:type="dxa" w:w="635"/>
           </w:tcPr>
           <w:p>
             <w:r/>
@@ -1205,7 +1205,7 @@
         </w:tc>
         <w:tc>
           <w:tcPr>
-            <w:tcW w:type="dxa" w:w="1077"/>
+            <w:tcW w:type="dxa" w:w="1128"/>
           </w:tcPr>
           <w:p>
             <w:pPr>
@@ -1223,7 +1223,7 @@
         </w:tc>
         <w:tc>
           <w:tcPr>
-            <w:tcW w:type="dxa" w:w="794"/>
+            <w:tcW w:type="dxa" w:w="635"/>
           </w:tcPr>
           <w:p>
             <w:r/>
@@ -1238,16 +1238,16 @@
         </w:tc>
         <w:tc>
           <w:tcPr>
-            <w:tcW w:type="dxa" w:w="3628"/>
-          </w:tcPr>
-          <w:p>
-            <w:r/>
-            <w:r>
-              <w:rPr>
-                <w:color w:val="1A1D21"/>
-                <w:sz w:val="15"/>
-              </w:rPr>
-              <w:t>PHD consolidated financial statements FY2025 (31 Dec 2025), via https://ir.palmhillsdevelopments.com/en-us/financial/resultcenter</w:t>
+            <w:tcW w:type="dxa" w:w="2166"/>
+          </w:tcPr>
+          <w:p>
+            <w:r/>
+            <w:r>
+              <w:rPr>
+                <w:color w:val="1A1D21"/>
+                <w:sz w:val="15"/>
+              </w:rPr>
+              <w:t>PHD consolidated financial statements FY2025 (31 Dec 2025), via https:/​/​ir.​palmhillsdevelopments.​com/​en-​us/​financial/​resultcenter</w:t>
             </w:r>
           </w:p>
         </w:tc>
@@ -1258,7 +1258,7 @@
         </w:trPr>
         <w:tc>
           <w:tcPr>
-            <w:tcW w:type="dxa" w:w="1814"/>
+            <w:tcW w:type="dxa" w:w="3821"/>
           </w:tcPr>
           <w:p>
             <w:r/>
@@ -1273,7 +1273,7 @@
         </w:tc>
         <w:tc>
           <w:tcPr>
-            <w:tcW w:type="dxa" w:w="1191"/>
+            <w:tcW w:type="dxa" w:w="1026"/>
           </w:tcPr>
           <w:p>
             <w:pPr>
@@ -1291,7 +1291,7 @@
         </w:tc>
         <w:tc>
           <w:tcPr>
-            <w:tcW w:type="dxa" w:w="907"/>
+            <w:tcW w:type="dxa" w:w="635"/>
           </w:tcPr>
           <w:p>
             <w:r/>
@@ -1306,7 +1306,7 @@
         </w:tc>
         <w:tc>
           <w:tcPr>
-            <w:tcW w:type="dxa" w:w="1077"/>
+            <w:tcW w:type="dxa" w:w="1128"/>
           </w:tcPr>
           <w:p>
             <w:pPr>
@@ -1324,7 +1324,7 @@
         </w:tc>
         <w:tc>
           <w:tcPr>
-            <w:tcW w:type="dxa" w:w="794"/>
+            <w:tcW w:type="dxa" w:w="635"/>
           </w:tcPr>
           <w:p>
             <w:r/>
@@ -1339,16 +1339,16 @@
         </w:tc>
         <w:tc>
           <w:tcPr>
-            <w:tcW w:type="dxa" w:w="3628"/>
-          </w:tcPr>
-          <w:p>
-            <w:r/>
-            <w:r>
-              <w:rPr>
-                <w:color w:val="1A1D21"/>
-                <w:sz w:val="15"/>
-              </w:rPr>
-              <w:t>PHD consolidated financial statements FY2025 (31 Dec 2025), via https://ir.palmhillsdevelopments.com/en-us/financial/resultcenter</w:t>
+            <w:tcW w:type="dxa" w:w="2166"/>
+          </w:tcPr>
+          <w:p>
+            <w:r/>
+            <w:r>
+              <w:rPr>
+                <w:color w:val="1A1D21"/>
+                <w:sz w:val="15"/>
+              </w:rPr>
+              <w:t>PHD consolidated financial statements FY2025 (31 Dec 2025), via https:/​/​ir.​palmhillsdevelopments.​com/​en-​us/​financial/​resultcenter</w:t>
             </w:r>
           </w:p>
         </w:tc>
@@ -1359,7 +1359,7 @@
         </w:trPr>
         <w:tc>
           <w:tcPr>
-            <w:tcW w:type="dxa" w:w="1814"/>
+            <w:tcW w:type="dxa" w:w="3821"/>
           </w:tcPr>
           <w:p>
             <w:r/>
@@ -1374,7 +1374,7 @@
         </w:tc>
         <w:tc>
           <w:tcPr>
-            <w:tcW w:type="dxa" w:w="1191"/>
+            <w:tcW w:type="dxa" w:w="1026"/>
           </w:tcPr>
           <w:p>
             <w:pPr>
@@ -1392,7 +1392,7 @@
         </w:tc>
         <w:tc>
           <w:tcPr>
-            <w:tcW w:type="dxa" w:w="907"/>
+            <w:tcW w:type="dxa" w:w="635"/>
           </w:tcPr>
           <w:p>
             <w:r/>
@@ -1407,7 +1407,7 @@
         </w:tc>
         <w:tc>
           <w:tcPr>
-            <w:tcW w:type="dxa" w:w="1077"/>
+            <w:tcW w:type="dxa" w:w="1128"/>
           </w:tcPr>
           <w:p>
             <w:pPr>
@@ -1425,7 +1425,7 @@
         </w:tc>
         <w:tc>
           <w:tcPr>
-            <w:tcW w:type="dxa" w:w="794"/>
+            <w:tcW w:type="dxa" w:w="635"/>
           </w:tcPr>
           <w:p>
             <w:r/>
@@ -1440,16 +1440,16 @@
         </w:tc>
         <w:tc>
           <w:tcPr>
-            <w:tcW w:type="dxa" w:w="3628"/>
-          </w:tcPr>
-          <w:p>
-            <w:r/>
-            <w:r>
-              <w:rPr>
-                <w:color w:val="1A1D21"/>
-                <w:sz w:val="15"/>
-              </w:rPr>
-              <w:t>PHD consolidated financial statements FY2025 (31 Dec 2025), via https://ir.palmhillsdevelopments.com/en-us/financial/resultcenter</w:t>
+            <w:tcW w:type="dxa" w:w="2166"/>
+          </w:tcPr>
+          <w:p>
+            <w:r/>
+            <w:r>
+              <w:rPr>
+                <w:color w:val="1A1D21"/>
+                <w:sz w:val="15"/>
+              </w:rPr>
+              <w:t>PHD consolidated financial statements FY2025 (31 Dec 2025), via https:/​/​ir.​palmhillsdevelopments.​com/​en-​us/​financial/​resultcenter</w:t>
             </w:r>
           </w:p>
         </w:tc>
@@ -1460,7 +1460,7 @@
         </w:trPr>
         <w:tc>
           <w:tcPr>
-            <w:tcW w:type="dxa" w:w="1814"/>
+            <w:tcW w:type="dxa" w:w="3821"/>
           </w:tcPr>
           <w:p>
             <w:r/>
@@ -1475,7 +1475,7 @@
         </w:tc>
         <w:tc>
           <w:tcPr>
-            <w:tcW w:type="dxa" w:w="1191"/>
+            <w:tcW w:type="dxa" w:w="1026"/>
           </w:tcPr>
           <w:p>
             <w:pPr>
@@ -1493,7 +1493,7 @@
         </w:tc>
         <w:tc>
           <w:tcPr>
-            <w:tcW w:type="dxa" w:w="907"/>
+            <w:tcW w:type="dxa" w:w="635"/>
           </w:tcPr>
           <w:p>
             <w:r/>
@@ -1508,7 +1508,7 @@
         </w:tc>
         <w:tc>
           <w:tcPr>
-            <w:tcW w:type="dxa" w:w="1077"/>
+            <w:tcW w:type="dxa" w:w="1128"/>
           </w:tcPr>
           <w:p>
             <w:pPr>
@@ -1526,7 +1526,7 @@
         </w:tc>
         <w:tc>
           <w:tcPr>
-            <w:tcW w:type="dxa" w:w="794"/>
+            <w:tcW w:type="dxa" w:w="635"/>
           </w:tcPr>
           <w:p>
             <w:r/>
@@ -1541,16 +1541,16 @@
         </w:tc>
         <w:tc>
           <w:tcPr>
-            <w:tcW w:type="dxa" w:w="3628"/>
-          </w:tcPr>
-          <w:p>
-            <w:r/>
-            <w:r>
-              <w:rPr>
-                <w:color w:val="1A1D21"/>
-                <w:sz w:val="15"/>
-              </w:rPr>
-              <w:t>PHD consolidated financial statements FY2025 (31 Dec 2025), via https://ir.palmhillsdevelopments.com/en-us/financial/resultcenter</w:t>
+            <w:tcW w:type="dxa" w:w="2166"/>
+          </w:tcPr>
+          <w:p>
+            <w:r/>
+            <w:r>
+              <w:rPr>
+                <w:color w:val="1A1D21"/>
+                <w:sz w:val="15"/>
+              </w:rPr>
+              <w:t>PHD consolidated financial statements FY2025 (31 Dec 2025), via https:/​/​ir.​palmhillsdevelopments.​com/​en-​us/​financial/​resultcenter</w:t>
             </w:r>
           </w:p>
         </w:tc>
@@ -1561,7 +1561,7 @@
         </w:trPr>
         <w:tc>
           <w:tcPr>
-            <w:tcW w:type="dxa" w:w="1814"/>
+            <w:tcW w:type="dxa" w:w="3821"/>
           </w:tcPr>
           <w:p>
             <w:r/>
@@ -1576,7 +1576,7 @@
         </w:tc>
         <w:tc>
           <w:tcPr>
-            <w:tcW w:type="dxa" w:w="1191"/>
+            <w:tcW w:type="dxa" w:w="1026"/>
           </w:tcPr>
           <w:p>
             <w:pPr>
@@ -1594,7 +1594,7 @@
         </w:tc>
         <w:tc>
           <w:tcPr>
-            <w:tcW w:type="dxa" w:w="907"/>
+            <w:tcW w:type="dxa" w:w="635"/>
           </w:tcPr>
           <w:p>
             <w:r/>
@@ -1609,7 +1609,7 @@
         </w:tc>
         <w:tc>
           <w:tcPr>
-            <w:tcW w:type="dxa" w:w="1077"/>
+            <w:tcW w:type="dxa" w:w="1128"/>
           </w:tcPr>
           <w:p>
             <w:pPr>
@@ -1627,7 +1627,7 @@
         </w:tc>
         <w:tc>
           <w:tcPr>
-            <w:tcW w:type="dxa" w:w="794"/>
+            <w:tcW w:type="dxa" w:w="635"/>
           </w:tcPr>
           <w:p>
             <w:r/>
@@ -1642,16 +1642,16 @@
         </w:tc>
         <w:tc>
           <w:tcPr>
-            <w:tcW w:type="dxa" w:w="3628"/>
-          </w:tcPr>
-          <w:p>
-            <w:r/>
-            <w:r>
-              <w:rPr>
-                <w:color w:val="1A1D21"/>
-                <w:sz w:val="15"/>
-              </w:rPr>
-              <w:t>PHD consolidated financial statements FY2025 (31 Dec 2025), via https://ir.palmhillsdevelopments.com/en-us/financial/resultcenter</w:t>
+            <w:tcW w:type="dxa" w:w="2166"/>
+          </w:tcPr>
+          <w:p>
+            <w:r/>
+            <w:r>
+              <w:rPr>
+                <w:color w:val="1A1D21"/>
+                <w:sz w:val="15"/>
+              </w:rPr>
+              <w:t>PHD consolidated financial statements FY2025 (31 Dec 2025), via https:/​/​ir.​palmhillsdevelopments.​com/​en-​us/​financial/​resultcenter</w:t>
             </w:r>
           </w:p>
         </w:tc>
@@ -1662,7 +1662,7 @@
         </w:trPr>
         <w:tc>
           <w:tcPr>
-            <w:tcW w:type="dxa" w:w="1814"/>
+            <w:tcW w:type="dxa" w:w="3821"/>
           </w:tcPr>
           <w:p>
             <w:r/>
@@ -1677,7 +1677,7 @@
         </w:tc>
         <w:tc>
           <w:tcPr>
-            <w:tcW w:type="dxa" w:w="1191"/>
+            <w:tcW w:type="dxa" w:w="1026"/>
           </w:tcPr>
           <w:p>
             <w:pPr>
@@ -1695,7 +1695,7 @@
         </w:tc>
         <w:tc>
           <w:tcPr>
-            <w:tcW w:type="dxa" w:w="907"/>
+            <w:tcW w:type="dxa" w:w="635"/>
           </w:tcPr>
           <w:p>
             <w:r/>
@@ -1710,7 +1710,7 @@
         </w:tc>
         <w:tc>
           <w:tcPr>
-            <w:tcW w:type="dxa" w:w="1077"/>
+            <w:tcW w:type="dxa" w:w="1128"/>
           </w:tcPr>
           <w:p>
             <w:pPr>
@@ -1728,7 +1728,7 @@
         </w:tc>
         <w:tc>
           <w:tcPr>
-            <w:tcW w:type="dxa" w:w="794"/>
+            <w:tcW w:type="dxa" w:w="635"/>
           </w:tcPr>
           <w:p>
             <w:r/>
@@ -1743,16 +1743,16 @@
         </w:tc>
         <w:tc>
           <w:tcPr>
-            <w:tcW w:type="dxa" w:w="3628"/>
-          </w:tcPr>
-          <w:p>
-            <w:r/>
-            <w:r>
-              <w:rPr>
-                <w:color w:val="1A1D21"/>
-                <w:sz w:val="15"/>
-              </w:rPr>
-              <w:t>PHD consolidated financial statements FY2025 (31 Dec 2025), via https://ir.palmhillsdevelopments.com/en-us/financial/resultcenter</w:t>
+            <w:tcW w:type="dxa" w:w="2166"/>
+          </w:tcPr>
+          <w:p>
+            <w:r/>
+            <w:r>
+              <w:rPr>
+                <w:color w:val="1A1D21"/>
+                <w:sz w:val="15"/>
+              </w:rPr>
+              <w:t>PHD consolidated financial statements FY2025 (31 Dec 2025), via https:/​/​ir.​palmhillsdevelopments.​com/​en-​us/​financial/​resultcenter</w:t>
             </w:r>
           </w:p>
         </w:tc>
@@ -1763,7 +1763,7 @@
         </w:trPr>
         <w:tc>
           <w:tcPr>
-            <w:tcW w:type="dxa" w:w="1814"/>
+            <w:tcW w:type="dxa" w:w="3821"/>
           </w:tcPr>
           <w:p>
             <w:r/>
@@ -1778,7 +1778,7 @@
         </w:tc>
         <w:tc>
           <w:tcPr>
-            <w:tcW w:type="dxa" w:w="1191"/>
+            <w:tcW w:type="dxa" w:w="1026"/>
           </w:tcPr>
           <w:p>
             <w:pPr>
@@ -1796,7 +1796,7 @@
         </w:tc>
         <w:tc>
           <w:tcPr>
-            <w:tcW w:type="dxa" w:w="907"/>
+            <w:tcW w:type="dxa" w:w="635"/>
           </w:tcPr>
           <w:p>
             <w:r/>
@@ -1811,7 +1811,7 @@
         </w:tc>
         <w:tc>
           <w:tcPr>
-            <w:tcW w:type="dxa" w:w="1077"/>
+            <w:tcW w:type="dxa" w:w="1128"/>
           </w:tcPr>
           <w:p>
             <w:pPr>
@@ -1829,7 +1829,7 @@
         </w:tc>
         <w:tc>
           <w:tcPr>
-            <w:tcW w:type="dxa" w:w="794"/>
+            <w:tcW w:type="dxa" w:w="635"/>
           </w:tcPr>
           <w:p>
             <w:r/>
@@ -1844,16 +1844,16 @@
         </w:tc>
         <w:tc>
           <w:tcPr>
-            <w:tcW w:type="dxa" w:w="3628"/>
-          </w:tcPr>
-          <w:p>
-            <w:r/>
-            <w:r>
-              <w:rPr>
-                <w:color w:val="1A1D21"/>
-                <w:sz w:val="15"/>
-              </w:rPr>
-              <w:t>PHD consolidated financial statements FY2025 (31 Dec 2025), via https://ir.palmhillsdevelopments.com/en-us/financial/resultcenter</w:t>
+            <w:tcW w:type="dxa" w:w="2166"/>
+          </w:tcPr>
+          <w:p>
+            <w:r/>
+            <w:r>
+              <w:rPr>
+                <w:color w:val="1A1D21"/>
+                <w:sz w:val="15"/>
+              </w:rPr>
+              <w:t>PHD consolidated financial statements FY2025 (31 Dec 2025), via https:/​/​ir.​palmhillsdevelopments.​com/​en-​us/​financial/​resultcenter</w:t>
             </w:r>
           </w:p>
         </w:tc>
@@ -1864,7 +1864,7 @@
         </w:trPr>
         <w:tc>
           <w:tcPr>
-            <w:tcW w:type="dxa" w:w="1814"/>
+            <w:tcW w:type="dxa" w:w="3821"/>
           </w:tcPr>
           <w:p>
             <w:r/>
@@ -1879,7 +1879,7 @@
         </w:tc>
         <w:tc>
           <w:tcPr>
-            <w:tcW w:type="dxa" w:w="1191"/>
+            <w:tcW w:type="dxa" w:w="1026"/>
           </w:tcPr>
           <w:p>
             <w:pPr>
@@ -1897,7 +1897,7 @@
         </w:tc>
         <w:tc>
           <w:tcPr>
-            <w:tcW w:type="dxa" w:w="907"/>
+            <w:tcW w:type="dxa" w:w="635"/>
           </w:tcPr>
           <w:p>
             <w:r/>
@@ -1912,7 +1912,7 @@
         </w:tc>
         <w:tc>
           <w:tcPr>
-            <w:tcW w:type="dxa" w:w="1077"/>
+            <w:tcW w:type="dxa" w:w="1128"/>
           </w:tcPr>
           <w:p>
             <w:pPr>
@@ -1930,7 +1930,7 @@
         </w:tc>
         <w:tc>
           <w:tcPr>
-            <w:tcW w:type="dxa" w:w="794"/>
+            <w:tcW w:type="dxa" w:w="635"/>
           </w:tcPr>
           <w:p>
             <w:r/>
@@ -1945,16 +1945,16 @@
         </w:tc>
         <w:tc>
           <w:tcPr>
-            <w:tcW w:type="dxa" w:w="3628"/>
-          </w:tcPr>
-          <w:p>
-            <w:r/>
-            <w:r>
-              <w:rPr>
-                <w:color w:val="1A1D21"/>
-                <w:sz w:val="15"/>
-              </w:rPr>
-              <w:t>PHD consolidated financial statements FY2025 (31 Dec 2025), via https://ir.palmhillsdevelopments.com/en-us/financial/resultcenter</w:t>
+            <w:tcW w:type="dxa" w:w="2166"/>
+          </w:tcPr>
+          <w:p>
+            <w:r/>
+            <w:r>
+              <w:rPr>
+                <w:color w:val="1A1D21"/>
+                <w:sz w:val="15"/>
+              </w:rPr>
+              <w:t>PHD consolidated financial statements FY2025 (31 Dec 2025), via https:/​/​ir.​palmhillsdevelopments.​com/​en-​us/​financial/​resultcenter</w:t>
             </w:r>
           </w:p>
         </w:tc>
@@ -1965,7 +1965,7 @@
         </w:trPr>
         <w:tc>
           <w:tcPr>
-            <w:tcW w:type="dxa" w:w="1814"/>
+            <w:tcW w:type="dxa" w:w="3821"/>
           </w:tcPr>
           <w:p>
             <w:r/>
@@ -1980,7 +1980,7 @@
         </w:tc>
         <w:tc>
           <w:tcPr>
-            <w:tcW w:type="dxa" w:w="1191"/>
+            <w:tcW w:type="dxa" w:w="1026"/>
           </w:tcPr>
           <w:p>
             <w:pPr>
@@ -1998,7 +1998,7 @@
         </w:tc>
         <w:tc>
           <w:tcPr>
-            <w:tcW w:type="dxa" w:w="907"/>
+            <w:tcW w:type="dxa" w:w="635"/>
           </w:tcPr>
           <w:p>
             <w:r/>
@@ -2013,7 +2013,7 @@
         </w:tc>
         <w:tc>
           <w:tcPr>
-            <w:tcW w:type="dxa" w:w="1077"/>
+            <w:tcW w:type="dxa" w:w="1128"/>
           </w:tcPr>
           <w:p>
             <w:pPr>
@@ -2031,7 +2031,7 @@
         </w:tc>
         <w:tc>
           <w:tcPr>
-            <w:tcW w:type="dxa" w:w="794"/>
+            <w:tcW w:type="dxa" w:w="635"/>
           </w:tcPr>
           <w:p>
             <w:r/>
@@ -2046,16 +2046,16 @@
         </w:tc>
         <w:tc>
           <w:tcPr>
-            <w:tcW w:type="dxa" w:w="3628"/>
-          </w:tcPr>
-          <w:p>
-            <w:r/>
-            <w:r>
-              <w:rPr>
-                <w:color w:val="1A1D21"/>
-                <w:sz w:val="15"/>
-              </w:rPr>
-              <w:t>PHD consolidated financial statements FY2025 (31 Dec 2025), via https://ir.palmhillsdevelopments.com/en-us/financial/resultcenter</w:t>
+            <w:tcW w:type="dxa" w:w="2166"/>
+          </w:tcPr>
+          <w:p>
+            <w:r/>
+            <w:r>
+              <w:rPr>
+                <w:color w:val="1A1D21"/>
+                <w:sz w:val="15"/>
+              </w:rPr>
+              <w:t>PHD consolidated financial statements FY2025 (31 Dec 2025), via https:/​/​ir.​palmhillsdevelopments.​com/​en-​us/​financial/​resultcenter</w:t>
             </w:r>
           </w:p>
         </w:tc>
@@ -2066,7 +2066,7 @@
         </w:trPr>
         <w:tc>
           <w:tcPr>
-            <w:tcW w:type="dxa" w:w="1814"/>
+            <w:tcW w:type="dxa" w:w="3821"/>
           </w:tcPr>
           <w:p>
             <w:r/>
@@ -2081,7 +2081,7 @@
         </w:tc>
         <w:tc>
           <w:tcPr>
-            <w:tcW w:type="dxa" w:w="1191"/>
+            <w:tcW w:type="dxa" w:w="1026"/>
           </w:tcPr>
           <w:p>
             <w:pPr>
@@ -2099,7 +2099,7 @@
         </w:tc>
         <w:tc>
           <w:tcPr>
-            <w:tcW w:type="dxa" w:w="907"/>
+            <w:tcW w:type="dxa" w:w="635"/>
           </w:tcPr>
           <w:p>
             <w:r/>
@@ -2114,7 +2114,7 @@
         </w:tc>
         <w:tc>
           <w:tcPr>
-            <w:tcW w:type="dxa" w:w="1077"/>
+            <w:tcW w:type="dxa" w:w="1128"/>
           </w:tcPr>
           <w:p>
             <w:pPr>
@@ -2132,7 +2132,7 @@
         </w:tc>
         <w:tc>
           <w:tcPr>
-            <w:tcW w:type="dxa" w:w="794"/>
+            <w:tcW w:type="dxa" w:w="635"/>
           </w:tcPr>
           <w:p>
             <w:r/>
@@ -2147,16 +2147,16 @@
         </w:tc>
         <w:tc>
           <w:tcPr>
-            <w:tcW w:type="dxa" w:w="3628"/>
-          </w:tcPr>
-          <w:p>
-            <w:r/>
-            <w:r>
-              <w:rPr>
-                <w:color w:val="1A1D21"/>
-                <w:sz w:val="15"/>
-              </w:rPr>
-              <w:t>PHD consolidated financial statements FY2025 (31 Dec 2025), via https://ir.palmhillsdevelopments.com/en-us/financial/resultcenter</w:t>
+            <w:tcW w:type="dxa" w:w="2166"/>
+          </w:tcPr>
+          <w:p>
+            <w:r/>
+            <w:r>
+              <w:rPr>
+                <w:color w:val="1A1D21"/>
+                <w:sz w:val="15"/>
+              </w:rPr>
+              <w:t>PHD consolidated financial statements FY2025 (31 Dec 2025), via https:/​/​ir.​palmhillsdevelopments.​com/​en-​us/​financial/​resultcenter</w:t>
             </w:r>
           </w:p>
         </w:tc>
@@ -2167,7 +2167,7 @@
         </w:trPr>
         <w:tc>
           <w:tcPr>
-            <w:tcW w:type="dxa" w:w="1814"/>
+            <w:tcW w:type="dxa" w:w="3821"/>
           </w:tcPr>
           <w:p>
             <w:r/>
@@ -2182,7 +2182,7 @@
         </w:tc>
         <w:tc>
           <w:tcPr>
-            <w:tcW w:type="dxa" w:w="1191"/>
+            <w:tcW w:type="dxa" w:w="1026"/>
           </w:tcPr>
           <w:p>
             <w:pPr>
@@ -2200,7 +2200,7 @@
         </w:tc>
         <w:tc>
           <w:tcPr>
-            <w:tcW w:type="dxa" w:w="907"/>
+            <w:tcW w:type="dxa" w:w="635"/>
           </w:tcPr>
           <w:p>
             <w:r/>
@@ -2215,7 +2215,7 @@
         </w:tc>
         <w:tc>
           <w:tcPr>
-            <w:tcW w:type="dxa" w:w="1077"/>
+            <w:tcW w:type="dxa" w:w="1128"/>
           </w:tcPr>
           <w:p>
             <w:pPr>
@@ -2233,7 +2233,7 @@
         </w:tc>
         <w:tc>
           <w:tcPr>
-            <w:tcW w:type="dxa" w:w="794"/>
+            <w:tcW w:type="dxa" w:w="635"/>
           </w:tcPr>
           <w:p>
             <w:r/>
@@ -2248,16 +2248,16 @@
         </w:tc>
         <w:tc>
           <w:tcPr>
-            <w:tcW w:type="dxa" w:w="3628"/>
-          </w:tcPr>
-          <w:p>
-            <w:r/>
-            <w:r>
-              <w:rPr>
-                <w:color w:val="1A1D21"/>
-                <w:sz w:val="15"/>
-              </w:rPr>
-              <w:t>PHD consolidated financial statements FY2025 (31 Dec 2025), via https://ir.palmhillsdevelopments.com/en-us/financial/resultcenter</w:t>
+            <w:tcW w:type="dxa" w:w="2166"/>
+          </w:tcPr>
+          <w:p>
+            <w:r/>
+            <w:r>
+              <w:rPr>
+                <w:color w:val="1A1D21"/>
+                <w:sz w:val="15"/>
+              </w:rPr>
+              <w:t>PHD consolidated financial statements FY2025 (31 Dec 2025), via https:/​/​ir.​palmhillsdevelopments.​com/​en-​us/​financial/​resultcenter</w:t>
             </w:r>
           </w:p>
         </w:tc>
@@ -2268,7 +2268,7 @@
         </w:trPr>
         <w:tc>
           <w:tcPr>
-            <w:tcW w:type="dxa" w:w="1814"/>
+            <w:tcW w:type="dxa" w:w="3821"/>
           </w:tcPr>
           <w:p>
             <w:r/>
@@ -2283,7 +2283,7 @@
         </w:tc>
         <w:tc>
           <w:tcPr>
-            <w:tcW w:type="dxa" w:w="1191"/>
+            <w:tcW w:type="dxa" w:w="1026"/>
           </w:tcPr>
           <w:p>
             <w:pPr>
@@ -2301,7 +2301,7 @@
         </w:tc>
         <w:tc>
           <w:tcPr>
-            <w:tcW w:type="dxa" w:w="907"/>
+            <w:tcW w:type="dxa" w:w="635"/>
           </w:tcPr>
           <w:p>
             <w:r/>
@@ -2316,7 +2316,7 @@
         </w:tc>
         <w:tc>
           <w:tcPr>
-            <w:tcW w:type="dxa" w:w="1077"/>
+            <w:tcW w:type="dxa" w:w="1128"/>
           </w:tcPr>
           <w:p>
             <w:pPr>
@@ -2334,7 +2334,7 @@
         </w:tc>
         <w:tc>
           <w:tcPr>
-            <w:tcW w:type="dxa" w:w="794"/>
+            <w:tcW w:type="dxa" w:w="635"/>
           </w:tcPr>
           <w:p>
             <w:r/>
@@ -2349,16 +2349,16 @@
         </w:tc>
         <w:tc>
           <w:tcPr>
-            <w:tcW w:type="dxa" w:w="3628"/>
-          </w:tcPr>
-          <w:p>
-            <w:r/>
-            <w:r>
-              <w:rPr>
-                <w:color w:val="1A1D21"/>
-                <w:sz w:val="15"/>
-              </w:rPr>
-              <w:t>PHD consolidated financial statements FY2025 (31 Dec 2025), via https://ir.palmhillsdevelopments.com/en-us/financial/resultcenter</w:t>
+            <w:tcW w:type="dxa" w:w="2166"/>
+          </w:tcPr>
+          <w:p>
+            <w:r/>
+            <w:r>
+              <w:rPr>
+                <w:color w:val="1A1D21"/>
+                <w:sz w:val="15"/>
+              </w:rPr>
+              <w:t>PHD consolidated financial statements FY2025 (31 Dec 2025), via https:/​/​ir.​palmhillsdevelopments.​com/​en-​us/​financial/​resultcenter</w:t>
             </w:r>
           </w:p>
         </w:tc>
@@ -2369,7 +2369,7 @@
         </w:trPr>
         <w:tc>
           <w:tcPr>
-            <w:tcW w:type="dxa" w:w="1814"/>
+            <w:tcW w:type="dxa" w:w="3821"/>
           </w:tcPr>
           <w:p>
             <w:r/>
@@ -2384,7 +2384,7 @@
         </w:tc>
         <w:tc>
           <w:tcPr>
-            <w:tcW w:type="dxa" w:w="1191"/>
+            <w:tcW w:type="dxa" w:w="1026"/>
           </w:tcPr>
           <w:p>
             <w:pPr>
@@ -2402,7 +2402,7 @@
         </w:tc>
         <w:tc>
           <w:tcPr>
-            <w:tcW w:type="dxa" w:w="907"/>
+            <w:tcW w:type="dxa" w:w="635"/>
           </w:tcPr>
           <w:p>
             <w:r/>
@@ -2417,7 +2417,7 @@
         </w:tc>
         <w:tc>
           <w:tcPr>
-            <w:tcW w:type="dxa" w:w="1077"/>
+            <w:tcW w:type="dxa" w:w="1128"/>
           </w:tcPr>
           <w:p>
             <w:pPr>
@@ -2435,7 +2435,7 @@
         </w:tc>
         <w:tc>
           <w:tcPr>
-            <w:tcW w:type="dxa" w:w="794"/>
+            <w:tcW w:type="dxa" w:w="635"/>
           </w:tcPr>
           <w:p>
             <w:r/>
@@ -2450,16 +2450,16 @@
         </w:tc>
         <w:tc>
           <w:tcPr>
-            <w:tcW w:type="dxa" w:w="3628"/>
-          </w:tcPr>
-          <w:p>
-            <w:r/>
-            <w:r>
-              <w:rPr>
-                <w:color w:val="1A1D21"/>
-                <w:sz w:val="15"/>
-              </w:rPr>
-              <w:t>PHD consolidated financial statements FY2025 (31 Dec 2025), via https://ir.palmhillsdevelopments.com/en-us/financial/resultcenter</w:t>
+            <w:tcW w:type="dxa" w:w="2166"/>
+          </w:tcPr>
+          <w:p>
+            <w:r/>
+            <w:r>
+              <w:rPr>
+                <w:color w:val="1A1D21"/>
+                <w:sz w:val="15"/>
+              </w:rPr>
+              <w:t>PHD consolidated financial statements FY2025 (31 Dec 2025), via https:/​/​ir.​palmhillsdevelopments.​com/​en-​us/​financial/​resultcenter</w:t>
             </w:r>
           </w:p>
         </w:tc>
@@ -2470,7 +2470,7 @@
         </w:trPr>
         <w:tc>
           <w:tcPr>
-            <w:tcW w:type="dxa" w:w="1814"/>
+            <w:tcW w:type="dxa" w:w="3821"/>
           </w:tcPr>
           <w:p>
             <w:r/>
@@ -2485,7 +2485,7 @@
         </w:tc>
         <w:tc>
           <w:tcPr>
-            <w:tcW w:type="dxa" w:w="1191"/>
+            <w:tcW w:type="dxa" w:w="1026"/>
           </w:tcPr>
           <w:p>
             <w:pPr>
@@ -2503,7 +2503,7 @@
         </w:tc>
         <w:tc>
           <w:tcPr>
-            <w:tcW w:type="dxa" w:w="907"/>
+            <w:tcW w:type="dxa" w:w="635"/>
           </w:tcPr>
           <w:p>
             <w:r/>
@@ -2518,7 +2518,7 @@
         </w:tc>
         <w:tc>
           <w:tcPr>
-            <w:tcW w:type="dxa" w:w="1077"/>
+            <w:tcW w:type="dxa" w:w="1128"/>
           </w:tcPr>
           <w:p>
             <w:pPr>
@@ -2536,7 +2536,7 @@
         </w:tc>
         <w:tc>
           <w:tcPr>
-            <w:tcW w:type="dxa" w:w="794"/>
+            <w:tcW w:type="dxa" w:w="635"/>
           </w:tcPr>
           <w:p>
             <w:r/>
@@ -2551,16 +2551,16 @@
         </w:tc>
         <w:tc>
           <w:tcPr>
-            <w:tcW w:type="dxa" w:w="3628"/>
-          </w:tcPr>
-          <w:p>
-            <w:r/>
-            <w:r>
-              <w:rPr>
-                <w:color w:val="1A1D21"/>
-                <w:sz w:val="15"/>
-              </w:rPr>
-              <w:t>PHD consolidated financial statements FY2025 (31 Dec 2025), via https://ir.palmhillsdevelopments.com/en-us/financial/resultcenter</w:t>
+            <w:tcW w:type="dxa" w:w="2166"/>
+          </w:tcPr>
+          <w:p>
+            <w:r/>
+            <w:r>
+              <w:rPr>
+                <w:color w:val="1A1D21"/>
+                <w:sz w:val="15"/>
+              </w:rPr>
+              <w:t>PHD consolidated financial statements FY2025 (31 Dec 2025), via https:/​/​ir.​palmhillsdevelopments.​com/​en-​us/​financial/​resultcenter</w:t>
             </w:r>
           </w:p>
         </w:tc>
@@ -2571,7 +2571,7 @@
         </w:trPr>
         <w:tc>
           <w:tcPr>
-            <w:tcW w:type="dxa" w:w="1814"/>
+            <w:tcW w:type="dxa" w:w="3821"/>
           </w:tcPr>
           <w:p>
             <w:r/>
@@ -2586,7 +2586,7 @@
         </w:tc>
         <w:tc>
           <w:tcPr>
-            <w:tcW w:type="dxa" w:w="1191"/>
+            <w:tcW w:type="dxa" w:w="1026"/>
           </w:tcPr>
           <w:p>
             <w:pPr>
@@ -2604,7 +2604,7 @@
         </w:tc>
         <w:tc>
           <w:tcPr>
-            <w:tcW w:type="dxa" w:w="907"/>
+            <w:tcW w:type="dxa" w:w="635"/>
           </w:tcPr>
           <w:p>
             <w:r/>
@@ -2619,7 +2619,7 @@
         </w:tc>
         <w:tc>
           <w:tcPr>
-            <w:tcW w:type="dxa" w:w="1077"/>
+            <w:tcW w:type="dxa" w:w="1128"/>
           </w:tcPr>
           <w:p>
             <w:pPr>
@@ -2637,7 +2637,7 @@
         </w:tc>
         <w:tc>
           <w:tcPr>
-            <w:tcW w:type="dxa" w:w="794"/>
+            <w:tcW w:type="dxa" w:w="635"/>
           </w:tcPr>
           <w:p>
             <w:r/>
@@ -2652,16 +2652,16 @@
         </w:tc>
         <w:tc>
           <w:tcPr>
-            <w:tcW w:type="dxa" w:w="3628"/>
-          </w:tcPr>
-          <w:p>
-            <w:r/>
-            <w:r>
-              <w:rPr>
-                <w:color w:val="1A1D21"/>
-                <w:sz w:val="15"/>
-              </w:rPr>
-              <w:t>PHD consolidated financial statements FY2025 (31 Dec 2025), via https://ir.palmhillsdevelopments.com/en-us/financial/resultcenter</w:t>
+            <w:tcW w:type="dxa" w:w="2166"/>
+          </w:tcPr>
+          <w:p>
+            <w:r/>
+            <w:r>
+              <w:rPr>
+                <w:color w:val="1A1D21"/>
+                <w:sz w:val="15"/>
+              </w:rPr>
+              <w:t>PHD consolidated financial statements FY2025 (31 Dec 2025), via https:/​/​ir.​palmhillsdevelopments.​com/​en-​us/​financial/​resultcenter</w:t>
             </w:r>
           </w:p>
         </w:tc>
@@ -2672,7 +2672,7 @@
         </w:trPr>
         <w:tc>
           <w:tcPr>
-            <w:tcW w:type="dxa" w:w="1814"/>
+            <w:tcW w:type="dxa" w:w="3821"/>
           </w:tcPr>
           <w:p>
             <w:r/>
@@ -2687,7 +2687,7 @@
         </w:tc>
         <w:tc>
           <w:tcPr>
-            <w:tcW w:type="dxa" w:w="1191"/>
+            <w:tcW w:type="dxa" w:w="1026"/>
           </w:tcPr>
           <w:p>
             <w:pPr>
@@ -2705,7 +2705,7 @@
         </w:tc>
         <w:tc>
           <w:tcPr>
-            <w:tcW w:type="dxa" w:w="907"/>
+            <w:tcW w:type="dxa" w:w="635"/>
           </w:tcPr>
           <w:p>
             <w:r/>
@@ -2720,7 +2720,7 @@
         </w:tc>
         <w:tc>
           <w:tcPr>
-            <w:tcW w:type="dxa" w:w="1077"/>
+            <w:tcW w:type="dxa" w:w="1128"/>
           </w:tcPr>
           <w:p>
             <w:pPr>
@@ -2738,7 +2738,7 @@
         </w:tc>
         <w:tc>
           <w:tcPr>
-            <w:tcW w:type="dxa" w:w="794"/>
+            <w:tcW w:type="dxa" w:w="635"/>
           </w:tcPr>
           <w:p>
             <w:r/>
@@ -2753,16 +2753,16 @@
         </w:tc>
         <w:tc>
           <w:tcPr>
-            <w:tcW w:type="dxa" w:w="3628"/>
-          </w:tcPr>
-          <w:p>
-            <w:r/>
-            <w:r>
-              <w:rPr>
-                <w:color w:val="1A1D21"/>
-                <w:sz w:val="15"/>
-              </w:rPr>
-              <w:t>PHD consolidated financial statements FY2025 (31 Dec 2025), via https://ir.palmhillsdevelopments.com/en-us/financial/resultcenter</w:t>
+            <w:tcW w:type="dxa" w:w="2166"/>
+          </w:tcPr>
+          <w:p>
+            <w:r/>
+            <w:r>
+              <w:rPr>
+                <w:color w:val="1A1D21"/>
+                <w:sz w:val="15"/>
+              </w:rPr>
+              <w:t>PHD consolidated financial statements FY2025 (31 Dec 2025), via https:/​/​ir.​palmhillsdevelopments.​com/​en-​us/​financial/​resultcenter</w:t>
             </w:r>
           </w:p>
         </w:tc>
@@ -2773,7 +2773,7 @@
         </w:trPr>
         <w:tc>
           <w:tcPr>
-            <w:tcW w:type="dxa" w:w="1814"/>
+            <w:tcW w:type="dxa" w:w="3821"/>
           </w:tcPr>
           <w:p>
             <w:r/>
@@ -2788,7 +2788,7 @@
         </w:tc>
         <w:tc>
           <w:tcPr>
-            <w:tcW w:type="dxa" w:w="1191"/>
+            <w:tcW w:type="dxa" w:w="1026"/>
           </w:tcPr>
           <w:p>
             <w:pPr>
@@ -2806,7 +2806,7 @@
         </w:tc>
         <w:tc>
           <w:tcPr>
-            <w:tcW w:type="dxa" w:w="907"/>
+            <w:tcW w:type="dxa" w:w="635"/>
           </w:tcPr>
           <w:p>
             <w:r/>
@@ -2821,7 +2821,7 @@
         </w:tc>
         <w:tc>
           <w:tcPr>
-            <w:tcW w:type="dxa" w:w="1077"/>
+            <w:tcW w:type="dxa" w:w="1128"/>
           </w:tcPr>
           <w:p>
             <w:pPr>
@@ -2839,7 +2839,7 @@
         </w:tc>
         <w:tc>
           <w:tcPr>
-            <w:tcW w:type="dxa" w:w="794"/>
+            <w:tcW w:type="dxa" w:w="635"/>
           </w:tcPr>
           <w:p>
             <w:r/>
@@ -2854,16 +2854,16 @@
         </w:tc>
         <w:tc>
           <w:tcPr>
-            <w:tcW w:type="dxa" w:w="3628"/>
-          </w:tcPr>
-          <w:p>
-            <w:r/>
-            <w:r>
-              <w:rPr>
-                <w:color w:val="1A1D21"/>
-                <w:sz w:val="15"/>
-              </w:rPr>
-              <w:t>PHD consolidated financial statements FY2025 (31 Dec 2025), via https://ir.palmhillsdevelopments.com/en-us/financial/resultcenter</w:t>
+            <w:tcW w:type="dxa" w:w="2166"/>
+          </w:tcPr>
+          <w:p>
+            <w:r/>
+            <w:r>
+              <w:rPr>
+                <w:color w:val="1A1D21"/>
+                <w:sz w:val="15"/>
+              </w:rPr>
+              <w:t>PHD consolidated financial statements FY2025 (31 Dec 2025), via https:/​/​ir.​palmhillsdevelopments.​com/​en-​us/​financial/​resultcenter</w:t>
             </w:r>
           </w:p>
         </w:tc>
@@ -2874,7 +2874,7 @@
         </w:trPr>
         <w:tc>
           <w:tcPr>
-            <w:tcW w:type="dxa" w:w="1814"/>
+            <w:tcW w:type="dxa" w:w="3821"/>
           </w:tcPr>
           <w:p>
             <w:r/>
@@ -2889,7 +2889,7 @@
         </w:tc>
         <w:tc>
           <w:tcPr>
-            <w:tcW w:type="dxa" w:w="1191"/>
+            <w:tcW w:type="dxa" w:w="1026"/>
           </w:tcPr>
           <w:p>
             <w:pPr>
@@ -2907,7 +2907,7 @@
         </w:tc>
         <w:tc>
           <w:tcPr>
-            <w:tcW w:type="dxa" w:w="907"/>
+            <w:tcW w:type="dxa" w:w="635"/>
           </w:tcPr>
           <w:p>
             <w:r/>
@@ -2922,7 +2922,7 @@
         </w:tc>
         <w:tc>
           <w:tcPr>
-            <w:tcW w:type="dxa" w:w="1077"/>
+            <w:tcW w:type="dxa" w:w="1128"/>
           </w:tcPr>
           <w:p>
             <w:pPr>
@@ -2940,7 +2940,7 @@
         </w:tc>
         <w:tc>
           <w:tcPr>
-            <w:tcW w:type="dxa" w:w="794"/>
+            <w:tcW w:type="dxa" w:w="635"/>
           </w:tcPr>
           <w:p>
             <w:r/>
@@ -2955,16 +2955,16 @@
         </w:tc>
         <w:tc>
           <w:tcPr>
-            <w:tcW w:type="dxa" w:w="3628"/>
-          </w:tcPr>
-          <w:p>
-            <w:r/>
-            <w:r>
-              <w:rPr>
-                <w:color w:val="1A1D21"/>
-                <w:sz w:val="15"/>
-              </w:rPr>
-              <w:t>PHD consolidated financial statements FY2025 (31 Dec 2025), via https://ir.palmhillsdevelopments.com/en-us/financial/resultcenter</w:t>
+            <w:tcW w:type="dxa" w:w="2166"/>
+          </w:tcPr>
+          <w:p>
+            <w:r/>
+            <w:r>
+              <w:rPr>
+                <w:color w:val="1A1D21"/>
+                <w:sz w:val="15"/>
+              </w:rPr>
+              <w:t>PHD consolidated financial statements FY2025 (31 Dec 2025), via https:/​/​ir.​palmhillsdevelopments.​com/​en-​us/​financial/​resultcenter</w:t>
             </w:r>
           </w:p>
         </w:tc>
@@ -2975,7 +2975,7 @@
         </w:trPr>
         <w:tc>
           <w:tcPr>
-            <w:tcW w:type="dxa" w:w="1814"/>
+            <w:tcW w:type="dxa" w:w="3821"/>
           </w:tcPr>
           <w:p>
             <w:r/>
@@ -2990,7 +2990,7 @@
         </w:tc>
         <w:tc>
           <w:tcPr>
-            <w:tcW w:type="dxa" w:w="1191"/>
+            <w:tcW w:type="dxa" w:w="1026"/>
           </w:tcPr>
           <w:p>
             <w:pPr>
@@ -3008,7 +3008,7 @@
         </w:tc>
         <w:tc>
           <w:tcPr>
-            <w:tcW w:type="dxa" w:w="907"/>
+            <w:tcW w:type="dxa" w:w="635"/>
           </w:tcPr>
           <w:p>
             <w:r/>
@@ -3023,7 +3023,7 @@
         </w:tc>
         <w:tc>
           <w:tcPr>
-            <w:tcW w:type="dxa" w:w="1077"/>
+            <w:tcW w:type="dxa" w:w="1128"/>
           </w:tcPr>
           <w:p>
             <w:pPr>
@@ -3041,7 +3041,7 @@
         </w:tc>
         <w:tc>
           <w:tcPr>
-            <w:tcW w:type="dxa" w:w="794"/>
+            <w:tcW w:type="dxa" w:w="635"/>
           </w:tcPr>
           <w:p>
             <w:r/>
@@ -3056,16 +3056,16 @@
         </w:tc>
         <w:tc>
           <w:tcPr>
-            <w:tcW w:type="dxa" w:w="3628"/>
-          </w:tcPr>
-          <w:p>
-            <w:r/>
-            <w:r>
-              <w:rPr>
-                <w:color w:val="1A1D21"/>
-                <w:sz w:val="15"/>
-              </w:rPr>
-              <w:t>PHD consolidated financial statements FY2025 (31 Dec 2025), via https://ir.palmhillsdevelopments.com/en-us/financial/resultcenter</w:t>
+            <w:tcW w:type="dxa" w:w="2166"/>
+          </w:tcPr>
+          <w:p>
+            <w:r/>
+            <w:r>
+              <w:rPr>
+                <w:color w:val="1A1D21"/>
+                <w:sz w:val="15"/>
+              </w:rPr>
+              <w:t>PHD consolidated financial statements FY2025 (31 Dec 2025), via https:/​/​ir.​palmhillsdevelopments.​com/​en-​us/​financial/​resultcenter</w:t>
             </w:r>
           </w:p>
         </w:tc>
@@ -3076,7 +3076,7 @@
         </w:trPr>
         <w:tc>
           <w:tcPr>
-            <w:tcW w:type="dxa" w:w="1814"/>
+            <w:tcW w:type="dxa" w:w="3821"/>
           </w:tcPr>
           <w:p>
             <w:r/>
@@ -3091,7 +3091,7 @@
         </w:tc>
         <w:tc>
           <w:tcPr>
-            <w:tcW w:type="dxa" w:w="1191"/>
+            <w:tcW w:type="dxa" w:w="1026"/>
           </w:tcPr>
           <w:p>
             <w:pPr>
@@ -3109,7 +3109,7 @@
         </w:tc>
         <w:tc>
           <w:tcPr>
-            <w:tcW w:type="dxa" w:w="907"/>
+            <w:tcW w:type="dxa" w:w="635"/>
           </w:tcPr>
           <w:p>
             <w:r/>
@@ -3124,7 +3124,7 @@
         </w:tc>
         <w:tc>
           <w:tcPr>
-            <w:tcW w:type="dxa" w:w="1077"/>
+            <w:tcW w:type="dxa" w:w="1128"/>
           </w:tcPr>
           <w:p>
             <w:pPr>
@@ -3142,7 +3142,7 @@
         </w:tc>
         <w:tc>
           <w:tcPr>
-            <w:tcW w:type="dxa" w:w="794"/>
+            <w:tcW w:type="dxa" w:w="635"/>
           </w:tcPr>
           <w:p>
             <w:r/>
@@ -3157,16 +3157,16 @@
         </w:tc>
         <w:tc>
           <w:tcPr>
-            <w:tcW w:type="dxa" w:w="3628"/>
-          </w:tcPr>
-          <w:p>
-            <w:r/>
-            <w:r>
-              <w:rPr>
-                <w:color w:val="1A1D21"/>
-                <w:sz w:val="15"/>
-              </w:rPr>
-              <w:t>PHD consolidated financial statements FY2025 (31 Dec 2025), via https://ir.palmhillsdevelopments.com/en-us/financial/resultcenter</w:t>
+            <w:tcW w:type="dxa" w:w="2166"/>
+          </w:tcPr>
+          <w:p>
+            <w:r/>
+            <w:r>
+              <w:rPr>
+                <w:color w:val="1A1D21"/>
+                <w:sz w:val="15"/>
+              </w:rPr>
+              <w:t>PHD consolidated financial statements FY2025 (31 Dec 2025), via https:/​/​ir.​palmhillsdevelopments.​com/​en-​us/​financial/​resultcenter</w:t>
             </w:r>
           </w:p>
         </w:tc>
@@ -3177,7 +3177,7 @@
         </w:trPr>
         <w:tc>
           <w:tcPr>
-            <w:tcW w:type="dxa" w:w="1814"/>
+            <w:tcW w:type="dxa" w:w="3821"/>
           </w:tcPr>
           <w:p>
             <w:r/>
@@ -3192,7 +3192,7 @@
         </w:tc>
         <w:tc>
           <w:tcPr>
-            <w:tcW w:type="dxa" w:w="1191"/>
+            <w:tcW w:type="dxa" w:w="1026"/>
           </w:tcPr>
           <w:p>
             <w:pPr>
@@ -3210,7 +3210,7 @@
         </w:tc>
         <w:tc>
           <w:tcPr>
-            <w:tcW w:type="dxa" w:w="907"/>
+            <w:tcW w:type="dxa" w:w="635"/>
           </w:tcPr>
           <w:p>
             <w:r/>
@@ -3225,7 +3225,7 @@
         </w:tc>
         <w:tc>
           <w:tcPr>
-            <w:tcW w:type="dxa" w:w="1077"/>
+            <w:tcW w:type="dxa" w:w="1128"/>
           </w:tcPr>
           <w:p>
             <w:pPr>
@@ -3243,7 +3243,7 @@
         </w:tc>
         <w:tc>
           <w:tcPr>
-            <w:tcW w:type="dxa" w:w="794"/>
+            <w:tcW w:type="dxa" w:w="635"/>
           </w:tcPr>
           <w:p>
             <w:r/>
@@ -3258,16 +3258,16 @@
         </w:tc>
         <w:tc>
           <w:tcPr>
-            <w:tcW w:type="dxa" w:w="3628"/>
-          </w:tcPr>
-          <w:p>
-            <w:r/>
-            <w:r>
-              <w:rPr>
-                <w:color w:val="1A1D21"/>
-                <w:sz w:val="15"/>
-              </w:rPr>
-              <w:t>PHD consolidated financial statements FY2025 (31 Dec 2025), via https://ir.palmhillsdevelopments.com/en-us/financial/resultcenter</w:t>
+            <w:tcW w:type="dxa" w:w="2166"/>
+          </w:tcPr>
+          <w:p>
+            <w:r/>
+            <w:r>
+              <w:rPr>
+                <w:color w:val="1A1D21"/>
+                <w:sz w:val="15"/>
+              </w:rPr>
+              <w:t>PHD consolidated financial statements FY2025 (31 Dec 2025), via https:/​/​ir.​palmhillsdevelopments.​com/​en-​us/​financial/​resultcenter</w:t>
             </w:r>
           </w:p>
         </w:tc>
@@ -3278,7 +3278,7 @@
         </w:trPr>
         <w:tc>
           <w:tcPr>
-            <w:tcW w:type="dxa" w:w="1814"/>
+            <w:tcW w:type="dxa" w:w="3821"/>
           </w:tcPr>
           <w:p>
             <w:r/>
@@ -3293,7 +3293,7 @@
         </w:tc>
         <w:tc>
           <w:tcPr>
-            <w:tcW w:type="dxa" w:w="1191"/>
+            <w:tcW w:type="dxa" w:w="1026"/>
           </w:tcPr>
           <w:p>
             <w:pPr>
@@ -3311,7 +3311,7 @@
         </w:tc>
         <w:tc>
           <w:tcPr>
-            <w:tcW w:type="dxa" w:w="907"/>
+            <w:tcW w:type="dxa" w:w="635"/>
           </w:tcPr>
           <w:p>
             <w:r/>
@@ -3326,7 +3326,7 @@
         </w:tc>
         <w:tc>
           <w:tcPr>
-            <w:tcW w:type="dxa" w:w="1077"/>
+            <w:tcW w:type="dxa" w:w="1128"/>
           </w:tcPr>
           <w:p>
             <w:pPr>
@@ -3344,7 +3344,7 @@
         </w:tc>
         <w:tc>
           <w:tcPr>
-            <w:tcW w:type="dxa" w:w="794"/>
+            <w:tcW w:type="dxa" w:w="635"/>
           </w:tcPr>
           <w:p>
             <w:r/>
@@ -3359,16 +3359,16 @@
         </w:tc>
         <w:tc>
           <w:tcPr>
-            <w:tcW w:type="dxa" w:w="3628"/>
-          </w:tcPr>
-          <w:p>
-            <w:r/>
-            <w:r>
-              <w:rPr>
-                <w:color w:val="1A1D21"/>
-                <w:sz w:val="15"/>
-              </w:rPr>
-              <w:t>PHD consolidated financial statements FY2025 (31 Dec 2025), via https://ir.palmhillsdevelopments.com/en-us/financial/resultcenter</w:t>
+            <w:tcW w:type="dxa" w:w="2166"/>
+          </w:tcPr>
+          <w:p>
+            <w:r/>
+            <w:r>
+              <w:rPr>
+                <w:color w:val="1A1D21"/>
+                <w:sz w:val="15"/>
+              </w:rPr>
+              <w:t>PHD consolidated financial statements FY2025 (31 Dec 2025), via https:/​/​ir.​palmhillsdevelopments.​com/​en-​us/​financial/​resultcenter</w:t>
             </w:r>
           </w:p>
         </w:tc>
@@ -3379,7 +3379,7 @@
         </w:trPr>
         <w:tc>
           <w:tcPr>
-            <w:tcW w:type="dxa" w:w="1814"/>
+            <w:tcW w:type="dxa" w:w="3821"/>
           </w:tcPr>
           <w:p>
             <w:r/>
@@ -3394,7 +3394,7 @@
         </w:tc>
         <w:tc>
           <w:tcPr>
-            <w:tcW w:type="dxa" w:w="1191"/>
+            <w:tcW w:type="dxa" w:w="1026"/>
           </w:tcPr>
           <w:p>
             <w:pPr>
@@ -3412,7 +3412,7 @@
         </w:tc>
         <w:tc>
           <w:tcPr>
-            <w:tcW w:type="dxa" w:w="907"/>
+            <w:tcW w:type="dxa" w:w="635"/>
           </w:tcPr>
           <w:p>
             <w:r/>
@@ -3427,7 +3427,7 @@
         </w:tc>
         <w:tc>
           <w:tcPr>
-            <w:tcW w:type="dxa" w:w="1077"/>
+            <w:tcW w:type="dxa" w:w="1128"/>
           </w:tcPr>
           <w:p>
             <w:pPr>
@@ -3445,7 +3445,7 @@
         </w:tc>
         <w:tc>
           <w:tcPr>
-            <w:tcW w:type="dxa" w:w="794"/>
+            <w:tcW w:type="dxa" w:w="635"/>
           </w:tcPr>
           <w:p>
             <w:r/>
@@ -3460,16 +3460,16 @@
         </w:tc>
         <w:tc>
           <w:tcPr>
-            <w:tcW w:type="dxa" w:w="3628"/>
-          </w:tcPr>
-          <w:p>
-            <w:r/>
-            <w:r>
-              <w:rPr>
-                <w:color w:val="1A1D21"/>
-                <w:sz w:val="15"/>
-              </w:rPr>
-              <w:t>PHD consolidated financial statements FY2025 (31 Dec 2025), via https://ir.palmhillsdevelopments.com/en-us/financial/resultcenter</w:t>
+            <w:tcW w:type="dxa" w:w="2166"/>
+          </w:tcPr>
+          <w:p>
+            <w:r/>
+            <w:r>
+              <w:rPr>
+                <w:color w:val="1A1D21"/>
+                <w:sz w:val="15"/>
+              </w:rPr>
+              <w:t>PHD consolidated financial statements FY2025 (31 Dec 2025), via https:/​/​ir.​palmhillsdevelopments.​com/​en-​us/​financial/​resultcenter</w:t>
             </w:r>
           </w:p>
         </w:tc>
@@ -3480,7 +3480,7 @@
         </w:trPr>
         <w:tc>
           <w:tcPr>
-            <w:tcW w:type="dxa" w:w="1814"/>
+            <w:tcW w:type="dxa" w:w="3821"/>
           </w:tcPr>
           <w:p>
             <w:r/>
@@ -3495,7 +3495,7 @@
         </w:tc>
         <w:tc>
           <w:tcPr>
-            <w:tcW w:type="dxa" w:w="1191"/>
+            <w:tcW w:type="dxa" w:w="1026"/>
           </w:tcPr>
           <w:p>
             <w:pPr>
@@ -3513,7 +3513,7 @@
         </w:tc>
         <w:tc>
           <w:tcPr>
-            <w:tcW w:type="dxa" w:w="907"/>
+            <w:tcW w:type="dxa" w:w="635"/>
           </w:tcPr>
           <w:p>
             <w:r/>
@@ -3528,7 +3528,7 @@
         </w:tc>
         <w:tc>
           <w:tcPr>
-            <w:tcW w:type="dxa" w:w="1077"/>
+            <w:tcW w:type="dxa" w:w="1128"/>
           </w:tcPr>
           <w:p>
             <w:pPr>
@@ -3546,7 +3546,7 @@
         </w:tc>
         <w:tc>
           <w:tcPr>
-            <w:tcW w:type="dxa" w:w="794"/>
+            <w:tcW w:type="dxa" w:w="635"/>
           </w:tcPr>
           <w:p>
             <w:r/>
@@ -3561,16 +3561,16 @@
         </w:tc>
         <w:tc>
           <w:tcPr>
-            <w:tcW w:type="dxa" w:w="3628"/>
-          </w:tcPr>
-          <w:p>
-            <w:r/>
-            <w:r>
-              <w:rPr>
-                <w:color w:val="1A1D21"/>
-                <w:sz w:val="15"/>
-              </w:rPr>
-              <w:t>PHD consolidated financial statements FY2025 (31 Dec 2025), via https://ir.palmhillsdevelopments.com/en-us/financial/resultcenter</w:t>
+            <w:tcW w:type="dxa" w:w="2166"/>
+          </w:tcPr>
+          <w:p>
+            <w:r/>
+            <w:r>
+              <w:rPr>
+                <w:color w:val="1A1D21"/>
+                <w:sz w:val="15"/>
+              </w:rPr>
+              <w:t>PHD consolidated financial statements FY2025 (31 Dec 2025), via https:/​/​ir.​palmhillsdevelopments.​com/​en-​us/​financial/​resultcenter</w:t>
             </w:r>
           </w:p>
         </w:tc>
@@ -3581,7 +3581,7 @@
         </w:trPr>
         <w:tc>
           <w:tcPr>
-            <w:tcW w:type="dxa" w:w="1814"/>
+            <w:tcW w:type="dxa" w:w="3821"/>
           </w:tcPr>
           <w:p>
             <w:r/>
@@ -3596,7 +3596,7 @@
         </w:tc>
         <w:tc>
           <w:tcPr>
-            <w:tcW w:type="dxa" w:w="1191"/>
+            <w:tcW w:type="dxa" w:w="1026"/>
           </w:tcPr>
           <w:p>
             <w:pPr>
@@ -3614,7 +3614,7 @@
         </w:tc>
         <w:tc>
           <w:tcPr>
-            <w:tcW w:type="dxa" w:w="907"/>
+            <w:tcW w:type="dxa" w:w="635"/>
           </w:tcPr>
           <w:p>
             <w:r/>
@@ -3629,7 +3629,7 @@
         </w:tc>
         <w:tc>
           <w:tcPr>
-            <w:tcW w:type="dxa" w:w="1077"/>
+            <w:tcW w:type="dxa" w:w="1128"/>
           </w:tcPr>
           <w:p>
             <w:pPr>
@@ -3647,7 +3647,7 @@
         </w:tc>
         <w:tc>
           <w:tcPr>
-            <w:tcW w:type="dxa" w:w="794"/>
+            <w:tcW w:type="dxa" w:w="635"/>
           </w:tcPr>
           <w:p>
             <w:r/>
@@ -3662,16 +3662,16 @@
         </w:tc>
         <w:tc>
           <w:tcPr>
-            <w:tcW w:type="dxa" w:w="3628"/>
-          </w:tcPr>
-          <w:p>
-            <w:r/>
-            <w:r>
-              <w:rPr>
-                <w:color w:val="1A1D21"/>
-                <w:sz w:val="15"/>
-              </w:rPr>
-              <w:t>PHD consolidated financial statements FY2025 (31 Dec 2025), via https://ir.palmhillsdevelopments.com/en-us/financial/resultcenter</w:t>
+            <w:tcW w:type="dxa" w:w="2166"/>
+          </w:tcPr>
+          <w:p>
+            <w:r/>
+            <w:r>
+              <w:rPr>
+                <w:color w:val="1A1D21"/>
+                <w:sz w:val="15"/>
+              </w:rPr>
+              <w:t>PHD consolidated financial statements FY2025 (31 Dec 2025), via https:/​/​ir.​palmhillsdevelopments.​com/​en-​us/​financial/​resultcenter</w:t>
             </w:r>
           </w:p>
         </w:tc>
@@ -3708,12 +3708,12 @@
         <w:tblLayout w:type="fixed"/>
       </w:tblPr>
       <w:tblGrid>
-        <w:gridCol w:w="1814"/>
-        <w:gridCol w:w="1191"/>
-        <w:gridCol w:w="907"/>
-        <w:gridCol w:w="1077"/>
-        <w:gridCol w:w="794"/>
-        <w:gridCol w:w="3629"/>
+        <w:gridCol w:w="4241"/>
+        <w:gridCol w:w="1327"/>
+        <w:gridCol w:w="635"/>
+        <w:gridCol w:w="1128"/>
+        <w:gridCol w:w="635"/>
+        <w:gridCol w:w="1446"/>
       </w:tblGrid>
       <w:tr>
         <w:trPr>
@@ -3721,7 +3721,7 @@
         </w:trPr>
         <w:tc>
           <w:tcPr>
-            <w:tcW w:type="dxa" w:w="1814"/>
+            <w:tcW w:type="dxa" w:w="4241"/>
           </w:tcPr>
           <w:p>
             <w:r/>
@@ -3737,7 +3737,7 @@
         </w:tc>
         <w:tc>
           <w:tcPr>
-            <w:tcW w:type="dxa" w:w="1191"/>
+            <w:tcW w:type="dxa" w:w="1327"/>
           </w:tcPr>
           <w:p>
             <w:r/>
@@ -3753,7 +3753,7 @@
         </w:tc>
         <w:tc>
           <w:tcPr>
-            <w:tcW w:type="dxa" w:w="907"/>
+            <w:tcW w:type="dxa" w:w="635"/>
           </w:tcPr>
           <w:p>
             <w:r/>
@@ -3769,7 +3769,7 @@
         </w:tc>
         <w:tc>
           <w:tcPr>
-            <w:tcW w:type="dxa" w:w="1077"/>
+            <w:tcW w:type="dxa" w:w="1128"/>
           </w:tcPr>
           <w:p>
             <w:r/>
@@ -3785,7 +3785,7 @@
         </w:tc>
         <w:tc>
           <w:tcPr>
-            <w:tcW w:type="dxa" w:w="794"/>
+            <w:tcW w:type="dxa" w:w="635"/>
           </w:tcPr>
           <w:p>
             <w:r/>
@@ -3801,7 +3801,7 @@
         </w:tc>
         <w:tc>
           <w:tcPr>
-            <w:tcW w:type="dxa" w:w="3628"/>
+            <w:tcW w:type="dxa" w:w="1446"/>
           </w:tcPr>
           <w:p>
             <w:r/>
@@ -3822,7 +3822,7 @@
         </w:trPr>
         <w:tc>
           <w:tcPr>
-            <w:tcW w:type="dxa" w:w="1814"/>
+            <w:tcW w:type="dxa" w:w="4241"/>
           </w:tcPr>
           <w:p>
             <w:r/>
@@ -3837,7 +3837,7 @@
         </w:tc>
         <w:tc>
           <w:tcPr>
-            <w:tcW w:type="dxa" w:w="1191"/>
+            <w:tcW w:type="dxa" w:w="1327"/>
           </w:tcPr>
           <w:p>
             <w:pPr>
@@ -3855,7 +3855,7 @@
         </w:tc>
         <w:tc>
           <w:tcPr>
-            <w:tcW w:type="dxa" w:w="907"/>
+            <w:tcW w:type="dxa" w:w="635"/>
           </w:tcPr>
           <w:p>
             <w:r/>
@@ -3870,7 +3870,7 @@
         </w:tc>
         <w:tc>
           <w:tcPr>
-            <w:tcW w:type="dxa" w:w="1077"/>
+            <w:tcW w:type="dxa" w:w="1128"/>
           </w:tcPr>
           <w:p>
             <w:pPr>
@@ -3888,7 +3888,7 @@
         </w:tc>
         <w:tc>
           <w:tcPr>
-            <w:tcW w:type="dxa" w:w="794"/>
+            <w:tcW w:type="dxa" w:w="635"/>
           </w:tcPr>
           <w:p>
             <w:r/>
@@ -3903,7 +3903,7 @@
         </w:tc>
         <w:tc>
           <w:tcPr>
-            <w:tcW w:type="dxa" w:w="3628"/>
+            <w:tcW w:type="dxa" w:w="1446"/>
           </w:tcPr>
           <w:p>
             <w:r/>
@@ -3923,7 +3923,7 @@
         </w:trPr>
         <w:tc>
           <w:tcPr>
-            <w:tcW w:type="dxa" w:w="1814"/>
+            <w:tcW w:type="dxa" w:w="4241"/>
           </w:tcPr>
           <w:p>
             <w:r/>
@@ -3938,7 +3938,7 @@
         </w:tc>
         <w:tc>
           <w:tcPr>
-            <w:tcW w:type="dxa" w:w="1191"/>
+            <w:tcW w:type="dxa" w:w="1327"/>
           </w:tcPr>
           <w:p>
             <w:pPr>
@@ -3956,7 +3956,7 @@
         </w:tc>
         <w:tc>
           <w:tcPr>
-            <w:tcW w:type="dxa" w:w="907"/>
+            <w:tcW w:type="dxa" w:w="635"/>
           </w:tcPr>
           <w:p>
             <w:r/>
@@ -3971,7 +3971,7 @@
         </w:tc>
         <w:tc>
           <w:tcPr>
-            <w:tcW w:type="dxa" w:w="1077"/>
+            <w:tcW w:type="dxa" w:w="1128"/>
           </w:tcPr>
           <w:p>
             <w:pPr>
@@ -3989,7 +3989,7 @@
         </w:tc>
         <w:tc>
           <w:tcPr>
-            <w:tcW w:type="dxa" w:w="794"/>
+            <w:tcW w:type="dxa" w:w="635"/>
           </w:tcPr>
           <w:p>
             <w:r/>
@@ -4004,7 +4004,7 @@
         </w:tc>
         <w:tc>
           <w:tcPr>
-            <w:tcW w:type="dxa" w:w="3628"/>
+            <w:tcW w:type="dxa" w:w="1446"/>
           </w:tcPr>
           <w:p>
             <w:r/>
@@ -4024,7 +4024,7 @@
         </w:trPr>
         <w:tc>
           <w:tcPr>
-            <w:tcW w:type="dxa" w:w="1814"/>
+            <w:tcW w:type="dxa" w:w="4241"/>
           </w:tcPr>
           <w:p>
             <w:r/>
@@ -4039,7 +4039,7 @@
         </w:tc>
         <w:tc>
           <w:tcPr>
-            <w:tcW w:type="dxa" w:w="1191"/>
+            <w:tcW w:type="dxa" w:w="1327"/>
           </w:tcPr>
           <w:p>
             <w:pPr>
@@ -4057,7 +4057,7 @@
         </w:tc>
         <w:tc>
           <w:tcPr>
-            <w:tcW w:type="dxa" w:w="907"/>
+            <w:tcW w:type="dxa" w:w="635"/>
           </w:tcPr>
           <w:p>
             <w:r/>
@@ -4072,7 +4072,7 @@
         </w:tc>
         <w:tc>
           <w:tcPr>
-            <w:tcW w:type="dxa" w:w="1077"/>
+            <w:tcW w:type="dxa" w:w="1128"/>
           </w:tcPr>
           <w:p>
             <w:pPr>
@@ -4090,7 +4090,7 @@
         </w:tc>
         <w:tc>
           <w:tcPr>
-            <w:tcW w:type="dxa" w:w="794"/>
+            <w:tcW w:type="dxa" w:w="635"/>
           </w:tcPr>
           <w:p>
             <w:r/>
@@ -4105,7 +4105,7 @@
         </w:tc>
         <w:tc>
           <w:tcPr>
-            <w:tcW w:type="dxa" w:w="3628"/>
+            <w:tcW w:type="dxa" w:w="1446"/>
           </w:tcPr>
           <w:p>
             <w:r/>
@@ -4125,7 +4125,7 @@
         </w:trPr>
         <w:tc>
           <w:tcPr>
-            <w:tcW w:type="dxa" w:w="1814"/>
+            <w:tcW w:type="dxa" w:w="4241"/>
           </w:tcPr>
           <w:p>
             <w:r/>
@@ -4140,7 +4140,7 @@
         </w:tc>
         <w:tc>
           <w:tcPr>
-            <w:tcW w:type="dxa" w:w="1191"/>
+            <w:tcW w:type="dxa" w:w="1327"/>
           </w:tcPr>
           <w:p>
             <w:pPr>
@@ -4158,7 +4158,7 @@
         </w:tc>
         <w:tc>
           <w:tcPr>
-            <w:tcW w:type="dxa" w:w="907"/>
+            <w:tcW w:type="dxa" w:w="635"/>
           </w:tcPr>
           <w:p>
             <w:r/>
@@ -4173,7 +4173,7 @@
         </w:tc>
         <w:tc>
           <w:tcPr>
-            <w:tcW w:type="dxa" w:w="1077"/>
+            <w:tcW w:type="dxa" w:w="1128"/>
           </w:tcPr>
           <w:p>
             <w:pPr>
@@ -4191,7 +4191,7 @@
         </w:tc>
         <w:tc>
           <w:tcPr>
-            <w:tcW w:type="dxa" w:w="794"/>
+            <w:tcW w:type="dxa" w:w="635"/>
           </w:tcPr>
           <w:p>
             <w:r/>
@@ -4206,7 +4206,7 @@
         </w:tc>
         <w:tc>
           <w:tcPr>
-            <w:tcW w:type="dxa" w:w="3628"/>
+            <w:tcW w:type="dxa" w:w="1446"/>
           </w:tcPr>
           <w:p>
             <w:r/>
@@ -4226,7 +4226,7 @@
         </w:trPr>
         <w:tc>
           <w:tcPr>
-            <w:tcW w:type="dxa" w:w="1814"/>
+            <w:tcW w:type="dxa" w:w="4241"/>
           </w:tcPr>
           <w:p>
             <w:r/>
@@ -4241,7 +4241,7 @@
         </w:tc>
         <w:tc>
           <w:tcPr>
-            <w:tcW w:type="dxa" w:w="1191"/>
+            <w:tcW w:type="dxa" w:w="1327"/>
           </w:tcPr>
           <w:p>
             <w:pPr>
@@ -4259,7 +4259,7 @@
         </w:tc>
         <w:tc>
           <w:tcPr>
-            <w:tcW w:type="dxa" w:w="907"/>
+            <w:tcW w:type="dxa" w:w="635"/>
           </w:tcPr>
           <w:p>
             <w:r/>
@@ -4274,7 +4274,7 @@
         </w:tc>
         <w:tc>
           <w:tcPr>
-            <w:tcW w:type="dxa" w:w="1077"/>
+            <w:tcW w:type="dxa" w:w="1128"/>
           </w:tcPr>
           <w:p>
             <w:pPr>
@@ -4292,7 +4292,7 @@
         </w:tc>
         <w:tc>
           <w:tcPr>
-            <w:tcW w:type="dxa" w:w="794"/>
+            <w:tcW w:type="dxa" w:w="635"/>
           </w:tcPr>
           <w:p>
             <w:r/>
@@ -4307,7 +4307,7 @@
         </w:tc>
         <w:tc>
           <w:tcPr>
-            <w:tcW w:type="dxa" w:w="3628"/>
+            <w:tcW w:type="dxa" w:w="1446"/>
           </w:tcPr>
           <w:p>
             <w:r/>
@@ -4327,7 +4327,7 @@
         </w:trPr>
         <w:tc>
           <w:tcPr>
-            <w:tcW w:type="dxa" w:w="1814"/>
+            <w:tcW w:type="dxa" w:w="4241"/>
           </w:tcPr>
           <w:p>
             <w:r/>
@@ -4342,7 +4342,7 @@
         </w:tc>
         <w:tc>
           <w:tcPr>
-            <w:tcW w:type="dxa" w:w="1191"/>
+            <w:tcW w:type="dxa" w:w="1327"/>
           </w:tcPr>
           <w:p>
             <w:pPr>
@@ -4360,7 +4360,7 @@
         </w:tc>
         <w:tc>
           <w:tcPr>
-            <w:tcW w:type="dxa" w:w="907"/>
+            <w:tcW w:type="dxa" w:w="635"/>
           </w:tcPr>
           <w:p>
             <w:r/>
@@ -4375,7 +4375,7 @@
         </w:tc>
         <w:tc>
           <w:tcPr>
-            <w:tcW w:type="dxa" w:w="1077"/>
+            <w:tcW w:type="dxa" w:w="1128"/>
           </w:tcPr>
           <w:p>
             <w:pPr>
@@ -4393,7 +4393,7 @@
         </w:tc>
         <w:tc>
           <w:tcPr>
-            <w:tcW w:type="dxa" w:w="794"/>
+            <w:tcW w:type="dxa" w:w="635"/>
           </w:tcPr>
           <w:p>
             <w:r/>
@@ -4408,7 +4408,7 @@
         </w:tc>
         <w:tc>
           <w:tcPr>
-            <w:tcW w:type="dxa" w:w="3628"/>
+            <w:tcW w:type="dxa" w:w="1446"/>
           </w:tcPr>
           <w:p>
             <w:r/>
@@ -4428,7 +4428,7 @@
         </w:trPr>
         <w:tc>
           <w:tcPr>
-            <w:tcW w:type="dxa" w:w="1814"/>
+            <w:tcW w:type="dxa" w:w="4241"/>
           </w:tcPr>
           <w:p>
             <w:r/>
@@ -4443,7 +4443,7 @@
         </w:tc>
         <w:tc>
           <w:tcPr>
-            <w:tcW w:type="dxa" w:w="1191"/>
+            <w:tcW w:type="dxa" w:w="1327"/>
           </w:tcPr>
           <w:p>
             <w:pPr>
@@ -4461,7 +4461,7 @@
         </w:tc>
         <w:tc>
           <w:tcPr>
-            <w:tcW w:type="dxa" w:w="907"/>
+            <w:tcW w:type="dxa" w:w="635"/>
           </w:tcPr>
           <w:p>
             <w:r/>
@@ -4476,7 +4476,7 @@
         </w:tc>
         <w:tc>
           <w:tcPr>
-            <w:tcW w:type="dxa" w:w="1077"/>
+            <w:tcW w:type="dxa" w:w="1128"/>
           </w:tcPr>
           <w:p>
             <w:pPr>
@@ -4494,7 +4494,7 @@
         </w:tc>
         <w:tc>
           <w:tcPr>
-            <w:tcW w:type="dxa" w:w="794"/>
+            <w:tcW w:type="dxa" w:w="635"/>
           </w:tcPr>
           <w:p>
             <w:r/>
@@ -4509,7 +4509,7 @@
         </w:tc>
         <w:tc>
           <w:tcPr>
-            <w:tcW w:type="dxa" w:w="3628"/>
+            <w:tcW w:type="dxa" w:w="1446"/>
           </w:tcPr>
           <w:p>
             <w:r/>
@@ -4529,7 +4529,7 @@
         </w:trPr>
         <w:tc>
           <w:tcPr>
-            <w:tcW w:type="dxa" w:w="1814"/>
+            <w:tcW w:type="dxa" w:w="4241"/>
           </w:tcPr>
           <w:p>
             <w:r/>
@@ -4544,7 +4544,7 @@
         </w:tc>
         <w:tc>
           <w:tcPr>
-            <w:tcW w:type="dxa" w:w="1191"/>
+            <w:tcW w:type="dxa" w:w="1327"/>
           </w:tcPr>
           <w:p>
             <w:pPr>
@@ -4562,7 +4562,7 @@
         </w:tc>
         <w:tc>
           <w:tcPr>
-            <w:tcW w:type="dxa" w:w="907"/>
+            <w:tcW w:type="dxa" w:w="635"/>
           </w:tcPr>
           <w:p>
             <w:r/>
@@ -4577,7 +4577,7 @@
         </w:tc>
         <w:tc>
           <w:tcPr>
-            <w:tcW w:type="dxa" w:w="1077"/>
+            <w:tcW w:type="dxa" w:w="1128"/>
           </w:tcPr>
           <w:p>
             <w:pPr>
@@ -4595,7 +4595,7 @@
         </w:tc>
         <w:tc>
           <w:tcPr>
-            <w:tcW w:type="dxa" w:w="794"/>
+            <w:tcW w:type="dxa" w:w="635"/>
           </w:tcPr>
           <w:p>
             <w:r/>
@@ -4610,7 +4610,7 @@
         </w:tc>
         <w:tc>
           <w:tcPr>
-            <w:tcW w:type="dxa" w:w="3628"/>
+            <w:tcW w:type="dxa" w:w="1446"/>
           </w:tcPr>
           <w:p>
             <w:r/>
@@ -4630,7 +4630,7 @@
         </w:trPr>
         <w:tc>
           <w:tcPr>
-            <w:tcW w:type="dxa" w:w="1814"/>
+            <w:tcW w:type="dxa" w:w="4241"/>
           </w:tcPr>
           <w:p>
             <w:r/>
@@ -4645,7 +4645,7 @@
         </w:tc>
         <w:tc>
           <w:tcPr>
-            <w:tcW w:type="dxa" w:w="1191"/>
+            <w:tcW w:type="dxa" w:w="1327"/>
           </w:tcPr>
           <w:p>
             <w:pPr>
@@ -4663,7 +4663,7 @@
         </w:tc>
         <w:tc>
           <w:tcPr>
-            <w:tcW w:type="dxa" w:w="907"/>
+            <w:tcW w:type="dxa" w:w="635"/>
           </w:tcPr>
           <w:p>
             <w:r/>
@@ -4678,7 +4678,7 @@
         </w:tc>
         <w:tc>
           <w:tcPr>
-            <w:tcW w:type="dxa" w:w="1077"/>
+            <w:tcW w:type="dxa" w:w="1128"/>
           </w:tcPr>
           <w:p>
             <w:pPr>
@@ -4696,7 +4696,7 @@
         </w:tc>
         <w:tc>
           <w:tcPr>
-            <w:tcW w:type="dxa" w:w="794"/>
+            <w:tcW w:type="dxa" w:w="635"/>
           </w:tcPr>
           <w:p>
             <w:r/>
@@ -4711,7 +4711,7 @@
         </w:tc>
         <w:tc>
           <w:tcPr>
-            <w:tcW w:type="dxa" w:w="3628"/>
+            <w:tcW w:type="dxa" w:w="1446"/>
           </w:tcPr>
           <w:p>
             <w:r/>
@@ -4731,7 +4731,7 @@
         </w:trPr>
         <w:tc>
           <w:tcPr>
-            <w:tcW w:type="dxa" w:w="1814"/>
+            <w:tcW w:type="dxa" w:w="4241"/>
           </w:tcPr>
           <w:p>
             <w:r/>
@@ -4746,7 +4746,7 @@
         </w:tc>
         <w:tc>
           <w:tcPr>
-            <w:tcW w:type="dxa" w:w="1191"/>
+            <w:tcW w:type="dxa" w:w="1327"/>
           </w:tcPr>
           <w:p>
             <w:pPr>
@@ -4764,7 +4764,7 @@
         </w:tc>
         <w:tc>
           <w:tcPr>
-            <w:tcW w:type="dxa" w:w="907"/>
+            <w:tcW w:type="dxa" w:w="635"/>
           </w:tcPr>
           <w:p>
             <w:r/>
@@ -4779,7 +4779,7 @@
         </w:tc>
         <w:tc>
           <w:tcPr>
-            <w:tcW w:type="dxa" w:w="1077"/>
+            <w:tcW w:type="dxa" w:w="1128"/>
           </w:tcPr>
           <w:p>
             <w:pPr>
@@ -4797,7 +4797,7 @@
         </w:tc>
         <w:tc>
           <w:tcPr>
-            <w:tcW w:type="dxa" w:w="794"/>
+            <w:tcW w:type="dxa" w:w="635"/>
           </w:tcPr>
           <w:p>
             <w:r/>
@@ -4812,7 +4812,7 @@
         </w:tc>
         <w:tc>
           <w:tcPr>
-            <w:tcW w:type="dxa" w:w="3628"/>
+            <w:tcW w:type="dxa" w:w="1446"/>
           </w:tcPr>
           <w:p>
             <w:r/>
@@ -4832,7 +4832,7 @@
         </w:trPr>
         <w:tc>
           <w:tcPr>
-            <w:tcW w:type="dxa" w:w="1814"/>
+            <w:tcW w:type="dxa" w:w="4241"/>
           </w:tcPr>
           <w:p>
             <w:r/>
@@ -4847,7 +4847,7 @@
         </w:tc>
         <w:tc>
           <w:tcPr>
-            <w:tcW w:type="dxa" w:w="1191"/>
+            <w:tcW w:type="dxa" w:w="1327"/>
           </w:tcPr>
           <w:p>
             <w:pPr>
@@ -4865,7 +4865,7 @@
         </w:tc>
         <w:tc>
           <w:tcPr>
-            <w:tcW w:type="dxa" w:w="907"/>
+            <w:tcW w:type="dxa" w:w="635"/>
           </w:tcPr>
           <w:p>
             <w:r/>
@@ -4880,7 +4880,7 @@
         </w:tc>
         <w:tc>
           <w:tcPr>
-            <w:tcW w:type="dxa" w:w="1077"/>
+            <w:tcW w:type="dxa" w:w="1128"/>
           </w:tcPr>
           <w:p>
             <w:pPr>
@@ -4898,7 +4898,7 @@
         </w:tc>
         <w:tc>
           <w:tcPr>
-            <w:tcW w:type="dxa" w:w="794"/>
+            <w:tcW w:type="dxa" w:w="635"/>
           </w:tcPr>
           <w:p>
             <w:r/>
@@ -4913,7 +4913,7 @@
         </w:tc>
         <w:tc>
           <w:tcPr>
-            <w:tcW w:type="dxa" w:w="3628"/>
+            <w:tcW w:type="dxa" w:w="1446"/>
           </w:tcPr>
           <w:p>
             <w:r/>
@@ -4933,7 +4933,7 @@
         </w:trPr>
         <w:tc>
           <w:tcPr>
-            <w:tcW w:type="dxa" w:w="1814"/>
+            <w:tcW w:type="dxa" w:w="4241"/>
           </w:tcPr>
           <w:p>
             <w:r/>
@@ -4948,7 +4948,7 @@
         </w:tc>
         <w:tc>
           <w:tcPr>
-            <w:tcW w:type="dxa" w:w="1191"/>
+            <w:tcW w:type="dxa" w:w="1327"/>
           </w:tcPr>
           <w:p>
             <w:pPr>
@@ -4966,7 +4966,7 @@
         </w:tc>
         <w:tc>
           <w:tcPr>
-            <w:tcW w:type="dxa" w:w="907"/>
+            <w:tcW w:type="dxa" w:w="635"/>
           </w:tcPr>
           <w:p>
             <w:r/>
@@ -4981,7 +4981,7 @@
         </w:tc>
         <w:tc>
           <w:tcPr>
-            <w:tcW w:type="dxa" w:w="1077"/>
+            <w:tcW w:type="dxa" w:w="1128"/>
           </w:tcPr>
           <w:p>
             <w:pPr>
@@ -4999,7 +4999,7 @@
         </w:tc>
         <w:tc>
           <w:tcPr>
-            <w:tcW w:type="dxa" w:w="794"/>
+            <w:tcW w:type="dxa" w:w="635"/>
           </w:tcPr>
           <w:p>
             <w:r/>
@@ -5014,7 +5014,7 @@
         </w:tc>
         <w:tc>
           <w:tcPr>
-            <w:tcW w:type="dxa" w:w="3628"/>
+            <w:tcW w:type="dxa" w:w="1446"/>
           </w:tcPr>
           <w:p>
             <w:r/>
@@ -5034,7 +5034,7 @@
         </w:trPr>
         <w:tc>
           <w:tcPr>
-            <w:tcW w:type="dxa" w:w="1814"/>
+            <w:tcW w:type="dxa" w:w="4241"/>
           </w:tcPr>
           <w:p>
             <w:r/>
@@ -5049,7 +5049,7 @@
         </w:tc>
         <w:tc>
           <w:tcPr>
-            <w:tcW w:type="dxa" w:w="1191"/>
+            <w:tcW w:type="dxa" w:w="1327"/>
           </w:tcPr>
           <w:p>
             <w:pPr>
@@ -5067,7 +5067,7 @@
         </w:tc>
         <w:tc>
           <w:tcPr>
-            <w:tcW w:type="dxa" w:w="907"/>
+            <w:tcW w:type="dxa" w:w="635"/>
           </w:tcPr>
           <w:p>
             <w:r/>
@@ -5082,7 +5082,7 @@
         </w:tc>
         <w:tc>
           <w:tcPr>
-            <w:tcW w:type="dxa" w:w="1077"/>
+            <w:tcW w:type="dxa" w:w="1128"/>
           </w:tcPr>
           <w:p>
             <w:pPr>
@@ -5100,7 +5100,7 @@
         </w:tc>
         <w:tc>
           <w:tcPr>
-            <w:tcW w:type="dxa" w:w="794"/>
+            <w:tcW w:type="dxa" w:w="635"/>
           </w:tcPr>
           <w:p>
             <w:r/>
@@ -5115,7 +5115,7 @@
         </w:tc>
         <w:tc>
           <w:tcPr>
-            <w:tcW w:type="dxa" w:w="3628"/>
+            <w:tcW w:type="dxa" w:w="1446"/>
           </w:tcPr>
           <w:p>
             <w:r/>
@@ -5135,7 +5135,7 @@
         </w:trPr>
         <w:tc>
           <w:tcPr>
-            <w:tcW w:type="dxa" w:w="1814"/>
+            <w:tcW w:type="dxa" w:w="4241"/>
           </w:tcPr>
           <w:p>
             <w:r/>
@@ -5150,7 +5150,7 @@
         </w:tc>
         <w:tc>
           <w:tcPr>
-            <w:tcW w:type="dxa" w:w="1191"/>
+            <w:tcW w:type="dxa" w:w="1327"/>
           </w:tcPr>
           <w:p>
             <w:pPr>
@@ -5168,7 +5168,7 @@
         </w:tc>
         <w:tc>
           <w:tcPr>
-            <w:tcW w:type="dxa" w:w="907"/>
+            <w:tcW w:type="dxa" w:w="635"/>
           </w:tcPr>
           <w:p>
             <w:r/>
@@ -5183,7 +5183,7 @@
         </w:tc>
         <w:tc>
           <w:tcPr>
-            <w:tcW w:type="dxa" w:w="1077"/>
+            <w:tcW w:type="dxa" w:w="1128"/>
           </w:tcPr>
           <w:p>
             <w:pPr>
@@ -5201,7 +5201,7 @@
         </w:tc>
         <w:tc>
           <w:tcPr>
-            <w:tcW w:type="dxa" w:w="794"/>
+            <w:tcW w:type="dxa" w:w="635"/>
           </w:tcPr>
           <w:p>
             <w:r/>
@@ -5216,7 +5216,7 @@
         </w:tc>
         <w:tc>
           <w:tcPr>
-            <w:tcW w:type="dxa" w:w="3628"/>
+            <w:tcW w:type="dxa" w:w="1446"/>
           </w:tcPr>
           <w:p>
             <w:r/>
@@ -5236,7 +5236,7 @@
         </w:trPr>
         <w:tc>
           <w:tcPr>
-            <w:tcW w:type="dxa" w:w="1814"/>
+            <w:tcW w:type="dxa" w:w="4241"/>
           </w:tcPr>
           <w:p>
             <w:r/>
@@ -5251,7 +5251,7 @@
         </w:tc>
         <w:tc>
           <w:tcPr>
-            <w:tcW w:type="dxa" w:w="1191"/>
+            <w:tcW w:type="dxa" w:w="1327"/>
           </w:tcPr>
           <w:p>
             <w:pPr>
@@ -5269,7 +5269,7 @@
         </w:tc>
         <w:tc>
           <w:tcPr>
-            <w:tcW w:type="dxa" w:w="907"/>
+            <w:tcW w:type="dxa" w:w="635"/>
           </w:tcPr>
           <w:p>
             <w:r/>
@@ -5284,7 +5284,7 @@
         </w:tc>
         <w:tc>
           <w:tcPr>
-            <w:tcW w:type="dxa" w:w="1077"/>
+            <w:tcW w:type="dxa" w:w="1128"/>
           </w:tcPr>
           <w:p>
             <w:pPr>
@@ -5302,7 +5302,7 @@
         </w:tc>
         <w:tc>
           <w:tcPr>
-            <w:tcW w:type="dxa" w:w="794"/>
+            <w:tcW w:type="dxa" w:w="635"/>
           </w:tcPr>
           <w:p>
             <w:r/>
@@ -5317,7 +5317,7 @@
         </w:tc>
         <w:tc>
           <w:tcPr>
-            <w:tcW w:type="dxa" w:w="3628"/>
+            <w:tcW w:type="dxa" w:w="1446"/>
           </w:tcPr>
           <w:p>
             <w:r/>
@@ -5337,7 +5337,7 @@
         </w:trPr>
         <w:tc>
           <w:tcPr>
-            <w:tcW w:type="dxa" w:w="1814"/>
+            <w:tcW w:type="dxa" w:w="4241"/>
           </w:tcPr>
           <w:p>
             <w:r/>
@@ -5352,7 +5352,7 @@
         </w:tc>
         <w:tc>
           <w:tcPr>
-            <w:tcW w:type="dxa" w:w="1191"/>
+            <w:tcW w:type="dxa" w:w="1327"/>
           </w:tcPr>
           <w:p>
             <w:pPr>
@@ -5370,7 +5370,7 @@
         </w:tc>
         <w:tc>
           <w:tcPr>
-            <w:tcW w:type="dxa" w:w="907"/>
+            <w:tcW w:type="dxa" w:w="635"/>
           </w:tcPr>
           <w:p>
             <w:r/>
@@ -5385,7 +5385,7 @@
         </w:tc>
         <w:tc>
           <w:tcPr>
-            <w:tcW w:type="dxa" w:w="1077"/>
+            <w:tcW w:type="dxa" w:w="1128"/>
           </w:tcPr>
           <w:p>
             <w:pPr>
@@ -5403,7 +5403,7 @@
         </w:tc>
         <w:tc>
           <w:tcPr>
-            <w:tcW w:type="dxa" w:w="794"/>
+            <w:tcW w:type="dxa" w:w="635"/>
           </w:tcPr>
           <w:p>
             <w:r/>
@@ -5418,7 +5418,7 @@
         </w:tc>
         <w:tc>
           <w:tcPr>
-            <w:tcW w:type="dxa" w:w="3628"/>
+            <w:tcW w:type="dxa" w:w="1446"/>
           </w:tcPr>
           <w:p>
             <w:r/>
@@ -5438,7 +5438,7 @@
         </w:trPr>
         <w:tc>
           <w:tcPr>
-            <w:tcW w:type="dxa" w:w="1814"/>
+            <w:tcW w:type="dxa" w:w="4241"/>
           </w:tcPr>
           <w:p>
             <w:r/>
@@ -5453,7 +5453,7 @@
         </w:tc>
         <w:tc>
           <w:tcPr>
-            <w:tcW w:type="dxa" w:w="1191"/>
+            <w:tcW w:type="dxa" w:w="1327"/>
           </w:tcPr>
           <w:p>
             <w:pPr>
@@ -5471,7 +5471,7 @@
         </w:tc>
         <w:tc>
           <w:tcPr>
-            <w:tcW w:type="dxa" w:w="907"/>
+            <w:tcW w:type="dxa" w:w="635"/>
           </w:tcPr>
           <w:p>
             <w:r/>
@@ -5486,7 +5486,7 @@
         </w:tc>
         <w:tc>
           <w:tcPr>
-            <w:tcW w:type="dxa" w:w="1077"/>
+            <w:tcW w:type="dxa" w:w="1128"/>
           </w:tcPr>
           <w:p>
             <w:pPr>
@@ -5504,7 +5504,7 @@
         </w:tc>
         <w:tc>
           <w:tcPr>
-            <w:tcW w:type="dxa" w:w="794"/>
+            <w:tcW w:type="dxa" w:w="635"/>
           </w:tcPr>
           <w:p>
             <w:r/>
@@ -5519,7 +5519,7 @@
         </w:tc>
         <w:tc>
           <w:tcPr>
-            <w:tcW w:type="dxa" w:w="3628"/>
+            <w:tcW w:type="dxa" w:w="1446"/>
           </w:tcPr>
           <w:p>
             <w:r/>
@@ -5539,7 +5539,7 @@
         </w:trPr>
         <w:tc>
           <w:tcPr>
-            <w:tcW w:type="dxa" w:w="1814"/>
+            <w:tcW w:type="dxa" w:w="4241"/>
           </w:tcPr>
           <w:p>
             <w:r/>
@@ -5554,7 +5554,7 @@
         </w:tc>
         <w:tc>
           <w:tcPr>
-            <w:tcW w:type="dxa" w:w="1191"/>
+            <w:tcW w:type="dxa" w:w="1327"/>
           </w:tcPr>
           <w:p>
             <w:pPr>
@@ -5572,7 +5572,7 @@
         </w:tc>
         <w:tc>
           <w:tcPr>
-            <w:tcW w:type="dxa" w:w="907"/>
+            <w:tcW w:type="dxa" w:w="635"/>
           </w:tcPr>
           <w:p>
             <w:r/>
@@ -5587,7 +5587,7 @@
         </w:tc>
         <w:tc>
           <w:tcPr>
-            <w:tcW w:type="dxa" w:w="1077"/>
+            <w:tcW w:type="dxa" w:w="1128"/>
           </w:tcPr>
           <w:p>
             <w:pPr>
@@ -5605,7 +5605,7 @@
         </w:tc>
         <w:tc>
           <w:tcPr>
-            <w:tcW w:type="dxa" w:w="794"/>
+            <w:tcW w:type="dxa" w:w="635"/>
           </w:tcPr>
           <w:p>
             <w:r/>
@@ -5620,7 +5620,7 @@
         </w:tc>
         <w:tc>
           <w:tcPr>
-            <w:tcW w:type="dxa" w:w="3628"/>
+            <w:tcW w:type="dxa" w:w="1446"/>
           </w:tcPr>
           <w:p>
             <w:r/>
@@ -5640,7 +5640,7 @@
         </w:trPr>
         <w:tc>
           <w:tcPr>
-            <w:tcW w:type="dxa" w:w="1814"/>
+            <w:tcW w:type="dxa" w:w="4241"/>
           </w:tcPr>
           <w:p>
             <w:r/>
@@ -5655,7 +5655,7 @@
         </w:tc>
         <w:tc>
           <w:tcPr>
-            <w:tcW w:type="dxa" w:w="1191"/>
+            <w:tcW w:type="dxa" w:w="1327"/>
           </w:tcPr>
           <w:p>
             <w:pPr>
@@ -5673,7 +5673,7 @@
         </w:tc>
         <w:tc>
           <w:tcPr>
-            <w:tcW w:type="dxa" w:w="907"/>
+            <w:tcW w:type="dxa" w:w="635"/>
           </w:tcPr>
           <w:p>
             <w:r/>
@@ -5688,7 +5688,7 @@
         </w:tc>
         <w:tc>
           <w:tcPr>
-            <w:tcW w:type="dxa" w:w="1077"/>
+            <w:tcW w:type="dxa" w:w="1128"/>
           </w:tcPr>
           <w:p>
             <w:pPr>
@@ -5706,7 +5706,7 @@
         </w:tc>
         <w:tc>
           <w:tcPr>
-            <w:tcW w:type="dxa" w:w="794"/>
+            <w:tcW w:type="dxa" w:w="635"/>
           </w:tcPr>
           <w:p>
             <w:r/>
@@ -5721,7 +5721,7 @@
         </w:tc>
         <w:tc>
           <w:tcPr>
-            <w:tcW w:type="dxa" w:w="3628"/>
+            <w:tcW w:type="dxa" w:w="1446"/>
           </w:tcPr>
           <w:p>
             <w:r/>
@@ -5741,7 +5741,7 @@
         </w:trPr>
         <w:tc>
           <w:tcPr>
-            <w:tcW w:type="dxa" w:w="1814"/>
+            <w:tcW w:type="dxa" w:w="4241"/>
           </w:tcPr>
           <w:p>
             <w:r/>
@@ -5756,7 +5756,7 @@
         </w:tc>
         <w:tc>
           <w:tcPr>
-            <w:tcW w:type="dxa" w:w="1191"/>
+            <w:tcW w:type="dxa" w:w="1327"/>
           </w:tcPr>
           <w:p>
             <w:pPr>
@@ -5774,7 +5774,7 @@
         </w:tc>
         <w:tc>
           <w:tcPr>
-            <w:tcW w:type="dxa" w:w="907"/>
+            <w:tcW w:type="dxa" w:w="635"/>
           </w:tcPr>
           <w:p>
             <w:r/>
@@ -5789,7 +5789,7 @@
         </w:tc>
         <w:tc>
           <w:tcPr>
-            <w:tcW w:type="dxa" w:w="1077"/>
+            <w:tcW w:type="dxa" w:w="1128"/>
           </w:tcPr>
           <w:p>
             <w:pPr>
@@ -5807,7 +5807,7 @@
         </w:tc>
         <w:tc>
           <w:tcPr>
-            <w:tcW w:type="dxa" w:w="794"/>
+            <w:tcW w:type="dxa" w:w="635"/>
           </w:tcPr>
           <w:p>
             <w:r/>
@@ -5822,7 +5822,7 @@
         </w:tc>
         <w:tc>
           <w:tcPr>
-            <w:tcW w:type="dxa" w:w="3628"/>
+            <w:tcW w:type="dxa" w:w="1446"/>
           </w:tcPr>
           <w:p>
             <w:r/>
@@ -5842,7 +5842,7 @@
         </w:trPr>
         <w:tc>
           <w:tcPr>
-            <w:tcW w:type="dxa" w:w="1814"/>
+            <w:tcW w:type="dxa" w:w="4241"/>
           </w:tcPr>
           <w:p>
             <w:r/>
@@ -5857,7 +5857,7 @@
         </w:tc>
         <w:tc>
           <w:tcPr>
-            <w:tcW w:type="dxa" w:w="1191"/>
+            <w:tcW w:type="dxa" w:w="1327"/>
           </w:tcPr>
           <w:p>
             <w:pPr>
@@ -5875,7 +5875,7 @@
         </w:tc>
         <w:tc>
           <w:tcPr>
-            <w:tcW w:type="dxa" w:w="907"/>
+            <w:tcW w:type="dxa" w:w="635"/>
           </w:tcPr>
           <w:p>
             <w:r/>
@@ -5890,7 +5890,7 @@
         </w:tc>
         <w:tc>
           <w:tcPr>
-            <w:tcW w:type="dxa" w:w="1077"/>
+            <w:tcW w:type="dxa" w:w="1128"/>
           </w:tcPr>
           <w:p>
             <w:pPr>
@@ -5908,7 +5908,7 @@
         </w:tc>
         <w:tc>
           <w:tcPr>
-            <w:tcW w:type="dxa" w:w="794"/>
+            <w:tcW w:type="dxa" w:w="635"/>
           </w:tcPr>
           <w:p>
             <w:r/>
@@ -5923,7 +5923,7 @@
         </w:tc>
         <w:tc>
           <w:tcPr>
-            <w:tcW w:type="dxa" w:w="3628"/>
+            <w:tcW w:type="dxa" w:w="1446"/>
           </w:tcPr>
           <w:p>
             <w:r/>
@@ -5943,7 +5943,7 @@
         </w:trPr>
         <w:tc>
           <w:tcPr>
-            <w:tcW w:type="dxa" w:w="1814"/>
+            <w:tcW w:type="dxa" w:w="4241"/>
           </w:tcPr>
           <w:p>
             <w:r/>
@@ -5958,7 +5958,7 @@
         </w:tc>
         <w:tc>
           <w:tcPr>
-            <w:tcW w:type="dxa" w:w="1191"/>
+            <w:tcW w:type="dxa" w:w="1327"/>
           </w:tcPr>
           <w:p>
             <w:pPr>
@@ -5976,7 +5976,7 @@
         </w:tc>
         <w:tc>
           <w:tcPr>
-            <w:tcW w:type="dxa" w:w="907"/>
+            <w:tcW w:type="dxa" w:w="635"/>
           </w:tcPr>
           <w:p>
             <w:r/>
@@ -5991,7 +5991,7 @@
         </w:tc>
         <w:tc>
           <w:tcPr>
-            <w:tcW w:type="dxa" w:w="1077"/>
+            <w:tcW w:type="dxa" w:w="1128"/>
           </w:tcPr>
           <w:p>
             <w:pPr>
@@ -6009,7 +6009,7 @@
         </w:tc>
         <w:tc>
           <w:tcPr>
-            <w:tcW w:type="dxa" w:w="794"/>
+            <w:tcW w:type="dxa" w:w="635"/>
           </w:tcPr>
           <w:p>
             <w:r/>
@@ -6024,7 +6024,7 @@
         </w:tc>
         <w:tc>
           <w:tcPr>
-            <w:tcW w:type="dxa" w:w="3628"/>
+            <w:tcW w:type="dxa" w:w="1446"/>
           </w:tcPr>
           <w:p>
             <w:r/>
@@ -6044,7 +6044,7 @@
         </w:trPr>
         <w:tc>
           <w:tcPr>
-            <w:tcW w:type="dxa" w:w="1814"/>
+            <w:tcW w:type="dxa" w:w="4241"/>
           </w:tcPr>
           <w:p>
             <w:r/>
@@ -6059,7 +6059,7 @@
         </w:tc>
         <w:tc>
           <w:tcPr>
-            <w:tcW w:type="dxa" w:w="1191"/>
+            <w:tcW w:type="dxa" w:w="1327"/>
           </w:tcPr>
           <w:p>
             <w:pPr>
@@ -6077,7 +6077,7 @@
         </w:tc>
         <w:tc>
           <w:tcPr>
-            <w:tcW w:type="dxa" w:w="907"/>
+            <w:tcW w:type="dxa" w:w="635"/>
           </w:tcPr>
           <w:p>
             <w:r/>
@@ -6092,7 +6092,7 @@
         </w:tc>
         <w:tc>
           <w:tcPr>
-            <w:tcW w:type="dxa" w:w="1077"/>
+            <w:tcW w:type="dxa" w:w="1128"/>
           </w:tcPr>
           <w:p>
             <w:pPr>
@@ -6110,7 +6110,7 @@
         </w:tc>
         <w:tc>
           <w:tcPr>
-            <w:tcW w:type="dxa" w:w="794"/>
+            <w:tcW w:type="dxa" w:w="635"/>
           </w:tcPr>
           <w:p>
             <w:r/>
@@ -6125,7 +6125,7 @@
         </w:tc>
         <w:tc>
           <w:tcPr>
-            <w:tcW w:type="dxa" w:w="3628"/>
+            <w:tcW w:type="dxa" w:w="1446"/>
           </w:tcPr>
           <w:p>
             <w:r/>
@@ -6145,7 +6145,7 @@
         </w:trPr>
         <w:tc>
           <w:tcPr>
-            <w:tcW w:type="dxa" w:w="1814"/>
+            <w:tcW w:type="dxa" w:w="4241"/>
           </w:tcPr>
           <w:p>
             <w:r/>
@@ -6160,7 +6160,7 @@
         </w:tc>
         <w:tc>
           <w:tcPr>
-            <w:tcW w:type="dxa" w:w="1191"/>
+            <w:tcW w:type="dxa" w:w="1327"/>
           </w:tcPr>
           <w:p>
             <w:pPr>
@@ -6178,7 +6178,7 @@
         </w:tc>
         <w:tc>
           <w:tcPr>
-            <w:tcW w:type="dxa" w:w="907"/>
+            <w:tcW w:type="dxa" w:w="635"/>
           </w:tcPr>
           <w:p>
             <w:r/>
@@ -6193,7 +6193,7 @@
         </w:tc>
         <w:tc>
           <w:tcPr>
-            <w:tcW w:type="dxa" w:w="1077"/>
+            <w:tcW w:type="dxa" w:w="1128"/>
           </w:tcPr>
           <w:p>
             <w:pPr>
@@ -6211,7 +6211,7 @@
         </w:tc>
         <w:tc>
           <w:tcPr>
-            <w:tcW w:type="dxa" w:w="794"/>
+            <w:tcW w:type="dxa" w:w="635"/>
           </w:tcPr>
           <w:p>
             <w:r/>
@@ -6226,7 +6226,7 @@
         </w:tc>
         <w:tc>
           <w:tcPr>
-            <w:tcW w:type="dxa" w:w="3628"/>
+            <w:tcW w:type="dxa" w:w="1446"/>
           </w:tcPr>
           <w:p>
             <w:r/>
@@ -6246,7 +6246,7 @@
         </w:trPr>
         <w:tc>
           <w:tcPr>
-            <w:tcW w:type="dxa" w:w="1814"/>
+            <w:tcW w:type="dxa" w:w="4241"/>
           </w:tcPr>
           <w:p>
             <w:r/>
@@ -6261,7 +6261,7 @@
         </w:tc>
         <w:tc>
           <w:tcPr>
-            <w:tcW w:type="dxa" w:w="1191"/>
+            <w:tcW w:type="dxa" w:w="1327"/>
           </w:tcPr>
           <w:p>
             <w:pPr>
@@ -6279,7 +6279,7 @@
         </w:tc>
         <w:tc>
           <w:tcPr>
-            <w:tcW w:type="dxa" w:w="907"/>
+            <w:tcW w:type="dxa" w:w="635"/>
           </w:tcPr>
           <w:p>
             <w:r/>
@@ -6294,7 +6294,7 @@
         </w:tc>
         <w:tc>
           <w:tcPr>
-            <w:tcW w:type="dxa" w:w="1077"/>
+            <w:tcW w:type="dxa" w:w="1128"/>
           </w:tcPr>
           <w:p>
             <w:pPr>
@@ -6312,7 +6312,7 @@
         </w:tc>
         <w:tc>
           <w:tcPr>
-            <w:tcW w:type="dxa" w:w="794"/>
+            <w:tcW w:type="dxa" w:w="635"/>
           </w:tcPr>
           <w:p>
             <w:r/>
@@ -6327,7 +6327,7 @@
         </w:tc>
         <w:tc>
           <w:tcPr>
-            <w:tcW w:type="dxa" w:w="3628"/>
+            <w:tcW w:type="dxa" w:w="1446"/>
           </w:tcPr>
           <w:p>
             <w:r/>
@@ -6347,7 +6347,7 @@
         </w:trPr>
         <w:tc>
           <w:tcPr>
-            <w:tcW w:type="dxa" w:w="1814"/>
+            <w:tcW w:type="dxa" w:w="4241"/>
           </w:tcPr>
           <w:p>
             <w:r/>
@@ -6362,7 +6362,7 @@
         </w:tc>
         <w:tc>
           <w:tcPr>
-            <w:tcW w:type="dxa" w:w="1191"/>
+            <w:tcW w:type="dxa" w:w="1327"/>
           </w:tcPr>
           <w:p>
             <w:pPr>
@@ -6380,7 +6380,7 @@
         </w:tc>
         <w:tc>
           <w:tcPr>
-            <w:tcW w:type="dxa" w:w="907"/>
+            <w:tcW w:type="dxa" w:w="635"/>
           </w:tcPr>
           <w:p>
             <w:r/>
@@ -6395,7 +6395,7 @@
         </w:tc>
         <w:tc>
           <w:tcPr>
-            <w:tcW w:type="dxa" w:w="1077"/>
+            <w:tcW w:type="dxa" w:w="1128"/>
           </w:tcPr>
           <w:p>
             <w:pPr>
@@ -6413,7 +6413,7 @@
         </w:tc>
         <w:tc>
           <w:tcPr>
-            <w:tcW w:type="dxa" w:w="794"/>
+            <w:tcW w:type="dxa" w:w="635"/>
           </w:tcPr>
           <w:p>
             <w:r/>
@@ -6428,7 +6428,7 @@
         </w:tc>
         <w:tc>
           <w:tcPr>
-            <w:tcW w:type="dxa" w:w="3628"/>
+            <w:tcW w:type="dxa" w:w="1446"/>
           </w:tcPr>
           <w:p>
             <w:r/>
@@ -6448,7 +6448,7 @@
         </w:trPr>
         <w:tc>
           <w:tcPr>
-            <w:tcW w:type="dxa" w:w="1814"/>
+            <w:tcW w:type="dxa" w:w="4241"/>
           </w:tcPr>
           <w:p>
             <w:r/>
@@ -6463,7 +6463,7 @@
         </w:tc>
         <w:tc>
           <w:tcPr>
-            <w:tcW w:type="dxa" w:w="1191"/>
+            <w:tcW w:type="dxa" w:w="1327"/>
           </w:tcPr>
           <w:p>
             <w:pPr>
@@ -6481,7 +6481,7 @@
         </w:tc>
         <w:tc>
           <w:tcPr>
-            <w:tcW w:type="dxa" w:w="907"/>
+            <w:tcW w:type="dxa" w:w="635"/>
           </w:tcPr>
           <w:p>
             <w:r/>
@@ -6496,7 +6496,7 @@
         </w:tc>
         <w:tc>
           <w:tcPr>
-            <w:tcW w:type="dxa" w:w="1077"/>
+            <w:tcW w:type="dxa" w:w="1128"/>
           </w:tcPr>
           <w:p>
             <w:pPr>
@@ -6514,7 +6514,7 @@
         </w:tc>
         <w:tc>
           <w:tcPr>
-            <w:tcW w:type="dxa" w:w="794"/>
+            <w:tcW w:type="dxa" w:w="635"/>
           </w:tcPr>
           <w:p>
             <w:r/>
@@ -6529,7 +6529,7 @@
         </w:tc>
         <w:tc>
           <w:tcPr>
-            <w:tcW w:type="dxa" w:w="3628"/>
+            <w:tcW w:type="dxa" w:w="1446"/>
           </w:tcPr>
           <w:p>
             <w:r/>
@@ -6549,7 +6549,7 @@
         </w:trPr>
         <w:tc>
           <w:tcPr>
-            <w:tcW w:type="dxa" w:w="1814"/>
+            <w:tcW w:type="dxa" w:w="4241"/>
           </w:tcPr>
           <w:p>
             <w:r/>
@@ -6564,7 +6564,7 @@
         </w:tc>
         <w:tc>
           <w:tcPr>
-            <w:tcW w:type="dxa" w:w="1191"/>
+            <w:tcW w:type="dxa" w:w="1327"/>
           </w:tcPr>
           <w:p>
             <w:pPr>
@@ -6582,7 +6582,7 @@
         </w:tc>
         <w:tc>
           <w:tcPr>
-            <w:tcW w:type="dxa" w:w="907"/>
+            <w:tcW w:type="dxa" w:w="635"/>
           </w:tcPr>
           <w:p>
             <w:r/>
@@ -6597,7 +6597,7 @@
         </w:tc>
         <w:tc>
           <w:tcPr>
-            <w:tcW w:type="dxa" w:w="1077"/>
+            <w:tcW w:type="dxa" w:w="1128"/>
           </w:tcPr>
           <w:p>
             <w:pPr>
@@ -6615,7 +6615,7 @@
         </w:tc>
         <w:tc>
           <w:tcPr>
-            <w:tcW w:type="dxa" w:w="794"/>
+            <w:tcW w:type="dxa" w:w="635"/>
           </w:tcPr>
           <w:p>
             <w:r/>
@@ -6630,7 +6630,7 @@
         </w:tc>
         <w:tc>
           <w:tcPr>
-            <w:tcW w:type="dxa" w:w="3628"/>
+            <w:tcW w:type="dxa" w:w="1446"/>
           </w:tcPr>
           <w:p>
             <w:r/>
@@ -6650,7 +6650,7 @@
         </w:trPr>
         <w:tc>
           <w:tcPr>
-            <w:tcW w:type="dxa" w:w="1814"/>
+            <w:tcW w:type="dxa" w:w="4241"/>
           </w:tcPr>
           <w:p>
             <w:r/>
@@ -6665,7 +6665,7 @@
         </w:tc>
         <w:tc>
           <w:tcPr>
-            <w:tcW w:type="dxa" w:w="1191"/>
+            <w:tcW w:type="dxa" w:w="1327"/>
           </w:tcPr>
           <w:p>
             <w:pPr>
@@ -6683,7 +6683,7 @@
         </w:tc>
         <w:tc>
           <w:tcPr>
-            <w:tcW w:type="dxa" w:w="907"/>
+            <w:tcW w:type="dxa" w:w="635"/>
           </w:tcPr>
           <w:p>
             <w:r/>
@@ -6698,7 +6698,7 @@
         </w:tc>
         <w:tc>
           <w:tcPr>
-            <w:tcW w:type="dxa" w:w="1077"/>
+            <w:tcW w:type="dxa" w:w="1128"/>
           </w:tcPr>
           <w:p>
             <w:pPr>
@@ -6716,7 +6716,7 @@
         </w:tc>
         <w:tc>
           <w:tcPr>
-            <w:tcW w:type="dxa" w:w="794"/>
+            <w:tcW w:type="dxa" w:w="635"/>
           </w:tcPr>
           <w:p>
             <w:r/>
@@ -6731,7 +6731,7 @@
         </w:tc>
         <w:tc>
           <w:tcPr>
-            <w:tcW w:type="dxa" w:w="3628"/>
+            <w:tcW w:type="dxa" w:w="1446"/>
           </w:tcPr>
           <w:p>
             <w:r/>
@@ -6751,7 +6751,7 @@
         </w:trPr>
         <w:tc>
           <w:tcPr>
-            <w:tcW w:type="dxa" w:w="1814"/>
+            <w:tcW w:type="dxa" w:w="4241"/>
           </w:tcPr>
           <w:p>
             <w:r/>
@@ -6766,7 +6766,7 @@
         </w:tc>
         <w:tc>
           <w:tcPr>
-            <w:tcW w:type="dxa" w:w="1191"/>
+            <w:tcW w:type="dxa" w:w="1327"/>
           </w:tcPr>
           <w:p>
             <w:pPr>
@@ -6784,7 +6784,7 @@
         </w:tc>
         <w:tc>
           <w:tcPr>
-            <w:tcW w:type="dxa" w:w="907"/>
+            <w:tcW w:type="dxa" w:w="635"/>
           </w:tcPr>
           <w:p>
             <w:r/>
@@ -6799,7 +6799,7 @@
         </w:tc>
         <w:tc>
           <w:tcPr>
-            <w:tcW w:type="dxa" w:w="1077"/>
+            <w:tcW w:type="dxa" w:w="1128"/>
           </w:tcPr>
           <w:p>
             <w:pPr>
@@ -6817,7 +6817,7 @@
         </w:tc>
         <w:tc>
           <w:tcPr>
-            <w:tcW w:type="dxa" w:w="794"/>
+            <w:tcW w:type="dxa" w:w="635"/>
           </w:tcPr>
           <w:p>
             <w:r/>
@@ -6832,7 +6832,7 @@
         </w:tc>
         <w:tc>
           <w:tcPr>
-            <w:tcW w:type="dxa" w:w="3628"/>
+            <w:tcW w:type="dxa" w:w="1446"/>
           </w:tcPr>
           <w:p>
             <w:r/>
@@ -6852,7 +6852,7 @@
         </w:trPr>
         <w:tc>
           <w:tcPr>
-            <w:tcW w:type="dxa" w:w="1814"/>
+            <w:tcW w:type="dxa" w:w="4241"/>
           </w:tcPr>
           <w:p>
             <w:r/>
@@ -6867,7 +6867,7 @@
         </w:tc>
         <w:tc>
           <w:tcPr>
-            <w:tcW w:type="dxa" w:w="1191"/>
+            <w:tcW w:type="dxa" w:w="1327"/>
           </w:tcPr>
           <w:p>
             <w:pPr>
@@ -6885,7 +6885,7 @@
         </w:tc>
         <w:tc>
           <w:tcPr>
-            <w:tcW w:type="dxa" w:w="907"/>
+            <w:tcW w:type="dxa" w:w="635"/>
           </w:tcPr>
           <w:p>
             <w:r/>
@@ -6900,7 +6900,7 @@
         </w:tc>
         <w:tc>
           <w:tcPr>
-            <w:tcW w:type="dxa" w:w="1077"/>
+            <w:tcW w:type="dxa" w:w="1128"/>
           </w:tcPr>
           <w:p>
             <w:pPr>
@@ -6918,7 +6918,7 @@
         </w:tc>
         <w:tc>
           <w:tcPr>
-            <w:tcW w:type="dxa" w:w="794"/>
+            <w:tcW w:type="dxa" w:w="635"/>
           </w:tcPr>
           <w:p>
             <w:r/>
@@ -6933,7 +6933,7 @@
         </w:tc>
         <w:tc>
           <w:tcPr>
-            <w:tcW w:type="dxa" w:w="3628"/>
+            <w:tcW w:type="dxa" w:w="1446"/>
           </w:tcPr>
           <w:p>
             <w:r/>
@@ -6953,7 +6953,7 @@
         </w:trPr>
         <w:tc>
           <w:tcPr>
-            <w:tcW w:type="dxa" w:w="1814"/>
+            <w:tcW w:type="dxa" w:w="4241"/>
           </w:tcPr>
           <w:p>
             <w:r/>
@@ -6968,7 +6968,7 @@
         </w:tc>
         <w:tc>
           <w:tcPr>
-            <w:tcW w:type="dxa" w:w="1191"/>
+            <w:tcW w:type="dxa" w:w="1327"/>
           </w:tcPr>
           <w:p>
             <w:pPr>
@@ -6986,7 +6986,7 @@
         </w:tc>
         <w:tc>
           <w:tcPr>
-            <w:tcW w:type="dxa" w:w="907"/>
+            <w:tcW w:type="dxa" w:w="635"/>
           </w:tcPr>
           <w:p>
             <w:r/>
@@ -7001,7 +7001,7 @@
         </w:tc>
         <w:tc>
           <w:tcPr>
-            <w:tcW w:type="dxa" w:w="1077"/>
+            <w:tcW w:type="dxa" w:w="1128"/>
           </w:tcPr>
           <w:p>
             <w:pPr>
@@ -7019,7 +7019,7 @@
         </w:tc>
         <w:tc>
           <w:tcPr>
-            <w:tcW w:type="dxa" w:w="794"/>
+            <w:tcW w:type="dxa" w:w="635"/>
           </w:tcPr>
           <w:p>
             <w:r/>
@@ -7034,7 +7034,7 @@
         </w:tc>
         <w:tc>
           <w:tcPr>
-            <w:tcW w:type="dxa" w:w="3628"/>
+            <w:tcW w:type="dxa" w:w="1446"/>
           </w:tcPr>
           <w:p>
             <w:r/>
@@ -7054,7 +7054,7 @@
         </w:trPr>
         <w:tc>
           <w:tcPr>
-            <w:tcW w:type="dxa" w:w="1814"/>
+            <w:tcW w:type="dxa" w:w="4241"/>
           </w:tcPr>
           <w:p>
             <w:r/>
@@ -7069,7 +7069,7 @@
         </w:tc>
         <w:tc>
           <w:tcPr>
-            <w:tcW w:type="dxa" w:w="1191"/>
+            <w:tcW w:type="dxa" w:w="1327"/>
           </w:tcPr>
           <w:p>
             <w:pPr>
@@ -7087,7 +7087,7 @@
         </w:tc>
         <w:tc>
           <w:tcPr>
-            <w:tcW w:type="dxa" w:w="907"/>
+            <w:tcW w:type="dxa" w:w="635"/>
           </w:tcPr>
           <w:p>
             <w:r/>
@@ -7102,7 +7102,7 @@
         </w:tc>
         <w:tc>
           <w:tcPr>
-            <w:tcW w:type="dxa" w:w="1077"/>
+            <w:tcW w:type="dxa" w:w="1128"/>
           </w:tcPr>
           <w:p>
             <w:pPr>
@@ -7120,7 +7120,7 @@
         </w:tc>
         <w:tc>
           <w:tcPr>
-            <w:tcW w:type="dxa" w:w="794"/>
+            <w:tcW w:type="dxa" w:w="635"/>
           </w:tcPr>
           <w:p>
             <w:r/>
@@ -7135,7 +7135,7 @@
         </w:tc>
         <w:tc>
           <w:tcPr>
-            <w:tcW w:type="dxa" w:w="3628"/>
+            <w:tcW w:type="dxa" w:w="1446"/>
           </w:tcPr>
           <w:p>
             <w:r/>
@@ -7155,7 +7155,7 @@
         </w:trPr>
         <w:tc>
           <w:tcPr>
-            <w:tcW w:type="dxa" w:w="1814"/>
+            <w:tcW w:type="dxa" w:w="4241"/>
           </w:tcPr>
           <w:p>
             <w:r/>
@@ -7170,7 +7170,7 @@
         </w:tc>
         <w:tc>
           <w:tcPr>
-            <w:tcW w:type="dxa" w:w="1191"/>
+            <w:tcW w:type="dxa" w:w="1327"/>
           </w:tcPr>
           <w:p>
             <w:pPr>
@@ -7188,7 +7188,7 @@
         </w:tc>
         <w:tc>
           <w:tcPr>
-            <w:tcW w:type="dxa" w:w="907"/>
+            <w:tcW w:type="dxa" w:w="635"/>
           </w:tcPr>
           <w:p>
             <w:r/>
@@ -7203,7 +7203,7 @@
         </w:tc>
         <w:tc>
           <w:tcPr>
-            <w:tcW w:type="dxa" w:w="1077"/>
+            <w:tcW w:type="dxa" w:w="1128"/>
           </w:tcPr>
           <w:p>
             <w:pPr>
@@ -7221,7 +7221,7 @@
         </w:tc>
         <w:tc>
           <w:tcPr>
-            <w:tcW w:type="dxa" w:w="794"/>
+            <w:tcW w:type="dxa" w:w="635"/>
           </w:tcPr>
           <w:p>
             <w:r/>
@@ -7236,7 +7236,7 @@
         </w:tc>
         <w:tc>
           <w:tcPr>
-            <w:tcW w:type="dxa" w:w="3628"/>
+            <w:tcW w:type="dxa" w:w="1446"/>
           </w:tcPr>
           <w:p>
             <w:r/>
@@ -7256,7 +7256,7 @@
         </w:trPr>
         <w:tc>
           <w:tcPr>
-            <w:tcW w:type="dxa" w:w="1814"/>
+            <w:tcW w:type="dxa" w:w="4241"/>
           </w:tcPr>
           <w:p>
             <w:r/>
@@ -7271,7 +7271,7 @@
         </w:tc>
         <w:tc>
           <w:tcPr>
-            <w:tcW w:type="dxa" w:w="1191"/>
+            <w:tcW w:type="dxa" w:w="1327"/>
           </w:tcPr>
           <w:p>
             <w:pPr>
@@ -7289,7 +7289,7 @@
         </w:tc>
         <w:tc>
           <w:tcPr>
-            <w:tcW w:type="dxa" w:w="907"/>
+            <w:tcW w:type="dxa" w:w="635"/>
           </w:tcPr>
           <w:p>
             <w:r/>
@@ -7304,7 +7304,7 @@
         </w:tc>
         <w:tc>
           <w:tcPr>
-            <w:tcW w:type="dxa" w:w="1077"/>
+            <w:tcW w:type="dxa" w:w="1128"/>
           </w:tcPr>
           <w:p>
             <w:pPr>
@@ -7322,7 +7322,7 @@
         </w:tc>
         <w:tc>
           <w:tcPr>
-            <w:tcW w:type="dxa" w:w="794"/>
+            <w:tcW w:type="dxa" w:w="635"/>
           </w:tcPr>
           <w:p>
             <w:r/>
@@ -7337,7 +7337,7 @@
         </w:tc>
         <w:tc>
           <w:tcPr>
-            <w:tcW w:type="dxa" w:w="3628"/>
+            <w:tcW w:type="dxa" w:w="1446"/>
           </w:tcPr>
           <w:p>
             <w:r/>
@@ -7357,7 +7357,7 @@
         </w:trPr>
         <w:tc>
           <w:tcPr>
-            <w:tcW w:type="dxa" w:w="1814"/>
+            <w:tcW w:type="dxa" w:w="4241"/>
           </w:tcPr>
           <w:p>
             <w:r/>
@@ -7372,7 +7372,7 @@
         </w:tc>
         <w:tc>
           <w:tcPr>
-            <w:tcW w:type="dxa" w:w="1191"/>
+            <w:tcW w:type="dxa" w:w="1327"/>
           </w:tcPr>
           <w:p>
             <w:pPr>
@@ -7390,7 +7390,7 @@
         </w:tc>
         <w:tc>
           <w:tcPr>
-            <w:tcW w:type="dxa" w:w="907"/>
+            <w:tcW w:type="dxa" w:w="635"/>
           </w:tcPr>
           <w:p>
             <w:r/>
@@ -7405,7 +7405,7 @@
         </w:tc>
         <w:tc>
           <w:tcPr>
-            <w:tcW w:type="dxa" w:w="1077"/>
+            <w:tcW w:type="dxa" w:w="1128"/>
           </w:tcPr>
           <w:p>
             <w:pPr>
@@ -7423,7 +7423,7 @@
         </w:tc>
         <w:tc>
           <w:tcPr>
-            <w:tcW w:type="dxa" w:w="794"/>
+            <w:tcW w:type="dxa" w:w="635"/>
           </w:tcPr>
           <w:p>
             <w:r/>
@@ -7438,7 +7438,7 @@
         </w:tc>
         <w:tc>
           <w:tcPr>
-            <w:tcW w:type="dxa" w:w="3628"/>
+            <w:tcW w:type="dxa" w:w="1446"/>
           </w:tcPr>
           <w:p>
             <w:r/>
@@ -7458,7 +7458,7 @@
         </w:trPr>
         <w:tc>
           <w:tcPr>
-            <w:tcW w:type="dxa" w:w="1814"/>
+            <w:tcW w:type="dxa" w:w="4241"/>
           </w:tcPr>
           <w:p>
             <w:r/>
@@ -7473,7 +7473,7 @@
         </w:tc>
         <w:tc>
           <w:tcPr>
-            <w:tcW w:type="dxa" w:w="1191"/>
+            <w:tcW w:type="dxa" w:w="1327"/>
           </w:tcPr>
           <w:p>
             <w:pPr>
@@ -7491,7 +7491,7 @@
         </w:tc>
         <w:tc>
           <w:tcPr>
-            <w:tcW w:type="dxa" w:w="907"/>
+            <w:tcW w:type="dxa" w:w="635"/>
           </w:tcPr>
           <w:p>
             <w:r/>
@@ -7506,7 +7506,7 @@
         </w:tc>
         <w:tc>
           <w:tcPr>
-            <w:tcW w:type="dxa" w:w="1077"/>
+            <w:tcW w:type="dxa" w:w="1128"/>
           </w:tcPr>
           <w:p>
             <w:pPr>
@@ -7524,7 +7524,7 @@
         </w:tc>
         <w:tc>
           <w:tcPr>
-            <w:tcW w:type="dxa" w:w="794"/>
+            <w:tcW w:type="dxa" w:w="635"/>
           </w:tcPr>
           <w:p>
             <w:r/>
@@ -7539,7 +7539,7 @@
         </w:tc>
         <w:tc>
           <w:tcPr>
-            <w:tcW w:type="dxa" w:w="3628"/>
+            <w:tcW w:type="dxa" w:w="1446"/>
           </w:tcPr>
           <w:p>
             <w:r/>
@@ -7559,7 +7559,7 @@
         </w:trPr>
         <w:tc>
           <w:tcPr>
-            <w:tcW w:type="dxa" w:w="1814"/>
+            <w:tcW w:type="dxa" w:w="4241"/>
           </w:tcPr>
           <w:p>
             <w:r/>
@@ -7574,7 +7574,7 @@
         </w:tc>
         <w:tc>
           <w:tcPr>
-            <w:tcW w:type="dxa" w:w="1191"/>
+            <w:tcW w:type="dxa" w:w="1327"/>
           </w:tcPr>
           <w:p>
             <w:pPr>
@@ -7592,7 +7592,7 @@
         </w:tc>
         <w:tc>
           <w:tcPr>
-            <w:tcW w:type="dxa" w:w="907"/>
+            <w:tcW w:type="dxa" w:w="635"/>
           </w:tcPr>
           <w:p>
             <w:r/>
@@ -7607,7 +7607,7 @@
         </w:tc>
         <w:tc>
           <w:tcPr>
-            <w:tcW w:type="dxa" w:w="1077"/>
+            <w:tcW w:type="dxa" w:w="1128"/>
           </w:tcPr>
           <w:p>
             <w:pPr>
@@ -7625,7 +7625,7 @@
         </w:tc>
         <w:tc>
           <w:tcPr>
-            <w:tcW w:type="dxa" w:w="794"/>
+            <w:tcW w:type="dxa" w:w="635"/>
           </w:tcPr>
           <w:p>
             <w:r/>
@@ -7640,7 +7640,7 @@
         </w:tc>
         <w:tc>
           <w:tcPr>
-            <w:tcW w:type="dxa" w:w="3628"/>
+            <w:tcW w:type="dxa" w:w="1446"/>
           </w:tcPr>
           <w:p>
             <w:r/>
@@ -7660,7 +7660,7 @@
         </w:trPr>
         <w:tc>
           <w:tcPr>
-            <w:tcW w:type="dxa" w:w="1814"/>
+            <w:tcW w:type="dxa" w:w="4241"/>
           </w:tcPr>
           <w:p>
             <w:r/>
@@ -7675,7 +7675,7 @@
         </w:tc>
         <w:tc>
           <w:tcPr>
-            <w:tcW w:type="dxa" w:w="1191"/>
+            <w:tcW w:type="dxa" w:w="1327"/>
           </w:tcPr>
           <w:p>
             <w:pPr>
@@ -7693,7 +7693,7 @@
         </w:tc>
         <w:tc>
           <w:tcPr>
-            <w:tcW w:type="dxa" w:w="907"/>
+            <w:tcW w:type="dxa" w:w="635"/>
           </w:tcPr>
           <w:p>
             <w:r/>
@@ -7708,7 +7708,7 @@
         </w:tc>
         <w:tc>
           <w:tcPr>
-            <w:tcW w:type="dxa" w:w="1077"/>
+            <w:tcW w:type="dxa" w:w="1128"/>
           </w:tcPr>
           <w:p>
             <w:pPr>
@@ -7726,7 +7726,7 @@
         </w:tc>
         <w:tc>
           <w:tcPr>
-            <w:tcW w:type="dxa" w:w="794"/>
+            <w:tcW w:type="dxa" w:w="635"/>
           </w:tcPr>
           <w:p>
             <w:r/>
@@ -7741,7 +7741,7 @@
         </w:tc>
         <w:tc>
           <w:tcPr>
-            <w:tcW w:type="dxa" w:w="3628"/>
+            <w:tcW w:type="dxa" w:w="1446"/>
           </w:tcPr>
           <w:p>
             <w:r/>
@@ -7761,7 +7761,7 @@
         </w:trPr>
         <w:tc>
           <w:tcPr>
-            <w:tcW w:type="dxa" w:w="1814"/>
+            <w:tcW w:type="dxa" w:w="4241"/>
           </w:tcPr>
           <w:p>
             <w:r/>
@@ -7776,7 +7776,7 @@
         </w:tc>
         <w:tc>
           <w:tcPr>
-            <w:tcW w:type="dxa" w:w="1191"/>
+            <w:tcW w:type="dxa" w:w="1327"/>
           </w:tcPr>
           <w:p>
             <w:pPr>
@@ -7794,7 +7794,7 @@
         </w:tc>
         <w:tc>
           <w:tcPr>
-            <w:tcW w:type="dxa" w:w="907"/>
+            <w:tcW w:type="dxa" w:w="635"/>
           </w:tcPr>
           <w:p>
             <w:r/>
@@ -7809,7 +7809,7 @@
         </w:tc>
         <w:tc>
           <w:tcPr>
-            <w:tcW w:type="dxa" w:w="1077"/>
+            <w:tcW w:type="dxa" w:w="1128"/>
           </w:tcPr>
           <w:p>
             <w:pPr>
@@ -7827,7 +7827,7 @@
         </w:tc>
         <w:tc>
           <w:tcPr>
-            <w:tcW w:type="dxa" w:w="794"/>
+            <w:tcW w:type="dxa" w:w="635"/>
           </w:tcPr>
           <w:p>
             <w:r/>
@@ -7842,7 +7842,7 @@
         </w:tc>
         <w:tc>
           <w:tcPr>
-            <w:tcW w:type="dxa" w:w="3628"/>
+            <w:tcW w:type="dxa" w:w="1446"/>
           </w:tcPr>
           <w:p>
             <w:r/>
@@ -7862,7 +7862,7 @@
         </w:trPr>
         <w:tc>
           <w:tcPr>
-            <w:tcW w:type="dxa" w:w="1814"/>
+            <w:tcW w:type="dxa" w:w="4241"/>
           </w:tcPr>
           <w:p>
             <w:r/>
@@ -7877,7 +7877,7 @@
         </w:tc>
         <w:tc>
           <w:tcPr>
-            <w:tcW w:type="dxa" w:w="1191"/>
+            <w:tcW w:type="dxa" w:w="1327"/>
           </w:tcPr>
           <w:p>
             <w:pPr>
@@ -7895,7 +7895,7 @@
         </w:tc>
         <w:tc>
           <w:tcPr>
-            <w:tcW w:type="dxa" w:w="907"/>
+            <w:tcW w:type="dxa" w:w="635"/>
           </w:tcPr>
           <w:p>
             <w:r/>
@@ -7910,7 +7910,7 @@
         </w:tc>
         <w:tc>
           <w:tcPr>
-            <w:tcW w:type="dxa" w:w="1077"/>
+            <w:tcW w:type="dxa" w:w="1128"/>
           </w:tcPr>
           <w:p>
             <w:pPr>
@@ -7928,7 +7928,7 @@
         </w:tc>
         <w:tc>
           <w:tcPr>
-            <w:tcW w:type="dxa" w:w="794"/>
+            <w:tcW w:type="dxa" w:w="635"/>
           </w:tcPr>
           <w:p>
             <w:r/>
@@ -7943,7 +7943,7 @@
         </w:tc>
         <w:tc>
           <w:tcPr>
-            <w:tcW w:type="dxa" w:w="3628"/>
+            <w:tcW w:type="dxa" w:w="1446"/>
           </w:tcPr>
           <w:p>
             <w:r/>
@@ -7963,7 +7963,7 @@
         </w:trPr>
         <w:tc>
           <w:tcPr>
-            <w:tcW w:type="dxa" w:w="1814"/>
+            <w:tcW w:type="dxa" w:w="4241"/>
           </w:tcPr>
           <w:p>
             <w:r/>
@@ -7978,7 +7978,7 @@
         </w:tc>
         <w:tc>
           <w:tcPr>
-            <w:tcW w:type="dxa" w:w="1191"/>
+            <w:tcW w:type="dxa" w:w="1327"/>
           </w:tcPr>
           <w:p>
             <w:pPr>
@@ -7996,7 +7996,7 @@
         </w:tc>
         <w:tc>
           <w:tcPr>
-            <w:tcW w:type="dxa" w:w="907"/>
+            <w:tcW w:type="dxa" w:w="635"/>
           </w:tcPr>
           <w:p>
             <w:r/>
@@ -8011,7 +8011,7 @@
         </w:tc>
         <w:tc>
           <w:tcPr>
-            <w:tcW w:type="dxa" w:w="1077"/>
+            <w:tcW w:type="dxa" w:w="1128"/>
           </w:tcPr>
           <w:p>
             <w:pPr>
@@ -8029,7 +8029,7 @@
         </w:tc>
         <w:tc>
           <w:tcPr>
-            <w:tcW w:type="dxa" w:w="794"/>
+            <w:tcW w:type="dxa" w:w="635"/>
           </w:tcPr>
           <w:p>
             <w:r/>
@@ -8044,7 +8044,7 @@
         </w:tc>
         <w:tc>
           <w:tcPr>
-            <w:tcW w:type="dxa" w:w="3628"/>
+            <w:tcW w:type="dxa" w:w="1446"/>
           </w:tcPr>
           <w:p>
             <w:r/>
@@ -8064,7 +8064,7 @@
         </w:trPr>
         <w:tc>
           <w:tcPr>
-            <w:tcW w:type="dxa" w:w="1814"/>
+            <w:tcW w:type="dxa" w:w="4241"/>
           </w:tcPr>
           <w:p>
             <w:r/>
@@ -8079,7 +8079,7 @@
         </w:tc>
         <w:tc>
           <w:tcPr>
-            <w:tcW w:type="dxa" w:w="1191"/>
+            <w:tcW w:type="dxa" w:w="1327"/>
           </w:tcPr>
           <w:p>
             <w:pPr>
@@ -8097,7 +8097,7 @@
         </w:tc>
         <w:tc>
           <w:tcPr>
-            <w:tcW w:type="dxa" w:w="907"/>
+            <w:tcW w:type="dxa" w:w="635"/>
           </w:tcPr>
           <w:p>
             <w:r/>
@@ -8112,7 +8112,7 @@
         </w:tc>
         <w:tc>
           <w:tcPr>
-            <w:tcW w:type="dxa" w:w="1077"/>
+            <w:tcW w:type="dxa" w:w="1128"/>
           </w:tcPr>
           <w:p>
             <w:pPr>
@@ -8130,7 +8130,7 @@
         </w:tc>
         <w:tc>
           <w:tcPr>
-            <w:tcW w:type="dxa" w:w="794"/>
+            <w:tcW w:type="dxa" w:w="635"/>
           </w:tcPr>
           <w:p>
             <w:r/>
@@ -8145,7 +8145,7 @@
         </w:tc>
         <w:tc>
           <w:tcPr>
-            <w:tcW w:type="dxa" w:w="3628"/>
+            <w:tcW w:type="dxa" w:w="1446"/>
           </w:tcPr>
           <w:p>
             <w:r/>
@@ -8165,7 +8165,7 @@
         </w:trPr>
         <w:tc>
           <w:tcPr>
-            <w:tcW w:type="dxa" w:w="1814"/>
+            <w:tcW w:type="dxa" w:w="4241"/>
           </w:tcPr>
           <w:p>
             <w:r/>
@@ -8180,7 +8180,7 @@
         </w:tc>
         <w:tc>
           <w:tcPr>
-            <w:tcW w:type="dxa" w:w="1191"/>
+            <w:tcW w:type="dxa" w:w="1327"/>
           </w:tcPr>
           <w:p>
             <w:pPr>
@@ -8198,7 +8198,7 @@
         </w:tc>
         <w:tc>
           <w:tcPr>
-            <w:tcW w:type="dxa" w:w="907"/>
+            <w:tcW w:type="dxa" w:w="635"/>
           </w:tcPr>
           <w:p>
             <w:r/>
@@ -8213,7 +8213,7 @@
         </w:tc>
         <w:tc>
           <w:tcPr>
-            <w:tcW w:type="dxa" w:w="1077"/>
+            <w:tcW w:type="dxa" w:w="1128"/>
           </w:tcPr>
           <w:p>
             <w:pPr>
@@ -8231,7 +8231,7 @@
         </w:tc>
         <w:tc>
           <w:tcPr>
-            <w:tcW w:type="dxa" w:w="794"/>
+            <w:tcW w:type="dxa" w:w="635"/>
           </w:tcPr>
           <w:p>
             <w:r/>
@@ -8246,7 +8246,7 @@
         </w:tc>
         <w:tc>
           <w:tcPr>
-            <w:tcW w:type="dxa" w:w="3628"/>
+            <w:tcW w:type="dxa" w:w="1446"/>
           </w:tcPr>
           <w:p>
             <w:r/>
@@ -8266,7 +8266,7 @@
         </w:trPr>
         <w:tc>
           <w:tcPr>
-            <w:tcW w:type="dxa" w:w="1814"/>
+            <w:tcW w:type="dxa" w:w="4241"/>
           </w:tcPr>
           <w:p>
             <w:r/>
@@ -8281,7 +8281,7 @@
         </w:tc>
         <w:tc>
           <w:tcPr>
-            <w:tcW w:type="dxa" w:w="1191"/>
+            <w:tcW w:type="dxa" w:w="1327"/>
           </w:tcPr>
           <w:p>
             <w:pPr>
@@ -8299,7 +8299,7 @@
         </w:tc>
         <w:tc>
           <w:tcPr>
-            <w:tcW w:type="dxa" w:w="907"/>
+            <w:tcW w:type="dxa" w:w="635"/>
           </w:tcPr>
           <w:p>
             <w:r/>
@@ -8314,7 +8314,7 @@
         </w:tc>
         <w:tc>
           <w:tcPr>
-            <w:tcW w:type="dxa" w:w="1077"/>
+            <w:tcW w:type="dxa" w:w="1128"/>
           </w:tcPr>
           <w:p>
             <w:pPr>
@@ -8332,7 +8332,7 @@
         </w:tc>
         <w:tc>
           <w:tcPr>
-            <w:tcW w:type="dxa" w:w="794"/>
+            <w:tcW w:type="dxa" w:w="635"/>
           </w:tcPr>
           <w:p>
             <w:r/>
@@ -8347,7 +8347,7 @@
         </w:tc>
         <w:tc>
           <w:tcPr>
-            <w:tcW w:type="dxa" w:w="3628"/>
+            <w:tcW w:type="dxa" w:w="1446"/>
           </w:tcPr>
           <w:p>
             <w:r/>
@@ -8367,7 +8367,7 @@
         </w:trPr>
         <w:tc>
           <w:tcPr>
-            <w:tcW w:type="dxa" w:w="1814"/>
+            <w:tcW w:type="dxa" w:w="4241"/>
           </w:tcPr>
           <w:p>
             <w:r/>
@@ -8382,7 +8382,7 @@
         </w:tc>
         <w:tc>
           <w:tcPr>
-            <w:tcW w:type="dxa" w:w="1191"/>
+            <w:tcW w:type="dxa" w:w="1327"/>
           </w:tcPr>
           <w:p>
             <w:pPr>
@@ -8400,7 +8400,7 @@
         </w:tc>
         <w:tc>
           <w:tcPr>
-            <w:tcW w:type="dxa" w:w="907"/>
+            <w:tcW w:type="dxa" w:w="635"/>
           </w:tcPr>
           <w:p>
             <w:r/>
@@ -8415,7 +8415,7 @@
         </w:tc>
         <w:tc>
           <w:tcPr>
-            <w:tcW w:type="dxa" w:w="1077"/>
+            <w:tcW w:type="dxa" w:w="1128"/>
           </w:tcPr>
           <w:p>
             <w:pPr>
@@ -8433,7 +8433,7 @@
         </w:tc>
         <w:tc>
           <w:tcPr>
-            <w:tcW w:type="dxa" w:w="794"/>
+            <w:tcW w:type="dxa" w:w="635"/>
           </w:tcPr>
           <w:p>
             <w:r/>
@@ -8448,7 +8448,7 @@
         </w:tc>
         <w:tc>
           <w:tcPr>
-            <w:tcW w:type="dxa" w:w="3628"/>
+            <w:tcW w:type="dxa" w:w="1446"/>
           </w:tcPr>
           <w:p>
             <w:r/>
@@ -8468,7 +8468,7 @@
         </w:trPr>
         <w:tc>
           <w:tcPr>
-            <w:tcW w:type="dxa" w:w="1814"/>
+            <w:tcW w:type="dxa" w:w="4241"/>
           </w:tcPr>
           <w:p>
             <w:r/>
@@ -8483,7 +8483,7 @@
         </w:tc>
         <w:tc>
           <w:tcPr>
-            <w:tcW w:type="dxa" w:w="1191"/>
+            <w:tcW w:type="dxa" w:w="1327"/>
           </w:tcPr>
           <w:p>
             <w:pPr>
@@ -8501,7 +8501,7 @@
         </w:tc>
         <w:tc>
           <w:tcPr>
-            <w:tcW w:type="dxa" w:w="907"/>
+            <w:tcW w:type="dxa" w:w="635"/>
           </w:tcPr>
           <w:p>
             <w:r/>
@@ -8516,7 +8516,7 @@
         </w:tc>
         <w:tc>
           <w:tcPr>
-            <w:tcW w:type="dxa" w:w="1077"/>
+            <w:tcW w:type="dxa" w:w="1128"/>
           </w:tcPr>
           <w:p>
             <w:pPr>
@@ -8534,7 +8534,7 @@
         </w:tc>
         <w:tc>
           <w:tcPr>
-            <w:tcW w:type="dxa" w:w="794"/>
+            <w:tcW w:type="dxa" w:w="635"/>
           </w:tcPr>
           <w:p>
             <w:r/>
@@ -8549,7 +8549,7 @@
         </w:tc>
         <w:tc>
           <w:tcPr>
-            <w:tcW w:type="dxa" w:w="3628"/>
+            <w:tcW w:type="dxa" w:w="1446"/>
           </w:tcPr>
           <w:p>
             <w:r/>
@@ -8569,7 +8569,7 @@
         </w:trPr>
         <w:tc>
           <w:tcPr>
-            <w:tcW w:type="dxa" w:w="1814"/>
+            <w:tcW w:type="dxa" w:w="4241"/>
           </w:tcPr>
           <w:p>
             <w:r/>
@@ -8584,7 +8584,7 @@
         </w:tc>
         <w:tc>
           <w:tcPr>
-            <w:tcW w:type="dxa" w:w="1191"/>
+            <w:tcW w:type="dxa" w:w="1327"/>
           </w:tcPr>
           <w:p>
             <w:pPr>
@@ -8602,7 +8602,7 @@
         </w:tc>
         <w:tc>
           <w:tcPr>
-            <w:tcW w:type="dxa" w:w="907"/>
+            <w:tcW w:type="dxa" w:w="635"/>
           </w:tcPr>
           <w:p>
             <w:r/>
@@ -8617,7 +8617,7 @@
         </w:tc>
         <w:tc>
           <w:tcPr>
-            <w:tcW w:type="dxa" w:w="1077"/>
+            <w:tcW w:type="dxa" w:w="1128"/>
           </w:tcPr>
           <w:p>
             <w:pPr>
@@ -8635,7 +8635,7 @@
         </w:tc>
         <w:tc>
           <w:tcPr>
-            <w:tcW w:type="dxa" w:w="794"/>
+            <w:tcW w:type="dxa" w:w="635"/>
           </w:tcPr>
           <w:p>
             <w:r/>
@@ -8650,7 +8650,7 @@
         </w:tc>
         <w:tc>
           <w:tcPr>
-            <w:tcW w:type="dxa" w:w="3628"/>
+            <w:tcW w:type="dxa" w:w="1446"/>
           </w:tcPr>
           <w:p>
             <w:r/>
@@ -8670,7 +8670,7 @@
         </w:trPr>
         <w:tc>
           <w:tcPr>
-            <w:tcW w:type="dxa" w:w="1814"/>
+            <w:tcW w:type="dxa" w:w="4241"/>
           </w:tcPr>
           <w:p>
             <w:r/>
@@ -8685,7 +8685,7 @@
         </w:tc>
         <w:tc>
           <w:tcPr>
-            <w:tcW w:type="dxa" w:w="1191"/>
+            <w:tcW w:type="dxa" w:w="1327"/>
           </w:tcPr>
           <w:p>
             <w:pPr>
@@ -8703,7 +8703,7 @@
         </w:tc>
         <w:tc>
           <w:tcPr>
-            <w:tcW w:type="dxa" w:w="907"/>
+            <w:tcW w:type="dxa" w:w="635"/>
           </w:tcPr>
           <w:p>
             <w:r/>
@@ -8718,7 +8718,7 @@
         </w:tc>
         <w:tc>
           <w:tcPr>
-            <w:tcW w:type="dxa" w:w="1077"/>
+            <w:tcW w:type="dxa" w:w="1128"/>
           </w:tcPr>
           <w:p>
             <w:pPr>
@@ -8736,7 +8736,7 @@
         </w:tc>
         <w:tc>
           <w:tcPr>
-            <w:tcW w:type="dxa" w:w="794"/>
+            <w:tcW w:type="dxa" w:w="635"/>
           </w:tcPr>
           <w:p>
             <w:r/>
@@ -8751,7 +8751,7 @@
         </w:tc>
         <w:tc>
           <w:tcPr>
-            <w:tcW w:type="dxa" w:w="3628"/>
+            <w:tcW w:type="dxa" w:w="1446"/>
           </w:tcPr>
           <w:p>
             <w:r/>
@@ -8771,7 +8771,7 @@
         </w:trPr>
         <w:tc>
           <w:tcPr>
-            <w:tcW w:type="dxa" w:w="1814"/>
+            <w:tcW w:type="dxa" w:w="4241"/>
           </w:tcPr>
           <w:p>
             <w:r/>
@@ -8786,7 +8786,7 @@
         </w:tc>
         <w:tc>
           <w:tcPr>
-            <w:tcW w:type="dxa" w:w="1191"/>
+            <w:tcW w:type="dxa" w:w="1327"/>
           </w:tcPr>
           <w:p>
             <w:pPr>
@@ -8804,7 +8804,7 @@
         </w:tc>
         <w:tc>
           <w:tcPr>
-            <w:tcW w:type="dxa" w:w="907"/>
+            <w:tcW w:type="dxa" w:w="635"/>
           </w:tcPr>
           <w:p>
             <w:r/>
@@ -8819,7 +8819,7 @@
         </w:tc>
         <w:tc>
           <w:tcPr>
-            <w:tcW w:type="dxa" w:w="1077"/>
+            <w:tcW w:type="dxa" w:w="1128"/>
           </w:tcPr>
           <w:p>
             <w:pPr>
@@ -8837,7 +8837,7 @@
         </w:tc>
         <w:tc>
           <w:tcPr>
-            <w:tcW w:type="dxa" w:w="794"/>
+            <w:tcW w:type="dxa" w:w="635"/>
           </w:tcPr>
           <w:p>
             <w:r/>
@@ -8852,7 +8852,7 @@
         </w:tc>
         <w:tc>
           <w:tcPr>
-            <w:tcW w:type="dxa" w:w="3628"/>
+            <w:tcW w:type="dxa" w:w="1446"/>
           </w:tcPr>
           <w:p>
             <w:r/>
@@ -8872,7 +8872,7 @@
         </w:trPr>
         <w:tc>
           <w:tcPr>
-            <w:tcW w:type="dxa" w:w="1814"/>
+            <w:tcW w:type="dxa" w:w="4241"/>
           </w:tcPr>
           <w:p>
             <w:r/>
@@ -8887,7 +8887,7 @@
         </w:tc>
         <w:tc>
           <w:tcPr>
-            <w:tcW w:type="dxa" w:w="1191"/>
+            <w:tcW w:type="dxa" w:w="1327"/>
           </w:tcPr>
           <w:p>
             <w:pPr>
@@ -8905,7 +8905,7 @@
         </w:tc>
         <w:tc>
           <w:tcPr>
-            <w:tcW w:type="dxa" w:w="907"/>
+            <w:tcW w:type="dxa" w:w="635"/>
           </w:tcPr>
           <w:p>
             <w:r/>
@@ -8920,7 +8920,7 @@
         </w:tc>
         <w:tc>
           <w:tcPr>
-            <w:tcW w:type="dxa" w:w="1077"/>
+            <w:tcW w:type="dxa" w:w="1128"/>
           </w:tcPr>
           <w:p>
             <w:pPr>
@@ -8938,7 +8938,7 @@
         </w:tc>
         <w:tc>
           <w:tcPr>
-            <w:tcW w:type="dxa" w:w="794"/>
+            <w:tcW w:type="dxa" w:w="635"/>
           </w:tcPr>
           <w:p>
             <w:r/>
@@ -8953,7 +8953,7 @@
         </w:tc>
         <w:tc>
           <w:tcPr>
-            <w:tcW w:type="dxa" w:w="3628"/>
+            <w:tcW w:type="dxa" w:w="1446"/>
           </w:tcPr>
           <w:p>
             <w:r/>
@@ -8973,7 +8973,7 @@
         </w:trPr>
         <w:tc>
           <w:tcPr>
-            <w:tcW w:type="dxa" w:w="1814"/>
+            <w:tcW w:type="dxa" w:w="4241"/>
           </w:tcPr>
           <w:p>
             <w:r/>
@@ -8988,7 +8988,7 @@
         </w:tc>
         <w:tc>
           <w:tcPr>
-            <w:tcW w:type="dxa" w:w="1191"/>
+            <w:tcW w:type="dxa" w:w="1327"/>
           </w:tcPr>
           <w:p>
             <w:pPr>
@@ -9006,7 +9006,7 @@
         </w:tc>
         <w:tc>
           <w:tcPr>
-            <w:tcW w:type="dxa" w:w="907"/>
+            <w:tcW w:type="dxa" w:w="635"/>
           </w:tcPr>
           <w:p>
             <w:r/>
@@ -9021,7 +9021,7 @@
         </w:tc>
         <w:tc>
           <w:tcPr>
-            <w:tcW w:type="dxa" w:w="1077"/>
+            <w:tcW w:type="dxa" w:w="1128"/>
           </w:tcPr>
           <w:p>
             <w:pPr>
@@ -9039,7 +9039,7 @@
         </w:tc>
         <w:tc>
           <w:tcPr>
-            <w:tcW w:type="dxa" w:w="794"/>
+            <w:tcW w:type="dxa" w:w="635"/>
           </w:tcPr>
           <w:p>
             <w:r/>
@@ -9054,7 +9054,7 @@
         </w:tc>
         <w:tc>
           <w:tcPr>
-            <w:tcW w:type="dxa" w:w="3628"/>
+            <w:tcW w:type="dxa" w:w="1446"/>
           </w:tcPr>
           <w:p>
             <w:r/>
@@ -9074,7 +9074,7 @@
         </w:trPr>
         <w:tc>
           <w:tcPr>
-            <w:tcW w:type="dxa" w:w="1814"/>
+            <w:tcW w:type="dxa" w:w="4241"/>
           </w:tcPr>
           <w:p>
             <w:r/>
@@ -9089,7 +9089,7 @@
         </w:tc>
         <w:tc>
           <w:tcPr>
-            <w:tcW w:type="dxa" w:w="1191"/>
+            <w:tcW w:type="dxa" w:w="1327"/>
           </w:tcPr>
           <w:p>
             <w:pPr>
@@ -9107,7 +9107,7 @@
         </w:tc>
         <w:tc>
           <w:tcPr>
-            <w:tcW w:type="dxa" w:w="907"/>
+            <w:tcW w:type="dxa" w:w="635"/>
           </w:tcPr>
           <w:p>
             <w:r/>
@@ -9122,7 +9122,7 @@
         </w:tc>
         <w:tc>
           <w:tcPr>
-            <w:tcW w:type="dxa" w:w="1077"/>
+            <w:tcW w:type="dxa" w:w="1128"/>
           </w:tcPr>
           <w:p>
             <w:pPr>
@@ -9140,7 +9140,7 @@
         </w:tc>
         <w:tc>
           <w:tcPr>
-            <w:tcW w:type="dxa" w:w="794"/>
+            <w:tcW w:type="dxa" w:w="635"/>
           </w:tcPr>
           <w:p>
             <w:r/>
@@ -9155,7 +9155,7 @@
         </w:tc>
         <w:tc>
           <w:tcPr>
-            <w:tcW w:type="dxa" w:w="3628"/>
+            <w:tcW w:type="dxa" w:w="1446"/>
           </w:tcPr>
           <w:p>
             <w:r/>
@@ -9201,12 +9201,12 @@
         <w:tblLayout w:type="fixed"/>
       </w:tblPr>
       <w:tblGrid>
-        <w:gridCol w:w="1814"/>
-        <w:gridCol w:w="1191"/>
-        <w:gridCol w:w="907"/>
-        <w:gridCol w:w="1077"/>
-        <w:gridCol w:w="794"/>
-        <w:gridCol w:w="3629"/>
+        <w:gridCol w:w="3924"/>
+        <w:gridCol w:w="930"/>
+        <w:gridCol w:w="635"/>
+        <w:gridCol w:w="1128"/>
+        <w:gridCol w:w="635"/>
+        <w:gridCol w:w="2166"/>
       </w:tblGrid>
       <w:tr>
         <w:trPr>
@@ -9214,7 +9214,7 @@
         </w:trPr>
         <w:tc>
           <w:tcPr>
-            <w:tcW w:type="dxa" w:w="1814"/>
+            <w:tcW w:type="dxa" w:w="3923"/>
           </w:tcPr>
           <w:p>
             <w:r/>
@@ -9230,7 +9230,7 @@
         </w:tc>
         <w:tc>
           <w:tcPr>
-            <w:tcW w:type="dxa" w:w="1191"/>
+            <w:tcW w:type="dxa" w:w="930"/>
           </w:tcPr>
           <w:p>
             <w:r/>
@@ -9246,7 +9246,7 @@
         </w:tc>
         <w:tc>
           <w:tcPr>
-            <w:tcW w:type="dxa" w:w="907"/>
+            <w:tcW w:type="dxa" w:w="635"/>
           </w:tcPr>
           <w:p>
             <w:r/>
@@ -9262,7 +9262,7 @@
         </w:tc>
         <w:tc>
           <w:tcPr>
-            <w:tcW w:type="dxa" w:w="1077"/>
+            <w:tcW w:type="dxa" w:w="1128"/>
           </w:tcPr>
           <w:p>
             <w:r/>
@@ -9278,7 +9278,7 @@
         </w:tc>
         <w:tc>
           <w:tcPr>
-            <w:tcW w:type="dxa" w:w="794"/>
+            <w:tcW w:type="dxa" w:w="635"/>
           </w:tcPr>
           <w:p>
             <w:r/>
@@ -9294,7 +9294,7 @@
         </w:tc>
         <w:tc>
           <w:tcPr>
-            <w:tcW w:type="dxa" w:w="3628"/>
+            <w:tcW w:type="dxa" w:w="2166"/>
           </w:tcPr>
           <w:p>
             <w:r/>
@@ -9315,7 +9315,7 @@
         </w:trPr>
         <w:tc>
           <w:tcPr>
-            <w:tcW w:type="dxa" w:w="1814"/>
+            <w:tcW w:type="dxa" w:w="3923"/>
           </w:tcPr>
           <w:p>
             <w:r/>
@@ -9330,7 +9330,7 @@
         </w:tc>
         <w:tc>
           <w:tcPr>
-            <w:tcW w:type="dxa" w:w="1191"/>
+            <w:tcW w:type="dxa" w:w="930"/>
           </w:tcPr>
           <w:p>
             <w:pPr>
@@ -9348,7 +9348,7 @@
         </w:tc>
         <w:tc>
           <w:tcPr>
-            <w:tcW w:type="dxa" w:w="907"/>
+            <w:tcW w:type="dxa" w:w="635"/>
           </w:tcPr>
           <w:p>
             <w:r/>
@@ -9363,7 +9363,7 @@
         </w:tc>
         <w:tc>
           <w:tcPr>
-            <w:tcW w:type="dxa" w:w="1077"/>
+            <w:tcW w:type="dxa" w:w="1128"/>
           </w:tcPr>
           <w:p>
             <w:pPr>
@@ -9381,7 +9381,7 @@
         </w:tc>
         <w:tc>
           <w:tcPr>
-            <w:tcW w:type="dxa" w:w="794"/>
+            <w:tcW w:type="dxa" w:w="635"/>
           </w:tcPr>
           <w:p>
             <w:r/>
@@ -9396,16 +9396,16 @@
         </w:tc>
         <w:tc>
           <w:tcPr>
-            <w:tcW w:type="dxa" w:w="3628"/>
-          </w:tcPr>
-          <w:p>
-            <w:r/>
-            <w:r>
-              <w:rPr>
-                <w:color w:val="1A1D21"/>
-                <w:sz w:val="15"/>
-              </w:rPr>
-              <w:t>PHD consolidated financial statements FY2025 (31 Dec 2025), via https://ir.palmhillsdevelopments.com/en-us/financial/resultcenter</w:t>
+            <w:tcW w:type="dxa" w:w="2166"/>
+          </w:tcPr>
+          <w:p>
+            <w:r/>
+            <w:r>
+              <w:rPr>
+                <w:color w:val="1A1D21"/>
+                <w:sz w:val="15"/>
+              </w:rPr>
+              <w:t>PHD consolidated financial statements FY2025 (31 Dec 2025), via https:/​/​ir.​palmhillsdevelopments.​com/​en-​us/​financial/​resultcenter</w:t>
             </w:r>
           </w:p>
         </w:tc>
@@ -9416,7 +9416,7 @@
         </w:trPr>
         <w:tc>
           <w:tcPr>
-            <w:tcW w:type="dxa" w:w="1814"/>
+            <w:tcW w:type="dxa" w:w="3923"/>
           </w:tcPr>
           <w:p>
             <w:r/>
@@ -9431,7 +9431,7 @@
         </w:tc>
         <w:tc>
           <w:tcPr>
-            <w:tcW w:type="dxa" w:w="1191"/>
+            <w:tcW w:type="dxa" w:w="930"/>
           </w:tcPr>
           <w:p>
             <w:pPr>
@@ -9449,7 +9449,7 @@
         </w:tc>
         <w:tc>
           <w:tcPr>
-            <w:tcW w:type="dxa" w:w="907"/>
+            <w:tcW w:type="dxa" w:w="635"/>
           </w:tcPr>
           <w:p>
             <w:r/>
@@ -9464,7 +9464,7 @@
         </w:tc>
         <w:tc>
           <w:tcPr>
-            <w:tcW w:type="dxa" w:w="1077"/>
+            <w:tcW w:type="dxa" w:w="1128"/>
           </w:tcPr>
           <w:p>
             <w:pPr>
@@ -9482,7 +9482,7 @@
         </w:tc>
         <w:tc>
           <w:tcPr>
-            <w:tcW w:type="dxa" w:w="794"/>
+            <w:tcW w:type="dxa" w:w="635"/>
           </w:tcPr>
           <w:p>
             <w:r/>
@@ -9497,16 +9497,16 @@
         </w:tc>
         <w:tc>
           <w:tcPr>
-            <w:tcW w:type="dxa" w:w="3628"/>
-          </w:tcPr>
-          <w:p>
-            <w:r/>
-            <w:r>
-              <w:rPr>
-                <w:color w:val="1A1D21"/>
-                <w:sz w:val="15"/>
-              </w:rPr>
-              <w:t>PHD consolidated financial statements FY2025 (31 Dec 2025), via https://ir.palmhillsdevelopments.com/en-us/financial/resultcenter</w:t>
+            <w:tcW w:type="dxa" w:w="2166"/>
+          </w:tcPr>
+          <w:p>
+            <w:r/>
+            <w:r>
+              <w:rPr>
+                <w:color w:val="1A1D21"/>
+                <w:sz w:val="15"/>
+              </w:rPr>
+              <w:t>PHD consolidated financial statements FY2025 (31 Dec 2025), via https:/​/​ir.​palmhillsdevelopments.​com/​en-​us/​financial/​resultcenter</w:t>
             </w:r>
           </w:p>
         </w:tc>
@@ -9517,7 +9517,7 @@
         </w:trPr>
         <w:tc>
           <w:tcPr>
-            <w:tcW w:type="dxa" w:w="1814"/>
+            <w:tcW w:type="dxa" w:w="3923"/>
           </w:tcPr>
           <w:p>
             <w:r/>
@@ -9532,7 +9532,7 @@
         </w:tc>
         <w:tc>
           <w:tcPr>
-            <w:tcW w:type="dxa" w:w="1191"/>
+            <w:tcW w:type="dxa" w:w="930"/>
           </w:tcPr>
           <w:p>
             <w:pPr>
@@ -9550,7 +9550,7 @@
         </w:tc>
         <w:tc>
           <w:tcPr>
-            <w:tcW w:type="dxa" w:w="907"/>
+            <w:tcW w:type="dxa" w:w="635"/>
           </w:tcPr>
           <w:p>
             <w:r/>
@@ -9565,7 +9565,7 @@
         </w:tc>
         <w:tc>
           <w:tcPr>
-            <w:tcW w:type="dxa" w:w="1077"/>
+            <w:tcW w:type="dxa" w:w="1128"/>
           </w:tcPr>
           <w:p>
             <w:pPr>
@@ -9583,7 +9583,7 @@
         </w:tc>
         <w:tc>
           <w:tcPr>
-            <w:tcW w:type="dxa" w:w="794"/>
+            <w:tcW w:type="dxa" w:w="635"/>
           </w:tcPr>
           <w:p>
             <w:r/>
@@ -9598,16 +9598,16 @@
         </w:tc>
         <w:tc>
           <w:tcPr>
-            <w:tcW w:type="dxa" w:w="3628"/>
-          </w:tcPr>
-          <w:p>
-            <w:r/>
-            <w:r>
-              <w:rPr>
-                <w:color w:val="1A1D21"/>
-                <w:sz w:val="15"/>
-              </w:rPr>
-              <w:t>PHD consolidated financial statements FY2025 (31 Dec 2025), via https://ir.palmhillsdevelopments.com/en-us/financial/resultcenter</w:t>
+            <w:tcW w:type="dxa" w:w="2166"/>
+          </w:tcPr>
+          <w:p>
+            <w:r/>
+            <w:r>
+              <w:rPr>
+                <w:color w:val="1A1D21"/>
+                <w:sz w:val="15"/>
+              </w:rPr>
+              <w:t>PHD consolidated financial statements FY2025 (31 Dec 2025), via https:/​/​ir.​palmhillsdevelopments.​com/​en-​us/​financial/​resultcenter</w:t>
             </w:r>
           </w:p>
         </w:tc>
@@ -9618,7 +9618,7 @@
         </w:trPr>
         <w:tc>
           <w:tcPr>
-            <w:tcW w:type="dxa" w:w="1814"/>
+            <w:tcW w:type="dxa" w:w="3923"/>
           </w:tcPr>
           <w:p>
             <w:r/>
@@ -9633,7 +9633,7 @@
         </w:tc>
         <w:tc>
           <w:tcPr>
-            <w:tcW w:type="dxa" w:w="1191"/>
+            <w:tcW w:type="dxa" w:w="930"/>
           </w:tcPr>
           <w:p>
             <w:pPr>
@@ -9651,7 +9651,7 @@
         </w:tc>
         <w:tc>
           <w:tcPr>
-            <w:tcW w:type="dxa" w:w="907"/>
+            <w:tcW w:type="dxa" w:w="635"/>
           </w:tcPr>
           <w:p>
             <w:r/>
@@ -9666,7 +9666,7 @@
         </w:tc>
         <w:tc>
           <w:tcPr>
-            <w:tcW w:type="dxa" w:w="1077"/>
+            <w:tcW w:type="dxa" w:w="1128"/>
           </w:tcPr>
           <w:p>
             <w:pPr>
@@ -9684,7 +9684,7 @@
         </w:tc>
         <w:tc>
           <w:tcPr>
-            <w:tcW w:type="dxa" w:w="794"/>
+            <w:tcW w:type="dxa" w:w="635"/>
           </w:tcPr>
           <w:p>
             <w:r/>
@@ -9699,16 +9699,16 @@
         </w:tc>
         <w:tc>
           <w:tcPr>
-            <w:tcW w:type="dxa" w:w="3628"/>
-          </w:tcPr>
-          <w:p>
-            <w:r/>
-            <w:r>
-              <w:rPr>
-                <w:color w:val="1A1D21"/>
-                <w:sz w:val="15"/>
-              </w:rPr>
-              <w:t>PHD consolidated financial statements FY2025 (31 Dec 2025), via https://ir.palmhillsdevelopments.com/en-us/financial/resultcenter</w:t>
+            <w:tcW w:type="dxa" w:w="2166"/>
+          </w:tcPr>
+          <w:p>
+            <w:r/>
+            <w:r>
+              <w:rPr>
+                <w:color w:val="1A1D21"/>
+                <w:sz w:val="15"/>
+              </w:rPr>
+              <w:t>PHD consolidated financial statements FY2025 (31 Dec 2025), via https:/​/​ir.​palmhillsdevelopments.​com/​en-​us/​financial/​resultcenter</w:t>
             </w:r>
           </w:p>
         </w:tc>
@@ -9719,7 +9719,7 @@
         </w:trPr>
         <w:tc>
           <w:tcPr>
-            <w:tcW w:type="dxa" w:w="1814"/>
+            <w:tcW w:type="dxa" w:w="3923"/>
           </w:tcPr>
           <w:p>
             <w:r/>
@@ -9734,7 +9734,7 @@
         </w:tc>
         <w:tc>
           <w:tcPr>
-            <w:tcW w:type="dxa" w:w="1191"/>
+            <w:tcW w:type="dxa" w:w="930"/>
           </w:tcPr>
           <w:p>
             <w:pPr>
@@ -9752,7 +9752,7 @@
         </w:tc>
         <w:tc>
           <w:tcPr>
-            <w:tcW w:type="dxa" w:w="907"/>
+            <w:tcW w:type="dxa" w:w="635"/>
           </w:tcPr>
           <w:p>
             <w:r/>
@@ -9767,7 +9767,7 @@
         </w:tc>
         <w:tc>
           <w:tcPr>
-            <w:tcW w:type="dxa" w:w="1077"/>
+            <w:tcW w:type="dxa" w:w="1128"/>
           </w:tcPr>
           <w:p>
             <w:pPr>
@@ -9785,7 +9785,7 @@
         </w:tc>
         <w:tc>
           <w:tcPr>
-            <w:tcW w:type="dxa" w:w="794"/>
+            <w:tcW w:type="dxa" w:w="635"/>
           </w:tcPr>
           <w:p>
             <w:r/>
@@ -9800,16 +9800,16 @@
         </w:tc>
         <w:tc>
           <w:tcPr>
-            <w:tcW w:type="dxa" w:w="3628"/>
-          </w:tcPr>
-          <w:p>
-            <w:r/>
-            <w:r>
-              <w:rPr>
-                <w:color w:val="1A1D21"/>
-                <w:sz w:val="15"/>
-              </w:rPr>
-              <w:t>PHD consolidated financial statements FY2025 (31 Dec 2025), via https://ir.palmhillsdevelopments.com/en-us/financial/resultcenter</w:t>
+            <w:tcW w:type="dxa" w:w="2166"/>
+          </w:tcPr>
+          <w:p>
+            <w:r/>
+            <w:r>
+              <w:rPr>
+                <w:color w:val="1A1D21"/>
+                <w:sz w:val="15"/>
+              </w:rPr>
+              <w:t>PHD consolidated financial statements FY2025 (31 Dec 2025), via https:/​/​ir.​palmhillsdevelopments.​com/​en-​us/​financial/​resultcenter</w:t>
             </w:r>
           </w:p>
         </w:tc>
@@ -9820,7 +9820,7 @@
         </w:trPr>
         <w:tc>
           <w:tcPr>
-            <w:tcW w:type="dxa" w:w="1814"/>
+            <w:tcW w:type="dxa" w:w="3923"/>
           </w:tcPr>
           <w:p>
             <w:r/>
@@ -9835,7 +9835,7 @@
         </w:tc>
         <w:tc>
           <w:tcPr>
-            <w:tcW w:type="dxa" w:w="1191"/>
+            <w:tcW w:type="dxa" w:w="930"/>
           </w:tcPr>
           <w:p>
             <w:pPr>
@@ -9853,7 +9853,7 @@
         </w:tc>
         <w:tc>
           <w:tcPr>
-            <w:tcW w:type="dxa" w:w="907"/>
+            <w:tcW w:type="dxa" w:w="635"/>
           </w:tcPr>
           <w:p>
             <w:r/>
@@ -9868,7 +9868,7 @@
         </w:tc>
         <w:tc>
           <w:tcPr>
-            <w:tcW w:type="dxa" w:w="1077"/>
+            <w:tcW w:type="dxa" w:w="1128"/>
           </w:tcPr>
           <w:p>
             <w:pPr>
@@ -9886,7 +9886,7 @@
         </w:tc>
         <w:tc>
           <w:tcPr>
-            <w:tcW w:type="dxa" w:w="794"/>
+            <w:tcW w:type="dxa" w:w="635"/>
           </w:tcPr>
           <w:p>
             <w:r/>
@@ -9901,16 +9901,16 @@
         </w:tc>
         <w:tc>
           <w:tcPr>
-            <w:tcW w:type="dxa" w:w="3628"/>
-          </w:tcPr>
-          <w:p>
-            <w:r/>
-            <w:r>
-              <w:rPr>
-                <w:color w:val="1A1D21"/>
-                <w:sz w:val="15"/>
-              </w:rPr>
-              <w:t>PHD consolidated financial statements FY2025 (31 Dec 2025), via https://ir.palmhillsdevelopments.com/en-us/financial/resultcenter</w:t>
+            <w:tcW w:type="dxa" w:w="2166"/>
+          </w:tcPr>
+          <w:p>
+            <w:r/>
+            <w:r>
+              <w:rPr>
+                <w:color w:val="1A1D21"/>
+                <w:sz w:val="15"/>
+              </w:rPr>
+              <w:t>PHD consolidated financial statements FY2025 (31 Dec 2025), via https:/​/​ir.​palmhillsdevelopments.​com/​en-​us/​financial/​resultcenter</w:t>
             </w:r>
           </w:p>
         </w:tc>
@@ -9921,7 +9921,7 @@
         </w:trPr>
         <w:tc>
           <w:tcPr>
-            <w:tcW w:type="dxa" w:w="1814"/>
+            <w:tcW w:type="dxa" w:w="3923"/>
           </w:tcPr>
           <w:p>
             <w:r/>
@@ -9936,7 +9936,7 @@
         </w:tc>
         <w:tc>
           <w:tcPr>
-            <w:tcW w:type="dxa" w:w="1191"/>
+            <w:tcW w:type="dxa" w:w="930"/>
           </w:tcPr>
           <w:p>
             <w:pPr>
@@ -9954,7 +9954,7 @@
         </w:tc>
         <w:tc>
           <w:tcPr>
-            <w:tcW w:type="dxa" w:w="907"/>
+            <w:tcW w:type="dxa" w:w="635"/>
           </w:tcPr>
           <w:p>
             <w:r/>
@@ -9969,7 +9969,7 @@
         </w:tc>
         <w:tc>
           <w:tcPr>
-            <w:tcW w:type="dxa" w:w="1077"/>
+            <w:tcW w:type="dxa" w:w="1128"/>
           </w:tcPr>
           <w:p>
             <w:pPr>
@@ -9987,7 +9987,7 @@
         </w:tc>
         <w:tc>
           <w:tcPr>
-            <w:tcW w:type="dxa" w:w="794"/>
+            <w:tcW w:type="dxa" w:w="635"/>
           </w:tcPr>
           <w:p>
             <w:r/>
@@ -10002,16 +10002,16 @@
         </w:tc>
         <w:tc>
           <w:tcPr>
-            <w:tcW w:type="dxa" w:w="3628"/>
-          </w:tcPr>
-          <w:p>
-            <w:r/>
-            <w:r>
-              <w:rPr>
-                <w:color w:val="1A1D21"/>
-                <w:sz w:val="15"/>
-              </w:rPr>
-              <w:t>PHD consolidated financial statements FY2025 (31 Dec 2025), via https://ir.palmhillsdevelopments.com/en-us/financial/resultcenter</w:t>
+            <w:tcW w:type="dxa" w:w="2166"/>
+          </w:tcPr>
+          <w:p>
+            <w:r/>
+            <w:r>
+              <w:rPr>
+                <w:color w:val="1A1D21"/>
+                <w:sz w:val="15"/>
+              </w:rPr>
+              <w:t>PHD consolidated financial statements FY2025 (31 Dec 2025), via https:/​/​ir.​palmhillsdevelopments.​com/​en-​us/​financial/​resultcenter</w:t>
             </w:r>
           </w:p>
         </w:tc>
@@ -10022,7 +10022,7 @@
         </w:trPr>
         <w:tc>
           <w:tcPr>
-            <w:tcW w:type="dxa" w:w="1814"/>
+            <w:tcW w:type="dxa" w:w="3923"/>
           </w:tcPr>
           <w:p>
             <w:r/>
@@ -10037,7 +10037,7 @@
         </w:tc>
         <w:tc>
           <w:tcPr>
-            <w:tcW w:type="dxa" w:w="1191"/>
+            <w:tcW w:type="dxa" w:w="930"/>
           </w:tcPr>
           <w:p>
             <w:pPr>
@@ -10055,7 +10055,7 @@
         </w:tc>
         <w:tc>
           <w:tcPr>
-            <w:tcW w:type="dxa" w:w="907"/>
+            <w:tcW w:type="dxa" w:w="635"/>
           </w:tcPr>
           <w:p>
             <w:r/>
@@ -10070,7 +10070,7 @@
         </w:tc>
         <w:tc>
           <w:tcPr>
-            <w:tcW w:type="dxa" w:w="1077"/>
+            <w:tcW w:type="dxa" w:w="1128"/>
           </w:tcPr>
           <w:p>
             <w:pPr>
@@ -10088,7 +10088,7 @@
         </w:tc>
         <w:tc>
           <w:tcPr>
-            <w:tcW w:type="dxa" w:w="794"/>
+            <w:tcW w:type="dxa" w:w="635"/>
           </w:tcPr>
           <w:p>
             <w:r/>
@@ -10103,16 +10103,16 @@
         </w:tc>
         <w:tc>
           <w:tcPr>
-            <w:tcW w:type="dxa" w:w="3628"/>
-          </w:tcPr>
-          <w:p>
-            <w:r/>
-            <w:r>
-              <w:rPr>
-                <w:color w:val="1A1D21"/>
-                <w:sz w:val="15"/>
-              </w:rPr>
-              <w:t>PHD consolidated financial statements FY2025 (31 Dec 2025), via https://ir.palmhillsdevelopments.com/en-us/financial/resultcenter</w:t>
+            <w:tcW w:type="dxa" w:w="2166"/>
+          </w:tcPr>
+          <w:p>
+            <w:r/>
+            <w:r>
+              <w:rPr>
+                <w:color w:val="1A1D21"/>
+                <w:sz w:val="15"/>
+              </w:rPr>
+              <w:t>PHD consolidated financial statements FY2025 (31 Dec 2025), via https:/​/​ir.​palmhillsdevelopments.​com/​en-​us/​financial/​resultcenter</w:t>
             </w:r>
           </w:p>
         </w:tc>
@@ -10149,12 +10149,12 @@
         <w:tblLayout w:type="fixed"/>
       </w:tblPr>
       <w:tblGrid>
-        <w:gridCol w:w="1814"/>
-        <w:gridCol w:w="1191"/>
-        <w:gridCol w:w="907"/>
-        <w:gridCol w:w="1077"/>
-        <w:gridCol w:w="794"/>
-        <w:gridCol w:w="3629"/>
+        <w:gridCol w:w="3975"/>
+        <w:gridCol w:w="879"/>
+        <w:gridCol w:w="635"/>
+        <w:gridCol w:w="1128"/>
+        <w:gridCol w:w="635"/>
+        <w:gridCol w:w="2166"/>
       </w:tblGrid>
       <w:tr>
         <w:trPr>
@@ -10162,7 +10162,7 @@
         </w:trPr>
         <w:tc>
           <w:tcPr>
-            <w:tcW w:type="dxa" w:w="1814"/>
+            <w:tcW w:type="dxa" w:w="3974"/>
           </w:tcPr>
           <w:p>
             <w:r/>
@@ -10178,7 +10178,7 @@
         </w:tc>
         <w:tc>
           <w:tcPr>
-            <w:tcW w:type="dxa" w:w="1191"/>
+            <w:tcW w:type="dxa" w:w="879"/>
           </w:tcPr>
           <w:p>
             <w:r/>
@@ -10194,7 +10194,7 @@
         </w:tc>
         <w:tc>
           <w:tcPr>
-            <w:tcW w:type="dxa" w:w="907"/>
+            <w:tcW w:type="dxa" w:w="635"/>
           </w:tcPr>
           <w:p>
             <w:r/>
@@ -10210,7 +10210,7 @@
         </w:tc>
         <w:tc>
           <w:tcPr>
-            <w:tcW w:type="dxa" w:w="1077"/>
+            <w:tcW w:type="dxa" w:w="1128"/>
           </w:tcPr>
           <w:p>
             <w:r/>
@@ -10226,7 +10226,7 @@
         </w:tc>
         <w:tc>
           <w:tcPr>
-            <w:tcW w:type="dxa" w:w="794"/>
+            <w:tcW w:type="dxa" w:w="635"/>
           </w:tcPr>
           <w:p>
             <w:r/>
@@ -10242,7 +10242,7 @@
         </w:tc>
         <w:tc>
           <w:tcPr>
-            <w:tcW w:type="dxa" w:w="3628"/>
+            <w:tcW w:type="dxa" w:w="2166"/>
           </w:tcPr>
           <w:p>
             <w:r/>
@@ -10263,7 +10263,7 @@
         </w:trPr>
         <w:tc>
           <w:tcPr>
-            <w:tcW w:type="dxa" w:w="1814"/>
+            <w:tcW w:type="dxa" w:w="3974"/>
           </w:tcPr>
           <w:p>
             <w:r/>
@@ -10278,7 +10278,7 @@
         </w:tc>
         <w:tc>
           <w:tcPr>
-            <w:tcW w:type="dxa" w:w="1191"/>
+            <w:tcW w:type="dxa" w:w="879"/>
           </w:tcPr>
           <w:p>
             <w:pPr>
@@ -10296,7 +10296,7 @@
         </w:tc>
         <w:tc>
           <w:tcPr>
-            <w:tcW w:type="dxa" w:w="907"/>
+            <w:tcW w:type="dxa" w:w="635"/>
           </w:tcPr>
           <w:p>
             <w:r/>
@@ -10311,7 +10311,7 @@
         </w:tc>
         <w:tc>
           <w:tcPr>
-            <w:tcW w:type="dxa" w:w="1077"/>
+            <w:tcW w:type="dxa" w:w="1128"/>
           </w:tcPr>
           <w:p>
             <w:pPr>
@@ -10329,7 +10329,7 @@
         </w:tc>
         <w:tc>
           <w:tcPr>
-            <w:tcW w:type="dxa" w:w="794"/>
+            <w:tcW w:type="dxa" w:w="635"/>
           </w:tcPr>
           <w:p>
             <w:r/>
@@ -10344,16 +10344,16 @@
         </w:tc>
         <w:tc>
           <w:tcPr>
-            <w:tcW w:type="dxa" w:w="3628"/>
-          </w:tcPr>
-          <w:p>
-            <w:r/>
-            <w:r>
-              <w:rPr>
-                <w:color w:val="1A1D21"/>
-                <w:sz w:val="15"/>
-              </w:rPr>
-              <w:t>PHD consolidated financial statements FY2025 (31 Dec 2025), via https://ir.palmhillsdevelopments.com/en-us/financial/resultcenter (statement of cash flows)</w:t>
+            <w:tcW w:type="dxa" w:w="2166"/>
+          </w:tcPr>
+          <w:p>
+            <w:r/>
+            <w:r>
+              <w:rPr>
+                <w:color w:val="1A1D21"/>
+                <w:sz w:val="15"/>
+              </w:rPr>
+              <w:t>PHD consolidated financial statements FY2025 (31 Dec 2025), via https:/​/​ir.​palmhillsdevelopments.​com/​en-​us/​financial/​resultcenter (statement of cash flows)</w:t>
             </w:r>
           </w:p>
         </w:tc>
@@ -10364,7 +10364,7 @@
         </w:trPr>
         <w:tc>
           <w:tcPr>
-            <w:tcW w:type="dxa" w:w="1814"/>
+            <w:tcW w:type="dxa" w:w="3974"/>
           </w:tcPr>
           <w:p>
             <w:r/>
@@ -10379,7 +10379,7 @@
         </w:tc>
         <w:tc>
           <w:tcPr>
-            <w:tcW w:type="dxa" w:w="1191"/>
+            <w:tcW w:type="dxa" w:w="879"/>
           </w:tcPr>
           <w:p>
             <w:pPr>
@@ -10397,7 +10397,7 @@
         </w:tc>
         <w:tc>
           <w:tcPr>
-            <w:tcW w:type="dxa" w:w="907"/>
+            <w:tcW w:type="dxa" w:w="635"/>
           </w:tcPr>
           <w:p>
             <w:r/>
@@ -10412,7 +10412,7 @@
         </w:tc>
         <w:tc>
           <w:tcPr>
-            <w:tcW w:type="dxa" w:w="1077"/>
+            <w:tcW w:type="dxa" w:w="1128"/>
           </w:tcPr>
           <w:p>
             <w:pPr>
@@ -10430,7 +10430,7 @@
         </w:tc>
         <w:tc>
           <w:tcPr>
-            <w:tcW w:type="dxa" w:w="794"/>
+            <w:tcW w:type="dxa" w:w="635"/>
           </w:tcPr>
           <w:p>
             <w:r/>
@@ -10445,16 +10445,16 @@
         </w:tc>
         <w:tc>
           <w:tcPr>
-            <w:tcW w:type="dxa" w:w="3628"/>
-          </w:tcPr>
-          <w:p>
-            <w:r/>
-            <w:r>
-              <w:rPr>
-                <w:color w:val="1A1D21"/>
-                <w:sz w:val="15"/>
-              </w:rPr>
-              <w:t>PHD consolidated financial statements FY2025 (31 Dec 2025), via https://ir.palmhillsdevelopments.com/en-us/financial/resultcenter (statement of cash flows)</w:t>
+            <w:tcW w:type="dxa" w:w="2166"/>
+          </w:tcPr>
+          <w:p>
+            <w:r/>
+            <w:r>
+              <w:rPr>
+                <w:color w:val="1A1D21"/>
+                <w:sz w:val="15"/>
+              </w:rPr>
+              <w:t>PHD consolidated financial statements FY2025 (31 Dec 2025), via https:/​/​ir.​palmhillsdevelopments.​com/​en-​us/​financial/​resultcenter (statement of cash flows)</w:t>
             </w:r>
           </w:p>
         </w:tc>
@@ -10465,7 +10465,7 @@
         </w:trPr>
         <w:tc>
           <w:tcPr>
-            <w:tcW w:type="dxa" w:w="1814"/>
+            <w:tcW w:type="dxa" w:w="3974"/>
           </w:tcPr>
           <w:p>
             <w:r/>
@@ -10480,7 +10480,7 @@
         </w:tc>
         <w:tc>
           <w:tcPr>
-            <w:tcW w:type="dxa" w:w="1191"/>
+            <w:tcW w:type="dxa" w:w="879"/>
           </w:tcPr>
           <w:p>
             <w:pPr>
@@ -10498,7 +10498,7 @@
         </w:tc>
         <w:tc>
           <w:tcPr>
-            <w:tcW w:type="dxa" w:w="907"/>
+            <w:tcW w:type="dxa" w:w="635"/>
           </w:tcPr>
           <w:p>
             <w:r/>
@@ -10513,7 +10513,7 @@
         </w:tc>
         <w:tc>
           <w:tcPr>
-            <w:tcW w:type="dxa" w:w="1077"/>
+            <w:tcW w:type="dxa" w:w="1128"/>
           </w:tcPr>
           <w:p>
             <w:pPr>
@@ -10531,7 +10531,7 @@
         </w:tc>
         <w:tc>
           <w:tcPr>
-            <w:tcW w:type="dxa" w:w="794"/>
+            <w:tcW w:type="dxa" w:w="635"/>
           </w:tcPr>
           <w:p>
             <w:r/>
@@ -10546,7 +10546,7 @@
         </w:tc>
         <w:tc>
           <w:tcPr>
-            <w:tcW w:type="dxa" w:w="3628"/>
+            <w:tcW w:type="dxa" w:w="2166"/>
           </w:tcPr>
           <w:p>
             <w:r/>
@@ -10566,7 +10566,7 @@
         </w:trPr>
         <w:tc>
           <w:tcPr>
-            <w:tcW w:type="dxa" w:w="1814"/>
+            <w:tcW w:type="dxa" w:w="3974"/>
           </w:tcPr>
           <w:p>
             <w:r/>
@@ -10581,7 +10581,7 @@
         </w:tc>
         <w:tc>
           <w:tcPr>
-            <w:tcW w:type="dxa" w:w="1191"/>
+            <w:tcW w:type="dxa" w:w="879"/>
           </w:tcPr>
           <w:p>
             <w:pPr>
@@ -10599,7 +10599,7 @@
         </w:tc>
         <w:tc>
           <w:tcPr>
-            <w:tcW w:type="dxa" w:w="907"/>
+            <w:tcW w:type="dxa" w:w="635"/>
           </w:tcPr>
           <w:p>
             <w:r/>
@@ -10614,7 +10614,7 @@
         </w:tc>
         <w:tc>
           <w:tcPr>
-            <w:tcW w:type="dxa" w:w="1077"/>
+            <w:tcW w:type="dxa" w:w="1128"/>
           </w:tcPr>
           <w:p>
             <w:pPr>
@@ -10632,7 +10632,7 @@
         </w:tc>
         <w:tc>
           <w:tcPr>
-            <w:tcW w:type="dxa" w:w="794"/>
+            <w:tcW w:type="dxa" w:w="635"/>
           </w:tcPr>
           <w:p>
             <w:r/>
@@ -10647,16 +10647,16 @@
         </w:tc>
         <w:tc>
           <w:tcPr>
-            <w:tcW w:type="dxa" w:w="3628"/>
-          </w:tcPr>
-          <w:p>
-            <w:r/>
-            <w:r>
-              <w:rPr>
-                <w:color w:val="1A1D21"/>
-                <w:sz w:val="15"/>
-              </w:rPr>
-              <w:t>PHD consolidated financial statements FY2025 (31 Dec 2025), via https://ir.palmhillsdevelopments.com/en-us/financial/resultcenter (statement of cash flows, comparative) — NOTE this RESTATES the EGP 3,</w:t>
+            <w:tcW w:type="dxa" w:w="2166"/>
+          </w:tcPr>
+          <w:p>
+            <w:r/>
+            <w:r>
+              <w:rPr>
+                <w:color w:val="1A1D21"/>
+                <w:sz w:val="15"/>
+              </w:rPr>
+              <w:t>PHD consolidated financial statements FY2025 (31 Dec 2025), via https:/​/​ir.​palmhillsdevelopments.​com/​en-​us/​financial/​resultcenter (statement of cash flows, comparative) — NOTE this RESTATES the EGP 3,</w:t>
             </w:r>
           </w:p>
         </w:tc>
@@ -10667,7 +10667,7 @@
         </w:trPr>
         <w:tc>
           <w:tcPr>
-            <w:tcW w:type="dxa" w:w="1814"/>
+            <w:tcW w:type="dxa" w:w="3974"/>
           </w:tcPr>
           <w:p>
             <w:r/>
@@ -10682,7 +10682,7 @@
         </w:tc>
         <w:tc>
           <w:tcPr>
-            <w:tcW w:type="dxa" w:w="1191"/>
+            <w:tcW w:type="dxa" w:w="879"/>
           </w:tcPr>
           <w:p>
             <w:pPr>
@@ -10700,7 +10700,7 @@
         </w:tc>
         <w:tc>
           <w:tcPr>
-            <w:tcW w:type="dxa" w:w="907"/>
+            <w:tcW w:type="dxa" w:w="635"/>
           </w:tcPr>
           <w:p>
             <w:r/>
@@ -10715,7 +10715,7 @@
         </w:tc>
         <w:tc>
           <w:tcPr>
-            <w:tcW w:type="dxa" w:w="1077"/>
+            <w:tcW w:type="dxa" w:w="1128"/>
           </w:tcPr>
           <w:p>
             <w:pPr>
@@ -10733,7 +10733,7 @@
         </w:tc>
         <w:tc>
           <w:tcPr>
-            <w:tcW w:type="dxa" w:w="794"/>
+            <w:tcW w:type="dxa" w:w="635"/>
           </w:tcPr>
           <w:p>
             <w:r/>
@@ -10748,16 +10748,16 @@
         </w:tc>
         <w:tc>
           <w:tcPr>
-            <w:tcW w:type="dxa" w:w="3628"/>
-          </w:tcPr>
-          <w:p>
-            <w:r/>
-            <w:r>
-              <w:rPr>
-                <w:color w:val="1A1D21"/>
-                <w:sz w:val="15"/>
-              </w:rPr>
-              <w:t>PHD consolidated financial statements FY2025 (31 Dec 2025), via https://ir.palmhillsdevelopments.com/en-us/financial/resultcenter (statement of cash flows)</w:t>
+            <w:tcW w:type="dxa" w:w="2166"/>
+          </w:tcPr>
+          <w:p>
+            <w:r/>
+            <w:r>
+              <w:rPr>
+                <w:color w:val="1A1D21"/>
+                <w:sz w:val="15"/>
+              </w:rPr>
+              <w:t>PHD consolidated financial statements FY2025 (31 Dec 2025), via https:/​/​ir.​palmhillsdevelopments.​com/​en-​us/​financial/​resultcenter (statement of cash flows)</w:t>
             </w:r>
           </w:p>
         </w:tc>
@@ -10794,12 +10794,12 @@
         <w:tblLayout w:type="fixed"/>
       </w:tblPr>
       <w:tblGrid>
-        <w:gridCol w:w="1814"/>
-        <w:gridCol w:w="1191"/>
-        <w:gridCol w:w="907"/>
-        <w:gridCol w:w="1077"/>
-        <w:gridCol w:w="794"/>
-        <w:gridCol w:w="3629"/>
+        <w:gridCol w:w="3924"/>
+        <w:gridCol w:w="930"/>
+        <w:gridCol w:w="635"/>
+        <w:gridCol w:w="1128"/>
+        <w:gridCol w:w="635"/>
+        <w:gridCol w:w="2166"/>
       </w:tblGrid>
       <w:tr>
         <w:trPr>
@@ -10807,7 +10807,7 @@
         </w:trPr>
         <w:tc>
           <w:tcPr>
-            <w:tcW w:type="dxa" w:w="1814"/>
+            <w:tcW w:type="dxa" w:w="3923"/>
           </w:tcPr>
           <w:p>
             <w:r/>
@@ -10823,7 +10823,7 @@
         </w:tc>
         <w:tc>
           <w:tcPr>
-            <w:tcW w:type="dxa" w:w="1191"/>
+            <w:tcW w:type="dxa" w:w="930"/>
           </w:tcPr>
           <w:p>
             <w:r/>
@@ -10839,7 +10839,7 @@
         </w:tc>
         <w:tc>
           <w:tcPr>
-            <w:tcW w:type="dxa" w:w="907"/>
+            <w:tcW w:type="dxa" w:w="635"/>
           </w:tcPr>
           <w:p>
             <w:r/>
@@ -10855,7 +10855,7 @@
         </w:tc>
         <w:tc>
           <w:tcPr>
-            <w:tcW w:type="dxa" w:w="1077"/>
+            <w:tcW w:type="dxa" w:w="1128"/>
           </w:tcPr>
           <w:p>
             <w:r/>
@@ -10871,7 +10871,7 @@
         </w:tc>
         <w:tc>
           <w:tcPr>
-            <w:tcW w:type="dxa" w:w="794"/>
+            <w:tcW w:type="dxa" w:w="635"/>
           </w:tcPr>
           <w:p>
             <w:r/>
@@ -10887,7 +10887,7 @@
         </w:tc>
         <w:tc>
           <w:tcPr>
-            <w:tcW w:type="dxa" w:w="3628"/>
+            <w:tcW w:type="dxa" w:w="2166"/>
           </w:tcPr>
           <w:p>
             <w:r/>
@@ -10908,7 +10908,7 @@
         </w:trPr>
         <w:tc>
           <w:tcPr>
-            <w:tcW w:type="dxa" w:w="1814"/>
+            <w:tcW w:type="dxa" w:w="3923"/>
           </w:tcPr>
           <w:p>
             <w:r/>
@@ -10923,7 +10923,7 @@
         </w:tc>
         <w:tc>
           <w:tcPr>
-            <w:tcW w:type="dxa" w:w="1191"/>
+            <w:tcW w:type="dxa" w:w="930"/>
           </w:tcPr>
           <w:p>
             <w:pPr>
@@ -10941,7 +10941,7 @@
         </w:tc>
         <w:tc>
           <w:tcPr>
-            <w:tcW w:type="dxa" w:w="907"/>
+            <w:tcW w:type="dxa" w:w="635"/>
           </w:tcPr>
           <w:p>
             <w:r/>
@@ -10956,7 +10956,7 @@
         </w:tc>
         <w:tc>
           <w:tcPr>
-            <w:tcW w:type="dxa" w:w="1077"/>
+            <w:tcW w:type="dxa" w:w="1128"/>
           </w:tcPr>
           <w:p>
             <w:pPr>
@@ -10974,7 +10974,7 @@
         </w:tc>
         <w:tc>
           <w:tcPr>
-            <w:tcW w:type="dxa" w:w="794"/>
+            <w:tcW w:type="dxa" w:w="635"/>
           </w:tcPr>
           <w:p>
             <w:r/>
@@ -10989,7 +10989,7 @@
         </w:tc>
         <w:tc>
           <w:tcPr>
-            <w:tcW w:type="dxa" w:w="3628"/>
+            <w:tcW w:type="dxa" w:w="2166"/>
           </w:tcPr>
           <w:p>
             <w:r/>
@@ -11009,7 +11009,7 @@
         </w:trPr>
         <w:tc>
           <w:tcPr>
-            <w:tcW w:type="dxa" w:w="1814"/>
+            <w:tcW w:type="dxa" w:w="3923"/>
           </w:tcPr>
           <w:p>
             <w:r/>
@@ -11024,7 +11024,7 @@
         </w:tc>
         <w:tc>
           <w:tcPr>
-            <w:tcW w:type="dxa" w:w="1191"/>
+            <w:tcW w:type="dxa" w:w="930"/>
           </w:tcPr>
           <w:p>
             <w:pPr>
@@ -11042,7 +11042,7 @@
         </w:tc>
         <w:tc>
           <w:tcPr>
-            <w:tcW w:type="dxa" w:w="907"/>
+            <w:tcW w:type="dxa" w:w="635"/>
           </w:tcPr>
           <w:p>
             <w:r/>
@@ -11057,7 +11057,7 @@
         </w:tc>
         <w:tc>
           <w:tcPr>
-            <w:tcW w:type="dxa" w:w="1077"/>
+            <w:tcW w:type="dxa" w:w="1128"/>
           </w:tcPr>
           <w:p>
             <w:pPr>
@@ -11075,7 +11075,7 @@
         </w:tc>
         <w:tc>
           <w:tcPr>
-            <w:tcW w:type="dxa" w:w="794"/>
+            <w:tcW w:type="dxa" w:w="635"/>
           </w:tcPr>
           <w:p>
             <w:r/>
@@ -11090,16 +11090,16 @@
         </w:tc>
         <w:tc>
           <w:tcPr>
-            <w:tcW w:type="dxa" w:w="3628"/>
-          </w:tcPr>
-          <w:p>
-            <w:r/>
-            <w:r>
-              <w:rPr>
-                <w:color w:val="1A1D21"/>
-                <w:sz w:val="15"/>
-              </w:rPr>
-              <w:t>PHD consolidated financial statements FY2025 (31 Dec 2025), via https://ir.palmhillsdevelopments.com/en-us/financial/resultcenter</w:t>
+            <w:tcW w:type="dxa" w:w="2166"/>
+          </w:tcPr>
+          <w:p>
+            <w:r/>
+            <w:r>
+              <w:rPr>
+                <w:color w:val="1A1D21"/>
+                <w:sz w:val="15"/>
+              </w:rPr>
+              <w:t>PHD consolidated financial statements FY2025 (31 Dec 2025), via https:/​/​ir.​palmhillsdevelopments.​com/​en-​us/​financial/​resultcenter</w:t>
             </w:r>
           </w:p>
         </w:tc>
@@ -11110,7 +11110,7 @@
         </w:trPr>
         <w:tc>
           <w:tcPr>
-            <w:tcW w:type="dxa" w:w="1814"/>
+            <w:tcW w:type="dxa" w:w="3923"/>
           </w:tcPr>
           <w:p>
             <w:r/>
@@ -11125,7 +11125,7 @@
         </w:tc>
         <w:tc>
           <w:tcPr>
-            <w:tcW w:type="dxa" w:w="1191"/>
+            <w:tcW w:type="dxa" w:w="930"/>
           </w:tcPr>
           <w:p>
             <w:pPr>
@@ -11143,7 +11143,7 @@
         </w:tc>
         <w:tc>
           <w:tcPr>
-            <w:tcW w:type="dxa" w:w="907"/>
+            <w:tcW w:type="dxa" w:w="635"/>
           </w:tcPr>
           <w:p>
             <w:r/>
@@ -11158,7 +11158,7 @@
         </w:tc>
         <w:tc>
           <w:tcPr>
-            <w:tcW w:type="dxa" w:w="1077"/>
+            <w:tcW w:type="dxa" w:w="1128"/>
           </w:tcPr>
           <w:p>
             <w:pPr>
@@ -11176,7 +11176,7 @@
         </w:tc>
         <w:tc>
           <w:tcPr>
-            <w:tcW w:type="dxa" w:w="794"/>
+            <w:tcW w:type="dxa" w:w="635"/>
           </w:tcPr>
           <w:p>
             <w:r/>
@@ -11191,16 +11191,16 @@
         </w:tc>
         <w:tc>
           <w:tcPr>
-            <w:tcW w:type="dxa" w:w="3628"/>
-          </w:tcPr>
-          <w:p>
-            <w:r/>
-            <w:r>
-              <w:rPr>
-                <w:color w:val="1A1D21"/>
-                <w:sz w:val="15"/>
-              </w:rPr>
-              <w:t>PHD consolidated financial statements FY2025 (31 Dec 2025), via https://ir.palmhillsdevelopments.com/en-us/financial/resultcenter</w:t>
+            <w:tcW w:type="dxa" w:w="2166"/>
+          </w:tcPr>
+          <w:p>
+            <w:r/>
+            <w:r>
+              <w:rPr>
+                <w:color w:val="1A1D21"/>
+                <w:sz w:val="15"/>
+              </w:rPr>
+              <w:t>PHD consolidated financial statements FY2025 (31 Dec 2025), via https:/​/​ir.​palmhillsdevelopments.​com/​en-​us/​financial/​resultcenter</w:t>
             </w:r>
           </w:p>
         </w:tc>
@@ -11211,7 +11211,7 @@
         </w:trPr>
         <w:tc>
           <w:tcPr>
-            <w:tcW w:type="dxa" w:w="1814"/>
+            <w:tcW w:type="dxa" w:w="3923"/>
           </w:tcPr>
           <w:p>
             <w:r/>
@@ -11226,7 +11226,7 @@
         </w:tc>
         <w:tc>
           <w:tcPr>
-            <w:tcW w:type="dxa" w:w="1191"/>
+            <w:tcW w:type="dxa" w:w="930"/>
           </w:tcPr>
           <w:p>
             <w:pPr>
@@ -11244,7 +11244,7 @@
         </w:tc>
         <w:tc>
           <w:tcPr>
-            <w:tcW w:type="dxa" w:w="907"/>
+            <w:tcW w:type="dxa" w:w="635"/>
           </w:tcPr>
           <w:p>
             <w:r/>
@@ -11259,7 +11259,7 @@
         </w:tc>
         <w:tc>
           <w:tcPr>
-            <w:tcW w:type="dxa" w:w="1077"/>
+            <w:tcW w:type="dxa" w:w="1128"/>
           </w:tcPr>
           <w:p>
             <w:pPr>
@@ -11277,7 +11277,7 @@
         </w:tc>
         <w:tc>
           <w:tcPr>
-            <w:tcW w:type="dxa" w:w="794"/>
+            <w:tcW w:type="dxa" w:w="635"/>
           </w:tcPr>
           <w:p>
             <w:r/>
@@ -11292,16 +11292,16 @@
         </w:tc>
         <w:tc>
           <w:tcPr>
-            <w:tcW w:type="dxa" w:w="3628"/>
-          </w:tcPr>
-          <w:p>
-            <w:r/>
-            <w:r>
-              <w:rPr>
-                <w:color w:val="1A1D21"/>
-                <w:sz w:val="15"/>
-              </w:rPr>
-              <w:t>PHD consolidated financial statements FY2025 (31 Dec 2025), via https://ir.palmhillsdevelopments.com/en-us/financial/resultcenter</w:t>
+            <w:tcW w:type="dxa" w:w="2166"/>
+          </w:tcPr>
+          <w:p>
+            <w:r/>
+            <w:r>
+              <w:rPr>
+                <w:color w:val="1A1D21"/>
+                <w:sz w:val="15"/>
+              </w:rPr>
+              <w:t>PHD consolidated financial statements FY2025 (31 Dec 2025), via https:/​/​ir.​palmhillsdevelopments.​com/​en-​us/​financial/​resultcenter</w:t>
             </w:r>
           </w:p>
         </w:tc>
@@ -11312,7 +11312,7 @@
         </w:trPr>
         <w:tc>
           <w:tcPr>
-            <w:tcW w:type="dxa" w:w="1814"/>
+            <w:tcW w:type="dxa" w:w="3923"/>
           </w:tcPr>
           <w:p>
             <w:r/>
@@ -11327,7 +11327,7 @@
         </w:tc>
         <w:tc>
           <w:tcPr>
-            <w:tcW w:type="dxa" w:w="1191"/>
+            <w:tcW w:type="dxa" w:w="930"/>
           </w:tcPr>
           <w:p>
             <w:pPr>
@@ -11345,7 +11345,7 @@
         </w:tc>
         <w:tc>
           <w:tcPr>
-            <w:tcW w:type="dxa" w:w="907"/>
+            <w:tcW w:type="dxa" w:w="635"/>
           </w:tcPr>
           <w:p>
             <w:r/>
@@ -11360,7 +11360,7 @@
         </w:tc>
         <w:tc>
           <w:tcPr>
-            <w:tcW w:type="dxa" w:w="1077"/>
+            <w:tcW w:type="dxa" w:w="1128"/>
           </w:tcPr>
           <w:p>
             <w:pPr>
@@ -11378,7 +11378,7 @@
         </w:tc>
         <w:tc>
           <w:tcPr>
-            <w:tcW w:type="dxa" w:w="794"/>
+            <w:tcW w:type="dxa" w:w="635"/>
           </w:tcPr>
           <w:p>
             <w:r/>
@@ -11393,16 +11393,16 @@
         </w:tc>
         <w:tc>
           <w:tcPr>
-            <w:tcW w:type="dxa" w:w="3628"/>
-          </w:tcPr>
-          <w:p>
-            <w:r/>
-            <w:r>
-              <w:rPr>
-                <w:color w:val="1A1D21"/>
-                <w:sz w:val="15"/>
-              </w:rPr>
-              <w:t>PHD 1Q2026 earnings release, 20 May 2026, via https://ir.palmhillsdevelopments.com/en-us/financial/resultcenter — margin 35% versus 44% in 1Q2025</w:t>
+            <w:tcW w:type="dxa" w:w="2166"/>
+          </w:tcPr>
+          <w:p>
+            <w:r/>
+            <w:r>
+              <w:rPr>
+                <w:color w:val="1A1D21"/>
+                <w:sz w:val="15"/>
+              </w:rPr>
+              <w:t>PHD 1Q2026 earnings release, 20 May 2026, via https:/​/​ir.​palmhillsdevelopments.​com/​en-​us/​financial/​resultcenter — margin 35% versus 44% in 1Q2025</w:t>
             </w:r>
           </w:p>
         </w:tc>
@@ -11413,7 +11413,7 @@
         </w:trPr>
         <w:tc>
           <w:tcPr>
-            <w:tcW w:type="dxa" w:w="1814"/>
+            <w:tcW w:type="dxa" w:w="3923"/>
           </w:tcPr>
           <w:p>
             <w:r/>
@@ -11428,7 +11428,7 @@
         </w:tc>
         <w:tc>
           <w:tcPr>
-            <w:tcW w:type="dxa" w:w="1191"/>
+            <w:tcW w:type="dxa" w:w="930"/>
           </w:tcPr>
           <w:p>
             <w:pPr>
@@ -11446,7 +11446,7 @@
         </w:tc>
         <w:tc>
           <w:tcPr>
-            <w:tcW w:type="dxa" w:w="907"/>
+            <w:tcW w:type="dxa" w:w="635"/>
           </w:tcPr>
           <w:p>
             <w:r/>
@@ -11461,7 +11461,7 @@
         </w:tc>
         <w:tc>
           <w:tcPr>
-            <w:tcW w:type="dxa" w:w="1077"/>
+            <w:tcW w:type="dxa" w:w="1128"/>
           </w:tcPr>
           <w:p>
             <w:pPr>
@@ -11479,7 +11479,7 @@
         </w:tc>
         <w:tc>
           <w:tcPr>
-            <w:tcW w:type="dxa" w:w="794"/>
+            <w:tcW w:type="dxa" w:w="635"/>
           </w:tcPr>
           <w:p>
             <w:r/>
@@ -11494,16 +11494,16 @@
         </w:tc>
         <w:tc>
           <w:tcPr>
-            <w:tcW w:type="dxa" w:w="3628"/>
-          </w:tcPr>
-          <w:p>
-            <w:r/>
-            <w:r>
-              <w:rPr>
-                <w:color w:val="1A1D21"/>
-                <w:sz w:val="15"/>
-              </w:rPr>
-              <w:t>PHD consolidated financial statements FY2025 (31 Dec 2025), via https://ir.palmhillsdevelopments.com/en-us/financial/resultcenter</w:t>
+            <w:tcW w:type="dxa" w:w="2166"/>
+          </w:tcPr>
+          <w:p>
+            <w:r/>
+            <w:r>
+              <w:rPr>
+                <w:color w:val="1A1D21"/>
+                <w:sz w:val="15"/>
+              </w:rPr>
+              <w:t>PHD consolidated financial statements FY2025 (31 Dec 2025), via https:/​/​ir.​palmhillsdevelopments.​com/​en-​us/​financial/​resultcenter</w:t>
             </w:r>
           </w:p>
         </w:tc>
@@ -11514,7 +11514,7 @@
         </w:trPr>
         <w:tc>
           <w:tcPr>
-            <w:tcW w:type="dxa" w:w="1814"/>
+            <w:tcW w:type="dxa" w:w="3923"/>
           </w:tcPr>
           <w:p>
             <w:r/>
@@ -11529,7 +11529,7 @@
         </w:tc>
         <w:tc>
           <w:tcPr>
-            <w:tcW w:type="dxa" w:w="1191"/>
+            <w:tcW w:type="dxa" w:w="930"/>
           </w:tcPr>
           <w:p>
             <w:pPr>
@@ -11547,7 +11547,7 @@
         </w:tc>
         <w:tc>
           <w:tcPr>
-            <w:tcW w:type="dxa" w:w="907"/>
+            <w:tcW w:type="dxa" w:w="635"/>
           </w:tcPr>
           <w:p>
             <w:r/>
@@ -11562,7 +11562,7 @@
         </w:tc>
         <w:tc>
           <w:tcPr>
-            <w:tcW w:type="dxa" w:w="1077"/>
+            <w:tcW w:type="dxa" w:w="1128"/>
           </w:tcPr>
           <w:p>
             <w:pPr>
@@ -11580,7 +11580,7 @@
         </w:tc>
         <w:tc>
           <w:tcPr>
-            <w:tcW w:type="dxa" w:w="794"/>
+            <w:tcW w:type="dxa" w:w="635"/>
           </w:tcPr>
           <w:p>
             <w:r/>
@@ -11595,16 +11595,16 @@
         </w:tc>
         <w:tc>
           <w:tcPr>
-            <w:tcW w:type="dxa" w:w="3628"/>
-          </w:tcPr>
-          <w:p>
-            <w:r/>
-            <w:r>
-              <w:rPr>
-                <w:color w:val="1A1D21"/>
-                <w:sz w:val="15"/>
-              </w:rPr>
-              <w:t>PHD 1Q2026 earnings release, 20 May 2026, via https://ir.palmhillsdevelopments.com/en-us/financial/resultcenter</w:t>
+            <w:tcW w:type="dxa" w:w="2166"/>
+          </w:tcPr>
+          <w:p>
+            <w:r/>
+            <w:r>
+              <w:rPr>
+                <w:color w:val="1A1D21"/>
+                <w:sz w:val="15"/>
+              </w:rPr>
+              <w:t>PHD 1Q2026 earnings release, 20 May 2026, via https:/​/​ir.​palmhillsdevelopments.​com/​en-​us/​financial/​resultcenter</w:t>
             </w:r>
           </w:p>
         </w:tc>
@@ -11615,7 +11615,7 @@
         </w:trPr>
         <w:tc>
           <w:tcPr>
-            <w:tcW w:type="dxa" w:w="1814"/>
+            <w:tcW w:type="dxa" w:w="3923"/>
           </w:tcPr>
           <w:p>
             <w:r/>
@@ -11630,7 +11630,7 @@
         </w:tc>
         <w:tc>
           <w:tcPr>
-            <w:tcW w:type="dxa" w:w="1191"/>
+            <w:tcW w:type="dxa" w:w="930"/>
           </w:tcPr>
           <w:p>
             <w:pPr>
@@ -11648,7 +11648,7 @@
         </w:tc>
         <w:tc>
           <w:tcPr>
-            <w:tcW w:type="dxa" w:w="907"/>
+            <w:tcW w:type="dxa" w:w="635"/>
           </w:tcPr>
           <w:p>
             <w:r/>
@@ -11663,7 +11663,7 @@
         </w:tc>
         <w:tc>
           <w:tcPr>
-            <w:tcW w:type="dxa" w:w="1077"/>
+            <w:tcW w:type="dxa" w:w="1128"/>
           </w:tcPr>
           <w:p>
             <w:pPr>
@@ -11681,7 +11681,7 @@
         </w:tc>
         <w:tc>
           <w:tcPr>
-            <w:tcW w:type="dxa" w:w="794"/>
+            <w:tcW w:type="dxa" w:w="635"/>
           </w:tcPr>
           <w:p>
             <w:r/>
@@ -11696,16 +11696,16 @@
         </w:tc>
         <w:tc>
           <w:tcPr>
-            <w:tcW w:type="dxa" w:w="3628"/>
-          </w:tcPr>
-          <w:p>
-            <w:r/>
-            <w:r>
-              <w:rPr>
-                <w:color w:val="1A1D21"/>
-                <w:sz w:val="15"/>
-              </w:rPr>
-              <w:t>PHD consolidated financial statements FY2025 (31 Dec 2025), via https://ir.palmhillsdevelopments.com/en-us/financial/resultcenter</w:t>
+            <w:tcW w:type="dxa" w:w="2166"/>
+          </w:tcPr>
+          <w:p>
+            <w:r/>
+            <w:r>
+              <w:rPr>
+                <w:color w:val="1A1D21"/>
+                <w:sz w:val="15"/>
+              </w:rPr>
+              <w:t>PHD consolidated financial statements FY2025 (31 Dec 2025), via https:/​/​ir.​palmhillsdevelopments.​com/​en-​us/​financial/​resultcenter</w:t>
             </w:r>
           </w:p>
         </w:tc>
@@ -11716,7 +11716,7 @@
         </w:trPr>
         <w:tc>
           <w:tcPr>
-            <w:tcW w:type="dxa" w:w="1814"/>
+            <w:tcW w:type="dxa" w:w="3923"/>
           </w:tcPr>
           <w:p>
             <w:r/>
@@ -11731,7 +11731,7 @@
         </w:tc>
         <w:tc>
           <w:tcPr>
-            <w:tcW w:type="dxa" w:w="1191"/>
+            <w:tcW w:type="dxa" w:w="930"/>
           </w:tcPr>
           <w:p>
             <w:pPr>
@@ -11749,7 +11749,7 @@
         </w:tc>
         <w:tc>
           <w:tcPr>
-            <w:tcW w:type="dxa" w:w="907"/>
+            <w:tcW w:type="dxa" w:w="635"/>
           </w:tcPr>
           <w:p>
             <w:r/>
@@ -11764,7 +11764,7 @@
         </w:tc>
         <w:tc>
           <w:tcPr>
-            <w:tcW w:type="dxa" w:w="1077"/>
+            <w:tcW w:type="dxa" w:w="1128"/>
           </w:tcPr>
           <w:p>
             <w:pPr>
@@ -11782,7 +11782,7 @@
         </w:tc>
         <w:tc>
           <w:tcPr>
-            <w:tcW w:type="dxa" w:w="794"/>
+            <w:tcW w:type="dxa" w:w="635"/>
           </w:tcPr>
           <w:p>
             <w:r/>
@@ -11797,16 +11797,16 @@
         </w:tc>
         <w:tc>
           <w:tcPr>
-            <w:tcW w:type="dxa" w:w="3628"/>
-          </w:tcPr>
-          <w:p>
-            <w:r/>
-            <w:r>
-              <w:rPr>
-                <w:color w:val="1A1D21"/>
-                <w:sz w:val="15"/>
-              </w:rPr>
-              <w:t>PHD consolidated financial statements FY2025 (31 Dec 2025), via https://ir.palmhillsdevelopments.com/en-us/financial/resultcenter</w:t>
+            <w:tcW w:type="dxa" w:w="2166"/>
+          </w:tcPr>
+          <w:p>
+            <w:r/>
+            <w:r>
+              <w:rPr>
+                <w:color w:val="1A1D21"/>
+                <w:sz w:val="15"/>
+              </w:rPr>
+              <w:t>PHD consolidated financial statements FY2025 (31 Dec 2025), via https:/​/​ir.​palmhillsdevelopments.​com/​en-​us/​financial/​resultcenter</w:t>
             </w:r>
           </w:p>
         </w:tc>
@@ -11817,7 +11817,7 @@
         </w:trPr>
         <w:tc>
           <w:tcPr>
-            <w:tcW w:type="dxa" w:w="1814"/>
+            <w:tcW w:type="dxa" w:w="3923"/>
           </w:tcPr>
           <w:p>
             <w:r/>
@@ -11832,7 +11832,7 @@
         </w:tc>
         <w:tc>
           <w:tcPr>
-            <w:tcW w:type="dxa" w:w="1191"/>
+            <w:tcW w:type="dxa" w:w="930"/>
           </w:tcPr>
           <w:p>
             <w:pPr>
@@ -11850,7 +11850,7 @@
         </w:tc>
         <w:tc>
           <w:tcPr>
-            <w:tcW w:type="dxa" w:w="907"/>
+            <w:tcW w:type="dxa" w:w="635"/>
           </w:tcPr>
           <w:p>
             <w:r/>
@@ -11865,7 +11865,7 @@
         </w:tc>
         <w:tc>
           <w:tcPr>
-            <w:tcW w:type="dxa" w:w="1077"/>
+            <w:tcW w:type="dxa" w:w="1128"/>
           </w:tcPr>
           <w:p>
             <w:pPr>
@@ -11883,7 +11883,7 @@
         </w:tc>
         <w:tc>
           <w:tcPr>
-            <w:tcW w:type="dxa" w:w="794"/>
+            <w:tcW w:type="dxa" w:w="635"/>
           </w:tcPr>
           <w:p>
             <w:r/>
@@ -11898,7 +11898,7 @@
         </w:tc>
         <w:tc>
           <w:tcPr>
-            <w:tcW w:type="dxa" w:w="3628"/>
+            <w:tcW w:type="dxa" w:w="2166"/>
           </w:tcPr>
           <w:p>
             <w:r/>
@@ -11918,7 +11918,7 @@
         </w:trPr>
         <w:tc>
           <w:tcPr>
-            <w:tcW w:type="dxa" w:w="1814"/>
+            <w:tcW w:type="dxa" w:w="3923"/>
           </w:tcPr>
           <w:p>
             <w:r/>
@@ -11933,7 +11933,7 @@
         </w:tc>
         <w:tc>
           <w:tcPr>
-            <w:tcW w:type="dxa" w:w="1191"/>
+            <w:tcW w:type="dxa" w:w="930"/>
           </w:tcPr>
           <w:p>
             <w:pPr>
@@ -11951,7 +11951,7 @@
         </w:tc>
         <w:tc>
           <w:tcPr>
-            <w:tcW w:type="dxa" w:w="907"/>
+            <w:tcW w:type="dxa" w:w="635"/>
           </w:tcPr>
           <w:p>
             <w:r/>
@@ -11966,7 +11966,7 @@
         </w:tc>
         <w:tc>
           <w:tcPr>
-            <w:tcW w:type="dxa" w:w="1077"/>
+            <w:tcW w:type="dxa" w:w="1128"/>
           </w:tcPr>
           <w:p>
             <w:pPr>
@@ -11984,7 +11984,7 @@
         </w:tc>
         <w:tc>
           <w:tcPr>
-            <w:tcW w:type="dxa" w:w="794"/>
+            <w:tcW w:type="dxa" w:w="635"/>
           </w:tcPr>
           <w:p>
             <w:r/>
@@ -11999,16 +11999,16 @@
         </w:tc>
         <w:tc>
           <w:tcPr>
-            <w:tcW w:type="dxa" w:w="3628"/>
-          </w:tcPr>
-          <w:p>
-            <w:r/>
-            <w:r>
-              <w:rPr>
-                <w:color w:val="1A1D21"/>
-                <w:sz w:val="15"/>
-              </w:rPr>
-              <w:t>PHD consolidated financial statements FY2025 (31 Dec 2025), via https://ir.palmhillsdevelopments.com/en-us/financial/resultcenter (comparative column)</w:t>
+            <w:tcW w:type="dxa" w:w="2166"/>
+          </w:tcPr>
+          <w:p>
+            <w:r/>
+            <w:r>
+              <w:rPr>
+                <w:color w:val="1A1D21"/>
+                <w:sz w:val="15"/>
+              </w:rPr>
+              <w:t>PHD consolidated financial statements FY2025 (31 Dec 2025), via https:/​/​ir.​palmhillsdevelopments.​com/​en-​us/​financial/​resultcenter (comparative column)</w:t>
             </w:r>
           </w:p>
         </w:tc>
@@ -12019,7 +12019,7 @@
         </w:trPr>
         <w:tc>
           <w:tcPr>
-            <w:tcW w:type="dxa" w:w="1814"/>
+            <w:tcW w:type="dxa" w:w="3923"/>
           </w:tcPr>
           <w:p>
             <w:r/>
@@ -12034,7 +12034,7 @@
         </w:tc>
         <w:tc>
           <w:tcPr>
-            <w:tcW w:type="dxa" w:w="1191"/>
+            <w:tcW w:type="dxa" w:w="930"/>
           </w:tcPr>
           <w:p>
             <w:pPr>
@@ -12052,7 +12052,7 @@
         </w:tc>
         <w:tc>
           <w:tcPr>
-            <w:tcW w:type="dxa" w:w="907"/>
+            <w:tcW w:type="dxa" w:w="635"/>
           </w:tcPr>
           <w:p>
             <w:r/>
@@ -12067,7 +12067,7 @@
         </w:tc>
         <w:tc>
           <w:tcPr>
-            <w:tcW w:type="dxa" w:w="1077"/>
+            <w:tcW w:type="dxa" w:w="1128"/>
           </w:tcPr>
           <w:p>
             <w:pPr>
@@ -12085,7 +12085,7 @@
         </w:tc>
         <w:tc>
           <w:tcPr>
-            <w:tcW w:type="dxa" w:w="794"/>
+            <w:tcW w:type="dxa" w:w="635"/>
           </w:tcPr>
           <w:p>
             <w:r/>
@@ -12100,16 +12100,16 @@
         </w:tc>
         <w:tc>
           <w:tcPr>
-            <w:tcW w:type="dxa" w:w="3628"/>
-          </w:tcPr>
-          <w:p>
-            <w:r/>
-            <w:r>
-              <w:rPr>
-                <w:color w:val="1A1D21"/>
-                <w:sz w:val="15"/>
-              </w:rPr>
-              <w:t>PHD consolidated financial statements FY2025 (31 Dec 2025), via https://ir.palmhillsdevelopments.com/en-us/financial/resultcenter</w:t>
+            <w:tcW w:type="dxa" w:w="2166"/>
+          </w:tcPr>
+          <w:p>
+            <w:r/>
+            <w:r>
+              <w:rPr>
+                <w:color w:val="1A1D21"/>
+                <w:sz w:val="15"/>
+              </w:rPr>
+              <w:t>PHD consolidated financial statements FY2025 (31 Dec 2025), via https:/​/​ir.​palmhillsdevelopments.​com/​en-​us/​financial/​resultcenter</w:t>
             </w:r>
           </w:p>
         </w:tc>
@@ -12120,7 +12120,7 @@
         </w:trPr>
         <w:tc>
           <w:tcPr>
-            <w:tcW w:type="dxa" w:w="1814"/>
+            <w:tcW w:type="dxa" w:w="3923"/>
           </w:tcPr>
           <w:p>
             <w:r/>
@@ -12135,7 +12135,7 @@
         </w:tc>
         <w:tc>
           <w:tcPr>
-            <w:tcW w:type="dxa" w:w="1191"/>
+            <w:tcW w:type="dxa" w:w="930"/>
           </w:tcPr>
           <w:p>
             <w:pPr>
@@ -12153,7 +12153,7 @@
         </w:tc>
         <w:tc>
           <w:tcPr>
-            <w:tcW w:type="dxa" w:w="907"/>
+            <w:tcW w:type="dxa" w:w="635"/>
           </w:tcPr>
           <w:p>
             <w:r/>
@@ -12168,7 +12168,7 @@
         </w:tc>
         <w:tc>
           <w:tcPr>
-            <w:tcW w:type="dxa" w:w="1077"/>
+            <w:tcW w:type="dxa" w:w="1128"/>
           </w:tcPr>
           <w:p>
             <w:pPr>
@@ -12186,7 +12186,7 @@
         </w:tc>
         <w:tc>
           <w:tcPr>
-            <w:tcW w:type="dxa" w:w="794"/>
+            <w:tcW w:type="dxa" w:w="635"/>
           </w:tcPr>
           <w:p>
             <w:r/>
@@ -12201,16 +12201,16 @@
         </w:tc>
         <w:tc>
           <w:tcPr>
-            <w:tcW w:type="dxa" w:w="3628"/>
-          </w:tcPr>
-          <w:p>
-            <w:r/>
-            <w:r>
-              <w:rPr>
-                <w:color w:val="1A1D21"/>
-                <w:sz w:val="15"/>
-              </w:rPr>
-              <w:t>PHD consolidated financial statements FY2025 (31 Dec 2025), via https://ir.palmhillsdevelopments.com/en-us/financial/resultcenter</w:t>
+            <w:tcW w:type="dxa" w:w="2166"/>
+          </w:tcPr>
+          <w:p>
+            <w:r/>
+            <w:r>
+              <w:rPr>
+                <w:color w:val="1A1D21"/>
+                <w:sz w:val="15"/>
+              </w:rPr>
+              <w:t>PHD consolidated financial statements FY2025 (31 Dec 2025), via https:/​/​ir.​palmhillsdevelopments.​com/​en-​us/​financial/​resultcenter</w:t>
             </w:r>
           </w:p>
         </w:tc>
@@ -12221,7 +12221,7 @@
         </w:trPr>
         <w:tc>
           <w:tcPr>
-            <w:tcW w:type="dxa" w:w="1814"/>
+            <w:tcW w:type="dxa" w:w="3923"/>
           </w:tcPr>
           <w:p>
             <w:r/>
@@ -12236,7 +12236,7 @@
         </w:tc>
         <w:tc>
           <w:tcPr>
-            <w:tcW w:type="dxa" w:w="1191"/>
+            <w:tcW w:type="dxa" w:w="930"/>
           </w:tcPr>
           <w:p>
             <w:pPr>
@@ -12254,7 +12254,7 @@
         </w:tc>
         <w:tc>
           <w:tcPr>
-            <w:tcW w:type="dxa" w:w="907"/>
+            <w:tcW w:type="dxa" w:w="635"/>
           </w:tcPr>
           <w:p>
             <w:r/>
@@ -12269,7 +12269,7 @@
         </w:tc>
         <w:tc>
           <w:tcPr>
-            <w:tcW w:type="dxa" w:w="1077"/>
+            <w:tcW w:type="dxa" w:w="1128"/>
           </w:tcPr>
           <w:p>
             <w:pPr>
@@ -12287,7 +12287,7 @@
         </w:tc>
         <w:tc>
           <w:tcPr>
-            <w:tcW w:type="dxa" w:w="794"/>
+            <w:tcW w:type="dxa" w:w="635"/>
           </w:tcPr>
           <w:p>
             <w:r/>
@@ -12302,16 +12302,16 @@
         </w:tc>
         <w:tc>
           <w:tcPr>
-            <w:tcW w:type="dxa" w:w="3628"/>
-          </w:tcPr>
-          <w:p>
-            <w:r/>
-            <w:r>
-              <w:rPr>
-                <w:color w:val="1A1D21"/>
-                <w:sz w:val="15"/>
-              </w:rPr>
-              <w:t>PHD consolidated financial statements FY2025 (31 Dec 2025), via https://ir.palmhillsdevelopments.com/en-us/financial/resultcenter</w:t>
+            <w:tcW w:type="dxa" w:w="2166"/>
+          </w:tcPr>
+          <w:p>
+            <w:r/>
+            <w:r>
+              <w:rPr>
+                <w:color w:val="1A1D21"/>
+                <w:sz w:val="15"/>
+              </w:rPr>
+              <w:t>PHD consolidated financial statements FY2025 (31 Dec 2025), via https:/​/​ir.​palmhillsdevelopments.​com/​en-​us/​financial/​resultcenter</w:t>
             </w:r>
           </w:p>
         </w:tc>
@@ -12348,12 +12348,12 @@
         <w:tblLayout w:type="fixed"/>
       </w:tblPr>
       <w:tblGrid>
-        <w:gridCol w:w="1814"/>
-        <w:gridCol w:w="1191"/>
-        <w:gridCol w:w="907"/>
-        <w:gridCol w:w="1077"/>
-        <w:gridCol w:w="794"/>
-        <w:gridCol w:w="3629"/>
+        <w:gridCol w:w="3929"/>
+        <w:gridCol w:w="879"/>
+        <w:gridCol w:w="675"/>
+        <w:gridCol w:w="1128"/>
+        <w:gridCol w:w="635"/>
+        <w:gridCol w:w="2166"/>
       </w:tblGrid>
       <w:tr>
         <w:trPr>
@@ -12361,7 +12361,7 @@
         </w:trPr>
         <w:tc>
           <w:tcPr>
-            <w:tcW w:type="dxa" w:w="1814"/>
+            <w:tcW w:type="dxa" w:w="3929"/>
           </w:tcPr>
           <w:p>
             <w:r/>
@@ -12377,7 +12377,7 @@
         </w:tc>
         <w:tc>
           <w:tcPr>
-            <w:tcW w:type="dxa" w:w="1191"/>
+            <w:tcW w:type="dxa" w:w="879"/>
           </w:tcPr>
           <w:p>
             <w:r/>
@@ -12393,7 +12393,7 @@
         </w:tc>
         <w:tc>
           <w:tcPr>
-            <w:tcW w:type="dxa" w:w="907"/>
+            <w:tcW w:type="dxa" w:w="675"/>
           </w:tcPr>
           <w:p>
             <w:r/>
@@ -12409,7 +12409,7 @@
         </w:tc>
         <w:tc>
           <w:tcPr>
-            <w:tcW w:type="dxa" w:w="1077"/>
+            <w:tcW w:type="dxa" w:w="1128"/>
           </w:tcPr>
           <w:p>
             <w:r/>
@@ -12425,7 +12425,7 @@
         </w:tc>
         <w:tc>
           <w:tcPr>
-            <w:tcW w:type="dxa" w:w="794"/>
+            <w:tcW w:type="dxa" w:w="635"/>
           </w:tcPr>
           <w:p>
             <w:r/>
@@ -12441,7 +12441,7 @@
         </w:tc>
         <w:tc>
           <w:tcPr>
-            <w:tcW w:type="dxa" w:w="3628"/>
+            <w:tcW w:type="dxa" w:w="2166"/>
           </w:tcPr>
           <w:p>
             <w:r/>
@@ -12462,7 +12462,7 @@
         </w:trPr>
         <w:tc>
           <w:tcPr>
-            <w:tcW w:type="dxa" w:w="1814"/>
+            <w:tcW w:type="dxa" w:w="3929"/>
           </w:tcPr>
           <w:p>
             <w:r/>
@@ -12477,7 +12477,7 @@
         </w:tc>
         <w:tc>
           <w:tcPr>
-            <w:tcW w:type="dxa" w:w="1191"/>
+            <w:tcW w:type="dxa" w:w="879"/>
           </w:tcPr>
           <w:p>
             <w:pPr>
@@ -12495,7 +12495,7 @@
         </w:tc>
         <w:tc>
           <w:tcPr>
-            <w:tcW w:type="dxa" w:w="907"/>
+            <w:tcW w:type="dxa" w:w="675"/>
           </w:tcPr>
           <w:p>
             <w:r/>
@@ -12510,7 +12510,7 @@
         </w:tc>
         <w:tc>
           <w:tcPr>
-            <w:tcW w:type="dxa" w:w="1077"/>
+            <w:tcW w:type="dxa" w:w="1128"/>
           </w:tcPr>
           <w:p>
             <w:pPr>
@@ -12528,7 +12528,7 @@
         </w:tc>
         <w:tc>
           <w:tcPr>
-            <w:tcW w:type="dxa" w:w="794"/>
+            <w:tcW w:type="dxa" w:w="635"/>
           </w:tcPr>
           <w:p>
             <w:r/>
@@ -12543,16 +12543,16 @@
         </w:tc>
         <w:tc>
           <w:tcPr>
-            <w:tcW w:type="dxa" w:w="3628"/>
-          </w:tcPr>
-          <w:p>
-            <w:r/>
-            <w:r>
-              <w:rPr>
-                <w:color w:val="1A1D21"/>
-                <w:sz w:val="15"/>
-              </w:rPr>
-              <w:t>PHD 1Q2026 earnings release, 20 May 2026, via https://ir.palmhillsdevelopments.com/en-us/financial/resultcenter — "the company's backlog of units sold and not yet delivered reached EGP263 billion up f</w:t>
+            <w:tcW w:type="dxa" w:w="2166"/>
+          </w:tcPr>
+          <w:p>
+            <w:r/>
+            <w:r>
+              <w:rPr>
+                <w:color w:val="1A1D21"/>
+                <w:sz w:val="15"/>
+              </w:rPr>
+              <w:t>PHD 1Q2026 earnings release, 20 May 2026, via https:/​/​ir.​palmhillsdevelopments.​com/​en-​us/​financial/​resultcenter — "the company's backlog of units sold and not yet delivered reached EGP263 billion up f</w:t>
             </w:r>
           </w:p>
         </w:tc>
@@ -12563,7 +12563,7 @@
         </w:trPr>
         <w:tc>
           <w:tcPr>
-            <w:tcW w:type="dxa" w:w="1814"/>
+            <w:tcW w:type="dxa" w:w="3929"/>
           </w:tcPr>
           <w:p>
             <w:r/>
@@ -12578,7 +12578,7 @@
         </w:tc>
         <w:tc>
           <w:tcPr>
-            <w:tcW w:type="dxa" w:w="1191"/>
+            <w:tcW w:type="dxa" w:w="879"/>
           </w:tcPr>
           <w:p>
             <w:pPr>
@@ -12596,7 +12596,7 @@
         </w:tc>
         <w:tc>
           <w:tcPr>
-            <w:tcW w:type="dxa" w:w="907"/>
+            <w:tcW w:type="dxa" w:w="675"/>
           </w:tcPr>
           <w:p>
             <w:r/>
@@ -12611,7 +12611,7 @@
         </w:tc>
         <w:tc>
           <w:tcPr>
-            <w:tcW w:type="dxa" w:w="1077"/>
+            <w:tcW w:type="dxa" w:w="1128"/>
           </w:tcPr>
           <w:p>
             <w:pPr>
@@ -12629,7 +12629,7 @@
         </w:tc>
         <w:tc>
           <w:tcPr>
-            <w:tcW w:type="dxa" w:w="794"/>
+            <w:tcW w:type="dxa" w:w="635"/>
           </w:tcPr>
           <w:p>
             <w:r/>
@@ -12644,7 +12644,7 @@
         </w:tc>
         <w:tc>
           <w:tcPr>
-            <w:tcW w:type="dxa" w:w="3628"/>
+            <w:tcW w:type="dxa" w:w="2166"/>
           </w:tcPr>
           <w:p>
             <w:r/>
@@ -12664,7 +12664,7 @@
         </w:trPr>
         <w:tc>
           <w:tcPr>
-            <w:tcW w:type="dxa" w:w="1814"/>
+            <w:tcW w:type="dxa" w:w="3929"/>
           </w:tcPr>
           <w:p>
             <w:r/>
@@ -12679,7 +12679,7 @@
         </w:tc>
         <w:tc>
           <w:tcPr>
-            <w:tcW w:type="dxa" w:w="1191"/>
+            <w:tcW w:type="dxa" w:w="879"/>
           </w:tcPr>
           <w:p>
             <w:pPr>
@@ -12697,7 +12697,7 @@
         </w:tc>
         <w:tc>
           <w:tcPr>
-            <w:tcW w:type="dxa" w:w="907"/>
+            <w:tcW w:type="dxa" w:w="675"/>
           </w:tcPr>
           <w:p>
             <w:r/>
@@ -12712,7 +12712,7 @@
         </w:tc>
         <w:tc>
           <w:tcPr>
-            <w:tcW w:type="dxa" w:w="1077"/>
+            <w:tcW w:type="dxa" w:w="1128"/>
           </w:tcPr>
           <w:p>
             <w:pPr>
@@ -12730,7 +12730,7 @@
         </w:tc>
         <w:tc>
           <w:tcPr>
-            <w:tcW w:type="dxa" w:w="794"/>
+            <w:tcW w:type="dxa" w:w="635"/>
           </w:tcPr>
           <w:p>
             <w:r/>
@@ -12745,7 +12745,7 @@
         </w:tc>
         <w:tc>
           <w:tcPr>
-            <w:tcW w:type="dxa" w:w="3628"/>
+            <w:tcW w:type="dxa" w:w="2166"/>
           </w:tcPr>
           <w:p>
             <w:r/>
@@ -12765,7 +12765,7 @@
         </w:trPr>
         <w:tc>
           <w:tcPr>
-            <w:tcW w:type="dxa" w:w="1814"/>
+            <w:tcW w:type="dxa" w:w="3929"/>
           </w:tcPr>
           <w:p>
             <w:r/>
@@ -12780,7 +12780,7 @@
         </w:tc>
         <w:tc>
           <w:tcPr>
-            <w:tcW w:type="dxa" w:w="1191"/>
+            <w:tcW w:type="dxa" w:w="879"/>
           </w:tcPr>
           <w:p>
             <w:pPr>
@@ -12798,7 +12798,7 @@
         </w:tc>
         <w:tc>
           <w:tcPr>
-            <w:tcW w:type="dxa" w:w="907"/>
+            <w:tcW w:type="dxa" w:w="675"/>
           </w:tcPr>
           <w:p>
             <w:r/>
@@ -12813,7 +12813,7 @@
         </w:tc>
         <w:tc>
           <w:tcPr>
-            <w:tcW w:type="dxa" w:w="1077"/>
+            <w:tcW w:type="dxa" w:w="1128"/>
           </w:tcPr>
           <w:p>
             <w:pPr>
@@ -12831,7 +12831,7 @@
         </w:tc>
         <w:tc>
           <w:tcPr>
-            <w:tcW w:type="dxa" w:w="794"/>
+            <w:tcW w:type="dxa" w:w="635"/>
           </w:tcPr>
           <w:p>
             <w:r/>
@@ -12846,7 +12846,7 @@
         </w:tc>
         <w:tc>
           <w:tcPr>
-            <w:tcW w:type="dxa" w:w="3628"/>
+            <w:tcW w:type="dxa" w:w="2166"/>
           </w:tcPr>
           <w:p>
             <w:r/>
@@ -12866,7 +12866,7 @@
         </w:trPr>
         <w:tc>
           <w:tcPr>
-            <w:tcW w:type="dxa" w:w="1814"/>
+            <w:tcW w:type="dxa" w:w="3929"/>
           </w:tcPr>
           <w:p>
             <w:r/>
@@ -12881,7 +12881,7 @@
         </w:tc>
         <w:tc>
           <w:tcPr>
-            <w:tcW w:type="dxa" w:w="1191"/>
+            <w:tcW w:type="dxa" w:w="879"/>
           </w:tcPr>
           <w:p>
             <w:pPr>
@@ -12899,7 +12899,7 @@
         </w:tc>
         <w:tc>
           <w:tcPr>
-            <w:tcW w:type="dxa" w:w="907"/>
+            <w:tcW w:type="dxa" w:w="675"/>
           </w:tcPr>
           <w:p>
             <w:r/>
@@ -12914,7 +12914,7 @@
         </w:tc>
         <w:tc>
           <w:tcPr>
-            <w:tcW w:type="dxa" w:w="1077"/>
+            <w:tcW w:type="dxa" w:w="1128"/>
           </w:tcPr>
           <w:p>
             <w:pPr>
@@ -12932,7 +12932,7 @@
         </w:tc>
         <w:tc>
           <w:tcPr>
-            <w:tcW w:type="dxa" w:w="794"/>
+            <w:tcW w:type="dxa" w:w="635"/>
           </w:tcPr>
           <w:p>
             <w:r/>
@@ -12947,7 +12947,7 @@
         </w:tc>
         <w:tc>
           <w:tcPr>
-            <w:tcW w:type="dxa" w:w="3628"/>
+            <w:tcW w:type="dxa" w:w="2166"/>
           </w:tcPr>
           <w:p>
             <w:r/>
@@ -12967,7 +12967,7 @@
         </w:trPr>
         <w:tc>
           <w:tcPr>
-            <w:tcW w:type="dxa" w:w="1814"/>
+            <w:tcW w:type="dxa" w:w="3929"/>
           </w:tcPr>
           <w:p>
             <w:r/>
@@ -12982,7 +12982,7 @@
         </w:tc>
         <w:tc>
           <w:tcPr>
-            <w:tcW w:type="dxa" w:w="1191"/>
+            <w:tcW w:type="dxa" w:w="879"/>
           </w:tcPr>
           <w:p>
             <w:pPr>
@@ -13000,7 +13000,7 @@
         </w:tc>
         <w:tc>
           <w:tcPr>
-            <w:tcW w:type="dxa" w:w="907"/>
+            <w:tcW w:type="dxa" w:w="675"/>
           </w:tcPr>
           <w:p>
             <w:r/>
@@ -13015,7 +13015,7 @@
         </w:tc>
         <w:tc>
           <w:tcPr>
-            <w:tcW w:type="dxa" w:w="1077"/>
+            <w:tcW w:type="dxa" w:w="1128"/>
           </w:tcPr>
           <w:p>
             <w:pPr>
@@ -13033,7 +13033,7 @@
         </w:tc>
         <w:tc>
           <w:tcPr>
-            <w:tcW w:type="dxa" w:w="794"/>
+            <w:tcW w:type="dxa" w:w="635"/>
           </w:tcPr>
           <w:p>
             <w:r/>
@@ -13048,7 +13048,7 @@
         </w:tc>
         <w:tc>
           <w:tcPr>
-            <w:tcW w:type="dxa" w:w="3628"/>
+            <w:tcW w:type="dxa" w:w="2166"/>
           </w:tcPr>
           <w:p>
             <w:r/>
@@ -13068,7 +13068,7 @@
         </w:trPr>
         <w:tc>
           <w:tcPr>
-            <w:tcW w:type="dxa" w:w="1814"/>
+            <w:tcW w:type="dxa" w:w="3929"/>
           </w:tcPr>
           <w:p>
             <w:r/>
@@ -13083,7 +13083,7 @@
         </w:tc>
         <w:tc>
           <w:tcPr>
-            <w:tcW w:type="dxa" w:w="1191"/>
+            <w:tcW w:type="dxa" w:w="879"/>
           </w:tcPr>
           <w:p>
             <w:pPr>
@@ -13101,7 +13101,7 @@
         </w:tc>
         <w:tc>
           <w:tcPr>
-            <w:tcW w:type="dxa" w:w="907"/>
+            <w:tcW w:type="dxa" w:w="675"/>
           </w:tcPr>
           <w:p>
             <w:r/>
@@ -13116,7 +13116,7 @@
         </w:tc>
         <w:tc>
           <w:tcPr>
-            <w:tcW w:type="dxa" w:w="1077"/>
+            <w:tcW w:type="dxa" w:w="1128"/>
           </w:tcPr>
           <w:p>
             <w:pPr>
@@ -13134,7 +13134,7 @@
         </w:tc>
         <w:tc>
           <w:tcPr>
-            <w:tcW w:type="dxa" w:w="794"/>
+            <w:tcW w:type="dxa" w:w="635"/>
           </w:tcPr>
           <w:p>
             <w:r/>
@@ -13149,7 +13149,7 @@
         </w:tc>
         <w:tc>
           <w:tcPr>
-            <w:tcW w:type="dxa" w:w="3628"/>
+            <w:tcW w:type="dxa" w:w="2166"/>
           </w:tcPr>
           <w:p>
             <w:r/>
@@ -13169,7 +13169,7 @@
         </w:trPr>
         <w:tc>
           <w:tcPr>
-            <w:tcW w:type="dxa" w:w="1814"/>
+            <w:tcW w:type="dxa" w:w="3929"/>
           </w:tcPr>
           <w:p>
             <w:r/>
@@ -13184,7 +13184,7 @@
         </w:tc>
         <w:tc>
           <w:tcPr>
-            <w:tcW w:type="dxa" w:w="1191"/>
+            <w:tcW w:type="dxa" w:w="879"/>
           </w:tcPr>
           <w:p>
             <w:pPr>
@@ -13202,7 +13202,7 @@
         </w:tc>
         <w:tc>
           <w:tcPr>
-            <w:tcW w:type="dxa" w:w="907"/>
+            <w:tcW w:type="dxa" w:w="675"/>
           </w:tcPr>
           <w:p>
             <w:r/>
@@ -13217,7 +13217,7 @@
         </w:tc>
         <w:tc>
           <w:tcPr>
-            <w:tcW w:type="dxa" w:w="1077"/>
+            <w:tcW w:type="dxa" w:w="1128"/>
           </w:tcPr>
           <w:p>
             <w:pPr>
@@ -13235,7 +13235,7 @@
         </w:tc>
         <w:tc>
           <w:tcPr>
-            <w:tcW w:type="dxa" w:w="794"/>
+            <w:tcW w:type="dxa" w:w="635"/>
           </w:tcPr>
           <w:p>
             <w:r/>
@@ -13250,16 +13250,16 @@
         </w:tc>
         <w:tc>
           <w:tcPr>
-            <w:tcW w:type="dxa" w:w="3628"/>
-          </w:tcPr>
-          <w:p>
-            <w:r/>
-            <w:r>
-              <w:rPr>
-                <w:color w:val="1A1D21"/>
-                <w:sz w:val="15"/>
-              </w:rPr>
-              <w:t>PHD 1Q2026 earnings release, 20 May 2026, via https://ir.palmhillsdevelopments.com/en-us/financial/resultcenter — "New sales recorded EGP 52 billion in 1Q2026"</w:t>
+            <w:tcW w:type="dxa" w:w="2166"/>
+          </w:tcPr>
+          <w:p>
+            <w:r/>
+            <w:r>
+              <w:rPr>
+                <w:color w:val="1A1D21"/>
+                <w:sz w:val="15"/>
+              </w:rPr>
+              <w:t>PHD 1Q2026 earnings release, 20 May 2026, via https:/​/​ir.​palmhillsdevelopments.​com/​en-​us/​financial/​resultcenter — "New sales recorded EGP 52 billion in 1Q2026"</w:t>
             </w:r>
           </w:p>
         </w:tc>
@@ -13270,7 +13270,7 @@
         </w:trPr>
         <w:tc>
           <w:tcPr>
-            <w:tcW w:type="dxa" w:w="1814"/>
+            <w:tcW w:type="dxa" w:w="3929"/>
           </w:tcPr>
           <w:p>
             <w:r/>
@@ -13285,7 +13285,7 @@
         </w:tc>
         <w:tc>
           <w:tcPr>
-            <w:tcW w:type="dxa" w:w="1191"/>
+            <w:tcW w:type="dxa" w:w="879"/>
           </w:tcPr>
           <w:p>
             <w:pPr>
@@ -13303,7 +13303,7 @@
         </w:tc>
         <w:tc>
           <w:tcPr>
-            <w:tcW w:type="dxa" w:w="907"/>
+            <w:tcW w:type="dxa" w:w="675"/>
           </w:tcPr>
           <w:p>
             <w:r/>
@@ -13318,7 +13318,7 @@
         </w:tc>
         <w:tc>
           <w:tcPr>
-            <w:tcW w:type="dxa" w:w="1077"/>
+            <w:tcW w:type="dxa" w:w="1128"/>
           </w:tcPr>
           <w:p>
             <w:pPr>
@@ -13336,7 +13336,7 @@
         </w:tc>
         <w:tc>
           <w:tcPr>
-            <w:tcW w:type="dxa" w:w="794"/>
+            <w:tcW w:type="dxa" w:w="635"/>
           </w:tcPr>
           <w:p>
             <w:r/>
@@ -13351,7 +13351,7 @@
         </w:tc>
         <w:tc>
           <w:tcPr>
-            <w:tcW w:type="dxa" w:w="3628"/>
+            <w:tcW w:type="dxa" w:w="2166"/>
           </w:tcPr>
           <w:p>
             <w:r/>
@@ -13371,7 +13371,7 @@
         </w:trPr>
         <w:tc>
           <w:tcPr>
-            <w:tcW w:type="dxa" w:w="1814"/>
+            <w:tcW w:type="dxa" w:w="3929"/>
           </w:tcPr>
           <w:p>
             <w:r/>
@@ -13386,7 +13386,7 @@
         </w:tc>
         <w:tc>
           <w:tcPr>
-            <w:tcW w:type="dxa" w:w="1191"/>
+            <w:tcW w:type="dxa" w:w="879"/>
           </w:tcPr>
           <w:p>
             <w:pPr>
@@ -13404,7 +13404,7 @@
         </w:tc>
         <w:tc>
           <w:tcPr>
-            <w:tcW w:type="dxa" w:w="907"/>
+            <w:tcW w:type="dxa" w:w="675"/>
           </w:tcPr>
           <w:p>
             <w:r/>
@@ -13419,7 +13419,7 @@
         </w:tc>
         <w:tc>
           <w:tcPr>
-            <w:tcW w:type="dxa" w:w="1077"/>
+            <w:tcW w:type="dxa" w:w="1128"/>
           </w:tcPr>
           <w:p>
             <w:pPr>
@@ -13437,7 +13437,7 @@
         </w:tc>
         <w:tc>
           <w:tcPr>
-            <w:tcW w:type="dxa" w:w="794"/>
+            <w:tcW w:type="dxa" w:w="635"/>
           </w:tcPr>
           <w:p>
             <w:r/>
@@ -13452,16 +13452,16 @@
         </w:tc>
         <w:tc>
           <w:tcPr>
-            <w:tcW w:type="dxa" w:w="3628"/>
-          </w:tcPr>
-          <w:p>
-            <w:r/>
-            <w:r>
-              <w:rPr>
-                <w:color w:val="1A1D21"/>
-                <w:sz w:val="15"/>
-              </w:rPr>
-              <w:t>PHD 1Q2026 earnings release, 20 May 2026, via https://ir.palmhillsdevelopments.com/en-us/financial/resultcenter</w:t>
+            <w:tcW w:type="dxa" w:w="2166"/>
+          </w:tcPr>
+          <w:p>
+            <w:r/>
+            <w:r>
+              <w:rPr>
+                <w:color w:val="1A1D21"/>
+                <w:sz w:val="15"/>
+              </w:rPr>
+              <w:t>PHD 1Q2026 earnings release, 20 May 2026, via https:/​/​ir.​palmhillsdevelopments.​com/​en-​us/​financial/​resultcenter</w:t>
             </w:r>
           </w:p>
         </w:tc>
@@ -13472,7 +13472,7 @@
         </w:trPr>
         <w:tc>
           <w:tcPr>
-            <w:tcW w:type="dxa" w:w="1814"/>
+            <w:tcW w:type="dxa" w:w="3929"/>
           </w:tcPr>
           <w:p>
             <w:r/>
@@ -13487,7 +13487,7 @@
         </w:tc>
         <w:tc>
           <w:tcPr>
-            <w:tcW w:type="dxa" w:w="1191"/>
+            <w:tcW w:type="dxa" w:w="879"/>
           </w:tcPr>
           <w:p>
             <w:pPr>
@@ -13505,7 +13505,7 @@
         </w:tc>
         <w:tc>
           <w:tcPr>
-            <w:tcW w:type="dxa" w:w="907"/>
+            <w:tcW w:type="dxa" w:w="675"/>
           </w:tcPr>
           <w:p>
             <w:r/>
@@ -13520,7 +13520,7 @@
         </w:tc>
         <w:tc>
           <w:tcPr>
-            <w:tcW w:type="dxa" w:w="1077"/>
+            <w:tcW w:type="dxa" w:w="1128"/>
           </w:tcPr>
           <w:p>
             <w:pPr>
@@ -13538,7 +13538,7 @@
         </w:tc>
         <w:tc>
           <w:tcPr>
-            <w:tcW w:type="dxa" w:w="794"/>
+            <w:tcW w:type="dxa" w:w="635"/>
           </w:tcPr>
           <w:p>
             <w:r/>
@@ -13553,16 +13553,16 @@
         </w:tc>
         <w:tc>
           <w:tcPr>
-            <w:tcW w:type="dxa" w:w="3628"/>
-          </w:tcPr>
-          <w:p>
-            <w:r/>
-            <w:r>
-              <w:rPr>
-                <w:color w:val="1A1D21"/>
-                <w:sz w:val="15"/>
-              </w:rPr>
-              <w:t>PHD 1Q2026 earnings release, 20 May 2026, via https://ir.palmhillsdevelopments.com/en-us/financial/resultcenter — "Revenue reached EGP 9.3 billion in 1Q2026, up 11% YoY"</w:t>
+            <w:tcW w:type="dxa" w:w="2166"/>
+          </w:tcPr>
+          <w:p>
+            <w:r/>
+            <w:r>
+              <w:rPr>
+                <w:color w:val="1A1D21"/>
+                <w:sz w:val="15"/>
+              </w:rPr>
+              <w:t>PHD 1Q2026 earnings release, 20 May 2026, via https:/​/​ir.​palmhillsdevelopments.​com/​en-​us/​financial/​resultcenter — "Revenue reached EGP 9.3 billion in 1Q2026, up 11% YoY"</w:t>
             </w:r>
           </w:p>
         </w:tc>
@@ -13573,7 +13573,7 @@
         </w:trPr>
         <w:tc>
           <w:tcPr>
-            <w:tcW w:type="dxa" w:w="1814"/>
+            <w:tcW w:type="dxa" w:w="3929"/>
           </w:tcPr>
           <w:p>
             <w:r/>
@@ -13588,7 +13588,7 @@
         </w:tc>
         <w:tc>
           <w:tcPr>
-            <w:tcW w:type="dxa" w:w="1191"/>
+            <w:tcW w:type="dxa" w:w="879"/>
           </w:tcPr>
           <w:p>
             <w:pPr>
@@ -13606,7 +13606,7 @@
         </w:tc>
         <w:tc>
           <w:tcPr>
-            <w:tcW w:type="dxa" w:w="907"/>
+            <w:tcW w:type="dxa" w:w="675"/>
           </w:tcPr>
           <w:p>
             <w:r/>
@@ -13621,7 +13621,7 @@
         </w:tc>
         <w:tc>
           <w:tcPr>
-            <w:tcW w:type="dxa" w:w="1077"/>
+            <w:tcW w:type="dxa" w:w="1128"/>
           </w:tcPr>
           <w:p>
             <w:pPr>
@@ -13639,7 +13639,7 @@
         </w:tc>
         <w:tc>
           <w:tcPr>
-            <w:tcW w:type="dxa" w:w="794"/>
+            <w:tcW w:type="dxa" w:w="635"/>
           </w:tcPr>
           <w:p>
             <w:r/>
@@ -13654,7 +13654,7 @@
         </w:tc>
         <w:tc>
           <w:tcPr>
-            <w:tcW w:type="dxa" w:w="3628"/>
+            <w:tcW w:type="dxa" w:w="2166"/>
           </w:tcPr>
           <w:p>
             <w:r/>
@@ -13674,7 +13674,7 @@
         </w:trPr>
         <w:tc>
           <w:tcPr>
-            <w:tcW w:type="dxa" w:w="1814"/>
+            <w:tcW w:type="dxa" w:w="3929"/>
           </w:tcPr>
           <w:p>
             <w:r/>
@@ -13689,7 +13689,7 @@
         </w:tc>
         <w:tc>
           <w:tcPr>
-            <w:tcW w:type="dxa" w:w="1191"/>
+            <w:tcW w:type="dxa" w:w="879"/>
           </w:tcPr>
           <w:p>
             <w:pPr>
@@ -13707,7 +13707,7 @@
         </w:tc>
         <w:tc>
           <w:tcPr>
-            <w:tcW w:type="dxa" w:w="907"/>
+            <w:tcW w:type="dxa" w:w="675"/>
           </w:tcPr>
           <w:p>
             <w:r/>
@@ -13722,7 +13722,7 @@
         </w:tc>
         <w:tc>
           <w:tcPr>
-            <w:tcW w:type="dxa" w:w="1077"/>
+            <w:tcW w:type="dxa" w:w="1128"/>
           </w:tcPr>
           <w:p>
             <w:pPr>
@@ -13740,7 +13740,7 @@
         </w:tc>
         <w:tc>
           <w:tcPr>
-            <w:tcW w:type="dxa" w:w="794"/>
+            <w:tcW w:type="dxa" w:w="635"/>
           </w:tcPr>
           <w:p>
             <w:r/>
@@ -13755,7 +13755,7 @@
         </w:tc>
         <w:tc>
           <w:tcPr>
-            <w:tcW w:type="dxa" w:w="3628"/>
+            <w:tcW w:type="dxa" w:w="2166"/>
           </w:tcPr>
           <w:p>
             <w:r/>
@@ -13775,7 +13775,7 @@
         </w:trPr>
         <w:tc>
           <w:tcPr>
-            <w:tcW w:type="dxa" w:w="1814"/>
+            <w:tcW w:type="dxa" w:w="3929"/>
           </w:tcPr>
           <w:p>
             <w:r/>
@@ -13790,7 +13790,7 @@
         </w:tc>
         <w:tc>
           <w:tcPr>
-            <w:tcW w:type="dxa" w:w="1191"/>
+            <w:tcW w:type="dxa" w:w="879"/>
           </w:tcPr>
           <w:p>
             <w:pPr>
@@ -13808,7 +13808,7 @@
         </w:tc>
         <w:tc>
           <w:tcPr>
-            <w:tcW w:type="dxa" w:w="907"/>
+            <w:tcW w:type="dxa" w:w="675"/>
           </w:tcPr>
           <w:p>
             <w:r/>
@@ -13823,7 +13823,7 @@
         </w:tc>
         <w:tc>
           <w:tcPr>
-            <w:tcW w:type="dxa" w:w="1077"/>
+            <w:tcW w:type="dxa" w:w="1128"/>
           </w:tcPr>
           <w:p>
             <w:pPr>
@@ -13841,7 +13841,7 @@
         </w:tc>
         <w:tc>
           <w:tcPr>
-            <w:tcW w:type="dxa" w:w="794"/>
+            <w:tcW w:type="dxa" w:w="635"/>
           </w:tcPr>
           <w:p>
             <w:r/>
@@ -13856,16 +13856,16 @@
         </w:tc>
         <w:tc>
           <w:tcPr>
-            <w:tcW w:type="dxa" w:w="3628"/>
-          </w:tcPr>
-          <w:p>
-            <w:r/>
-            <w:r>
-              <w:rPr>
-                <w:color w:val="1A1D21"/>
-                <w:sz w:val="15"/>
-              </w:rPr>
-              <w:t>PHD 1Q2026 earnings release, 20 May 2026, via https://ir.palmhillsdevelopments.com/en-us/financial/resultcenter — "the company launched its strategic land plot Village de La Capitale in New administra</w:t>
+            <w:tcW w:type="dxa" w:w="2166"/>
+          </w:tcPr>
+          <w:p>
+            <w:r/>
+            <w:r>
+              <w:rPr>
+                <w:color w:val="1A1D21"/>
+                <w:sz w:val="15"/>
+              </w:rPr>
+              <w:t>PHD 1Q2026 earnings release, 20 May 2026, via https:/​/​ir.​palmhillsdevelopments.​com/​en-​us/​financial/​resultcenter — "the company launched its strategic land plot Village de La Capitale in New administra</w:t>
             </w:r>
           </w:p>
         </w:tc>
@@ -13902,12 +13902,12 @@
         <w:tblLayout w:type="fixed"/>
       </w:tblPr>
       <w:tblGrid>
-        <w:gridCol w:w="1814"/>
-        <w:gridCol w:w="1191"/>
-        <w:gridCol w:w="907"/>
-        <w:gridCol w:w="1077"/>
-        <w:gridCol w:w="794"/>
-        <w:gridCol w:w="3629"/>
+        <w:gridCol w:w="4389"/>
+        <w:gridCol w:w="777"/>
+        <w:gridCol w:w="1038"/>
+        <w:gridCol w:w="1128"/>
+        <w:gridCol w:w="635"/>
+        <w:gridCol w:w="1446"/>
       </w:tblGrid>
       <w:tr>
         <w:trPr>
@@ -13915,7 +13915,7 @@
         </w:trPr>
         <w:tc>
           <w:tcPr>
-            <w:tcW w:type="dxa" w:w="1814"/>
+            <w:tcW w:type="dxa" w:w="4388"/>
           </w:tcPr>
           <w:p>
             <w:r/>
@@ -13931,7 +13931,7 @@
         </w:tc>
         <w:tc>
           <w:tcPr>
-            <w:tcW w:type="dxa" w:w="1191"/>
+            <w:tcW w:type="dxa" w:w="777"/>
           </w:tcPr>
           <w:p>
             <w:r/>
@@ -13947,7 +13947,7 @@
         </w:tc>
         <w:tc>
           <w:tcPr>
-            <w:tcW w:type="dxa" w:w="907"/>
+            <w:tcW w:type="dxa" w:w="1037"/>
           </w:tcPr>
           <w:p>
             <w:r/>
@@ -13963,7 +13963,7 @@
         </w:tc>
         <w:tc>
           <w:tcPr>
-            <w:tcW w:type="dxa" w:w="1077"/>
+            <w:tcW w:type="dxa" w:w="1128"/>
           </w:tcPr>
           <w:p>
             <w:r/>
@@ -13979,7 +13979,7 @@
         </w:tc>
         <w:tc>
           <w:tcPr>
-            <w:tcW w:type="dxa" w:w="794"/>
+            <w:tcW w:type="dxa" w:w="635"/>
           </w:tcPr>
           <w:p>
             <w:r/>
@@ -13995,7 +13995,7 @@
         </w:tc>
         <w:tc>
           <w:tcPr>
-            <w:tcW w:type="dxa" w:w="3628"/>
+            <w:tcW w:type="dxa" w:w="1446"/>
           </w:tcPr>
           <w:p>
             <w:r/>
@@ -14016,7 +14016,7 @@
         </w:trPr>
         <w:tc>
           <w:tcPr>
-            <w:tcW w:type="dxa" w:w="1814"/>
+            <w:tcW w:type="dxa" w:w="4388"/>
           </w:tcPr>
           <w:p>
             <w:r/>
@@ -14031,7 +14031,7 @@
         </w:tc>
         <w:tc>
           <w:tcPr>
-            <w:tcW w:type="dxa" w:w="1191"/>
+            <w:tcW w:type="dxa" w:w="777"/>
           </w:tcPr>
           <w:p>
             <w:pPr>
@@ -14049,7 +14049,7 @@
         </w:tc>
         <w:tc>
           <w:tcPr>
-            <w:tcW w:type="dxa" w:w="907"/>
+            <w:tcW w:type="dxa" w:w="1037"/>
           </w:tcPr>
           <w:p>
             <w:r/>
@@ -14064,7 +14064,7 @@
         </w:tc>
         <w:tc>
           <w:tcPr>
-            <w:tcW w:type="dxa" w:w="1077"/>
+            <w:tcW w:type="dxa" w:w="1128"/>
           </w:tcPr>
           <w:p>
             <w:pPr>
@@ -14082,7 +14082,7 @@
         </w:tc>
         <w:tc>
           <w:tcPr>
-            <w:tcW w:type="dxa" w:w="794"/>
+            <w:tcW w:type="dxa" w:w="635"/>
           </w:tcPr>
           <w:p>
             <w:r/>
@@ -14097,7 +14097,7 @@
         </w:tc>
         <w:tc>
           <w:tcPr>
-            <w:tcW w:type="dxa" w:w="3628"/>
+            <w:tcW w:type="dxa" w:w="1446"/>
           </w:tcPr>
           <w:p>
             <w:r/>
@@ -14117,7 +14117,7 @@
         </w:trPr>
         <w:tc>
           <w:tcPr>
-            <w:tcW w:type="dxa" w:w="1814"/>
+            <w:tcW w:type="dxa" w:w="4388"/>
           </w:tcPr>
           <w:p>
             <w:r/>
@@ -14132,7 +14132,7 @@
         </w:tc>
         <w:tc>
           <w:tcPr>
-            <w:tcW w:type="dxa" w:w="1191"/>
+            <w:tcW w:type="dxa" w:w="777"/>
           </w:tcPr>
           <w:p>
             <w:pPr>
@@ -14150,7 +14150,7 @@
         </w:tc>
         <w:tc>
           <w:tcPr>
-            <w:tcW w:type="dxa" w:w="907"/>
+            <w:tcW w:type="dxa" w:w="1037"/>
           </w:tcPr>
           <w:p>
             <w:r/>
@@ -14165,7 +14165,7 @@
         </w:tc>
         <w:tc>
           <w:tcPr>
-            <w:tcW w:type="dxa" w:w="1077"/>
+            <w:tcW w:type="dxa" w:w="1128"/>
           </w:tcPr>
           <w:p>
             <w:pPr>
@@ -14183,7 +14183,7 @@
         </w:tc>
         <w:tc>
           <w:tcPr>
-            <w:tcW w:type="dxa" w:w="794"/>
+            <w:tcW w:type="dxa" w:w="635"/>
           </w:tcPr>
           <w:p>
             <w:r/>
@@ -14198,7 +14198,7 @@
         </w:tc>
         <w:tc>
           <w:tcPr>
-            <w:tcW w:type="dxa" w:w="3628"/>
+            <w:tcW w:type="dxa" w:w="1446"/>
           </w:tcPr>
           <w:p>
             <w:r/>
@@ -14244,9 +14244,9 @@
         <w:tblLayout w:type="fixed"/>
       </w:tblPr>
       <w:tblGrid>
-        <w:gridCol w:w="1928"/>
-        <w:gridCol w:w="3742"/>
-        <w:gridCol w:w="3629"/>
+        <w:gridCol w:w="6237"/>
+        <w:gridCol w:w="1554"/>
+        <w:gridCol w:w="1508"/>
       </w:tblGrid>
       <w:tr>
         <w:trPr>
@@ -14254,7 +14254,7 @@
         </w:trPr>
         <w:tc>
           <w:tcPr>
-            <w:tcW w:type="dxa" w:w="1928"/>
+            <w:tcW w:type="dxa" w:w="6236"/>
           </w:tcPr>
           <w:p>
             <w:r/>
@@ -14270,7 +14270,7 @@
         </w:tc>
         <w:tc>
           <w:tcPr>
-            <w:tcW w:type="dxa" w:w="3742"/>
+            <w:tcW w:type="dxa" w:w="1553"/>
           </w:tcPr>
           <w:p>
             <w:r/>
@@ -14286,7 +14286,7 @@
         </w:tc>
         <w:tc>
           <w:tcPr>
-            <w:tcW w:type="dxa" w:w="3628"/>
+            <w:tcW w:type="dxa" w:w="1508"/>
           </w:tcPr>
           <w:p>
             <w:r/>
@@ -14307,7 +14307,7 @@
         </w:trPr>
         <w:tc>
           <w:tcPr>
-            <w:tcW w:type="dxa" w:w="1928"/>
+            <w:tcW w:type="dxa" w:w="6236"/>
           </w:tcPr>
           <w:p>
             <w:r/>
@@ -14322,7 +14322,7 @@
         </w:tc>
         <w:tc>
           <w:tcPr>
-            <w:tcW w:type="dxa" w:w="3742"/>
+            <w:tcW w:type="dxa" w:w="1553"/>
           </w:tcPr>
           <w:p>
             <w:r/>
@@ -14337,7 +14337,7 @@
         </w:tc>
         <w:tc>
           <w:tcPr>
-            <w:tcW w:type="dxa" w:w="3628"/>
+            <w:tcW w:type="dxa" w:w="1508"/>
           </w:tcPr>
           <w:p>
             <w:r/>
@@ -14357,7 +14357,7 @@
         </w:trPr>
         <w:tc>
           <w:tcPr>
-            <w:tcW w:type="dxa" w:w="1928"/>
+            <w:tcW w:type="dxa" w:w="6236"/>
           </w:tcPr>
           <w:p>
             <w:r/>
@@ -14372,7 +14372,7 @@
         </w:tc>
         <w:tc>
           <w:tcPr>
-            <w:tcW w:type="dxa" w:w="3742"/>
+            <w:tcW w:type="dxa" w:w="1553"/>
           </w:tcPr>
           <w:p>
             <w:r/>
@@ -14387,7 +14387,7 @@
         </w:tc>
         <w:tc>
           <w:tcPr>
-            <w:tcW w:type="dxa" w:w="3628"/>
+            <w:tcW w:type="dxa" w:w="1508"/>
           </w:tcPr>
           <w:p>
             <w:r/>
@@ -14407,7 +14407,7 @@
         </w:trPr>
         <w:tc>
           <w:tcPr>
-            <w:tcW w:type="dxa" w:w="1928"/>
+            <w:tcW w:type="dxa" w:w="6236"/>
           </w:tcPr>
           <w:p>
             <w:r/>
@@ -14422,7 +14422,7 @@
         </w:tc>
         <w:tc>
           <w:tcPr>
-            <w:tcW w:type="dxa" w:w="3742"/>
+            <w:tcW w:type="dxa" w:w="1553"/>
           </w:tcPr>
           <w:p>
             <w:r/>
@@ -14437,7 +14437,7 @@
         </w:tc>
         <w:tc>
           <w:tcPr>
-            <w:tcW w:type="dxa" w:w="3628"/>
+            <w:tcW w:type="dxa" w:w="1508"/>
           </w:tcPr>
           <w:p>
             <w:r/>
@@ -14457,7 +14457,7 @@
         </w:trPr>
         <w:tc>
           <w:tcPr>
-            <w:tcW w:type="dxa" w:w="1928"/>
+            <w:tcW w:type="dxa" w:w="6236"/>
           </w:tcPr>
           <w:p>
             <w:r/>
@@ -14472,7 +14472,7 @@
         </w:tc>
         <w:tc>
           <w:tcPr>
-            <w:tcW w:type="dxa" w:w="3742"/>
+            <w:tcW w:type="dxa" w:w="1553"/>
           </w:tcPr>
           <w:p>
             <w:r/>
@@ -14487,7 +14487,7 @@
         </w:tc>
         <w:tc>
           <w:tcPr>
-            <w:tcW w:type="dxa" w:w="3628"/>
+            <w:tcW w:type="dxa" w:w="1508"/>
           </w:tcPr>
           <w:p>
             <w:r/>
@@ -14507,7 +14507,7 @@
         </w:trPr>
         <w:tc>
           <w:tcPr>
-            <w:tcW w:type="dxa" w:w="1928"/>
+            <w:tcW w:type="dxa" w:w="6236"/>
           </w:tcPr>
           <w:p>
             <w:r/>
@@ -14522,7 +14522,7 @@
         </w:tc>
         <w:tc>
           <w:tcPr>
-            <w:tcW w:type="dxa" w:w="3742"/>
+            <w:tcW w:type="dxa" w:w="1553"/>
           </w:tcPr>
           <w:p>
             <w:r/>
@@ -14537,7 +14537,7 @@
         </w:tc>
         <w:tc>
           <w:tcPr>
-            <w:tcW w:type="dxa" w:w="3628"/>
+            <w:tcW w:type="dxa" w:w="1508"/>
           </w:tcPr>
           <w:p>
             <w:r/>
@@ -14557,7 +14557,7 @@
         </w:trPr>
         <w:tc>
           <w:tcPr>
-            <w:tcW w:type="dxa" w:w="1928"/>
+            <w:tcW w:type="dxa" w:w="6236"/>
           </w:tcPr>
           <w:p>
             <w:r/>
@@ -14572,7 +14572,7 @@
         </w:tc>
         <w:tc>
           <w:tcPr>
-            <w:tcW w:type="dxa" w:w="3742"/>
+            <w:tcW w:type="dxa" w:w="1553"/>
           </w:tcPr>
           <w:p>
             <w:r/>
@@ -14587,7 +14587,7 @@
         </w:tc>
         <w:tc>
           <w:tcPr>
-            <w:tcW w:type="dxa" w:w="3628"/>
+            <w:tcW w:type="dxa" w:w="1508"/>
           </w:tcPr>
           <w:p>
             <w:r/>
@@ -14607,7 +14607,7 @@
         </w:trPr>
         <w:tc>
           <w:tcPr>
-            <w:tcW w:type="dxa" w:w="1928"/>
+            <w:tcW w:type="dxa" w:w="6236"/>
           </w:tcPr>
           <w:p>
             <w:r/>
@@ -14622,7 +14622,7 @@
         </w:tc>
         <w:tc>
           <w:tcPr>
-            <w:tcW w:type="dxa" w:w="3742"/>
+            <w:tcW w:type="dxa" w:w="1553"/>
           </w:tcPr>
           <w:p>
             <w:r/>
@@ -14637,7 +14637,7 @@
         </w:tc>
         <w:tc>
           <w:tcPr>
-            <w:tcW w:type="dxa" w:w="3628"/>
+            <w:tcW w:type="dxa" w:w="1508"/>
           </w:tcPr>
           <w:p>
             <w:r/>
@@ -14657,7 +14657,7 @@
         </w:trPr>
         <w:tc>
           <w:tcPr>
-            <w:tcW w:type="dxa" w:w="1928"/>
+            <w:tcW w:type="dxa" w:w="6236"/>
           </w:tcPr>
           <w:p>
             <w:r/>
@@ -14672,7 +14672,7 @@
         </w:tc>
         <w:tc>
           <w:tcPr>
-            <w:tcW w:type="dxa" w:w="3742"/>
+            <w:tcW w:type="dxa" w:w="1553"/>
           </w:tcPr>
           <w:p>
             <w:r/>
@@ -14687,7 +14687,7 @@
         </w:tc>
         <w:tc>
           <w:tcPr>
-            <w:tcW w:type="dxa" w:w="3628"/>
+            <w:tcW w:type="dxa" w:w="1508"/>
           </w:tcPr>
           <w:p>
             <w:r/>
@@ -14707,7 +14707,7 @@
         </w:trPr>
         <w:tc>
           <w:tcPr>
-            <w:tcW w:type="dxa" w:w="1928"/>
+            <w:tcW w:type="dxa" w:w="6236"/>
           </w:tcPr>
           <w:p>
             <w:r/>
@@ -14722,7 +14722,7 @@
         </w:tc>
         <w:tc>
           <w:tcPr>
-            <w:tcW w:type="dxa" w:w="3742"/>
+            <w:tcW w:type="dxa" w:w="1553"/>
           </w:tcPr>
           <w:p>
             <w:r/>
@@ -14737,7 +14737,7 @@
         </w:tc>
         <w:tc>
           <w:tcPr>
-            <w:tcW w:type="dxa" w:w="3628"/>
+            <w:tcW w:type="dxa" w:w="1508"/>
           </w:tcPr>
           <w:p>
             <w:r/>
@@ -14783,8 +14783,8 @@
         <w:tblLayout w:type="fixed"/>
       </w:tblPr>
       <w:tblGrid>
-        <w:gridCol w:w="3175"/>
-        <w:gridCol w:w="6124"/>
+        <w:gridCol w:w="7745"/>
+        <w:gridCol w:w="1554"/>
       </w:tblGrid>
       <w:tr>
         <w:trPr>
@@ -14792,7 +14792,7 @@
         </w:trPr>
         <w:tc>
           <w:tcPr>
-            <w:tcW w:type="dxa" w:w="3175"/>
+            <w:tcW w:type="dxa" w:w="7744"/>
           </w:tcPr>
           <w:p>
             <w:r/>
@@ -14808,7 +14808,7 @@
         </w:tc>
         <w:tc>
           <w:tcPr>
-            <w:tcW w:type="dxa" w:w="6123"/>
+            <w:tcW w:type="dxa" w:w="1553"/>
           </w:tcPr>
           <w:p>
             <w:r/>
@@ -14829,7 +14829,7 @@
         </w:trPr>
         <w:tc>
           <w:tcPr>
-            <w:tcW w:type="dxa" w:w="3175"/>
+            <w:tcW w:type="dxa" w:w="7744"/>
           </w:tcPr>
           <w:p>
             <w:r/>
@@ -14844,7 +14844,7 @@
         </w:tc>
         <w:tc>
           <w:tcPr>
-            <w:tcW w:type="dxa" w:w="6123"/>
+            <w:tcW w:type="dxa" w:w="1553"/>
           </w:tcPr>
           <w:p>
             <w:r/>
@@ -14864,7 +14864,7 @@
         </w:trPr>
         <w:tc>
           <w:tcPr>
-            <w:tcW w:type="dxa" w:w="3175"/>
+            <w:tcW w:type="dxa" w:w="7744"/>
           </w:tcPr>
           <w:p>
             <w:r/>
@@ -14879,7 +14879,7 @@
         </w:tc>
         <w:tc>
           <w:tcPr>
-            <w:tcW w:type="dxa" w:w="6123"/>
+            <w:tcW w:type="dxa" w:w="1553"/>
           </w:tcPr>
           <w:p>
             <w:r/>
@@ -14899,7 +14899,7 @@
         </w:trPr>
         <w:tc>
           <w:tcPr>
-            <w:tcW w:type="dxa" w:w="3175"/>
+            <w:tcW w:type="dxa" w:w="7744"/>
           </w:tcPr>
           <w:p>
             <w:r/>
@@ -14914,7 +14914,7 @@
         </w:tc>
         <w:tc>
           <w:tcPr>
-            <w:tcW w:type="dxa" w:w="6123"/>
+            <w:tcW w:type="dxa" w:w="1553"/>
           </w:tcPr>
           <w:p>
             <w:r/>
@@ -14934,7 +14934,7 @@
         </w:trPr>
         <w:tc>
           <w:tcPr>
-            <w:tcW w:type="dxa" w:w="3175"/>
+            <w:tcW w:type="dxa" w:w="7744"/>
           </w:tcPr>
           <w:p>
             <w:r/>
@@ -14949,7 +14949,7 @@
         </w:tc>
         <w:tc>
           <w:tcPr>
-            <w:tcW w:type="dxa" w:w="6123"/>
+            <w:tcW w:type="dxa" w:w="1553"/>
           </w:tcPr>
           <w:p>
             <w:r/>
@@ -14969,7 +14969,7 @@
         </w:trPr>
         <w:tc>
           <w:tcPr>
-            <w:tcW w:type="dxa" w:w="3175"/>
+            <w:tcW w:type="dxa" w:w="7744"/>
           </w:tcPr>
           <w:p>
             <w:r/>
@@ -14984,7 +14984,7 @@
         </w:tc>
         <w:tc>
           <w:tcPr>
-            <w:tcW w:type="dxa" w:w="6123"/>
+            <w:tcW w:type="dxa" w:w="1553"/>
           </w:tcPr>
           <w:p>
             <w:r/>
@@ -15030,10 +15030,10 @@
         <w:tblLayout w:type="fixed"/>
       </w:tblPr>
       <w:tblGrid>
-        <w:gridCol w:w="2041"/>
-        <w:gridCol w:w="2608"/>
-        <w:gridCol w:w="2608"/>
-        <w:gridCol w:w="2041"/>
+        <w:gridCol w:w="4683"/>
+        <w:gridCol w:w="1349"/>
+        <w:gridCol w:w="1916"/>
+        <w:gridCol w:w="1349"/>
       </w:tblGrid>
       <w:tr>
         <w:trPr>
@@ -15041,7 +15041,7 @@
         </w:trPr>
         <w:tc>
           <w:tcPr>
-            <w:tcW w:type="dxa" w:w="2041"/>
+            <w:tcW w:type="dxa" w:w="4683"/>
           </w:tcPr>
           <w:p>
             <w:r/>
@@ -15057,7 +15057,7 @@
         </w:tc>
         <w:tc>
           <w:tcPr>
-            <w:tcW w:type="dxa" w:w="2608"/>
+            <w:tcW w:type="dxa" w:w="1349"/>
           </w:tcPr>
           <w:p>
             <w:r/>
@@ -15073,7 +15073,7 @@
         </w:tc>
         <w:tc>
           <w:tcPr>
-            <w:tcW w:type="dxa" w:w="2608"/>
+            <w:tcW w:type="dxa" w:w="1916"/>
           </w:tcPr>
           <w:p>
             <w:r/>
@@ -15089,7 +15089,7 @@
         </w:tc>
         <w:tc>
           <w:tcPr>
-            <w:tcW w:type="dxa" w:w="2041"/>
+            <w:tcW w:type="dxa" w:w="1349"/>
           </w:tcPr>
           <w:p>
             <w:r/>
@@ -15110,7 +15110,7 @@
         </w:trPr>
         <w:tc>
           <w:tcPr>
-            <w:tcW w:type="dxa" w:w="2041"/>
+            <w:tcW w:type="dxa" w:w="4683"/>
           </w:tcPr>
           <w:p>
             <w:r/>
@@ -15125,7 +15125,7 @@
         </w:tc>
         <w:tc>
           <w:tcPr>
-            <w:tcW w:type="dxa" w:w="2608"/>
+            <w:tcW w:type="dxa" w:w="1349"/>
           </w:tcPr>
           <w:p>
             <w:r/>
@@ -15140,7 +15140,7 @@
         </w:tc>
         <w:tc>
           <w:tcPr>
-            <w:tcW w:type="dxa" w:w="2608"/>
+            <w:tcW w:type="dxa" w:w="1916"/>
           </w:tcPr>
           <w:p>
             <w:r/>
@@ -15155,7 +15155,7 @@
         </w:tc>
         <w:tc>
           <w:tcPr>
-            <w:tcW w:type="dxa" w:w="2041"/>
+            <w:tcW w:type="dxa" w:w="1349"/>
           </w:tcPr>
           <w:p>
             <w:r/>
@@ -15175,7 +15175,7 @@
         </w:trPr>
         <w:tc>
           <w:tcPr>
-            <w:tcW w:type="dxa" w:w="2041"/>
+            <w:tcW w:type="dxa" w:w="4683"/>
           </w:tcPr>
           <w:p>
             <w:r/>
@@ -15190,7 +15190,7 @@
         </w:tc>
         <w:tc>
           <w:tcPr>
-            <w:tcW w:type="dxa" w:w="2608"/>
+            <w:tcW w:type="dxa" w:w="1349"/>
           </w:tcPr>
           <w:p>
             <w:r/>
@@ -15205,7 +15205,7 @@
         </w:tc>
         <w:tc>
           <w:tcPr>
-            <w:tcW w:type="dxa" w:w="2608"/>
+            <w:tcW w:type="dxa" w:w="1916"/>
           </w:tcPr>
           <w:p>
             <w:r/>
@@ -15220,7 +15220,7 @@
         </w:tc>
         <w:tc>
           <w:tcPr>
-            <w:tcW w:type="dxa" w:w="2041"/>
+            <w:tcW w:type="dxa" w:w="1349"/>
           </w:tcPr>
           <w:p>
             <w:r/>
@@ -15240,7 +15240,7 @@
         </w:trPr>
         <w:tc>
           <w:tcPr>
-            <w:tcW w:type="dxa" w:w="2041"/>
+            <w:tcW w:type="dxa" w:w="4683"/>
           </w:tcPr>
           <w:p>
             <w:r/>
@@ -15255,7 +15255,7 @@
         </w:tc>
         <w:tc>
           <w:tcPr>
-            <w:tcW w:type="dxa" w:w="2608"/>
+            <w:tcW w:type="dxa" w:w="1349"/>
           </w:tcPr>
           <w:p>
             <w:r/>
@@ -15270,7 +15270,7 @@
         </w:tc>
         <w:tc>
           <w:tcPr>
-            <w:tcW w:type="dxa" w:w="2608"/>
+            <w:tcW w:type="dxa" w:w="1916"/>
           </w:tcPr>
           <w:p>
             <w:r/>
@@ -15285,7 +15285,7 @@
         </w:tc>
         <w:tc>
           <w:tcPr>
-            <w:tcW w:type="dxa" w:w="2041"/>
+            <w:tcW w:type="dxa" w:w="1349"/>
           </w:tcPr>
           <w:p>
             <w:r/>
@@ -15305,7 +15305,7 @@
         </w:trPr>
         <w:tc>
           <w:tcPr>
-            <w:tcW w:type="dxa" w:w="2041"/>
+            <w:tcW w:type="dxa" w:w="4683"/>
           </w:tcPr>
           <w:p>
             <w:r/>
@@ -15320,7 +15320,7 @@
         </w:tc>
         <w:tc>
           <w:tcPr>
-            <w:tcW w:type="dxa" w:w="2608"/>
+            <w:tcW w:type="dxa" w:w="1349"/>
           </w:tcPr>
           <w:p>
             <w:r/>
@@ -15335,7 +15335,7 @@
         </w:tc>
         <w:tc>
           <w:tcPr>
-            <w:tcW w:type="dxa" w:w="2608"/>
+            <w:tcW w:type="dxa" w:w="1916"/>
           </w:tcPr>
           <w:p>
             <w:r/>
@@ -15350,7 +15350,7 @@
         </w:tc>
         <w:tc>
           <w:tcPr>
-            <w:tcW w:type="dxa" w:w="2041"/>
+            <w:tcW w:type="dxa" w:w="1349"/>
           </w:tcPr>
           <w:p>
             <w:r/>
@@ -15396,8 +15396,8 @@
         <w:tblLayout w:type="fixed"/>
       </w:tblPr>
       <w:tblGrid>
-        <w:gridCol w:w="2268"/>
-        <w:gridCol w:w="7031"/>
+        <w:gridCol w:w="7643"/>
+        <w:gridCol w:w="1656"/>
       </w:tblGrid>
       <w:tr>
         <w:trPr>
@@ -15405,7 +15405,7 @@
         </w:trPr>
         <w:tc>
           <w:tcPr>
-            <w:tcW w:type="dxa" w:w="2268"/>
+            <w:tcW w:type="dxa" w:w="7642"/>
           </w:tcPr>
           <w:p>
             <w:r/>
@@ -15421,7 +15421,7 @@
         </w:tc>
         <w:tc>
           <w:tcPr>
-            <w:tcW w:type="dxa" w:w="7030"/>
+            <w:tcW w:type="dxa" w:w="1655"/>
           </w:tcPr>
           <w:p>
             <w:r/>
@@ -15442,7 +15442,7 @@
         </w:trPr>
         <w:tc>
           <w:tcPr>
-            <w:tcW w:type="dxa" w:w="2268"/>
+            <w:tcW w:type="dxa" w:w="7642"/>
           </w:tcPr>
           <w:p>
             <w:r/>
@@ -15457,7 +15457,7 @@
         </w:tc>
         <w:tc>
           <w:tcPr>
-            <w:tcW w:type="dxa" w:w="7030"/>
+            <w:tcW w:type="dxa" w:w="1655"/>
           </w:tcPr>
           <w:p>
             <w:r/>
@@ -15477,7 +15477,7 @@
         </w:trPr>
         <w:tc>
           <w:tcPr>
-            <w:tcW w:type="dxa" w:w="2268"/>
+            <w:tcW w:type="dxa" w:w="7642"/>
           </w:tcPr>
           <w:p>
             <w:r/>
@@ -15492,7 +15492,7 @@
         </w:tc>
         <w:tc>
           <w:tcPr>
-            <w:tcW w:type="dxa" w:w="7030"/>
+            <w:tcW w:type="dxa" w:w="1655"/>
           </w:tcPr>
           <w:p>
             <w:r/>
@@ -15512,7 +15512,7 @@
         </w:trPr>
         <w:tc>
           <w:tcPr>
-            <w:tcW w:type="dxa" w:w="2268"/>
+            <w:tcW w:type="dxa" w:w="7642"/>
           </w:tcPr>
           <w:p>
             <w:r/>
@@ -15527,7 +15527,7 @@
         </w:tc>
         <w:tc>
           <w:tcPr>
-            <w:tcW w:type="dxa" w:w="7030"/>
+            <w:tcW w:type="dxa" w:w="1655"/>
           </w:tcPr>
           <w:p>
             <w:r/>
@@ -15536,7 +15536,7 @@
                 <w:color w:val="1A1D21"/>
                 <w:sz w:val="17"/>
               </w:rPr>
-              <w:t>As at this build date (30-Aug-2026) no 2Q/H1-2026 statements or release are posted to the result centre; the newest disclosure of any kind is 1Q2026 (posted 25-Jun-2026). The study's information set therefore ends at 1Q2026. Closed by: the H1-2026 filing.</w:t>
+              <w:t>A half-year 2026 release of 18-Aug-2026 is REPORTED in the trade press — an order book of EGP 284bn at 30 June, 40% up on the year, and a further EGP 75bn sold at Hacienda Ras El Hekma in the fortnight after. This study has NOT obtained the filing itself and uses nothing from it: a report of a disclosure is a lead and never a source. The newest disclosure this study HOLDS is 1Q2026 (posted 25-Jun-2026) and its information set ends there, so if those reported figures hold the order book is ahead of what this study carries. Closed by: the H1-2026 filing itself, from the company.</w:t>
             </w:r>
           </w:p>
         </w:tc>
@@ -15547,7 +15547,7 @@
         </w:trPr>
         <w:tc>
           <w:tcPr>
-            <w:tcW w:type="dxa" w:w="2268"/>
+            <w:tcW w:type="dxa" w:w="7642"/>
           </w:tcPr>
           <w:p>
             <w:r/>
@@ -15562,7 +15562,7 @@
         </w:tc>
         <w:tc>
           <w:tcPr>
-            <w:tcW w:type="dxa" w:w="7030"/>
+            <w:tcW w:type="dxa" w:w="1655"/>
           </w:tcPr>
           <w:p>
             <w:r/>
@@ -15582,7 +15582,7 @@
         </w:trPr>
         <w:tc>
           <w:tcPr>
-            <w:tcW w:type="dxa" w:w="2268"/>
+            <w:tcW w:type="dxa" w:w="7642"/>
           </w:tcPr>
           <w:p>
             <w:r/>
@@ -15597,7 +15597,7 @@
         </w:tc>
         <w:tc>
           <w:tcPr>
-            <w:tcW w:type="dxa" w:w="7030"/>
+            <w:tcW w:type="dxa" w:w="1655"/>
           </w:tcPr>
           <w:p>
             <w:r/>
@@ -15617,7 +15617,7 @@
         </w:trPr>
         <w:tc>
           <w:tcPr>
-            <w:tcW w:type="dxa" w:w="2268"/>
+            <w:tcW w:type="dxa" w:w="7642"/>
           </w:tcPr>
           <w:p>
             <w:r/>
@@ -15632,7 +15632,7 @@
         </w:tc>
         <w:tc>
           <w:tcPr>
-            <w:tcW w:type="dxa" w:w="7030"/>
+            <w:tcW w:type="dxa" w:w="1655"/>
           </w:tcPr>
           <w:p>
             <w:r/>

--- a/engine/phdc_study/PHDC_Bibliography_10-09-2026.docx
+++ b/engine/phdc_study/PHDC_Bibliography_10-09-2026.docx
@@ -62,10 +62,10 @@
         <w:tblLayout w:type="fixed"/>
       </w:tblPr>
       <w:tblGrid>
-        <w:gridCol w:w="5086"/>
+        <w:gridCol w:w="1452"/>
         <w:gridCol w:w="1423"/>
         <w:gridCol w:w="1452"/>
-        <w:gridCol w:w="1452"/>
+        <w:gridCol w:w="5086"/>
       </w:tblGrid>
       <w:tr>
         <w:trPr>
@@ -73,7 +73,7 @@
         </w:trPr>
         <w:tc>
           <w:tcPr>
-            <w:tcW w:type="dxa" w:w="5085"/>
+            <w:tcW w:type="dxa" w:w="1451"/>
           </w:tcPr>
           <w:p>
             <w:r/>
@@ -121,7 +121,7 @@
         </w:tc>
         <w:tc>
           <w:tcPr>
-            <w:tcW w:type="dxa" w:w="1451"/>
+            <w:tcW w:type="dxa" w:w="5085"/>
           </w:tcPr>
           <w:p>
             <w:r/>
@@ -142,52 +142,52 @@
         </w:trPr>
         <w:tc>
           <w:tcPr>
+            <w:tcW w:type="dxa" w:w="1451"/>
+          </w:tcPr>
+          <w:p>
+            <w:r/>
+            <w:r>
+              <w:rPr>
+                <w:color w:val="1A1D21"/>
+                <w:sz w:val="17"/>
+              </w:rPr>
+              <w:t>Consolidated financial statements</w:t>
+            </w:r>
+          </w:p>
+        </w:tc>
+        <w:tc>
+          <w:tcPr>
+            <w:tcW w:type="dxa" w:w="1423"/>
+          </w:tcPr>
+          <w:p>
+            <w:r/>
+            <w:r>
+              <w:rPr>
+                <w:color w:val="1A1D21"/>
+                <w:sz w:val="17"/>
+              </w:rPr>
+              <w:t>FY2025</w:t>
+            </w:r>
+          </w:p>
+        </w:tc>
+        <w:tc>
+          <w:tcPr>
+            <w:tcW w:type="dxa" w:w="1451"/>
+          </w:tcPr>
+          <w:p>
+            <w:r/>
+            <w:r>
+              <w:rPr>
+                <w:color w:val="1A1D21"/>
+                <w:sz w:val="17"/>
+              </w:rPr>
+              <w:t>Palm Hills Developments</w:t>
+            </w:r>
+          </w:p>
+        </w:tc>
+        <w:tc>
+          <w:tcPr>
             <w:tcW w:type="dxa" w:w="5085"/>
-          </w:tcPr>
-          <w:p>
-            <w:r/>
-            <w:r>
-              <w:rPr>
-                <w:color w:val="1A1D21"/>
-                <w:sz w:val="17"/>
-              </w:rPr>
-              <w:t>Consolidated financial statements</w:t>
-            </w:r>
-          </w:p>
-        </w:tc>
-        <w:tc>
-          <w:tcPr>
-            <w:tcW w:type="dxa" w:w="1423"/>
-          </w:tcPr>
-          <w:p>
-            <w:r/>
-            <w:r>
-              <w:rPr>
-                <w:color w:val="1A1D21"/>
-                <w:sz w:val="17"/>
-              </w:rPr>
-              <w:t>FY2025</w:t>
-            </w:r>
-          </w:p>
-        </w:tc>
-        <w:tc>
-          <w:tcPr>
-            <w:tcW w:type="dxa" w:w="1451"/>
-          </w:tcPr>
-          <w:p>
-            <w:r/>
-            <w:r>
-              <w:rPr>
-                <w:color w:val="1A1D21"/>
-                <w:sz w:val="17"/>
-              </w:rPr>
-              <w:t>Palm Hills Developments</w:t>
-            </w:r>
-          </w:p>
-        </w:tc>
-        <w:tc>
-          <w:tcPr>
-            <w:tcW w:type="dxa" w:w="1451"/>
           </w:tcPr>
           <w:p>
             <w:r/>
@@ -207,52 +207,52 @@
         </w:trPr>
         <w:tc>
           <w:tcPr>
+            <w:tcW w:type="dxa" w:w="1451"/>
+          </w:tcPr>
+          <w:p>
+            <w:r/>
+            <w:r>
+              <w:rPr>
+                <w:color w:val="1A1D21"/>
+                <w:sz w:val="17"/>
+              </w:rPr>
+              <w:t>Consolidated financial statements</w:t>
+            </w:r>
+          </w:p>
+        </w:tc>
+        <w:tc>
+          <w:tcPr>
+            <w:tcW w:type="dxa" w:w="1423"/>
+          </w:tcPr>
+          <w:p>
+            <w:r/>
+            <w:r>
+              <w:rPr>
+                <w:color w:val="1A1D21"/>
+                <w:sz w:val="17"/>
+              </w:rPr>
+              <w:t>FY2024 (comparative column)</w:t>
+            </w:r>
+          </w:p>
+        </w:tc>
+        <w:tc>
+          <w:tcPr>
+            <w:tcW w:type="dxa" w:w="1451"/>
+          </w:tcPr>
+          <w:p>
+            <w:r/>
+            <w:r>
+              <w:rPr>
+                <w:color w:val="1A1D21"/>
+                <w:sz w:val="17"/>
+              </w:rPr>
+              <w:t>Palm Hills Developments</w:t>
+            </w:r>
+          </w:p>
+        </w:tc>
+        <w:tc>
+          <w:tcPr>
             <w:tcW w:type="dxa" w:w="5085"/>
-          </w:tcPr>
-          <w:p>
-            <w:r/>
-            <w:r>
-              <w:rPr>
-                <w:color w:val="1A1D21"/>
-                <w:sz w:val="17"/>
-              </w:rPr>
-              <w:t>Consolidated financial statements</w:t>
-            </w:r>
-          </w:p>
-        </w:tc>
-        <w:tc>
-          <w:tcPr>
-            <w:tcW w:type="dxa" w:w="1423"/>
-          </w:tcPr>
-          <w:p>
-            <w:r/>
-            <w:r>
-              <w:rPr>
-                <w:color w:val="1A1D21"/>
-                <w:sz w:val="17"/>
-              </w:rPr>
-              <w:t>FY2024 (comparative column)</w:t>
-            </w:r>
-          </w:p>
-        </w:tc>
-        <w:tc>
-          <w:tcPr>
-            <w:tcW w:type="dxa" w:w="1451"/>
-          </w:tcPr>
-          <w:p>
-            <w:r/>
-            <w:r>
-              <w:rPr>
-                <w:color w:val="1A1D21"/>
-                <w:sz w:val="17"/>
-              </w:rPr>
-              <w:t>Palm Hills Developments</w:t>
-            </w:r>
-          </w:p>
-        </w:tc>
-        <w:tc>
-          <w:tcPr>
-            <w:tcW w:type="dxa" w:w="1451"/>
           </w:tcPr>
           <w:p>
             <w:r/>
@@ -272,52 +272,52 @@
         </w:trPr>
         <w:tc>
           <w:tcPr>
+            <w:tcW w:type="dxa" w:w="1451"/>
+          </w:tcPr>
+          <w:p>
+            <w:r/>
+            <w:r>
+              <w:rPr>
+                <w:color w:val="1A1D21"/>
+                <w:sz w:val="17"/>
+              </w:rPr>
+              <w:t>Consolidated financial statements</w:t>
+            </w:r>
+          </w:p>
+        </w:tc>
+        <w:tc>
+          <w:tcPr>
+            <w:tcW w:type="dxa" w:w="1423"/>
+          </w:tcPr>
+          <w:p>
+            <w:r/>
+            <w:r>
+              <w:rPr>
+                <w:color w:val="1A1D21"/>
+                <w:sz w:val="17"/>
+              </w:rPr>
+              <w:t>FY2023</w:t>
+            </w:r>
+          </w:p>
+        </w:tc>
+        <w:tc>
+          <w:tcPr>
+            <w:tcW w:type="dxa" w:w="1451"/>
+          </w:tcPr>
+          <w:p>
+            <w:r/>
+            <w:r>
+              <w:rPr>
+                <w:color w:val="1A1D21"/>
+                <w:sz w:val="17"/>
+              </w:rPr>
+              <w:t>Palm Hills Developments</w:t>
+            </w:r>
+          </w:p>
+        </w:tc>
+        <w:tc>
+          <w:tcPr>
             <w:tcW w:type="dxa" w:w="5085"/>
-          </w:tcPr>
-          <w:p>
-            <w:r/>
-            <w:r>
-              <w:rPr>
-                <w:color w:val="1A1D21"/>
-                <w:sz w:val="17"/>
-              </w:rPr>
-              <w:t>Consolidated financial statements</w:t>
-            </w:r>
-          </w:p>
-        </w:tc>
-        <w:tc>
-          <w:tcPr>
-            <w:tcW w:type="dxa" w:w="1423"/>
-          </w:tcPr>
-          <w:p>
-            <w:r/>
-            <w:r>
-              <w:rPr>
-                <w:color w:val="1A1D21"/>
-                <w:sz w:val="17"/>
-              </w:rPr>
-              <w:t>FY2023</w:t>
-            </w:r>
-          </w:p>
-        </w:tc>
-        <w:tc>
-          <w:tcPr>
-            <w:tcW w:type="dxa" w:w="1451"/>
-          </w:tcPr>
-          <w:p>
-            <w:r/>
-            <w:r>
-              <w:rPr>
-                <w:color w:val="1A1D21"/>
-                <w:sz w:val="17"/>
-              </w:rPr>
-              <w:t>Palm Hills Developments</w:t>
-            </w:r>
-          </w:p>
-        </w:tc>
-        <w:tc>
-          <w:tcPr>
-            <w:tcW w:type="dxa" w:w="1451"/>
           </w:tcPr>
           <w:p>
             <w:r/>
@@ -337,52 +337,52 @@
         </w:trPr>
         <w:tc>
           <w:tcPr>
+            <w:tcW w:type="dxa" w:w="1451"/>
+          </w:tcPr>
+          <w:p>
+            <w:r/>
+            <w:r>
+              <w:rPr>
+                <w:color w:val="1A1D21"/>
+                <w:sz w:val="17"/>
+              </w:rPr>
+              <w:t>Consolidated financial statements (reviewed)</w:t>
+            </w:r>
+          </w:p>
+        </w:tc>
+        <w:tc>
+          <w:tcPr>
+            <w:tcW w:type="dxa" w:w="1423"/>
+          </w:tcPr>
+          <w:p>
+            <w:r/>
+            <w:r>
+              <w:rPr>
+                <w:color w:val="1A1D21"/>
+                <w:sz w:val="17"/>
+              </w:rPr>
+              <w:t>1Q2026 — 31 March 2026</w:t>
+            </w:r>
+          </w:p>
+        </w:tc>
+        <w:tc>
+          <w:tcPr>
+            <w:tcW w:type="dxa" w:w="1451"/>
+          </w:tcPr>
+          <w:p>
+            <w:r/>
+            <w:r>
+              <w:rPr>
+                <w:color w:val="1A1D21"/>
+                <w:sz w:val="17"/>
+              </w:rPr>
+              <w:t>Palm Hills Developments</w:t>
+            </w:r>
+          </w:p>
+        </w:tc>
+        <w:tc>
+          <w:tcPr>
             <w:tcW w:type="dxa" w:w="5085"/>
-          </w:tcPr>
-          <w:p>
-            <w:r/>
-            <w:r>
-              <w:rPr>
-                <w:color w:val="1A1D21"/>
-                <w:sz w:val="17"/>
-              </w:rPr>
-              <w:t>Consolidated financial statements (reviewed)</w:t>
-            </w:r>
-          </w:p>
-        </w:tc>
-        <w:tc>
-          <w:tcPr>
-            <w:tcW w:type="dxa" w:w="1423"/>
-          </w:tcPr>
-          <w:p>
-            <w:r/>
-            <w:r>
-              <w:rPr>
-                <w:color w:val="1A1D21"/>
-                <w:sz w:val="17"/>
-              </w:rPr>
-              <w:t>1Q2026 — 31 March 2026</w:t>
-            </w:r>
-          </w:p>
-        </w:tc>
-        <w:tc>
-          <w:tcPr>
-            <w:tcW w:type="dxa" w:w="1451"/>
-          </w:tcPr>
-          <w:p>
-            <w:r/>
-            <w:r>
-              <w:rPr>
-                <w:color w:val="1A1D21"/>
-                <w:sz w:val="17"/>
-              </w:rPr>
-              <w:t>Palm Hills Developments</w:t>
-            </w:r>
-          </w:p>
-        </w:tc>
-        <w:tc>
-          <w:tcPr>
-            <w:tcW w:type="dxa" w:w="1451"/>
           </w:tcPr>
           <w:p>
             <w:r/>
@@ -402,52 +402,52 @@
         </w:trPr>
         <w:tc>
           <w:tcPr>
+            <w:tcW w:type="dxa" w:w="1451"/>
+          </w:tcPr>
+          <w:p>
+            <w:r/>
+            <w:r>
+              <w:rPr>
+                <w:color w:val="1A1D21"/>
+                <w:sz w:val="17"/>
+              </w:rPr>
+              <w:t>Results release</w:t>
+            </w:r>
+          </w:p>
+        </w:tc>
+        <w:tc>
+          <w:tcPr>
+            <w:tcW w:type="dxa" w:w="1423"/>
+          </w:tcPr>
+          <w:p>
+            <w:r/>
+            <w:r>
+              <w:rPr>
+                <w:color w:val="1A1D21"/>
+                <w:sz w:val="17"/>
+              </w:rPr>
+              <w:t>1Q2026</w:t>
+            </w:r>
+          </w:p>
+        </w:tc>
+        <w:tc>
+          <w:tcPr>
+            <w:tcW w:type="dxa" w:w="1451"/>
+          </w:tcPr>
+          <w:p>
+            <w:r/>
+            <w:r>
+              <w:rPr>
+                <w:color w:val="1A1D21"/>
+                <w:sz w:val="17"/>
+              </w:rPr>
+              <w:t>Palm Hills Developments</w:t>
+            </w:r>
+          </w:p>
+        </w:tc>
+        <w:tc>
+          <w:tcPr>
             <w:tcW w:type="dxa" w:w="5085"/>
-          </w:tcPr>
-          <w:p>
-            <w:r/>
-            <w:r>
-              <w:rPr>
-                <w:color w:val="1A1D21"/>
-                <w:sz w:val="17"/>
-              </w:rPr>
-              <w:t>Results release</w:t>
-            </w:r>
-          </w:p>
-        </w:tc>
-        <w:tc>
-          <w:tcPr>
-            <w:tcW w:type="dxa" w:w="1423"/>
-          </w:tcPr>
-          <w:p>
-            <w:r/>
-            <w:r>
-              <w:rPr>
-                <w:color w:val="1A1D21"/>
-                <w:sz w:val="17"/>
-              </w:rPr>
-              <w:t>1Q2026</w:t>
-            </w:r>
-          </w:p>
-        </w:tc>
-        <w:tc>
-          <w:tcPr>
-            <w:tcW w:type="dxa" w:w="1451"/>
-          </w:tcPr>
-          <w:p>
-            <w:r/>
-            <w:r>
-              <w:rPr>
-                <w:color w:val="1A1D21"/>
-                <w:sz w:val="17"/>
-              </w:rPr>
-              <w:t>Palm Hills Developments</w:t>
-            </w:r>
-          </w:p>
-        </w:tc>
-        <w:tc>
-          <w:tcPr>
-            <w:tcW w:type="dxa" w:w="1451"/>
           </w:tcPr>
           <w:p>
             <w:r/>
@@ -467,52 +467,52 @@
         </w:trPr>
         <w:tc>
           <w:tcPr>
+            <w:tcW w:type="dxa" w:w="1451"/>
+          </w:tcPr>
+          <w:p>
+            <w:r/>
+            <w:r>
+              <w:rPr>
+                <w:color w:val="1A1D21"/>
+                <w:sz w:val="17"/>
+              </w:rPr>
+              <w:t>Results release</w:t>
+            </w:r>
+          </w:p>
+        </w:tc>
+        <w:tc>
+          <w:tcPr>
+            <w:tcW w:type="dxa" w:w="1423"/>
+          </w:tcPr>
+          <w:p>
+            <w:r/>
+            <w:r>
+              <w:rPr>
+                <w:color w:val="1A1D21"/>
+                <w:sz w:val="17"/>
+              </w:rPr>
+              <w:t>FY2024</w:t>
+            </w:r>
+          </w:p>
+        </w:tc>
+        <w:tc>
+          <w:tcPr>
+            <w:tcW w:type="dxa" w:w="1451"/>
+          </w:tcPr>
+          <w:p>
+            <w:r/>
+            <w:r>
+              <w:rPr>
+                <w:color w:val="1A1D21"/>
+                <w:sz w:val="17"/>
+              </w:rPr>
+              <w:t>Palm Hills Developments</w:t>
+            </w:r>
+          </w:p>
+        </w:tc>
+        <w:tc>
+          <w:tcPr>
             <w:tcW w:type="dxa" w:w="5085"/>
-          </w:tcPr>
-          <w:p>
-            <w:r/>
-            <w:r>
-              <w:rPr>
-                <w:color w:val="1A1D21"/>
-                <w:sz w:val="17"/>
-              </w:rPr>
-              <w:t>Results release</w:t>
-            </w:r>
-          </w:p>
-        </w:tc>
-        <w:tc>
-          <w:tcPr>
-            <w:tcW w:type="dxa" w:w="1423"/>
-          </w:tcPr>
-          <w:p>
-            <w:r/>
-            <w:r>
-              <w:rPr>
-                <w:color w:val="1A1D21"/>
-                <w:sz w:val="17"/>
-              </w:rPr>
-              <w:t>FY2024</w:t>
-            </w:r>
-          </w:p>
-        </w:tc>
-        <w:tc>
-          <w:tcPr>
-            <w:tcW w:type="dxa" w:w="1451"/>
-          </w:tcPr>
-          <w:p>
-            <w:r/>
-            <w:r>
-              <w:rPr>
-                <w:color w:val="1A1D21"/>
-                <w:sz w:val="17"/>
-              </w:rPr>
-              <w:t>Palm Hills Developments</w:t>
-            </w:r>
-          </w:p>
-        </w:tc>
-        <w:tc>
-          <w:tcPr>
-            <w:tcW w:type="dxa" w:w="1451"/>
           </w:tcPr>
           <w:p>
             <w:r/>
@@ -532,52 +532,52 @@
         </w:trPr>
         <w:tc>
           <w:tcPr>
+            <w:tcW w:type="dxa" w:w="1451"/>
+          </w:tcPr>
+          <w:p>
+            <w:r/>
+            <w:r>
+              <w:rPr>
+                <w:color w:val="1A1D21"/>
+                <w:sz w:val="17"/>
+              </w:rPr>
+              <w:t>Results release</w:t>
+            </w:r>
+          </w:p>
+        </w:tc>
+        <w:tc>
+          <w:tcPr>
+            <w:tcW w:type="dxa" w:w="1423"/>
+          </w:tcPr>
+          <w:p>
+            <w:r/>
+            <w:r>
+              <w:rPr>
+                <w:color w:val="1A1D21"/>
+                <w:sz w:val="17"/>
+              </w:rPr>
+              <w:t>FY2023</w:t>
+            </w:r>
+          </w:p>
+        </w:tc>
+        <w:tc>
+          <w:tcPr>
+            <w:tcW w:type="dxa" w:w="1451"/>
+          </w:tcPr>
+          <w:p>
+            <w:r/>
+            <w:r>
+              <w:rPr>
+                <w:color w:val="1A1D21"/>
+                <w:sz w:val="17"/>
+              </w:rPr>
+              <w:t>Palm Hills Developments</w:t>
+            </w:r>
+          </w:p>
+        </w:tc>
+        <w:tc>
+          <w:tcPr>
             <w:tcW w:type="dxa" w:w="5085"/>
-          </w:tcPr>
-          <w:p>
-            <w:r/>
-            <w:r>
-              <w:rPr>
-                <w:color w:val="1A1D21"/>
-                <w:sz w:val="17"/>
-              </w:rPr>
-              <w:t>Results release</w:t>
-            </w:r>
-          </w:p>
-        </w:tc>
-        <w:tc>
-          <w:tcPr>
-            <w:tcW w:type="dxa" w:w="1423"/>
-          </w:tcPr>
-          <w:p>
-            <w:r/>
-            <w:r>
-              <w:rPr>
-                <w:color w:val="1A1D21"/>
-                <w:sz w:val="17"/>
-              </w:rPr>
-              <w:t>FY2023</w:t>
-            </w:r>
-          </w:p>
-        </w:tc>
-        <w:tc>
-          <w:tcPr>
-            <w:tcW w:type="dxa" w:w="1451"/>
-          </w:tcPr>
-          <w:p>
-            <w:r/>
-            <w:r>
-              <w:rPr>
-                <w:color w:val="1A1D21"/>
-                <w:sz w:val="17"/>
-              </w:rPr>
-              <w:t>Palm Hills Developments</w:t>
-            </w:r>
-          </w:p>
-        </w:tc>
-        <w:tc>
-          <w:tcPr>
-            <w:tcW w:type="dxa" w:w="1451"/>
           </w:tcPr>
           <w:p>
             <w:r/>
@@ -597,52 +597,52 @@
         </w:trPr>
         <w:tc>
           <w:tcPr>
+            <w:tcW w:type="dxa" w:w="1451"/>
+          </w:tcPr>
+          <w:p>
+            <w:r/>
+            <w:r>
+              <w:rPr>
+                <w:color w:val="1A1D21"/>
+                <w:sz w:val="17"/>
+              </w:rPr>
+              <w:t>Country risk premium file</w:t>
+            </w:r>
+          </w:p>
+        </w:tc>
+        <w:tc>
+          <w:tcPr>
+            <w:tcW w:type="dxa" w:w="1423"/>
+          </w:tcPr>
+          <w:p>
+            <w:r/>
+            <w:r>
+              <w:rPr>
+                <w:color w:val="1A1D21"/>
+                <w:sz w:val="17"/>
+              </w:rPr>
+              <w:t>read 30 Aug 2026</w:t>
+            </w:r>
+          </w:p>
+        </w:tc>
+        <w:tc>
+          <w:tcPr>
+            <w:tcW w:type="dxa" w:w="1451"/>
+          </w:tcPr>
+          <w:p>
+            <w:r/>
+            <w:r>
+              <w:rPr>
+                <w:color w:val="1A1D21"/>
+                <w:sz w:val="17"/>
+              </w:rPr>
+              <w:t>Damodaran, NYU Stern</w:t>
+            </w:r>
+          </w:p>
+        </w:tc>
+        <w:tc>
+          <w:tcPr>
             <w:tcW w:type="dxa" w:w="5085"/>
-          </w:tcPr>
-          <w:p>
-            <w:r/>
-            <w:r>
-              <w:rPr>
-                <w:color w:val="1A1D21"/>
-                <w:sz w:val="17"/>
-              </w:rPr>
-              <w:t>Country risk premium file</w:t>
-            </w:r>
-          </w:p>
-        </w:tc>
-        <w:tc>
-          <w:tcPr>
-            <w:tcW w:type="dxa" w:w="1423"/>
-          </w:tcPr>
-          <w:p>
-            <w:r/>
-            <w:r>
-              <w:rPr>
-                <w:color w:val="1A1D21"/>
-                <w:sz w:val="17"/>
-              </w:rPr>
-              <w:t>read 30 Aug 2026</w:t>
-            </w:r>
-          </w:p>
-        </w:tc>
-        <w:tc>
-          <w:tcPr>
-            <w:tcW w:type="dxa" w:w="1451"/>
-          </w:tcPr>
-          <w:p>
-            <w:r/>
-            <w:r>
-              <w:rPr>
-                <w:color w:val="1A1D21"/>
-                <w:sz w:val="17"/>
-              </w:rPr>
-              <w:t>Damodaran, NYU Stern</w:t>
-            </w:r>
-          </w:p>
-        </w:tc>
-        <w:tc>
-          <w:tcPr>
-            <w:tcW w:type="dxa" w:w="1451"/>
           </w:tcPr>
           <w:p>
             <w:r/>
@@ -662,52 +662,52 @@
         </w:trPr>
         <w:tc>
           <w:tcPr>
+            <w:tcW w:type="dxa" w:w="1451"/>
+          </w:tcPr>
+          <w:p>
+            <w:r/>
+            <w:r>
+              <w:rPr>
+                <w:color w:val="1A1D21"/>
+                <w:sz w:val="17"/>
+              </w:rPr>
+              <w:t>EGX30 index series</w:t>
+            </w:r>
+          </w:p>
+        </w:tc>
+        <w:tc>
+          <w:tcPr>
+            <w:tcW w:type="dxa" w:w="1423"/>
+          </w:tcPr>
+          <w:p>
+            <w:r/>
+            <w:r>
+              <w:rPr>
+                <w:color w:val="1A1D21"/>
+                <w:sz w:val="17"/>
+              </w:rPr>
+              <w:t>to 22 Jul 2026</w:t>
+            </w:r>
+          </w:p>
+        </w:tc>
+        <w:tc>
+          <w:tcPr>
+            <w:tcW w:type="dxa" w:w="1451"/>
+          </w:tcPr>
+          <w:p>
+            <w:r/>
+            <w:r>
+              <w:rPr>
+                <w:color w:val="1A1D21"/>
+                <w:sz w:val="17"/>
+              </w:rPr>
+              <w:t>Egyptian Exchange</w:t>
+            </w:r>
+          </w:p>
+        </w:tc>
+        <w:tc>
+          <w:tcPr>
             <w:tcW w:type="dxa" w:w="5085"/>
-          </w:tcPr>
-          <w:p>
-            <w:r/>
-            <w:r>
-              <w:rPr>
-                <w:color w:val="1A1D21"/>
-                <w:sz w:val="17"/>
-              </w:rPr>
-              <w:t>EGX30 index series</w:t>
-            </w:r>
-          </w:p>
-        </w:tc>
-        <w:tc>
-          <w:tcPr>
-            <w:tcW w:type="dxa" w:w="1423"/>
-          </w:tcPr>
-          <w:p>
-            <w:r/>
-            <w:r>
-              <w:rPr>
-                <w:color w:val="1A1D21"/>
-                <w:sz w:val="17"/>
-              </w:rPr>
-              <w:t>to 22 Jul 2026</w:t>
-            </w:r>
-          </w:p>
-        </w:tc>
-        <w:tc>
-          <w:tcPr>
-            <w:tcW w:type="dxa" w:w="1451"/>
-          </w:tcPr>
-          <w:p>
-            <w:r/>
-            <w:r>
-              <w:rPr>
-                <w:color w:val="1A1D21"/>
-                <w:sz w:val="17"/>
-              </w:rPr>
-              <w:t>Egyptian Exchange</w:t>
-            </w:r>
-          </w:p>
-        </w:tc>
-        <w:tc>
-          <w:tcPr>
-            <w:tcW w:type="dxa" w:w="1451"/>
           </w:tcPr>
           <w:p>
             <w:r/>
@@ -727,52 +727,52 @@
         </w:trPr>
         <w:tc>
           <w:tcPr>
+            <w:tcW w:type="dxa" w:w="1451"/>
+          </w:tcPr>
+          <w:p>
+            <w:r/>
+            <w:r>
+              <w:rPr>
+                <w:color w:val="1A1D21"/>
+                <w:sz w:val="17"/>
+              </w:rPr>
+              <w:t>World Development Indicators</w:t>
+            </w:r>
+          </w:p>
+        </w:tc>
+        <w:tc>
+          <w:tcPr>
+            <w:tcW w:type="dxa" w:w="1423"/>
+          </w:tcPr>
+          <w:p>
+            <w:r/>
+            <w:r>
+              <w:rPr>
+                <w:color w:val="1A1D21"/>
+                <w:sz w:val="17"/>
+              </w:rPr>
+              <w:t>read 30 Aug 2026</w:t>
+            </w:r>
+          </w:p>
+        </w:tc>
+        <w:tc>
+          <w:tcPr>
+            <w:tcW w:type="dxa" w:w="1451"/>
+          </w:tcPr>
+          <w:p>
+            <w:r/>
+            <w:r>
+              <w:rPr>
+                <w:color w:val="1A1D21"/>
+                <w:sz w:val="17"/>
+              </w:rPr>
+              <w:t>World Bank</w:t>
+            </w:r>
+          </w:p>
+        </w:tc>
+        <w:tc>
+          <w:tcPr>
             <w:tcW w:type="dxa" w:w="5085"/>
-          </w:tcPr>
-          <w:p>
-            <w:r/>
-            <w:r>
-              <w:rPr>
-                <w:color w:val="1A1D21"/>
-                <w:sz w:val="17"/>
-              </w:rPr>
-              <w:t>World Development Indicators</w:t>
-            </w:r>
-          </w:p>
-        </w:tc>
-        <w:tc>
-          <w:tcPr>
-            <w:tcW w:type="dxa" w:w="1423"/>
-          </w:tcPr>
-          <w:p>
-            <w:r/>
-            <w:r>
-              <w:rPr>
-                <w:color w:val="1A1D21"/>
-                <w:sz w:val="17"/>
-              </w:rPr>
-              <w:t>read 30 Aug 2026</w:t>
-            </w:r>
-          </w:p>
-        </w:tc>
-        <w:tc>
-          <w:tcPr>
-            <w:tcW w:type="dxa" w:w="1451"/>
-          </w:tcPr>
-          <w:p>
-            <w:r/>
-            <w:r>
-              <w:rPr>
-                <w:color w:val="1A1D21"/>
-                <w:sz w:val="17"/>
-              </w:rPr>
-              <w:t>World Bank</w:t>
-            </w:r>
-          </w:p>
-        </w:tc>
-        <w:tc>
-          <w:tcPr>
-            <w:tcW w:type="dxa" w:w="1451"/>
           </w:tcPr>
           <w:p>
             <w:r/>
@@ -841,12 +841,12 @@
         <w:tblLayout w:type="fixed"/>
       </w:tblPr>
       <w:tblGrid>
-        <w:gridCol w:w="3822"/>
+        <w:gridCol w:w="1219"/>
         <w:gridCol w:w="1026"/>
         <w:gridCol w:w="635"/>
         <w:gridCol w:w="1128"/>
         <w:gridCol w:w="635"/>
-        <w:gridCol w:w="2166"/>
+        <w:gridCol w:w="4774"/>
       </w:tblGrid>
       <w:tr>
         <w:trPr>
@@ -854,7 +854,7 @@
         </w:trPr>
         <w:tc>
           <w:tcPr>
-            <w:tcW w:type="dxa" w:w="3821"/>
+            <w:tcW w:type="dxa" w:w="1219"/>
           </w:tcPr>
           <w:p>
             <w:r/>
@@ -934,7 +934,7 @@
         </w:tc>
         <w:tc>
           <w:tcPr>
-            <w:tcW w:type="dxa" w:w="2166"/>
+            <w:tcW w:type="dxa" w:w="4774"/>
           </w:tcPr>
           <w:p>
             <w:r/>
@@ -955,7 +955,7 @@
         </w:trPr>
         <w:tc>
           <w:tcPr>
-            <w:tcW w:type="dxa" w:w="3821"/>
+            <w:tcW w:type="dxa" w:w="1219"/>
           </w:tcPr>
           <w:p>
             <w:r/>
@@ -1036,7 +1036,7 @@
         </w:tc>
         <w:tc>
           <w:tcPr>
-            <w:tcW w:type="dxa" w:w="2166"/>
+            <w:tcW w:type="dxa" w:w="4774"/>
           </w:tcPr>
           <w:p>
             <w:r/>
@@ -1056,7 +1056,7 @@
         </w:trPr>
         <w:tc>
           <w:tcPr>
-            <w:tcW w:type="dxa" w:w="3821"/>
+            <w:tcW w:type="dxa" w:w="1219"/>
           </w:tcPr>
           <w:p>
             <w:r/>
@@ -1137,7 +1137,7 @@
         </w:tc>
         <w:tc>
           <w:tcPr>
-            <w:tcW w:type="dxa" w:w="2166"/>
+            <w:tcW w:type="dxa" w:w="4774"/>
           </w:tcPr>
           <w:p>
             <w:r/>
@@ -1157,7 +1157,7 @@
         </w:trPr>
         <w:tc>
           <w:tcPr>
-            <w:tcW w:type="dxa" w:w="3821"/>
+            <w:tcW w:type="dxa" w:w="1219"/>
           </w:tcPr>
           <w:p>
             <w:r/>
@@ -1238,7 +1238,7 @@
         </w:tc>
         <w:tc>
           <w:tcPr>
-            <w:tcW w:type="dxa" w:w="2166"/>
+            <w:tcW w:type="dxa" w:w="4774"/>
           </w:tcPr>
           <w:p>
             <w:r/>
@@ -1258,7 +1258,7 @@
         </w:trPr>
         <w:tc>
           <w:tcPr>
-            <w:tcW w:type="dxa" w:w="3821"/>
+            <w:tcW w:type="dxa" w:w="1219"/>
           </w:tcPr>
           <w:p>
             <w:r/>
@@ -1339,7 +1339,7 @@
         </w:tc>
         <w:tc>
           <w:tcPr>
-            <w:tcW w:type="dxa" w:w="2166"/>
+            <w:tcW w:type="dxa" w:w="4774"/>
           </w:tcPr>
           <w:p>
             <w:r/>
@@ -1359,7 +1359,7 @@
         </w:trPr>
         <w:tc>
           <w:tcPr>
-            <w:tcW w:type="dxa" w:w="3821"/>
+            <w:tcW w:type="dxa" w:w="1219"/>
           </w:tcPr>
           <w:p>
             <w:r/>
@@ -1440,7 +1440,7 @@
         </w:tc>
         <w:tc>
           <w:tcPr>
-            <w:tcW w:type="dxa" w:w="2166"/>
+            <w:tcW w:type="dxa" w:w="4774"/>
           </w:tcPr>
           <w:p>
             <w:r/>
@@ -1460,7 +1460,7 @@
         </w:trPr>
         <w:tc>
           <w:tcPr>
-            <w:tcW w:type="dxa" w:w="3821"/>
+            <w:tcW w:type="dxa" w:w="1219"/>
           </w:tcPr>
           <w:p>
             <w:r/>
@@ -1541,7 +1541,7 @@
         </w:tc>
         <w:tc>
           <w:tcPr>
-            <w:tcW w:type="dxa" w:w="2166"/>
+            <w:tcW w:type="dxa" w:w="4774"/>
           </w:tcPr>
           <w:p>
             <w:r/>
@@ -1561,7 +1561,7 @@
         </w:trPr>
         <w:tc>
           <w:tcPr>
-            <w:tcW w:type="dxa" w:w="3821"/>
+            <w:tcW w:type="dxa" w:w="1219"/>
           </w:tcPr>
           <w:p>
             <w:r/>
@@ -1642,7 +1642,7 @@
         </w:tc>
         <w:tc>
           <w:tcPr>
-            <w:tcW w:type="dxa" w:w="2166"/>
+            <w:tcW w:type="dxa" w:w="4774"/>
           </w:tcPr>
           <w:p>
             <w:r/>
@@ -1662,7 +1662,7 @@
         </w:trPr>
         <w:tc>
           <w:tcPr>
-            <w:tcW w:type="dxa" w:w="3821"/>
+            <w:tcW w:type="dxa" w:w="1219"/>
           </w:tcPr>
           <w:p>
             <w:r/>
@@ -1743,7 +1743,7 @@
         </w:tc>
         <w:tc>
           <w:tcPr>
-            <w:tcW w:type="dxa" w:w="2166"/>
+            <w:tcW w:type="dxa" w:w="4774"/>
           </w:tcPr>
           <w:p>
             <w:r/>
@@ -1763,7 +1763,7 @@
         </w:trPr>
         <w:tc>
           <w:tcPr>
-            <w:tcW w:type="dxa" w:w="3821"/>
+            <w:tcW w:type="dxa" w:w="1219"/>
           </w:tcPr>
           <w:p>
             <w:r/>
@@ -1844,7 +1844,7 @@
         </w:tc>
         <w:tc>
           <w:tcPr>
-            <w:tcW w:type="dxa" w:w="2166"/>
+            <w:tcW w:type="dxa" w:w="4774"/>
           </w:tcPr>
           <w:p>
             <w:r/>
@@ -1864,7 +1864,7 @@
         </w:trPr>
         <w:tc>
           <w:tcPr>
-            <w:tcW w:type="dxa" w:w="3821"/>
+            <w:tcW w:type="dxa" w:w="1219"/>
           </w:tcPr>
           <w:p>
             <w:r/>
@@ -1945,7 +1945,7 @@
         </w:tc>
         <w:tc>
           <w:tcPr>
-            <w:tcW w:type="dxa" w:w="2166"/>
+            <w:tcW w:type="dxa" w:w="4774"/>
           </w:tcPr>
           <w:p>
             <w:r/>
@@ -1965,7 +1965,7 @@
         </w:trPr>
         <w:tc>
           <w:tcPr>
-            <w:tcW w:type="dxa" w:w="3821"/>
+            <w:tcW w:type="dxa" w:w="1219"/>
           </w:tcPr>
           <w:p>
             <w:r/>
@@ -2046,7 +2046,7 @@
         </w:tc>
         <w:tc>
           <w:tcPr>
-            <w:tcW w:type="dxa" w:w="2166"/>
+            <w:tcW w:type="dxa" w:w="4774"/>
           </w:tcPr>
           <w:p>
             <w:r/>
@@ -2066,7 +2066,7 @@
         </w:trPr>
         <w:tc>
           <w:tcPr>
-            <w:tcW w:type="dxa" w:w="3821"/>
+            <w:tcW w:type="dxa" w:w="1219"/>
           </w:tcPr>
           <w:p>
             <w:r/>
@@ -2147,7 +2147,7 @@
         </w:tc>
         <w:tc>
           <w:tcPr>
-            <w:tcW w:type="dxa" w:w="2166"/>
+            <w:tcW w:type="dxa" w:w="4774"/>
           </w:tcPr>
           <w:p>
             <w:r/>
@@ -2167,7 +2167,7 @@
         </w:trPr>
         <w:tc>
           <w:tcPr>
-            <w:tcW w:type="dxa" w:w="3821"/>
+            <w:tcW w:type="dxa" w:w="1219"/>
           </w:tcPr>
           <w:p>
             <w:r/>
@@ -2248,7 +2248,7 @@
         </w:tc>
         <w:tc>
           <w:tcPr>
-            <w:tcW w:type="dxa" w:w="2166"/>
+            <w:tcW w:type="dxa" w:w="4774"/>
           </w:tcPr>
           <w:p>
             <w:r/>
@@ -2268,7 +2268,7 @@
         </w:trPr>
         <w:tc>
           <w:tcPr>
-            <w:tcW w:type="dxa" w:w="3821"/>
+            <w:tcW w:type="dxa" w:w="1219"/>
           </w:tcPr>
           <w:p>
             <w:r/>
@@ -2349,7 +2349,7 @@
         </w:tc>
         <w:tc>
           <w:tcPr>
-            <w:tcW w:type="dxa" w:w="2166"/>
+            <w:tcW w:type="dxa" w:w="4774"/>
           </w:tcPr>
           <w:p>
             <w:r/>
@@ -2369,7 +2369,7 @@
         </w:trPr>
         <w:tc>
           <w:tcPr>
-            <w:tcW w:type="dxa" w:w="3821"/>
+            <w:tcW w:type="dxa" w:w="1219"/>
           </w:tcPr>
           <w:p>
             <w:r/>
@@ -2450,7 +2450,7 @@
         </w:tc>
         <w:tc>
           <w:tcPr>
-            <w:tcW w:type="dxa" w:w="2166"/>
+            <w:tcW w:type="dxa" w:w="4774"/>
           </w:tcPr>
           <w:p>
             <w:r/>
@@ -2470,7 +2470,7 @@
         </w:trPr>
         <w:tc>
           <w:tcPr>
-            <w:tcW w:type="dxa" w:w="3821"/>
+            <w:tcW w:type="dxa" w:w="1219"/>
           </w:tcPr>
           <w:p>
             <w:r/>
@@ -2551,7 +2551,7 @@
         </w:tc>
         <w:tc>
           <w:tcPr>
-            <w:tcW w:type="dxa" w:w="2166"/>
+            <w:tcW w:type="dxa" w:w="4774"/>
           </w:tcPr>
           <w:p>
             <w:r/>
@@ -2571,7 +2571,7 @@
         </w:trPr>
         <w:tc>
           <w:tcPr>
-            <w:tcW w:type="dxa" w:w="3821"/>
+            <w:tcW w:type="dxa" w:w="1219"/>
           </w:tcPr>
           <w:p>
             <w:r/>
@@ -2652,7 +2652,7 @@
         </w:tc>
         <w:tc>
           <w:tcPr>
-            <w:tcW w:type="dxa" w:w="2166"/>
+            <w:tcW w:type="dxa" w:w="4774"/>
           </w:tcPr>
           <w:p>
             <w:r/>
@@ -2672,7 +2672,7 @@
         </w:trPr>
         <w:tc>
           <w:tcPr>
-            <w:tcW w:type="dxa" w:w="3821"/>
+            <w:tcW w:type="dxa" w:w="1219"/>
           </w:tcPr>
           <w:p>
             <w:r/>
@@ -2753,7 +2753,7 @@
         </w:tc>
         <w:tc>
           <w:tcPr>
-            <w:tcW w:type="dxa" w:w="2166"/>
+            <w:tcW w:type="dxa" w:w="4774"/>
           </w:tcPr>
           <w:p>
             <w:r/>
@@ -2773,7 +2773,7 @@
         </w:trPr>
         <w:tc>
           <w:tcPr>
-            <w:tcW w:type="dxa" w:w="3821"/>
+            <w:tcW w:type="dxa" w:w="1219"/>
           </w:tcPr>
           <w:p>
             <w:r/>
@@ -2854,7 +2854,7 @@
         </w:tc>
         <w:tc>
           <w:tcPr>
-            <w:tcW w:type="dxa" w:w="2166"/>
+            <w:tcW w:type="dxa" w:w="4774"/>
           </w:tcPr>
           <w:p>
             <w:r/>
@@ -2874,7 +2874,7 @@
         </w:trPr>
         <w:tc>
           <w:tcPr>
-            <w:tcW w:type="dxa" w:w="3821"/>
+            <w:tcW w:type="dxa" w:w="1219"/>
           </w:tcPr>
           <w:p>
             <w:r/>
@@ -2955,7 +2955,7 @@
         </w:tc>
         <w:tc>
           <w:tcPr>
-            <w:tcW w:type="dxa" w:w="2166"/>
+            <w:tcW w:type="dxa" w:w="4774"/>
           </w:tcPr>
           <w:p>
             <w:r/>
@@ -2975,7 +2975,7 @@
         </w:trPr>
         <w:tc>
           <w:tcPr>
-            <w:tcW w:type="dxa" w:w="3821"/>
+            <w:tcW w:type="dxa" w:w="1219"/>
           </w:tcPr>
           <w:p>
             <w:r/>
@@ -3056,7 +3056,7 @@
         </w:tc>
         <w:tc>
           <w:tcPr>
-            <w:tcW w:type="dxa" w:w="2166"/>
+            <w:tcW w:type="dxa" w:w="4774"/>
           </w:tcPr>
           <w:p>
             <w:r/>
@@ -3076,7 +3076,7 @@
         </w:trPr>
         <w:tc>
           <w:tcPr>
-            <w:tcW w:type="dxa" w:w="3821"/>
+            <w:tcW w:type="dxa" w:w="1219"/>
           </w:tcPr>
           <w:p>
             <w:r/>
@@ -3157,7 +3157,7 @@
         </w:tc>
         <w:tc>
           <w:tcPr>
-            <w:tcW w:type="dxa" w:w="2166"/>
+            <w:tcW w:type="dxa" w:w="4774"/>
           </w:tcPr>
           <w:p>
             <w:r/>
@@ -3177,7 +3177,7 @@
         </w:trPr>
         <w:tc>
           <w:tcPr>
-            <w:tcW w:type="dxa" w:w="3821"/>
+            <w:tcW w:type="dxa" w:w="1219"/>
           </w:tcPr>
           <w:p>
             <w:r/>
@@ -3258,7 +3258,7 @@
         </w:tc>
         <w:tc>
           <w:tcPr>
-            <w:tcW w:type="dxa" w:w="2166"/>
+            <w:tcW w:type="dxa" w:w="4774"/>
           </w:tcPr>
           <w:p>
             <w:r/>
@@ -3278,7 +3278,7 @@
         </w:trPr>
         <w:tc>
           <w:tcPr>
-            <w:tcW w:type="dxa" w:w="3821"/>
+            <w:tcW w:type="dxa" w:w="1219"/>
           </w:tcPr>
           <w:p>
             <w:r/>
@@ -3359,7 +3359,7 @@
         </w:tc>
         <w:tc>
           <w:tcPr>
-            <w:tcW w:type="dxa" w:w="2166"/>
+            <w:tcW w:type="dxa" w:w="4774"/>
           </w:tcPr>
           <w:p>
             <w:r/>
@@ -3379,7 +3379,7 @@
         </w:trPr>
         <w:tc>
           <w:tcPr>
-            <w:tcW w:type="dxa" w:w="3821"/>
+            <w:tcW w:type="dxa" w:w="1219"/>
           </w:tcPr>
           <w:p>
             <w:r/>
@@ -3460,7 +3460,7 @@
         </w:tc>
         <w:tc>
           <w:tcPr>
-            <w:tcW w:type="dxa" w:w="2166"/>
+            <w:tcW w:type="dxa" w:w="4774"/>
           </w:tcPr>
           <w:p>
             <w:r/>
@@ -3480,7 +3480,7 @@
         </w:trPr>
         <w:tc>
           <w:tcPr>
-            <w:tcW w:type="dxa" w:w="3821"/>
+            <w:tcW w:type="dxa" w:w="1219"/>
           </w:tcPr>
           <w:p>
             <w:r/>
@@ -3561,7 +3561,7 @@
         </w:tc>
         <w:tc>
           <w:tcPr>
-            <w:tcW w:type="dxa" w:w="2166"/>
+            <w:tcW w:type="dxa" w:w="4774"/>
           </w:tcPr>
           <w:p>
             <w:r/>
@@ -3581,7 +3581,7 @@
         </w:trPr>
         <w:tc>
           <w:tcPr>
-            <w:tcW w:type="dxa" w:w="3821"/>
+            <w:tcW w:type="dxa" w:w="1219"/>
           </w:tcPr>
           <w:p>
             <w:r/>
@@ -3662,7 +3662,7 @@
         </w:tc>
         <w:tc>
           <w:tcPr>
-            <w:tcW w:type="dxa" w:w="2166"/>
+            <w:tcW w:type="dxa" w:w="4774"/>
           </w:tcPr>
           <w:p>
             <w:r/>
@@ -3708,12 +3708,12 @@
         <w:tblLayout w:type="fixed"/>
       </w:tblPr>
       <w:tblGrid>
-        <w:gridCol w:w="4241"/>
+        <w:gridCol w:w="1310"/>
         <w:gridCol w:w="1327"/>
         <w:gridCol w:w="635"/>
         <w:gridCol w:w="1128"/>
         <w:gridCol w:w="635"/>
-        <w:gridCol w:w="1446"/>
+        <w:gridCol w:w="4383"/>
       </w:tblGrid>
       <w:tr>
         <w:trPr>
@@ -3721,7 +3721,7 @@
         </w:trPr>
         <w:tc>
           <w:tcPr>
-            <w:tcW w:type="dxa" w:w="4241"/>
+            <w:tcW w:type="dxa" w:w="1310"/>
           </w:tcPr>
           <w:p>
             <w:r/>
@@ -3801,7 +3801,7 @@
         </w:tc>
         <w:tc>
           <w:tcPr>
-            <w:tcW w:type="dxa" w:w="1446"/>
+            <w:tcW w:type="dxa" w:w="4382"/>
           </w:tcPr>
           <w:p>
             <w:r/>
@@ -3822,7 +3822,7 @@
         </w:trPr>
         <w:tc>
           <w:tcPr>
-            <w:tcW w:type="dxa" w:w="4241"/>
+            <w:tcW w:type="dxa" w:w="1310"/>
           </w:tcPr>
           <w:p>
             <w:r/>
@@ -3903,7 +3903,7 @@
         </w:tc>
         <w:tc>
           <w:tcPr>
-            <w:tcW w:type="dxa" w:w="1446"/>
+            <w:tcW w:type="dxa" w:w="4382"/>
           </w:tcPr>
           <w:p>
             <w:r/>
@@ -3923,7 +3923,7 @@
         </w:trPr>
         <w:tc>
           <w:tcPr>
-            <w:tcW w:type="dxa" w:w="4241"/>
+            <w:tcW w:type="dxa" w:w="1310"/>
           </w:tcPr>
           <w:p>
             <w:r/>
@@ -4004,7 +4004,7 @@
         </w:tc>
         <w:tc>
           <w:tcPr>
-            <w:tcW w:type="dxa" w:w="1446"/>
+            <w:tcW w:type="dxa" w:w="4382"/>
           </w:tcPr>
           <w:p>
             <w:r/>
@@ -4024,7 +4024,7 @@
         </w:trPr>
         <w:tc>
           <w:tcPr>
-            <w:tcW w:type="dxa" w:w="4241"/>
+            <w:tcW w:type="dxa" w:w="1310"/>
           </w:tcPr>
           <w:p>
             <w:r/>
@@ -4105,7 +4105,7 @@
         </w:tc>
         <w:tc>
           <w:tcPr>
-            <w:tcW w:type="dxa" w:w="1446"/>
+            <w:tcW w:type="dxa" w:w="4382"/>
           </w:tcPr>
           <w:p>
             <w:r/>
@@ -4125,7 +4125,7 @@
         </w:trPr>
         <w:tc>
           <w:tcPr>
-            <w:tcW w:type="dxa" w:w="4241"/>
+            <w:tcW w:type="dxa" w:w="1310"/>
           </w:tcPr>
           <w:p>
             <w:r/>
@@ -4206,7 +4206,7 @@
         </w:tc>
         <w:tc>
           <w:tcPr>
-            <w:tcW w:type="dxa" w:w="1446"/>
+            <w:tcW w:type="dxa" w:w="4382"/>
           </w:tcPr>
           <w:p>
             <w:r/>
@@ -4226,7 +4226,7 @@
         </w:trPr>
         <w:tc>
           <w:tcPr>
-            <w:tcW w:type="dxa" w:w="4241"/>
+            <w:tcW w:type="dxa" w:w="1310"/>
           </w:tcPr>
           <w:p>
             <w:r/>
@@ -4307,7 +4307,7 @@
         </w:tc>
         <w:tc>
           <w:tcPr>
-            <w:tcW w:type="dxa" w:w="1446"/>
+            <w:tcW w:type="dxa" w:w="4382"/>
           </w:tcPr>
           <w:p>
             <w:r/>
@@ -4327,7 +4327,7 @@
         </w:trPr>
         <w:tc>
           <w:tcPr>
-            <w:tcW w:type="dxa" w:w="4241"/>
+            <w:tcW w:type="dxa" w:w="1310"/>
           </w:tcPr>
           <w:p>
             <w:r/>
@@ -4408,7 +4408,7 @@
         </w:tc>
         <w:tc>
           <w:tcPr>
-            <w:tcW w:type="dxa" w:w="1446"/>
+            <w:tcW w:type="dxa" w:w="4382"/>
           </w:tcPr>
           <w:p>
             <w:r/>
@@ -4428,7 +4428,7 @@
         </w:trPr>
         <w:tc>
           <w:tcPr>
-            <w:tcW w:type="dxa" w:w="4241"/>
+            <w:tcW w:type="dxa" w:w="1310"/>
           </w:tcPr>
           <w:p>
             <w:r/>
@@ -4509,7 +4509,7 @@
         </w:tc>
         <w:tc>
           <w:tcPr>
-            <w:tcW w:type="dxa" w:w="1446"/>
+            <w:tcW w:type="dxa" w:w="4382"/>
           </w:tcPr>
           <w:p>
             <w:r/>
@@ -4529,7 +4529,7 @@
         </w:trPr>
         <w:tc>
           <w:tcPr>
-            <w:tcW w:type="dxa" w:w="4241"/>
+            <w:tcW w:type="dxa" w:w="1310"/>
           </w:tcPr>
           <w:p>
             <w:r/>
@@ -4610,7 +4610,7 @@
         </w:tc>
         <w:tc>
           <w:tcPr>
-            <w:tcW w:type="dxa" w:w="1446"/>
+            <w:tcW w:type="dxa" w:w="4382"/>
           </w:tcPr>
           <w:p>
             <w:r/>
@@ -4630,7 +4630,7 @@
         </w:trPr>
         <w:tc>
           <w:tcPr>
-            <w:tcW w:type="dxa" w:w="4241"/>
+            <w:tcW w:type="dxa" w:w="1310"/>
           </w:tcPr>
           <w:p>
             <w:r/>
@@ -4711,7 +4711,7 @@
         </w:tc>
         <w:tc>
           <w:tcPr>
-            <w:tcW w:type="dxa" w:w="1446"/>
+            <w:tcW w:type="dxa" w:w="4382"/>
           </w:tcPr>
           <w:p>
             <w:r/>
@@ -4731,7 +4731,7 @@
         </w:trPr>
         <w:tc>
           <w:tcPr>
-            <w:tcW w:type="dxa" w:w="4241"/>
+            <w:tcW w:type="dxa" w:w="1310"/>
           </w:tcPr>
           <w:p>
             <w:r/>
@@ -4812,7 +4812,7 @@
         </w:tc>
         <w:tc>
           <w:tcPr>
-            <w:tcW w:type="dxa" w:w="1446"/>
+            <w:tcW w:type="dxa" w:w="4382"/>
           </w:tcPr>
           <w:p>
             <w:r/>
@@ -4832,7 +4832,7 @@
         </w:trPr>
         <w:tc>
           <w:tcPr>
-            <w:tcW w:type="dxa" w:w="4241"/>
+            <w:tcW w:type="dxa" w:w="1310"/>
           </w:tcPr>
           <w:p>
             <w:r/>
@@ -4913,7 +4913,7 @@
         </w:tc>
         <w:tc>
           <w:tcPr>
-            <w:tcW w:type="dxa" w:w="1446"/>
+            <w:tcW w:type="dxa" w:w="4382"/>
           </w:tcPr>
           <w:p>
             <w:r/>
@@ -4933,7 +4933,7 @@
         </w:trPr>
         <w:tc>
           <w:tcPr>
-            <w:tcW w:type="dxa" w:w="4241"/>
+            <w:tcW w:type="dxa" w:w="1310"/>
           </w:tcPr>
           <w:p>
             <w:r/>
@@ -5014,7 +5014,7 @@
         </w:tc>
         <w:tc>
           <w:tcPr>
-            <w:tcW w:type="dxa" w:w="1446"/>
+            <w:tcW w:type="dxa" w:w="4382"/>
           </w:tcPr>
           <w:p>
             <w:r/>
@@ -5034,7 +5034,7 @@
         </w:trPr>
         <w:tc>
           <w:tcPr>
-            <w:tcW w:type="dxa" w:w="4241"/>
+            <w:tcW w:type="dxa" w:w="1310"/>
           </w:tcPr>
           <w:p>
             <w:r/>
@@ -5115,7 +5115,7 @@
         </w:tc>
         <w:tc>
           <w:tcPr>
-            <w:tcW w:type="dxa" w:w="1446"/>
+            <w:tcW w:type="dxa" w:w="4382"/>
           </w:tcPr>
           <w:p>
             <w:r/>
@@ -5135,7 +5135,7 @@
         </w:trPr>
         <w:tc>
           <w:tcPr>
-            <w:tcW w:type="dxa" w:w="4241"/>
+            <w:tcW w:type="dxa" w:w="1310"/>
           </w:tcPr>
           <w:p>
             <w:r/>
@@ -5216,7 +5216,7 @@
         </w:tc>
         <w:tc>
           <w:tcPr>
-            <w:tcW w:type="dxa" w:w="1446"/>
+            <w:tcW w:type="dxa" w:w="4382"/>
           </w:tcPr>
           <w:p>
             <w:r/>
@@ -5236,7 +5236,7 @@
         </w:trPr>
         <w:tc>
           <w:tcPr>
-            <w:tcW w:type="dxa" w:w="4241"/>
+            <w:tcW w:type="dxa" w:w="1310"/>
           </w:tcPr>
           <w:p>
             <w:r/>
@@ -5317,7 +5317,7 @@
         </w:tc>
         <w:tc>
           <w:tcPr>
-            <w:tcW w:type="dxa" w:w="1446"/>
+            <w:tcW w:type="dxa" w:w="4382"/>
           </w:tcPr>
           <w:p>
             <w:r/>
@@ -5337,7 +5337,7 @@
         </w:trPr>
         <w:tc>
           <w:tcPr>
-            <w:tcW w:type="dxa" w:w="4241"/>
+            <w:tcW w:type="dxa" w:w="1310"/>
           </w:tcPr>
           <w:p>
             <w:r/>
@@ -5418,7 +5418,7 @@
         </w:tc>
         <w:tc>
           <w:tcPr>
-            <w:tcW w:type="dxa" w:w="1446"/>
+            <w:tcW w:type="dxa" w:w="4382"/>
           </w:tcPr>
           <w:p>
             <w:r/>
@@ -5438,7 +5438,7 @@
         </w:trPr>
         <w:tc>
           <w:tcPr>
-            <w:tcW w:type="dxa" w:w="4241"/>
+            <w:tcW w:type="dxa" w:w="1310"/>
           </w:tcPr>
           <w:p>
             <w:r/>
@@ -5519,7 +5519,7 @@
         </w:tc>
         <w:tc>
           <w:tcPr>
-            <w:tcW w:type="dxa" w:w="1446"/>
+            <w:tcW w:type="dxa" w:w="4382"/>
           </w:tcPr>
           <w:p>
             <w:r/>
@@ -5539,7 +5539,7 @@
         </w:trPr>
         <w:tc>
           <w:tcPr>
-            <w:tcW w:type="dxa" w:w="4241"/>
+            <w:tcW w:type="dxa" w:w="1310"/>
           </w:tcPr>
           <w:p>
             <w:r/>
@@ -5620,7 +5620,7 @@
         </w:tc>
         <w:tc>
           <w:tcPr>
-            <w:tcW w:type="dxa" w:w="1446"/>
+            <w:tcW w:type="dxa" w:w="4382"/>
           </w:tcPr>
           <w:p>
             <w:r/>
@@ -5640,7 +5640,7 @@
         </w:trPr>
         <w:tc>
           <w:tcPr>
-            <w:tcW w:type="dxa" w:w="4241"/>
+            <w:tcW w:type="dxa" w:w="1310"/>
           </w:tcPr>
           <w:p>
             <w:r/>
@@ -5721,7 +5721,7 @@
         </w:tc>
         <w:tc>
           <w:tcPr>
-            <w:tcW w:type="dxa" w:w="1446"/>
+            <w:tcW w:type="dxa" w:w="4382"/>
           </w:tcPr>
           <w:p>
             <w:r/>
@@ -5741,7 +5741,7 @@
         </w:trPr>
         <w:tc>
           <w:tcPr>
-            <w:tcW w:type="dxa" w:w="4241"/>
+            <w:tcW w:type="dxa" w:w="1310"/>
           </w:tcPr>
           <w:p>
             <w:r/>
@@ -5822,7 +5822,7 @@
         </w:tc>
         <w:tc>
           <w:tcPr>
-            <w:tcW w:type="dxa" w:w="1446"/>
+            <w:tcW w:type="dxa" w:w="4382"/>
           </w:tcPr>
           <w:p>
             <w:r/>
@@ -5842,7 +5842,7 @@
         </w:trPr>
         <w:tc>
           <w:tcPr>
-            <w:tcW w:type="dxa" w:w="4241"/>
+            <w:tcW w:type="dxa" w:w="1310"/>
           </w:tcPr>
           <w:p>
             <w:r/>
@@ -5923,7 +5923,7 @@
         </w:tc>
         <w:tc>
           <w:tcPr>
-            <w:tcW w:type="dxa" w:w="1446"/>
+            <w:tcW w:type="dxa" w:w="4382"/>
           </w:tcPr>
           <w:p>
             <w:r/>
@@ -5943,7 +5943,7 @@
         </w:trPr>
         <w:tc>
           <w:tcPr>
-            <w:tcW w:type="dxa" w:w="4241"/>
+            <w:tcW w:type="dxa" w:w="1310"/>
           </w:tcPr>
           <w:p>
             <w:r/>
@@ -6024,7 +6024,7 @@
         </w:tc>
         <w:tc>
           <w:tcPr>
-            <w:tcW w:type="dxa" w:w="1446"/>
+            <w:tcW w:type="dxa" w:w="4382"/>
           </w:tcPr>
           <w:p>
             <w:r/>
@@ -6044,7 +6044,7 @@
         </w:trPr>
         <w:tc>
           <w:tcPr>
-            <w:tcW w:type="dxa" w:w="4241"/>
+            <w:tcW w:type="dxa" w:w="1310"/>
           </w:tcPr>
           <w:p>
             <w:r/>
@@ -6125,7 +6125,7 @@
         </w:tc>
         <w:tc>
           <w:tcPr>
-            <w:tcW w:type="dxa" w:w="1446"/>
+            <w:tcW w:type="dxa" w:w="4382"/>
           </w:tcPr>
           <w:p>
             <w:r/>
@@ -6145,7 +6145,7 @@
         </w:trPr>
         <w:tc>
           <w:tcPr>
-            <w:tcW w:type="dxa" w:w="4241"/>
+            <w:tcW w:type="dxa" w:w="1310"/>
           </w:tcPr>
           <w:p>
             <w:r/>
@@ -6226,7 +6226,7 @@
         </w:tc>
         <w:tc>
           <w:tcPr>
-            <w:tcW w:type="dxa" w:w="1446"/>
+            <w:tcW w:type="dxa" w:w="4382"/>
           </w:tcPr>
           <w:p>
             <w:r/>
@@ -6246,7 +6246,7 @@
         </w:trPr>
         <w:tc>
           <w:tcPr>
-            <w:tcW w:type="dxa" w:w="4241"/>
+            <w:tcW w:type="dxa" w:w="1310"/>
           </w:tcPr>
           <w:p>
             <w:r/>
@@ -6327,7 +6327,7 @@
         </w:tc>
         <w:tc>
           <w:tcPr>
-            <w:tcW w:type="dxa" w:w="1446"/>
+            <w:tcW w:type="dxa" w:w="4382"/>
           </w:tcPr>
           <w:p>
             <w:r/>
@@ -6347,7 +6347,7 @@
         </w:trPr>
         <w:tc>
           <w:tcPr>
-            <w:tcW w:type="dxa" w:w="4241"/>
+            <w:tcW w:type="dxa" w:w="1310"/>
           </w:tcPr>
           <w:p>
             <w:r/>
@@ -6428,7 +6428,7 @@
         </w:tc>
         <w:tc>
           <w:tcPr>
-            <w:tcW w:type="dxa" w:w="1446"/>
+            <w:tcW w:type="dxa" w:w="4382"/>
           </w:tcPr>
           <w:p>
             <w:r/>
@@ -6448,7 +6448,7 @@
         </w:trPr>
         <w:tc>
           <w:tcPr>
-            <w:tcW w:type="dxa" w:w="4241"/>
+            <w:tcW w:type="dxa" w:w="1310"/>
           </w:tcPr>
           <w:p>
             <w:r/>
@@ -6529,7 +6529,7 @@
         </w:tc>
         <w:tc>
           <w:tcPr>
-            <w:tcW w:type="dxa" w:w="1446"/>
+            <w:tcW w:type="dxa" w:w="4382"/>
           </w:tcPr>
           <w:p>
             <w:r/>
@@ -6549,7 +6549,7 @@
         </w:trPr>
         <w:tc>
           <w:tcPr>
-            <w:tcW w:type="dxa" w:w="4241"/>
+            <w:tcW w:type="dxa" w:w="1310"/>
           </w:tcPr>
           <w:p>
             <w:r/>
@@ -6630,7 +6630,7 @@
         </w:tc>
         <w:tc>
           <w:tcPr>
-            <w:tcW w:type="dxa" w:w="1446"/>
+            <w:tcW w:type="dxa" w:w="4382"/>
           </w:tcPr>
           <w:p>
             <w:r/>
@@ -6650,7 +6650,7 @@
         </w:trPr>
         <w:tc>
           <w:tcPr>
-            <w:tcW w:type="dxa" w:w="4241"/>
+            <w:tcW w:type="dxa" w:w="1310"/>
           </w:tcPr>
           <w:p>
             <w:r/>
@@ -6731,7 +6731,7 @@
         </w:tc>
         <w:tc>
           <w:tcPr>
-            <w:tcW w:type="dxa" w:w="1446"/>
+            <w:tcW w:type="dxa" w:w="4382"/>
           </w:tcPr>
           <w:p>
             <w:r/>
@@ -6751,7 +6751,7 @@
         </w:trPr>
         <w:tc>
           <w:tcPr>
-            <w:tcW w:type="dxa" w:w="4241"/>
+            <w:tcW w:type="dxa" w:w="1310"/>
           </w:tcPr>
           <w:p>
             <w:r/>
@@ -6832,7 +6832,7 @@
         </w:tc>
         <w:tc>
           <w:tcPr>
-            <w:tcW w:type="dxa" w:w="1446"/>
+            <w:tcW w:type="dxa" w:w="4382"/>
           </w:tcPr>
           <w:p>
             <w:r/>
@@ -6852,7 +6852,7 @@
         </w:trPr>
         <w:tc>
           <w:tcPr>
-            <w:tcW w:type="dxa" w:w="4241"/>
+            <w:tcW w:type="dxa" w:w="1310"/>
           </w:tcPr>
           <w:p>
             <w:r/>
@@ -6933,7 +6933,7 @@
         </w:tc>
         <w:tc>
           <w:tcPr>
-            <w:tcW w:type="dxa" w:w="1446"/>
+            <w:tcW w:type="dxa" w:w="4382"/>
           </w:tcPr>
           <w:p>
             <w:r/>
@@ -6953,7 +6953,7 @@
         </w:trPr>
         <w:tc>
           <w:tcPr>
-            <w:tcW w:type="dxa" w:w="4241"/>
+            <w:tcW w:type="dxa" w:w="1310"/>
           </w:tcPr>
           <w:p>
             <w:r/>
@@ -7034,7 +7034,7 @@
         </w:tc>
         <w:tc>
           <w:tcPr>
-            <w:tcW w:type="dxa" w:w="1446"/>
+            <w:tcW w:type="dxa" w:w="4382"/>
           </w:tcPr>
           <w:p>
             <w:r/>
@@ -7054,7 +7054,7 @@
         </w:trPr>
         <w:tc>
           <w:tcPr>
-            <w:tcW w:type="dxa" w:w="4241"/>
+            <w:tcW w:type="dxa" w:w="1310"/>
           </w:tcPr>
           <w:p>
             <w:r/>
@@ -7135,7 +7135,7 @@
         </w:tc>
         <w:tc>
           <w:tcPr>
-            <w:tcW w:type="dxa" w:w="1446"/>
+            <w:tcW w:type="dxa" w:w="4382"/>
           </w:tcPr>
           <w:p>
             <w:r/>
@@ -7155,7 +7155,7 @@
         </w:trPr>
         <w:tc>
           <w:tcPr>
-            <w:tcW w:type="dxa" w:w="4241"/>
+            <w:tcW w:type="dxa" w:w="1310"/>
           </w:tcPr>
           <w:p>
             <w:r/>
@@ -7236,7 +7236,7 @@
         </w:tc>
         <w:tc>
           <w:tcPr>
-            <w:tcW w:type="dxa" w:w="1446"/>
+            <w:tcW w:type="dxa" w:w="4382"/>
           </w:tcPr>
           <w:p>
             <w:r/>
@@ -7256,7 +7256,7 @@
         </w:trPr>
         <w:tc>
           <w:tcPr>
-            <w:tcW w:type="dxa" w:w="4241"/>
+            <w:tcW w:type="dxa" w:w="1310"/>
           </w:tcPr>
           <w:p>
             <w:r/>
@@ -7337,7 +7337,7 @@
         </w:tc>
         <w:tc>
           <w:tcPr>
-            <w:tcW w:type="dxa" w:w="1446"/>
+            <w:tcW w:type="dxa" w:w="4382"/>
           </w:tcPr>
           <w:p>
             <w:r/>
@@ -7357,7 +7357,7 @@
         </w:trPr>
         <w:tc>
           <w:tcPr>
-            <w:tcW w:type="dxa" w:w="4241"/>
+            <w:tcW w:type="dxa" w:w="1310"/>
           </w:tcPr>
           <w:p>
             <w:r/>
@@ -7438,7 +7438,7 @@
         </w:tc>
         <w:tc>
           <w:tcPr>
-            <w:tcW w:type="dxa" w:w="1446"/>
+            <w:tcW w:type="dxa" w:w="4382"/>
           </w:tcPr>
           <w:p>
             <w:r/>
@@ -7458,7 +7458,7 @@
         </w:trPr>
         <w:tc>
           <w:tcPr>
-            <w:tcW w:type="dxa" w:w="4241"/>
+            <w:tcW w:type="dxa" w:w="1310"/>
           </w:tcPr>
           <w:p>
             <w:r/>
@@ -7539,7 +7539,7 @@
         </w:tc>
         <w:tc>
           <w:tcPr>
-            <w:tcW w:type="dxa" w:w="1446"/>
+            <w:tcW w:type="dxa" w:w="4382"/>
           </w:tcPr>
           <w:p>
             <w:r/>
@@ -7559,7 +7559,7 @@
         </w:trPr>
         <w:tc>
           <w:tcPr>
-            <w:tcW w:type="dxa" w:w="4241"/>
+            <w:tcW w:type="dxa" w:w="1310"/>
           </w:tcPr>
           <w:p>
             <w:r/>
@@ -7640,7 +7640,7 @@
         </w:tc>
         <w:tc>
           <w:tcPr>
-            <w:tcW w:type="dxa" w:w="1446"/>
+            <w:tcW w:type="dxa" w:w="4382"/>
           </w:tcPr>
           <w:p>
             <w:r/>
@@ -7660,7 +7660,7 @@
         </w:trPr>
         <w:tc>
           <w:tcPr>
-            <w:tcW w:type="dxa" w:w="4241"/>
+            <w:tcW w:type="dxa" w:w="1310"/>
           </w:tcPr>
           <w:p>
             <w:r/>
@@ -7741,7 +7741,7 @@
         </w:tc>
         <w:tc>
           <w:tcPr>
-            <w:tcW w:type="dxa" w:w="1446"/>
+            <w:tcW w:type="dxa" w:w="4382"/>
           </w:tcPr>
           <w:p>
             <w:r/>
@@ -7761,7 +7761,7 @@
         </w:trPr>
         <w:tc>
           <w:tcPr>
-            <w:tcW w:type="dxa" w:w="4241"/>
+            <w:tcW w:type="dxa" w:w="1310"/>
           </w:tcPr>
           <w:p>
             <w:r/>
@@ -7842,7 +7842,7 @@
         </w:tc>
         <w:tc>
           <w:tcPr>
-            <w:tcW w:type="dxa" w:w="1446"/>
+            <w:tcW w:type="dxa" w:w="4382"/>
           </w:tcPr>
           <w:p>
             <w:r/>
@@ -7862,7 +7862,7 @@
         </w:trPr>
         <w:tc>
           <w:tcPr>
-            <w:tcW w:type="dxa" w:w="4241"/>
+            <w:tcW w:type="dxa" w:w="1310"/>
           </w:tcPr>
           <w:p>
             <w:r/>
@@ -7943,7 +7943,7 @@
         </w:tc>
         <w:tc>
           <w:tcPr>
-            <w:tcW w:type="dxa" w:w="1446"/>
+            <w:tcW w:type="dxa" w:w="4382"/>
           </w:tcPr>
           <w:p>
             <w:r/>
@@ -7963,7 +7963,7 @@
         </w:trPr>
         <w:tc>
           <w:tcPr>
-            <w:tcW w:type="dxa" w:w="4241"/>
+            <w:tcW w:type="dxa" w:w="1310"/>
           </w:tcPr>
           <w:p>
             <w:r/>
@@ -8044,7 +8044,7 @@
         </w:tc>
         <w:tc>
           <w:tcPr>
-            <w:tcW w:type="dxa" w:w="1446"/>
+            <w:tcW w:type="dxa" w:w="4382"/>
           </w:tcPr>
           <w:p>
             <w:r/>
@@ -8064,7 +8064,7 @@
         </w:trPr>
         <w:tc>
           <w:tcPr>
-            <w:tcW w:type="dxa" w:w="4241"/>
+            <w:tcW w:type="dxa" w:w="1310"/>
           </w:tcPr>
           <w:p>
             <w:r/>
@@ -8145,7 +8145,7 @@
         </w:tc>
         <w:tc>
           <w:tcPr>
-            <w:tcW w:type="dxa" w:w="1446"/>
+            <w:tcW w:type="dxa" w:w="4382"/>
           </w:tcPr>
           <w:p>
             <w:r/>
@@ -8165,7 +8165,7 @@
         </w:trPr>
         <w:tc>
           <w:tcPr>
-            <w:tcW w:type="dxa" w:w="4241"/>
+            <w:tcW w:type="dxa" w:w="1310"/>
           </w:tcPr>
           <w:p>
             <w:r/>
@@ -8246,7 +8246,7 @@
         </w:tc>
         <w:tc>
           <w:tcPr>
-            <w:tcW w:type="dxa" w:w="1446"/>
+            <w:tcW w:type="dxa" w:w="4382"/>
           </w:tcPr>
           <w:p>
             <w:r/>
@@ -8266,7 +8266,7 @@
         </w:trPr>
         <w:tc>
           <w:tcPr>
-            <w:tcW w:type="dxa" w:w="4241"/>
+            <w:tcW w:type="dxa" w:w="1310"/>
           </w:tcPr>
           <w:p>
             <w:r/>
@@ -8347,7 +8347,7 @@
         </w:tc>
         <w:tc>
           <w:tcPr>
-            <w:tcW w:type="dxa" w:w="1446"/>
+            <w:tcW w:type="dxa" w:w="4382"/>
           </w:tcPr>
           <w:p>
             <w:r/>
@@ -8367,7 +8367,7 @@
         </w:trPr>
         <w:tc>
           <w:tcPr>
-            <w:tcW w:type="dxa" w:w="4241"/>
+            <w:tcW w:type="dxa" w:w="1310"/>
           </w:tcPr>
           <w:p>
             <w:r/>
@@ -8448,7 +8448,7 @@
         </w:tc>
         <w:tc>
           <w:tcPr>
-            <w:tcW w:type="dxa" w:w="1446"/>
+            <w:tcW w:type="dxa" w:w="4382"/>
           </w:tcPr>
           <w:p>
             <w:r/>
@@ -8468,7 +8468,7 @@
         </w:trPr>
         <w:tc>
           <w:tcPr>
-            <w:tcW w:type="dxa" w:w="4241"/>
+            <w:tcW w:type="dxa" w:w="1310"/>
           </w:tcPr>
           <w:p>
             <w:r/>
@@ -8549,7 +8549,7 @@
         </w:tc>
         <w:tc>
           <w:tcPr>
-            <w:tcW w:type="dxa" w:w="1446"/>
+            <w:tcW w:type="dxa" w:w="4382"/>
           </w:tcPr>
           <w:p>
             <w:r/>
@@ -8569,7 +8569,7 @@
         </w:trPr>
         <w:tc>
           <w:tcPr>
-            <w:tcW w:type="dxa" w:w="4241"/>
+            <w:tcW w:type="dxa" w:w="1310"/>
           </w:tcPr>
           <w:p>
             <w:r/>
@@ -8650,7 +8650,7 @@
         </w:tc>
         <w:tc>
           <w:tcPr>
-            <w:tcW w:type="dxa" w:w="1446"/>
+            <w:tcW w:type="dxa" w:w="4382"/>
           </w:tcPr>
           <w:p>
             <w:r/>
@@ -8670,7 +8670,7 @@
         </w:trPr>
         <w:tc>
           <w:tcPr>
-            <w:tcW w:type="dxa" w:w="4241"/>
+            <w:tcW w:type="dxa" w:w="1310"/>
           </w:tcPr>
           <w:p>
             <w:r/>
@@ -8751,7 +8751,7 @@
         </w:tc>
         <w:tc>
           <w:tcPr>
-            <w:tcW w:type="dxa" w:w="1446"/>
+            <w:tcW w:type="dxa" w:w="4382"/>
           </w:tcPr>
           <w:p>
             <w:r/>
@@ -8771,7 +8771,7 @@
         </w:trPr>
         <w:tc>
           <w:tcPr>
-            <w:tcW w:type="dxa" w:w="4241"/>
+            <w:tcW w:type="dxa" w:w="1310"/>
           </w:tcPr>
           <w:p>
             <w:r/>
@@ -8852,7 +8852,7 @@
         </w:tc>
         <w:tc>
           <w:tcPr>
-            <w:tcW w:type="dxa" w:w="1446"/>
+            <w:tcW w:type="dxa" w:w="4382"/>
           </w:tcPr>
           <w:p>
             <w:r/>
@@ -8872,7 +8872,7 @@
         </w:trPr>
         <w:tc>
           <w:tcPr>
-            <w:tcW w:type="dxa" w:w="4241"/>
+            <w:tcW w:type="dxa" w:w="1310"/>
           </w:tcPr>
           <w:p>
             <w:r/>
@@ -8953,7 +8953,7 @@
         </w:tc>
         <w:tc>
           <w:tcPr>
-            <w:tcW w:type="dxa" w:w="1446"/>
+            <w:tcW w:type="dxa" w:w="4382"/>
           </w:tcPr>
           <w:p>
             <w:r/>
@@ -8973,7 +8973,7 @@
         </w:trPr>
         <w:tc>
           <w:tcPr>
-            <w:tcW w:type="dxa" w:w="4241"/>
+            <w:tcW w:type="dxa" w:w="1310"/>
           </w:tcPr>
           <w:p>
             <w:r/>
@@ -9054,7 +9054,7 @@
         </w:tc>
         <w:tc>
           <w:tcPr>
-            <w:tcW w:type="dxa" w:w="1446"/>
+            <w:tcW w:type="dxa" w:w="4382"/>
           </w:tcPr>
           <w:p>
             <w:r/>
@@ -9074,7 +9074,7 @@
         </w:trPr>
         <w:tc>
           <w:tcPr>
-            <w:tcW w:type="dxa" w:w="4241"/>
+            <w:tcW w:type="dxa" w:w="1310"/>
           </w:tcPr>
           <w:p>
             <w:r/>
@@ -9155,7 +9155,7 @@
         </w:tc>
         <w:tc>
           <w:tcPr>
-            <w:tcW w:type="dxa" w:w="1446"/>
+            <w:tcW w:type="dxa" w:w="4382"/>
           </w:tcPr>
           <w:p>
             <w:r/>
@@ -9201,12 +9201,12 @@
         <w:tblLayout w:type="fixed"/>
       </w:tblPr>
       <w:tblGrid>
-        <w:gridCol w:w="3924"/>
+        <w:gridCol w:w="1219"/>
         <w:gridCol w:w="930"/>
         <w:gridCol w:w="635"/>
         <w:gridCol w:w="1128"/>
         <w:gridCol w:w="635"/>
-        <w:gridCol w:w="2166"/>
+        <w:gridCol w:w="4871"/>
       </w:tblGrid>
       <w:tr>
         <w:trPr>
@@ -9214,7 +9214,7 @@
         </w:trPr>
         <w:tc>
           <w:tcPr>
-            <w:tcW w:type="dxa" w:w="3923"/>
+            <w:tcW w:type="dxa" w:w="1219"/>
           </w:tcPr>
           <w:p>
             <w:r/>
@@ -9294,7 +9294,7 @@
         </w:tc>
         <w:tc>
           <w:tcPr>
-            <w:tcW w:type="dxa" w:w="2166"/>
+            <w:tcW w:type="dxa" w:w="4870"/>
           </w:tcPr>
           <w:p>
             <w:r/>
@@ -9315,7 +9315,7 @@
         </w:trPr>
         <w:tc>
           <w:tcPr>
-            <w:tcW w:type="dxa" w:w="3923"/>
+            <w:tcW w:type="dxa" w:w="1219"/>
           </w:tcPr>
           <w:p>
             <w:r/>
@@ -9396,7 +9396,7 @@
         </w:tc>
         <w:tc>
           <w:tcPr>
-            <w:tcW w:type="dxa" w:w="2166"/>
+            <w:tcW w:type="dxa" w:w="4870"/>
           </w:tcPr>
           <w:p>
             <w:r/>
@@ -9416,7 +9416,7 @@
         </w:trPr>
         <w:tc>
           <w:tcPr>
-            <w:tcW w:type="dxa" w:w="3923"/>
+            <w:tcW w:type="dxa" w:w="1219"/>
           </w:tcPr>
           <w:p>
             <w:r/>
@@ -9497,7 +9497,7 @@
         </w:tc>
         <w:tc>
           <w:tcPr>
-            <w:tcW w:type="dxa" w:w="2166"/>
+            <w:tcW w:type="dxa" w:w="4870"/>
           </w:tcPr>
           <w:p>
             <w:r/>
@@ -9517,7 +9517,7 @@
         </w:trPr>
         <w:tc>
           <w:tcPr>
-            <w:tcW w:type="dxa" w:w="3923"/>
+            <w:tcW w:type="dxa" w:w="1219"/>
           </w:tcPr>
           <w:p>
             <w:r/>
@@ -9598,7 +9598,7 @@
         </w:tc>
         <w:tc>
           <w:tcPr>
-            <w:tcW w:type="dxa" w:w="2166"/>
+            <w:tcW w:type="dxa" w:w="4870"/>
           </w:tcPr>
           <w:p>
             <w:r/>
@@ -9618,7 +9618,7 @@
         </w:trPr>
         <w:tc>
           <w:tcPr>
-            <w:tcW w:type="dxa" w:w="3923"/>
+            <w:tcW w:type="dxa" w:w="1219"/>
           </w:tcPr>
           <w:p>
             <w:r/>
@@ -9699,7 +9699,7 @@
         </w:tc>
         <w:tc>
           <w:tcPr>
-            <w:tcW w:type="dxa" w:w="2166"/>
+            <w:tcW w:type="dxa" w:w="4870"/>
           </w:tcPr>
           <w:p>
             <w:r/>
@@ -9719,7 +9719,7 @@
         </w:trPr>
         <w:tc>
           <w:tcPr>
-            <w:tcW w:type="dxa" w:w="3923"/>
+            <w:tcW w:type="dxa" w:w="1219"/>
           </w:tcPr>
           <w:p>
             <w:r/>
@@ -9800,7 +9800,7 @@
         </w:tc>
         <w:tc>
           <w:tcPr>
-            <w:tcW w:type="dxa" w:w="2166"/>
+            <w:tcW w:type="dxa" w:w="4870"/>
           </w:tcPr>
           <w:p>
             <w:r/>
@@ -9820,7 +9820,7 @@
         </w:trPr>
         <w:tc>
           <w:tcPr>
-            <w:tcW w:type="dxa" w:w="3923"/>
+            <w:tcW w:type="dxa" w:w="1219"/>
           </w:tcPr>
           <w:p>
             <w:r/>
@@ -9901,7 +9901,7 @@
         </w:tc>
         <w:tc>
           <w:tcPr>
-            <w:tcW w:type="dxa" w:w="2166"/>
+            <w:tcW w:type="dxa" w:w="4870"/>
           </w:tcPr>
           <w:p>
             <w:r/>
@@ -9921,7 +9921,7 @@
         </w:trPr>
         <w:tc>
           <w:tcPr>
-            <w:tcW w:type="dxa" w:w="3923"/>
+            <w:tcW w:type="dxa" w:w="1219"/>
           </w:tcPr>
           <w:p>
             <w:r/>
@@ -10002,7 +10002,7 @@
         </w:tc>
         <w:tc>
           <w:tcPr>
-            <w:tcW w:type="dxa" w:w="2166"/>
+            <w:tcW w:type="dxa" w:w="4870"/>
           </w:tcPr>
           <w:p>
             <w:r/>
@@ -10022,7 +10022,7 @@
         </w:trPr>
         <w:tc>
           <w:tcPr>
-            <w:tcW w:type="dxa" w:w="3923"/>
+            <w:tcW w:type="dxa" w:w="1219"/>
           </w:tcPr>
           <w:p>
             <w:r/>
@@ -10103,7 +10103,7 @@
         </w:tc>
         <w:tc>
           <w:tcPr>
-            <w:tcW w:type="dxa" w:w="2166"/>
+            <w:tcW w:type="dxa" w:w="4870"/>
           </w:tcPr>
           <w:p>
             <w:r/>
@@ -10149,12 +10149,12 @@
         <w:tblLayout w:type="fixed"/>
       </w:tblPr>
       <w:tblGrid>
-        <w:gridCol w:w="3975"/>
+        <w:gridCol w:w="737"/>
         <w:gridCol w:w="879"/>
         <w:gridCol w:w="635"/>
         <w:gridCol w:w="1128"/>
         <w:gridCol w:w="635"/>
-        <w:gridCol w:w="2166"/>
+        <w:gridCol w:w="5404"/>
       </w:tblGrid>
       <w:tr>
         <w:trPr>
@@ -10162,7 +10162,7 @@
         </w:trPr>
         <w:tc>
           <w:tcPr>
-            <w:tcW w:type="dxa" w:w="3974"/>
+            <w:tcW w:type="dxa" w:w="737"/>
           </w:tcPr>
           <w:p>
             <w:r/>
@@ -10242,7 +10242,7 @@
         </w:tc>
         <w:tc>
           <w:tcPr>
-            <w:tcW w:type="dxa" w:w="2166"/>
+            <w:tcW w:type="dxa" w:w="5403"/>
           </w:tcPr>
           <w:p>
             <w:r/>
@@ -10263,7 +10263,7 @@
         </w:trPr>
         <w:tc>
           <w:tcPr>
-            <w:tcW w:type="dxa" w:w="3974"/>
+            <w:tcW w:type="dxa" w:w="737"/>
           </w:tcPr>
           <w:p>
             <w:r/>
@@ -10344,7 +10344,7 @@
         </w:tc>
         <w:tc>
           <w:tcPr>
-            <w:tcW w:type="dxa" w:w="2166"/>
+            <w:tcW w:type="dxa" w:w="5403"/>
           </w:tcPr>
           <w:p>
             <w:r/>
@@ -10364,7 +10364,7 @@
         </w:trPr>
         <w:tc>
           <w:tcPr>
-            <w:tcW w:type="dxa" w:w="3974"/>
+            <w:tcW w:type="dxa" w:w="737"/>
           </w:tcPr>
           <w:p>
             <w:r/>
@@ -10445,7 +10445,7 @@
         </w:tc>
         <w:tc>
           <w:tcPr>
-            <w:tcW w:type="dxa" w:w="2166"/>
+            <w:tcW w:type="dxa" w:w="5403"/>
           </w:tcPr>
           <w:p>
             <w:r/>
@@ -10465,7 +10465,7 @@
         </w:trPr>
         <w:tc>
           <w:tcPr>
-            <w:tcW w:type="dxa" w:w="3974"/>
+            <w:tcW w:type="dxa" w:w="737"/>
           </w:tcPr>
           <w:p>
             <w:r/>
@@ -10546,7 +10546,7 @@
         </w:tc>
         <w:tc>
           <w:tcPr>
-            <w:tcW w:type="dxa" w:w="2166"/>
+            <w:tcW w:type="dxa" w:w="5403"/>
           </w:tcPr>
           <w:p>
             <w:r/>
@@ -10566,7 +10566,7 @@
         </w:trPr>
         <w:tc>
           <w:tcPr>
-            <w:tcW w:type="dxa" w:w="3974"/>
+            <w:tcW w:type="dxa" w:w="737"/>
           </w:tcPr>
           <w:p>
             <w:r/>
@@ -10647,7 +10647,7 @@
         </w:tc>
         <w:tc>
           <w:tcPr>
-            <w:tcW w:type="dxa" w:w="2166"/>
+            <w:tcW w:type="dxa" w:w="5403"/>
           </w:tcPr>
           <w:p>
             <w:r/>
@@ -10667,7 +10667,7 @@
         </w:trPr>
         <w:tc>
           <w:tcPr>
-            <w:tcW w:type="dxa" w:w="3974"/>
+            <w:tcW w:type="dxa" w:w="737"/>
           </w:tcPr>
           <w:p>
             <w:r/>
@@ -10748,7 +10748,7 @@
         </w:tc>
         <w:tc>
           <w:tcPr>
-            <w:tcW w:type="dxa" w:w="2166"/>
+            <w:tcW w:type="dxa" w:w="5403"/>
           </w:tcPr>
           <w:p>
             <w:r/>
@@ -10794,12 +10794,12 @@
         <w:tblLayout w:type="fixed"/>
       </w:tblPr>
       <w:tblGrid>
-        <w:gridCol w:w="3924"/>
+        <w:gridCol w:w="856"/>
         <w:gridCol w:w="930"/>
         <w:gridCol w:w="635"/>
         <w:gridCol w:w="1128"/>
         <w:gridCol w:w="635"/>
-        <w:gridCol w:w="2166"/>
+        <w:gridCol w:w="5233"/>
       </w:tblGrid>
       <w:tr>
         <w:trPr>
@@ -10807,7 +10807,7 @@
         </w:trPr>
         <w:tc>
           <w:tcPr>
-            <w:tcW w:type="dxa" w:w="3923"/>
+            <w:tcW w:type="dxa" w:w="856"/>
           </w:tcPr>
           <w:p>
             <w:r/>
@@ -10887,7 +10887,7 @@
         </w:tc>
         <w:tc>
           <w:tcPr>
-            <w:tcW w:type="dxa" w:w="2166"/>
+            <w:tcW w:type="dxa" w:w="5233"/>
           </w:tcPr>
           <w:p>
             <w:r/>
@@ -10908,7 +10908,7 @@
         </w:trPr>
         <w:tc>
           <w:tcPr>
-            <w:tcW w:type="dxa" w:w="3923"/>
+            <w:tcW w:type="dxa" w:w="856"/>
           </w:tcPr>
           <w:p>
             <w:r/>
@@ -10989,7 +10989,7 @@
         </w:tc>
         <w:tc>
           <w:tcPr>
-            <w:tcW w:type="dxa" w:w="2166"/>
+            <w:tcW w:type="dxa" w:w="5233"/>
           </w:tcPr>
           <w:p>
             <w:r/>
@@ -11009,7 +11009,7 @@
         </w:trPr>
         <w:tc>
           <w:tcPr>
-            <w:tcW w:type="dxa" w:w="3923"/>
+            <w:tcW w:type="dxa" w:w="856"/>
           </w:tcPr>
           <w:p>
             <w:r/>
@@ -11090,7 +11090,7 @@
         </w:tc>
         <w:tc>
           <w:tcPr>
-            <w:tcW w:type="dxa" w:w="2166"/>
+            <w:tcW w:type="dxa" w:w="5233"/>
           </w:tcPr>
           <w:p>
             <w:r/>
@@ -11110,7 +11110,7 @@
         </w:trPr>
         <w:tc>
           <w:tcPr>
-            <w:tcW w:type="dxa" w:w="3923"/>
+            <w:tcW w:type="dxa" w:w="856"/>
           </w:tcPr>
           <w:p>
             <w:r/>
@@ -11191,7 +11191,7 @@
         </w:tc>
         <w:tc>
           <w:tcPr>
-            <w:tcW w:type="dxa" w:w="2166"/>
+            <w:tcW w:type="dxa" w:w="5233"/>
           </w:tcPr>
           <w:p>
             <w:r/>
@@ -11211,7 +11211,7 @@
         </w:trPr>
         <w:tc>
           <w:tcPr>
-            <w:tcW w:type="dxa" w:w="3923"/>
+            <w:tcW w:type="dxa" w:w="856"/>
           </w:tcPr>
           <w:p>
             <w:r/>
@@ -11292,7 +11292,7 @@
         </w:tc>
         <w:tc>
           <w:tcPr>
-            <w:tcW w:type="dxa" w:w="2166"/>
+            <w:tcW w:type="dxa" w:w="5233"/>
           </w:tcPr>
           <w:p>
             <w:r/>
@@ -11312,7 +11312,7 @@
         </w:trPr>
         <w:tc>
           <w:tcPr>
-            <w:tcW w:type="dxa" w:w="3923"/>
+            <w:tcW w:type="dxa" w:w="856"/>
           </w:tcPr>
           <w:p>
             <w:r/>
@@ -11393,7 +11393,7 @@
         </w:tc>
         <w:tc>
           <w:tcPr>
-            <w:tcW w:type="dxa" w:w="2166"/>
+            <w:tcW w:type="dxa" w:w="5233"/>
           </w:tcPr>
           <w:p>
             <w:r/>
@@ -11413,7 +11413,7 @@
         </w:trPr>
         <w:tc>
           <w:tcPr>
-            <w:tcW w:type="dxa" w:w="3923"/>
+            <w:tcW w:type="dxa" w:w="856"/>
           </w:tcPr>
           <w:p>
             <w:r/>
@@ -11494,7 +11494,7 @@
         </w:tc>
         <w:tc>
           <w:tcPr>
-            <w:tcW w:type="dxa" w:w="2166"/>
+            <w:tcW w:type="dxa" w:w="5233"/>
           </w:tcPr>
           <w:p>
             <w:r/>
@@ -11514,7 +11514,7 @@
         </w:trPr>
         <w:tc>
           <w:tcPr>
-            <w:tcW w:type="dxa" w:w="3923"/>
+            <w:tcW w:type="dxa" w:w="856"/>
           </w:tcPr>
           <w:p>
             <w:r/>
@@ -11595,7 +11595,7 @@
         </w:tc>
         <w:tc>
           <w:tcPr>
-            <w:tcW w:type="dxa" w:w="2166"/>
+            <w:tcW w:type="dxa" w:w="5233"/>
           </w:tcPr>
           <w:p>
             <w:r/>
@@ -11615,7 +11615,7 @@
         </w:trPr>
         <w:tc>
           <w:tcPr>
-            <w:tcW w:type="dxa" w:w="3923"/>
+            <w:tcW w:type="dxa" w:w="856"/>
           </w:tcPr>
           <w:p>
             <w:r/>
@@ -11696,7 +11696,7 @@
         </w:tc>
         <w:tc>
           <w:tcPr>
-            <w:tcW w:type="dxa" w:w="2166"/>
+            <w:tcW w:type="dxa" w:w="5233"/>
           </w:tcPr>
           <w:p>
             <w:r/>
@@ -11716,7 +11716,7 @@
         </w:trPr>
         <w:tc>
           <w:tcPr>
-            <w:tcW w:type="dxa" w:w="3923"/>
+            <w:tcW w:type="dxa" w:w="856"/>
           </w:tcPr>
           <w:p>
             <w:r/>
@@ -11797,7 +11797,7 @@
         </w:tc>
         <w:tc>
           <w:tcPr>
-            <w:tcW w:type="dxa" w:w="2166"/>
+            <w:tcW w:type="dxa" w:w="5233"/>
           </w:tcPr>
           <w:p>
             <w:r/>
@@ -11817,7 +11817,7 @@
         </w:trPr>
         <w:tc>
           <w:tcPr>
-            <w:tcW w:type="dxa" w:w="3923"/>
+            <w:tcW w:type="dxa" w:w="856"/>
           </w:tcPr>
           <w:p>
             <w:r/>
@@ -11898,7 +11898,7 @@
         </w:tc>
         <w:tc>
           <w:tcPr>
-            <w:tcW w:type="dxa" w:w="2166"/>
+            <w:tcW w:type="dxa" w:w="5233"/>
           </w:tcPr>
           <w:p>
             <w:r/>
@@ -11918,7 +11918,7 @@
         </w:trPr>
         <w:tc>
           <w:tcPr>
-            <w:tcW w:type="dxa" w:w="3923"/>
+            <w:tcW w:type="dxa" w:w="856"/>
           </w:tcPr>
           <w:p>
             <w:r/>
@@ -11999,7 +11999,7 @@
         </w:tc>
         <w:tc>
           <w:tcPr>
-            <w:tcW w:type="dxa" w:w="2166"/>
+            <w:tcW w:type="dxa" w:w="5233"/>
           </w:tcPr>
           <w:p>
             <w:r/>
@@ -12019,7 +12019,7 @@
         </w:trPr>
         <w:tc>
           <w:tcPr>
-            <w:tcW w:type="dxa" w:w="3923"/>
+            <w:tcW w:type="dxa" w:w="856"/>
           </w:tcPr>
           <w:p>
             <w:r/>
@@ -12100,7 +12100,7 @@
         </w:tc>
         <w:tc>
           <w:tcPr>
-            <w:tcW w:type="dxa" w:w="2166"/>
+            <w:tcW w:type="dxa" w:w="5233"/>
           </w:tcPr>
           <w:p>
             <w:r/>
@@ -12120,7 +12120,7 @@
         </w:trPr>
         <w:tc>
           <w:tcPr>
-            <w:tcW w:type="dxa" w:w="3923"/>
+            <w:tcW w:type="dxa" w:w="856"/>
           </w:tcPr>
           <w:p>
             <w:r/>
@@ -12201,7 +12201,7 @@
         </w:tc>
         <w:tc>
           <w:tcPr>
-            <w:tcW w:type="dxa" w:w="2166"/>
+            <w:tcW w:type="dxa" w:w="5233"/>
           </w:tcPr>
           <w:p>
             <w:r/>
@@ -12221,7 +12221,7 @@
         </w:trPr>
         <w:tc>
           <w:tcPr>
-            <w:tcW w:type="dxa" w:w="3923"/>
+            <w:tcW w:type="dxa" w:w="856"/>
           </w:tcPr>
           <w:p>
             <w:r/>
@@ -12302,7 +12302,7 @@
         </w:tc>
         <w:tc>
           <w:tcPr>
-            <w:tcW w:type="dxa" w:w="2166"/>
+            <w:tcW w:type="dxa" w:w="5233"/>
           </w:tcPr>
           <w:p>
             <w:r/>
@@ -12348,12 +12348,12 @@
         <w:tblLayout w:type="fixed"/>
       </w:tblPr>
       <w:tblGrid>
-        <w:gridCol w:w="3929"/>
+        <w:gridCol w:w="1310"/>
         <w:gridCol w:w="879"/>
         <w:gridCol w:w="675"/>
         <w:gridCol w:w="1128"/>
         <w:gridCol w:w="635"/>
-        <w:gridCol w:w="2166"/>
+        <w:gridCol w:w="4791"/>
       </w:tblGrid>
       <w:tr>
         <w:trPr>
@@ -12361,7 +12361,7 @@
         </w:trPr>
         <w:tc>
           <w:tcPr>
-            <w:tcW w:type="dxa" w:w="3929"/>
+            <w:tcW w:type="dxa" w:w="1310"/>
           </w:tcPr>
           <w:p>
             <w:r/>
@@ -12441,7 +12441,7 @@
         </w:tc>
         <w:tc>
           <w:tcPr>
-            <w:tcW w:type="dxa" w:w="2166"/>
+            <w:tcW w:type="dxa" w:w="4791"/>
           </w:tcPr>
           <w:p>
             <w:r/>
@@ -12462,7 +12462,7 @@
         </w:trPr>
         <w:tc>
           <w:tcPr>
-            <w:tcW w:type="dxa" w:w="3929"/>
+            <w:tcW w:type="dxa" w:w="1310"/>
           </w:tcPr>
           <w:p>
             <w:r/>
@@ -12543,7 +12543,7 @@
         </w:tc>
         <w:tc>
           <w:tcPr>
-            <w:tcW w:type="dxa" w:w="2166"/>
+            <w:tcW w:type="dxa" w:w="4791"/>
           </w:tcPr>
           <w:p>
             <w:r/>
@@ -12563,7 +12563,7 @@
         </w:trPr>
         <w:tc>
           <w:tcPr>
-            <w:tcW w:type="dxa" w:w="3929"/>
+            <w:tcW w:type="dxa" w:w="1310"/>
           </w:tcPr>
           <w:p>
             <w:r/>
@@ -12644,7 +12644,7 @@
         </w:tc>
         <w:tc>
           <w:tcPr>
-            <w:tcW w:type="dxa" w:w="2166"/>
+            <w:tcW w:type="dxa" w:w="4791"/>
           </w:tcPr>
           <w:p>
             <w:r/>
@@ -12664,7 +12664,7 @@
         </w:trPr>
         <w:tc>
           <w:tcPr>
-            <w:tcW w:type="dxa" w:w="3929"/>
+            <w:tcW w:type="dxa" w:w="1310"/>
           </w:tcPr>
           <w:p>
             <w:r/>
@@ -12745,7 +12745,7 @@
         </w:tc>
         <w:tc>
           <w:tcPr>
-            <w:tcW w:type="dxa" w:w="2166"/>
+            <w:tcW w:type="dxa" w:w="4791"/>
           </w:tcPr>
           <w:p>
             <w:r/>
@@ -12765,7 +12765,7 @@
         </w:trPr>
         <w:tc>
           <w:tcPr>
-            <w:tcW w:type="dxa" w:w="3929"/>
+            <w:tcW w:type="dxa" w:w="1310"/>
           </w:tcPr>
           <w:p>
             <w:r/>
@@ -12846,7 +12846,7 @@
         </w:tc>
         <w:tc>
           <w:tcPr>
-            <w:tcW w:type="dxa" w:w="2166"/>
+            <w:tcW w:type="dxa" w:w="4791"/>
           </w:tcPr>
           <w:p>
             <w:r/>
@@ -12866,7 +12866,7 @@
         </w:trPr>
         <w:tc>
           <w:tcPr>
-            <w:tcW w:type="dxa" w:w="3929"/>
+            <w:tcW w:type="dxa" w:w="1310"/>
           </w:tcPr>
           <w:p>
             <w:r/>
@@ -12947,7 +12947,7 @@
         </w:tc>
         <w:tc>
           <w:tcPr>
-            <w:tcW w:type="dxa" w:w="2166"/>
+            <w:tcW w:type="dxa" w:w="4791"/>
           </w:tcPr>
           <w:p>
             <w:r/>
@@ -12967,7 +12967,7 @@
         </w:trPr>
         <w:tc>
           <w:tcPr>
-            <w:tcW w:type="dxa" w:w="3929"/>
+            <w:tcW w:type="dxa" w:w="1310"/>
           </w:tcPr>
           <w:p>
             <w:r/>
@@ -13048,7 +13048,7 @@
         </w:tc>
         <w:tc>
           <w:tcPr>
-            <w:tcW w:type="dxa" w:w="2166"/>
+            <w:tcW w:type="dxa" w:w="4791"/>
           </w:tcPr>
           <w:p>
             <w:r/>
@@ -13068,7 +13068,7 @@
         </w:trPr>
         <w:tc>
           <w:tcPr>
-            <w:tcW w:type="dxa" w:w="3929"/>
+            <w:tcW w:type="dxa" w:w="1310"/>
           </w:tcPr>
           <w:p>
             <w:r/>
@@ -13149,7 +13149,7 @@
         </w:tc>
         <w:tc>
           <w:tcPr>
-            <w:tcW w:type="dxa" w:w="2166"/>
+            <w:tcW w:type="dxa" w:w="4791"/>
           </w:tcPr>
           <w:p>
             <w:r/>
@@ -13169,7 +13169,7 @@
         </w:trPr>
         <w:tc>
           <w:tcPr>
-            <w:tcW w:type="dxa" w:w="3929"/>
+            <w:tcW w:type="dxa" w:w="1310"/>
           </w:tcPr>
           <w:p>
             <w:r/>
@@ -13250,7 +13250,7 @@
         </w:tc>
         <w:tc>
           <w:tcPr>
-            <w:tcW w:type="dxa" w:w="2166"/>
+            <w:tcW w:type="dxa" w:w="4791"/>
           </w:tcPr>
           <w:p>
             <w:r/>
@@ -13270,7 +13270,7 @@
         </w:trPr>
         <w:tc>
           <w:tcPr>
-            <w:tcW w:type="dxa" w:w="3929"/>
+            <w:tcW w:type="dxa" w:w="1310"/>
           </w:tcPr>
           <w:p>
             <w:r/>
@@ -13351,7 +13351,7 @@
         </w:tc>
         <w:tc>
           <w:tcPr>
-            <w:tcW w:type="dxa" w:w="2166"/>
+            <w:tcW w:type="dxa" w:w="4791"/>
           </w:tcPr>
           <w:p>
             <w:r/>
@@ -13371,7 +13371,7 @@
         </w:trPr>
         <w:tc>
           <w:tcPr>
-            <w:tcW w:type="dxa" w:w="3929"/>
+            <w:tcW w:type="dxa" w:w="1310"/>
           </w:tcPr>
           <w:p>
             <w:r/>
@@ -13452,7 +13452,7 @@
         </w:tc>
         <w:tc>
           <w:tcPr>
-            <w:tcW w:type="dxa" w:w="2166"/>
+            <w:tcW w:type="dxa" w:w="4791"/>
           </w:tcPr>
           <w:p>
             <w:r/>
@@ -13472,7 +13472,7 @@
         </w:trPr>
         <w:tc>
           <w:tcPr>
-            <w:tcW w:type="dxa" w:w="3929"/>
+            <w:tcW w:type="dxa" w:w="1310"/>
           </w:tcPr>
           <w:p>
             <w:r/>
@@ -13553,7 +13553,7 @@
         </w:tc>
         <w:tc>
           <w:tcPr>
-            <w:tcW w:type="dxa" w:w="2166"/>
+            <w:tcW w:type="dxa" w:w="4791"/>
           </w:tcPr>
           <w:p>
             <w:r/>
@@ -13573,7 +13573,7 @@
         </w:trPr>
         <w:tc>
           <w:tcPr>
-            <w:tcW w:type="dxa" w:w="3929"/>
+            <w:tcW w:type="dxa" w:w="1310"/>
           </w:tcPr>
           <w:p>
             <w:r/>
@@ -13654,7 +13654,7 @@
         </w:tc>
         <w:tc>
           <w:tcPr>
-            <w:tcW w:type="dxa" w:w="2166"/>
+            <w:tcW w:type="dxa" w:w="4791"/>
           </w:tcPr>
           <w:p>
             <w:r/>
@@ -13674,7 +13674,7 @@
         </w:trPr>
         <w:tc>
           <w:tcPr>
-            <w:tcW w:type="dxa" w:w="3929"/>
+            <w:tcW w:type="dxa" w:w="1310"/>
           </w:tcPr>
           <w:p>
             <w:r/>
@@ -13755,7 +13755,7 @@
         </w:tc>
         <w:tc>
           <w:tcPr>
-            <w:tcW w:type="dxa" w:w="2166"/>
+            <w:tcW w:type="dxa" w:w="4791"/>
           </w:tcPr>
           <w:p>
             <w:r/>
@@ -13775,7 +13775,7 @@
         </w:trPr>
         <w:tc>
           <w:tcPr>
-            <w:tcW w:type="dxa" w:w="3929"/>
+            <w:tcW w:type="dxa" w:w="1310"/>
           </w:tcPr>
           <w:p>
             <w:r/>
@@ -13856,7 +13856,7 @@
         </w:tc>
         <w:tc>
           <w:tcPr>
-            <w:tcW w:type="dxa" w:w="2166"/>
+            <w:tcW w:type="dxa" w:w="4791"/>
           </w:tcPr>
           <w:p>
             <w:r/>
@@ -13902,12 +13902,12 @@
         <w:tblLayout w:type="fixed"/>
       </w:tblPr>
       <w:tblGrid>
-        <w:gridCol w:w="4389"/>
+        <w:gridCol w:w="1219"/>
         <w:gridCol w:w="777"/>
         <w:gridCol w:w="1038"/>
         <w:gridCol w:w="1128"/>
         <w:gridCol w:w="635"/>
-        <w:gridCol w:w="1446"/>
+        <w:gridCol w:w="4621"/>
       </w:tblGrid>
       <w:tr>
         <w:trPr>
@@ -13915,7 +13915,7 @@
         </w:trPr>
         <w:tc>
           <w:tcPr>
-            <w:tcW w:type="dxa" w:w="4388"/>
+            <w:tcW w:type="dxa" w:w="1219"/>
           </w:tcPr>
           <w:p>
             <w:r/>
@@ -13995,7 +13995,7 @@
         </w:tc>
         <w:tc>
           <w:tcPr>
-            <w:tcW w:type="dxa" w:w="1446"/>
+            <w:tcW w:type="dxa" w:w="4620"/>
           </w:tcPr>
           <w:p>
             <w:r/>
@@ -14016,7 +14016,7 @@
         </w:trPr>
         <w:tc>
           <w:tcPr>
-            <w:tcW w:type="dxa" w:w="4388"/>
+            <w:tcW w:type="dxa" w:w="1219"/>
           </w:tcPr>
           <w:p>
             <w:r/>
@@ -14097,7 +14097,7 @@
         </w:tc>
         <w:tc>
           <w:tcPr>
-            <w:tcW w:type="dxa" w:w="1446"/>
+            <w:tcW w:type="dxa" w:w="4620"/>
           </w:tcPr>
           <w:p>
             <w:r/>
@@ -14117,7 +14117,7 @@
         </w:trPr>
         <w:tc>
           <w:tcPr>
-            <w:tcW w:type="dxa" w:w="4388"/>
+            <w:tcW w:type="dxa" w:w="1219"/>
           </w:tcPr>
           <w:p>
             <w:r/>
@@ -14198,7 +14198,7 @@
         </w:tc>
         <w:tc>
           <w:tcPr>
-            <w:tcW w:type="dxa" w:w="1446"/>
+            <w:tcW w:type="dxa" w:w="4620"/>
           </w:tcPr>
           <w:p>
             <w:r/>
@@ -14244,8 +14244,8 @@
         <w:tblLayout w:type="fixed"/>
       </w:tblPr>
       <w:tblGrid>
-        <w:gridCol w:w="6237"/>
-        <w:gridCol w:w="1554"/>
+        <w:gridCol w:w="1871"/>
+        <w:gridCol w:w="5919"/>
         <w:gridCol w:w="1508"/>
       </w:tblGrid>
       <w:tr>
@@ -14254,7 +14254,7 @@
         </w:trPr>
         <w:tc>
           <w:tcPr>
-            <w:tcW w:type="dxa" w:w="6236"/>
+            <w:tcW w:type="dxa" w:w="1871"/>
           </w:tcPr>
           <w:p>
             <w:r/>
@@ -14270,7 +14270,7 @@
         </w:tc>
         <w:tc>
           <w:tcPr>
-            <w:tcW w:type="dxa" w:w="1553"/>
+            <w:tcW w:type="dxa" w:w="5919"/>
           </w:tcPr>
           <w:p>
             <w:r/>
@@ -14307,7 +14307,7 @@
         </w:trPr>
         <w:tc>
           <w:tcPr>
-            <w:tcW w:type="dxa" w:w="6236"/>
+            <w:tcW w:type="dxa" w:w="1871"/>
           </w:tcPr>
           <w:p>
             <w:r/>
@@ -14322,7 +14322,7 @@
         </w:tc>
         <w:tc>
           <w:tcPr>
-            <w:tcW w:type="dxa" w:w="1553"/>
+            <w:tcW w:type="dxa" w:w="5919"/>
           </w:tcPr>
           <w:p>
             <w:r/>
@@ -14357,7 +14357,7 @@
         </w:trPr>
         <w:tc>
           <w:tcPr>
-            <w:tcW w:type="dxa" w:w="6236"/>
+            <w:tcW w:type="dxa" w:w="1871"/>
           </w:tcPr>
           <w:p>
             <w:r/>
@@ -14372,7 +14372,7 @@
         </w:tc>
         <w:tc>
           <w:tcPr>
-            <w:tcW w:type="dxa" w:w="1553"/>
+            <w:tcW w:type="dxa" w:w="5919"/>
           </w:tcPr>
           <w:p>
             <w:r/>
@@ -14407,7 +14407,7 @@
         </w:trPr>
         <w:tc>
           <w:tcPr>
-            <w:tcW w:type="dxa" w:w="6236"/>
+            <w:tcW w:type="dxa" w:w="1871"/>
           </w:tcPr>
           <w:p>
             <w:r/>
@@ -14422,7 +14422,7 @@
         </w:tc>
         <w:tc>
           <w:tcPr>
-            <w:tcW w:type="dxa" w:w="1553"/>
+            <w:tcW w:type="dxa" w:w="5919"/>
           </w:tcPr>
           <w:p>
             <w:r/>
@@ -14457,7 +14457,7 @@
         </w:trPr>
         <w:tc>
           <w:tcPr>
-            <w:tcW w:type="dxa" w:w="6236"/>
+            <w:tcW w:type="dxa" w:w="1871"/>
           </w:tcPr>
           <w:p>
             <w:r/>
@@ -14472,7 +14472,7 @@
         </w:tc>
         <w:tc>
           <w:tcPr>
-            <w:tcW w:type="dxa" w:w="1553"/>
+            <w:tcW w:type="dxa" w:w="5919"/>
           </w:tcPr>
           <w:p>
             <w:r/>
@@ -14507,7 +14507,7 @@
         </w:trPr>
         <w:tc>
           <w:tcPr>
-            <w:tcW w:type="dxa" w:w="6236"/>
+            <w:tcW w:type="dxa" w:w="1871"/>
           </w:tcPr>
           <w:p>
             <w:r/>
@@ -14522,7 +14522,7 @@
         </w:tc>
         <w:tc>
           <w:tcPr>
-            <w:tcW w:type="dxa" w:w="1553"/>
+            <w:tcW w:type="dxa" w:w="5919"/>
           </w:tcPr>
           <w:p>
             <w:r/>
@@ -14557,7 +14557,7 @@
         </w:trPr>
         <w:tc>
           <w:tcPr>
-            <w:tcW w:type="dxa" w:w="6236"/>
+            <w:tcW w:type="dxa" w:w="1871"/>
           </w:tcPr>
           <w:p>
             <w:r/>
@@ -14572,7 +14572,7 @@
         </w:tc>
         <w:tc>
           <w:tcPr>
-            <w:tcW w:type="dxa" w:w="1553"/>
+            <w:tcW w:type="dxa" w:w="5919"/>
           </w:tcPr>
           <w:p>
             <w:r/>
@@ -14607,7 +14607,7 @@
         </w:trPr>
         <w:tc>
           <w:tcPr>
-            <w:tcW w:type="dxa" w:w="6236"/>
+            <w:tcW w:type="dxa" w:w="1871"/>
           </w:tcPr>
           <w:p>
             <w:r/>
@@ -14622,7 +14622,7 @@
         </w:tc>
         <w:tc>
           <w:tcPr>
-            <w:tcW w:type="dxa" w:w="1553"/>
+            <w:tcW w:type="dxa" w:w="5919"/>
           </w:tcPr>
           <w:p>
             <w:r/>
@@ -14657,7 +14657,7 @@
         </w:trPr>
         <w:tc>
           <w:tcPr>
-            <w:tcW w:type="dxa" w:w="6236"/>
+            <w:tcW w:type="dxa" w:w="1871"/>
           </w:tcPr>
           <w:p>
             <w:r/>
@@ -14672,7 +14672,7 @@
         </w:tc>
         <w:tc>
           <w:tcPr>
-            <w:tcW w:type="dxa" w:w="1553"/>
+            <w:tcW w:type="dxa" w:w="5919"/>
           </w:tcPr>
           <w:p>
             <w:r/>
@@ -14707,7 +14707,7 @@
         </w:trPr>
         <w:tc>
           <w:tcPr>
-            <w:tcW w:type="dxa" w:w="6236"/>
+            <w:tcW w:type="dxa" w:w="1871"/>
           </w:tcPr>
           <w:p>
             <w:r/>
@@ -14722,7 +14722,7 @@
         </w:tc>
         <w:tc>
           <w:tcPr>
-            <w:tcW w:type="dxa" w:w="1553"/>
+            <w:tcW w:type="dxa" w:w="5919"/>
           </w:tcPr>
           <w:p>
             <w:r/>
@@ -14783,8 +14783,8 @@
         <w:tblLayout w:type="fixed"/>
       </w:tblPr>
       <w:tblGrid>
-        <w:gridCol w:w="7745"/>
-        <w:gridCol w:w="1554"/>
+        <w:gridCol w:w="1247"/>
+        <w:gridCol w:w="8051"/>
       </w:tblGrid>
       <w:tr>
         <w:trPr>
@@ -14792,7 +14792,7 @@
         </w:trPr>
         <w:tc>
           <w:tcPr>
-            <w:tcW w:type="dxa" w:w="7744"/>
+            <w:tcW w:type="dxa" w:w="1247"/>
           </w:tcPr>
           <w:p>
             <w:r/>
@@ -14808,7 +14808,7 @@
         </w:tc>
         <w:tc>
           <w:tcPr>
-            <w:tcW w:type="dxa" w:w="1553"/>
+            <w:tcW w:type="dxa" w:w="8050"/>
           </w:tcPr>
           <w:p>
             <w:r/>
@@ -14829,7 +14829,7 @@
         </w:trPr>
         <w:tc>
           <w:tcPr>
-            <w:tcW w:type="dxa" w:w="7744"/>
+            <w:tcW w:type="dxa" w:w="1247"/>
           </w:tcPr>
           <w:p>
             <w:r/>
@@ -14844,7 +14844,7 @@
         </w:tc>
         <w:tc>
           <w:tcPr>
-            <w:tcW w:type="dxa" w:w="1553"/>
+            <w:tcW w:type="dxa" w:w="8050"/>
           </w:tcPr>
           <w:p>
             <w:r/>
@@ -14864,7 +14864,7 @@
         </w:trPr>
         <w:tc>
           <w:tcPr>
-            <w:tcW w:type="dxa" w:w="7744"/>
+            <w:tcW w:type="dxa" w:w="1247"/>
           </w:tcPr>
           <w:p>
             <w:r/>
@@ -14879,7 +14879,7 @@
         </w:tc>
         <w:tc>
           <w:tcPr>
-            <w:tcW w:type="dxa" w:w="1553"/>
+            <w:tcW w:type="dxa" w:w="8050"/>
           </w:tcPr>
           <w:p>
             <w:r/>
@@ -14899,7 +14899,7 @@
         </w:trPr>
         <w:tc>
           <w:tcPr>
-            <w:tcW w:type="dxa" w:w="7744"/>
+            <w:tcW w:type="dxa" w:w="1247"/>
           </w:tcPr>
           <w:p>
             <w:r/>
@@ -14914,7 +14914,7 @@
         </w:tc>
         <w:tc>
           <w:tcPr>
-            <w:tcW w:type="dxa" w:w="1553"/>
+            <w:tcW w:type="dxa" w:w="8050"/>
           </w:tcPr>
           <w:p>
             <w:r/>
@@ -14934,7 +14934,7 @@
         </w:trPr>
         <w:tc>
           <w:tcPr>
-            <w:tcW w:type="dxa" w:w="7744"/>
+            <w:tcW w:type="dxa" w:w="1247"/>
           </w:tcPr>
           <w:p>
             <w:r/>
@@ -14949,7 +14949,7 @@
         </w:tc>
         <w:tc>
           <w:tcPr>
-            <w:tcW w:type="dxa" w:w="1553"/>
+            <w:tcW w:type="dxa" w:w="8050"/>
           </w:tcPr>
           <w:p>
             <w:r/>
@@ -14969,7 +14969,7 @@
         </w:trPr>
         <w:tc>
           <w:tcPr>
-            <w:tcW w:type="dxa" w:w="7744"/>
+            <w:tcW w:type="dxa" w:w="1247"/>
           </w:tcPr>
           <w:p>
             <w:r/>
@@ -14984,7 +14984,7 @@
         </w:tc>
         <w:tc>
           <w:tcPr>
-            <w:tcW w:type="dxa" w:w="1553"/>
+            <w:tcW w:type="dxa" w:w="8050"/>
           </w:tcPr>
           <w:p>
             <w:r/>
@@ -15030,10 +15030,10 @@
         <w:tblLayout w:type="fixed"/>
       </w:tblPr>
       <w:tblGrid>
-        <w:gridCol w:w="4683"/>
+        <w:gridCol w:w="1247"/>
         <w:gridCol w:w="1349"/>
         <w:gridCol w:w="1916"/>
-        <w:gridCol w:w="1349"/>
+        <w:gridCol w:w="4785"/>
       </w:tblGrid>
       <w:tr>
         <w:trPr>
@@ -15041,7 +15041,7 @@
         </w:trPr>
         <w:tc>
           <w:tcPr>
-            <w:tcW w:type="dxa" w:w="4683"/>
+            <w:tcW w:type="dxa" w:w="1247"/>
           </w:tcPr>
           <w:p>
             <w:r/>
@@ -15089,7 +15089,7 @@
         </w:tc>
         <w:tc>
           <w:tcPr>
-            <w:tcW w:type="dxa" w:w="1349"/>
+            <w:tcW w:type="dxa" w:w="4785"/>
           </w:tcPr>
           <w:p>
             <w:r/>
@@ -15110,7 +15110,7 @@
         </w:trPr>
         <w:tc>
           <w:tcPr>
-            <w:tcW w:type="dxa" w:w="4683"/>
+            <w:tcW w:type="dxa" w:w="1247"/>
           </w:tcPr>
           <w:p>
             <w:r/>
@@ -15155,7 +15155,7 @@
         </w:tc>
         <w:tc>
           <w:tcPr>
-            <w:tcW w:type="dxa" w:w="1349"/>
+            <w:tcW w:type="dxa" w:w="4785"/>
           </w:tcPr>
           <w:p>
             <w:r/>
@@ -15175,7 +15175,7 @@
         </w:trPr>
         <w:tc>
           <w:tcPr>
-            <w:tcW w:type="dxa" w:w="4683"/>
+            <w:tcW w:type="dxa" w:w="1247"/>
           </w:tcPr>
           <w:p>
             <w:r/>
@@ -15220,7 +15220,7 @@
         </w:tc>
         <w:tc>
           <w:tcPr>
-            <w:tcW w:type="dxa" w:w="1349"/>
+            <w:tcW w:type="dxa" w:w="4785"/>
           </w:tcPr>
           <w:p>
             <w:r/>
@@ -15240,7 +15240,7 @@
         </w:trPr>
         <w:tc>
           <w:tcPr>
-            <w:tcW w:type="dxa" w:w="4683"/>
+            <w:tcW w:type="dxa" w:w="1247"/>
           </w:tcPr>
           <w:p>
             <w:r/>
@@ -15285,7 +15285,7 @@
         </w:tc>
         <w:tc>
           <w:tcPr>
-            <w:tcW w:type="dxa" w:w="1349"/>
+            <w:tcW w:type="dxa" w:w="4785"/>
           </w:tcPr>
           <w:p>
             <w:r/>
@@ -15305,7 +15305,7 @@
         </w:trPr>
         <w:tc>
           <w:tcPr>
-            <w:tcW w:type="dxa" w:w="4683"/>
+            <w:tcW w:type="dxa" w:w="1247"/>
           </w:tcPr>
           <w:p>
             <w:r/>
@@ -15350,7 +15350,7 @@
         </w:tc>
         <w:tc>
           <w:tcPr>
-            <w:tcW w:type="dxa" w:w="1349"/>
+            <w:tcW w:type="dxa" w:w="4785"/>
           </w:tcPr>
           <w:p>
             <w:r/>
@@ -15396,8 +15396,8 @@
         <w:tblLayout w:type="fixed"/>
       </w:tblPr>
       <w:tblGrid>
+        <w:gridCol w:w="1656"/>
         <w:gridCol w:w="7643"/>
-        <w:gridCol w:w="1656"/>
       </w:tblGrid>
       <w:tr>
         <w:trPr>
@@ -15405,7 +15405,7 @@
         </w:trPr>
         <w:tc>
           <w:tcPr>
-            <w:tcW w:type="dxa" w:w="7642"/>
+            <w:tcW w:type="dxa" w:w="1655"/>
           </w:tcPr>
           <w:p>
             <w:r/>
@@ -15421,7 +15421,7 @@
         </w:tc>
         <w:tc>
           <w:tcPr>
-            <w:tcW w:type="dxa" w:w="1655"/>
+            <w:tcW w:type="dxa" w:w="7642"/>
           </w:tcPr>
           <w:p>
             <w:r/>
@@ -15442,22 +15442,22 @@
         </w:trPr>
         <w:tc>
           <w:tcPr>
+            <w:tcW w:type="dxa" w:w="1655"/>
+          </w:tcPr>
+          <w:p>
+            <w:r/>
+            <w:r>
+              <w:rPr>
+                <w:color w:val="1A1D21"/>
+                <w:sz w:val="17"/>
+              </w:rPr>
+              <w:t>Cash Flow Statement Detail</w:t>
+            </w:r>
+          </w:p>
+        </w:tc>
+        <w:tc>
+          <w:tcPr>
             <w:tcW w:type="dxa" w:w="7642"/>
-          </w:tcPr>
-          <w:p>
-            <w:r/>
-            <w:r>
-              <w:rPr>
-                <w:color w:val="1A1D21"/>
-                <w:sz w:val="17"/>
-              </w:rPr>
-              <w:t>Cash Flow Statement Detail</w:t>
-            </w:r>
-          </w:p>
-        </w:tc>
-        <w:tc>
-          <w:tcPr>
-            <w:tcW w:type="dxa" w:w="1655"/>
           </w:tcPr>
           <w:p>
             <w:r/>
@@ -15477,22 +15477,22 @@
         </w:trPr>
         <w:tc>
           <w:tcPr>
+            <w:tcW w:type="dxa" w:w="1655"/>
+          </w:tcPr>
+          <w:p>
+            <w:r/>
+            <w:r>
+              <w:rPr>
+                <w:color w:val="1A1D21"/>
+                <w:sz w:val="17"/>
+              </w:rPr>
+              <w:t>Fy2025 Results Release</w:t>
+            </w:r>
+          </w:p>
+        </w:tc>
+        <w:tc>
+          <w:tcPr>
             <w:tcW w:type="dxa" w:w="7642"/>
-          </w:tcPr>
-          <w:p>
-            <w:r/>
-            <w:r>
-              <w:rPr>
-                <w:color w:val="1A1D21"/>
-                <w:sz w:val="17"/>
-              </w:rPr>
-              <w:t>Fy2025 Results Release</w:t>
-            </w:r>
-          </w:p>
-        </w:tc>
-        <w:tc>
-          <w:tcPr>
-            <w:tcW w:type="dxa" w:w="1655"/>
           </w:tcPr>
           <w:p>
             <w:r/>
@@ -15512,22 +15512,22 @@
         </w:trPr>
         <w:tc>
           <w:tcPr>
+            <w:tcW w:type="dxa" w:w="1655"/>
+          </w:tcPr>
+          <w:p>
+            <w:r/>
+            <w:r>
+              <w:rPr>
+                <w:color w:val="1A1D21"/>
+                <w:sz w:val="17"/>
+              </w:rPr>
+              <w:t>H1 2026 Results</w:t>
+            </w:r>
+          </w:p>
+        </w:tc>
+        <w:tc>
+          <w:tcPr>
             <w:tcW w:type="dxa" w:w="7642"/>
-          </w:tcPr>
-          <w:p>
-            <w:r/>
-            <w:r>
-              <w:rPr>
-                <w:color w:val="1A1D21"/>
-                <w:sz w:val="17"/>
-              </w:rPr>
-              <w:t>H1 2026 Results</w:t>
-            </w:r>
-          </w:p>
-        </w:tc>
-        <w:tc>
-          <w:tcPr>
-            <w:tcW w:type="dxa" w:w="1655"/>
           </w:tcPr>
           <w:p>
             <w:r/>
@@ -15547,22 +15547,22 @@
         </w:trPr>
         <w:tc>
           <w:tcPr>
+            <w:tcW w:type="dxa" w:w="1655"/>
+          </w:tcPr>
+          <w:p>
+            <w:r/>
+            <w:r>
+              <w:rPr>
+                <w:color w:val="1A1D21"/>
+                <w:sz w:val="17"/>
+              </w:rPr>
+              <w:t>Securitisation Pricing</w:t>
+            </w:r>
+          </w:p>
+        </w:tc>
+        <w:tc>
+          <w:tcPr>
             <w:tcW w:type="dxa" w:w="7642"/>
-          </w:tcPr>
-          <w:p>
-            <w:r/>
-            <w:r>
-              <w:rPr>
-                <w:color w:val="1A1D21"/>
-                <w:sz w:val="17"/>
-              </w:rPr>
-              <w:t>Securitisation Pricing</w:t>
-            </w:r>
-          </w:p>
-        </w:tc>
-        <w:tc>
-          <w:tcPr>
-            <w:tcW w:type="dxa" w:w="1655"/>
           </w:tcPr>
           <w:p>
             <w:r/>
@@ -15582,22 +15582,22 @@
         </w:trPr>
         <w:tc>
           <w:tcPr>
+            <w:tcW w:type="dxa" w:w="1655"/>
+          </w:tcPr>
+          <w:p>
+            <w:r/>
+            <w:r>
+              <w:rPr>
+                <w:color w:val="1A1D21"/>
+                <w:sz w:val="17"/>
+              </w:rPr>
+              <w:t>Per Project Pricing</w:t>
+            </w:r>
+          </w:p>
+        </w:tc>
+        <w:tc>
+          <w:tcPr>
             <w:tcW w:type="dxa" w:w="7642"/>
-          </w:tcPr>
-          <w:p>
-            <w:r/>
-            <w:r>
-              <w:rPr>
-                <w:color w:val="1A1D21"/>
-                <w:sz w:val="17"/>
-              </w:rPr>
-              <w:t>Per Project Pricing</w:t>
-            </w:r>
-          </w:p>
-        </w:tc>
-        <w:tc>
-          <w:tcPr>
-            <w:tcW w:type="dxa" w:w="1655"/>
           </w:tcPr>
           <w:p>
             <w:r/>
@@ -15617,22 +15617,22 @@
         </w:trPr>
         <w:tc>
           <w:tcPr>
+            <w:tcW w:type="dxa" w:w="1655"/>
+          </w:tcPr>
+          <w:p>
+            <w:r/>
+            <w:r>
+              <w:rPr>
+                <w:color w:val="1A1D21"/>
+                <w:sz w:val="17"/>
+              </w:rPr>
+              <w:t>Backlog Cost To Complete</w:t>
+            </w:r>
+          </w:p>
+        </w:tc>
+        <w:tc>
+          <w:tcPr>
             <w:tcW w:type="dxa" w:w="7642"/>
-          </w:tcPr>
-          <w:p>
-            <w:r/>
-            <w:r>
-              <w:rPr>
-                <w:color w:val="1A1D21"/>
-                <w:sz w:val="17"/>
-              </w:rPr>
-              <w:t>Backlog Cost To Complete</w:t>
-            </w:r>
-          </w:p>
-        </w:tc>
-        <w:tc>
-          <w:tcPr>
-            <w:tcW w:type="dxa" w:w="1655"/>
           </w:tcPr>
           <w:p>
             <w:r/>
